--- a/output/tables/04.missing_table.docx
+++ b/output/tables/04.missing_table.docx
@@ -24,14 +24,14 @@
         </w:trPr>
         <w:tc>
           <w:tcPr>
-            <w:gridSpan w:val="10"/>
-            <w:tcBorders>
-              <w:bottom w:val="single" w:sz="4" w:space="0" w:color="AAAAAA"/>
-              <w:top w:val="single" w:sz="12" w:space="0" w:color="333333"/>
-              <w:left w:val="none" w:sz="0" w:space="0" w:color="000000"/>
-              <w:right w:val="none" w:sz="0" w:space="0" w:color="000000"/>
-            </w:tcBorders>
-            <w:shd w:val="clear" w:color="auto" w:fill="FFFFFF"/>
+            <w:gridSpan w:val="8"/>
+            <w:tcBorders>
+              <w:bottom w:val="none" w:sz="0" w:space="0" w:color="000000"/>
+              <w:top w:val="single" w:sz="12" w:space="0" w:color="1A3A5C"/>
+              <w:left w:val="single" w:sz="12" w:space="0" w:color="1A3A5C"/>
+              <w:right w:val="single" w:sz="12" w:space="0" w:color="1A3A5C"/>
+            </w:tcBorders>
+            <w:shd w:val="clear" w:color="auto" w:fill="2E6DA4"/>
             <w:tcMar>
               <w:top w:w="0" w:type="dxa"/>
               <w:bottom w:w="0" w:type="dxa"/>
@@ -53,26 +53,26 @@
               <w:spacing w:after="80" w:before="80" w:line="240"/>
               <w:ind w:left="80" w:right="80" w:firstLine="0" w:firstLineChars="0"/>
               <w:rPr>
-                <w:rFonts w:ascii="Times New Roman" w:hAnsi="Times New Roman" w:eastAsia="Times New Roman" w:cs="Times New Roman"/>
+                <w:rFonts w:ascii="Calibri" w:hAnsi="Calibri" w:eastAsia="Calibri" w:cs="Calibri"/>
                 <w:i w:val="true"/>
                 <w:b w:val="false"/>
                 <w:u w:val="none"/>
                 <w:strike w:val="false"/>
                 <w:sz w:val="22"/>
                 <w:szCs w:val="22"/>
-                <w:color w:val="2C2C2C"/>
-              </w:rPr>
-            </w:pPr>
-            <w:r>
-              <w:rPr>
-                <w:rFonts w:ascii="Times New Roman" w:hAnsi="Times New Roman" w:eastAsia="Times New Roman" w:cs="Times New Roman"/>
+                <w:color w:val="FFFFFF"/>
+              </w:rPr>
+            </w:pPr>
+            <w:r>
+              <w:rPr>
+                <w:rFonts w:ascii="Calibri" w:hAnsi="Calibri" w:eastAsia="Calibri" w:cs="Calibri"/>
                 <w:i w:val="true"/>
                 <w:b w:val="false"/>
                 <w:u w:val="none"/>
                 <w:strike w:val="false"/>
                 <w:sz w:val="22"/>
                 <w:szCs w:val="22"/>
-                <w:color w:val="2C2C2C"/>
+                <w:color w:val="FFFFFF"/>
               </w:rPr>
               <w:t xml:space="preserve">Table S1.2. Missing data summary</w:t>
             </w:r>
@@ -87,12 +87,12 @@
         <w:tc>
           <w:tcPr>
             <w:tcBorders>
-              <w:bottom w:val="single" w:sz="6" w:space="0" w:color="555555"/>
-              <w:top w:val="single" w:sz="4" w:space="0" w:color="AAAAAA"/>
-              <w:left w:val="none" w:sz="0" w:space="0" w:color="000000"/>
-              <w:right w:val="none" w:sz="0" w:space="0" w:color="000000"/>
-            </w:tcBorders>
-            <w:shd w:val="clear" w:color="auto" w:fill="FFFFFF"/>
+              <w:bottom w:val="single" w:sz="4" w:space="0" w:color="2E6DA4"/>
+              <w:top w:val="none" w:sz="0" w:space="0" w:color="000000"/>
+              <w:left w:val="single" w:sz="12" w:space="0" w:color="1A3A5C"/>
+              <w:right w:val="none" w:sz="0" w:space="0" w:color="000000"/>
+            </w:tcBorders>
+            <w:shd w:val="clear" w:color="auto" w:fill="1A3A5C"/>
             <w:tcMar>
               <w:top w:w="0" w:type="dxa"/>
               <w:bottom w:w="0" w:type="dxa"/>
@@ -114,26 +114,26 @@
               <w:spacing w:after="80" w:before="80" w:line="240"/>
               <w:ind w:left="80" w:right="80" w:firstLine="0" w:firstLineChars="0"/>
               <w:rPr>
-                <w:rFonts w:ascii="Times New Roman" w:hAnsi="Times New Roman" w:eastAsia="Times New Roman" w:cs="Times New Roman"/>
+                <w:rFonts w:ascii="Calibri" w:hAnsi="Calibri" w:eastAsia="Calibri" w:cs="Calibri"/>
                 <w:i w:val="false"/>
                 <w:b w:val="true"/>
                 <w:u w:val="none"/>
                 <w:strike w:val="false"/>
-                <w:sz w:val="20"/>
-                <w:szCs w:val="20"/>
-                <w:color w:val="000000"/>
-              </w:rPr>
-            </w:pPr>
-            <w:r>
-              <w:rPr>
-                <w:rFonts w:ascii="Times New Roman" w:hAnsi="Times New Roman" w:eastAsia="Times New Roman" w:cs="Times New Roman"/>
+                <w:sz w:val="19"/>
+                <w:szCs w:val="19"/>
+                <w:color w:val="FFFFFF"/>
+              </w:rPr>
+            </w:pPr>
+            <w:r>
+              <w:rPr>
+                <w:rFonts w:ascii="Calibri" w:hAnsi="Calibri" w:eastAsia="Calibri" w:cs="Calibri"/>
                 <w:i w:val="false"/>
                 <w:b w:val="true"/>
                 <w:u w:val="none"/>
                 <w:strike w:val="false"/>
-                <w:sz w:val="20"/>
-                <w:szCs w:val="20"/>
-                <w:color w:val="000000"/>
+                <w:sz w:val="19"/>
+                <w:szCs w:val="19"/>
+                <w:color w:val="FFFFFF"/>
               </w:rPr>
               <w:t xml:space="preserve"/>
             </w:r>
@@ -143,12 +143,12 @@
           <w:tcPr>
             <w:gridSpan w:val="2"/>
             <w:tcBorders>
-              <w:bottom w:val="single" w:sz="6" w:space="0" w:color="555555"/>
-              <w:top w:val="single" w:sz="4" w:space="0" w:color="AAAAAA"/>
-              <w:left w:val="none" w:sz="0" w:space="0" w:color="000000"/>
-              <w:right w:val="none" w:sz="0" w:space="0" w:color="000000"/>
-            </w:tcBorders>
-            <w:shd w:val="clear" w:color="auto" w:fill="D9EAD3"/>
+              <w:bottom w:val="single" w:sz="4" w:space="0" w:color="2E6DA4"/>
+              <w:top w:val="none" w:sz="0" w:space="0" w:color="000000"/>
+              <w:left w:val="none" w:sz="0" w:space="0" w:color="000000"/>
+              <w:right w:val="none" w:sz="0" w:space="0" w:color="000000"/>
+            </w:tcBorders>
+            <w:shd w:val="clear" w:color="auto" w:fill="1A3A5C"/>
             <w:tcMar>
               <w:top w:w="0" w:type="dxa"/>
               <w:bottom w:w="0" w:type="dxa"/>
@@ -170,26 +170,26 @@
               <w:spacing w:after="80" w:before="80" w:line="240"/>
               <w:ind w:left="80" w:right="80" w:firstLine="0" w:firstLineChars="0"/>
               <w:rPr>
-                <w:rFonts w:ascii="Times New Roman" w:hAnsi="Times New Roman" w:eastAsia="Times New Roman" w:cs="Times New Roman"/>
+                <w:rFonts w:ascii="Calibri" w:hAnsi="Calibri" w:eastAsia="Calibri" w:cs="Calibri"/>
                 <w:i w:val="false"/>
                 <w:b w:val="true"/>
                 <w:u w:val="none"/>
                 <w:strike w:val="false"/>
-                <w:sz w:val="20"/>
-                <w:szCs w:val="20"/>
-                <w:color w:val="000000"/>
-              </w:rPr>
-            </w:pPr>
-            <w:r>
-              <w:rPr>
-                <w:rFonts w:ascii="Times New Roman" w:hAnsi="Times New Roman" w:eastAsia="Times New Roman" w:cs="Times New Roman"/>
+                <w:sz w:val="19"/>
+                <w:szCs w:val="19"/>
+                <w:color w:val="FFFFFF"/>
+              </w:rPr>
+            </w:pPr>
+            <w:r>
+              <w:rPr>
+                <w:rFonts w:ascii="Calibri" w:hAnsi="Calibri" w:eastAsia="Calibri" w:cs="Calibri"/>
                 <w:i w:val="false"/>
                 <w:b w:val="true"/>
                 <w:u w:val="none"/>
                 <w:strike w:val="false"/>
-                <w:sz w:val="20"/>
-                <w:szCs w:val="20"/>
-                <w:color w:val="000000"/>
+                <w:sz w:val="19"/>
+                <w:szCs w:val="19"/>
+                <w:color w:val="FFFFFF"/>
               </w:rPr>
               <w:t xml:space="preserve">Complete</w:t>
             </w:r>
@@ -199,12 +199,12 @@
           <w:tcPr>
             <w:gridSpan w:val="2"/>
             <w:tcBorders>
-              <w:bottom w:val="single" w:sz="6" w:space="0" w:color="555555"/>
-              <w:top w:val="single" w:sz="4" w:space="0" w:color="AAAAAA"/>
-              <w:left w:val="none" w:sz="0" w:space="0" w:color="000000"/>
-              <w:right w:val="none" w:sz="0" w:space="0" w:color="000000"/>
-            </w:tcBorders>
-            <w:shd w:val="clear" w:color="auto" w:fill="FCE5CD"/>
+              <w:bottom w:val="single" w:sz="4" w:space="0" w:color="2E6DA4"/>
+              <w:top w:val="none" w:sz="0" w:space="0" w:color="000000"/>
+              <w:left w:val="none" w:sz="0" w:space="0" w:color="000000"/>
+              <w:right w:val="none" w:sz="0" w:space="0" w:color="000000"/>
+            </w:tcBorders>
+            <w:shd w:val="clear" w:color="auto" w:fill="1A3A5C"/>
             <w:tcMar>
               <w:top w:w="0" w:type="dxa"/>
               <w:bottom w:w="0" w:type="dxa"/>
@@ -226,26 +226,26 @@
               <w:spacing w:after="80" w:before="80" w:line="240"/>
               <w:ind w:left="80" w:right="80" w:firstLine="0" w:firstLineChars="0"/>
               <w:rPr>
-                <w:rFonts w:ascii="Times New Roman" w:hAnsi="Times New Roman" w:eastAsia="Times New Roman" w:cs="Times New Roman"/>
+                <w:rFonts w:ascii="Calibri" w:hAnsi="Calibri" w:eastAsia="Calibri" w:cs="Calibri"/>
                 <w:i w:val="false"/>
                 <w:b w:val="true"/>
                 <w:u w:val="none"/>
                 <w:strike w:val="false"/>
-                <w:sz w:val="20"/>
-                <w:szCs w:val="20"/>
-                <w:color w:val="000000"/>
-              </w:rPr>
-            </w:pPr>
-            <w:r>
-              <w:rPr>
-                <w:rFonts w:ascii="Times New Roman" w:hAnsi="Times New Roman" w:eastAsia="Times New Roman" w:cs="Times New Roman"/>
+                <w:sz w:val="19"/>
+                <w:szCs w:val="19"/>
+                <w:color w:val="FFFFFF"/>
+              </w:rPr>
+            </w:pPr>
+            <w:r>
+              <w:rPr>
+                <w:rFonts w:ascii="Calibri" w:hAnsi="Calibri" w:eastAsia="Calibri" w:cs="Calibri"/>
                 <w:i w:val="false"/>
                 <w:b w:val="true"/>
                 <w:u w:val="none"/>
                 <w:strike w:val="false"/>
-                <w:sz w:val="20"/>
-                <w:szCs w:val="20"/>
-                <w:color w:val="000000"/>
+                <w:sz w:val="19"/>
+                <w:szCs w:val="19"/>
+                <w:color w:val="FFFFFF"/>
               </w:rPr>
               <w:t xml:space="preserve">True NA</w:t>
             </w:r>
@@ -253,14 +253,14 @@
         </w:tc>
         <w:tc>
           <w:tcPr>
-            <w:gridSpan w:val="2"/>
-            <w:tcBorders>
-              <w:bottom w:val="single" w:sz="6" w:space="0" w:color="555555"/>
-              <w:top w:val="single" w:sz="4" w:space="0" w:color="AAAAAA"/>
-              <w:left w:val="none" w:sz="0" w:space="0" w:color="000000"/>
-              <w:right w:val="none" w:sz="0" w:space="0" w:color="000000"/>
-            </w:tcBorders>
-            <w:shd w:val="clear" w:color="auto" w:fill="FFD966"/>
+            <w:gridSpan w:val="3"/>
+            <w:tcBorders>
+              <w:bottom w:val="single" w:sz="4" w:space="0" w:color="2E6DA4"/>
+              <w:top w:val="none" w:sz="0" w:space="0" w:color="000000"/>
+              <w:left w:val="none" w:sz="0" w:space="0" w:color="000000"/>
+              <w:right w:val="single" w:sz="12" w:space="0" w:color="1A3A5C"/>
+            </w:tcBorders>
+            <w:shd w:val="clear" w:color="auto" w:fill="1A3A5C"/>
             <w:tcMar>
               <w:top w:w="0" w:type="dxa"/>
               <w:bottom w:w="0" w:type="dxa"/>
@@ -282,82 +282,26 @@
               <w:spacing w:after="80" w:before="80" w:line="240"/>
               <w:ind w:left="80" w:right="80" w:firstLine="0" w:firstLineChars="0"/>
               <w:rPr>
-                <w:rFonts w:ascii="Times New Roman" w:hAnsi="Times New Roman" w:eastAsia="Times New Roman" w:cs="Times New Roman"/>
+                <w:rFonts w:ascii="Calibri" w:hAnsi="Calibri" w:eastAsia="Calibri" w:cs="Calibri"/>
                 <w:i w:val="false"/>
                 <w:b w:val="true"/>
                 <w:u w:val="none"/>
                 <w:strike w:val="false"/>
-                <w:sz w:val="20"/>
-                <w:szCs w:val="20"/>
-                <w:color w:val="000000"/>
-              </w:rPr>
-            </w:pPr>
-            <w:r>
-              <w:rPr>
-                <w:rFonts w:ascii="Times New Roman" w:hAnsi="Times New Roman" w:eastAsia="Times New Roman" w:cs="Times New Roman"/>
+                <w:sz w:val="19"/>
+                <w:szCs w:val="19"/>
+                <w:color w:val="FFFFFF"/>
+              </w:rPr>
+            </w:pPr>
+            <w:r>
+              <w:rPr>
+                <w:rFonts w:ascii="Calibri" w:hAnsi="Calibri" w:eastAsia="Calibri" w:cs="Calibri"/>
                 <w:i w:val="false"/>
                 <w:b w:val="true"/>
                 <w:u w:val="none"/>
                 <w:strike w:val="false"/>
-                <w:sz w:val="20"/>
-                <w:szCs w:val="20"/>
-                <w:color w:val="000000"/>
-              </w:rPr>
-              <w:t xml:space="preserve">Flagged</w:t>
-            </w:r>
-          </w:p>
-        </w:tc>
-        <w:tc>
-          <w:tcPr>
-            <w:gridSpan w:val="3"/>
-            <w:tcBorders>
-              <w:bottom w:val="single" w:sz="6" w:space="0" w:color="555555"/>
-              <w:top w:val="single" w:sz="4" w:space="0" w:color="AAAAAA"/>
-              <w:left w:val="none" w:sz="0" w:space="0" w:color="000000"/>
-              <w:right w:val="none" w:sz="0" w:space="0" w:color="000000"/>
-            </w:tcBorders>
-            <w:shd w:val="clear" w:color="auto" w:fill="CFE2F3"/>
-            <w:tcMar>
-              <w:top w:w="0" w:type="dxa"/>
-              <w:bottom w:w="0" w:type="dxa"/>
-              <w:left w:w="0" w:type="dxa"/>
-              <w:right w:w="0" w:type="dxa"/>
-            </w:tcMar>
-            <w:vAlign w:val="center"/>
-          </w:tcPr>
-          <w:p>
-            <w:pPr>
-              <w:pStyle w:val="Normal"/>
-              <w:jc w:val="center"/>
-              <w:pBdr>
-                <w:bottom w:val="none" w:sz="0" w:space="0" w:color="000000"/>
-                <w:top w:val="none" w:sz="0" w:space="0" w:color="000000"/>
-                <w:left w:val="none" w:sz="0" w:space="0" w:color="000000"/>
-                <w:right w:val="none" w:sz="0" w:space="0" w:color="000000"/>
-              </w:pBdr>
-              <w:spacing w:after="80" w:before="80" w:line="240"/>
-              <w:ind w:left="80" w:right="80" w:firstLine="0" w:firstLineChars="0"/>
-              <w:rPr>
-                <w:rFonts w:ascii="Times New Roman" w:hAnsi="Times New Roman" w:eastAsia="Times New Roman" w:cs="Times New Roman"/>
-                <w:i w:val="false"/>
-                <w:b w:val="true"/>
-                <w:u w:val="none"/>
-                <w:strike w:val="false"/>
-                <w:sz w:val="20"/>
-                <w:szCs w:val="20"/>
-                <w:color w:val="000000"/>
-              </w:rPr>
-            </w:pPr>
-            <w:r>
-              <w:rPr>
-                <w:rFonts w:ascii="Times New Roman" w:hAnsi="Times New Roman" w:eastAsia="Times New Roman" w:cs="Times New Roman"/>
-                <w:i w:val="false"/>
-                <w:b w:val="true"/>
-                <w:u w:val="none"/>
-                <w:strike w:val="false"/>
-                <w:sz w:val="20"/>
-                <w:szCs w:val="20"/>
-                <w:color w:val="000000"/>
+                <w:sz w:val="19"/>
+                <w:szCs w:val="19"/>
+                <w:color w:val="FFFFFF"/>
               </w:rPr>
               <w:t xml:space="preserve">Sentinel codes</w:t>
             </w:r>
@@ -372,12 +316,12 @@
         <w:tc>
           <w:tcPr>
             <w:tcBorders>
-              <w:bottom w:val="single" w:sz="8" w:space="0" w:color="333333"/>
-              <w:top w:val="single" w:sz="6" w:space="0" w:color="555555"/>
-              <w:left w:val="none" w:sz="0" w:space="0" w:color="000000"/>
-              <w:right w:val="none" w:sz="0" w:space="0" w:color="000000"/>
-            </w:tcBorders>
-            <w:shd w:val="clear" w:color="auto" w:fill="FFFFFF"/>
+              <w:bottom w:val="single" w:sz="4" w:space="0" w:color="2E6DA4"/>
+              <w:top w:val="single" w:sz="4" w:space="0" w:color="2E6DA4"/>
+              <w:left w:val="single" w:sz="12" w:space="0" w:color="1A3A5C"/>
+              <w:right w:val="none" w:sz="0" w:space="0" w:color="000000"/>
+            </w:tcBorders>
+            <w:shd w:val="clear" w:color="auto" w:fill="1A3A5C"/>
             <w:tcMar>
               <w:top w:w="0" w:type="dxa"/>
               <w:bottom w:w="0" w:type="dxa"/>
@@ -399,26 +343,26 @@
               <w:spacing w:after="80" w:before="80" w:line="240"/>
               <w:ind w:left="80" w:right="80" w:firstLine="0" w:firstLineChars="0"/>
               <w:rPr>
-                <w:rFonts w:ascii="Times New Roman" w:hAnsi="Times New Roman" w:eastAsia="Times New Roman" w:cs="Times New Roman"/>
+                <w:rFonts w:ascii="Calibri" w:hAnsi="Calibri" w:eastAsia="Calibri" w:cs="Calibri"/>
                 <w:i w:val="false"/>
                 <w:b w:val="true"/>
                 <w:u w:val="none"/>
                 <w:strike w:val="false"/>
-                <w:sz w:val="20"/>
-                <w:szCs w:val="20"/>
-                <w:color w:val="000000"/>
-              </w:rPr>
-            </w:pPr>
-            <w:r>
-              <w:rPr>
-                <w:rFonts w:ascii="Times New Roman" w:hAnsi="Times New Roman" w:eastAsia="Times New Roman" w:cs="Times New Roman"/>
+                <w:sz w:val="19"/>
+                <w:szCs w:val="19"/>
+                <w:color w:val="FFFFFF"/>
+              </w:rPr>
+            </w:pPr>
+            <w:r>
+              <w:rPr>
+                <w:rFonts w:ascii="Calibri" w:hAnsi="Calibri" w:eastAsia="Calibri" w:cs="Calibri"/>
                 <w:i w:val="false"/>
                 <w:b w:val="true"/>
                 <w:u w:val="none"/>
                 <w:strike w:val="false"/>
-                <w:sz w:val="20"/>
-                <w:szCs w:val="20"/>
-                <w:color w:val="000000"/>
+                <w:sz w:val="19"/>
+                <w:szCs w:val="19"/>
+                <w:color w:val="FFFFFF"/>
               </w:rPr>
               <w:t xml:space="preserve">label</w:t>
             </w:r>
@@ -427,12 +371,12 @@
         <w:tc>
           <w:tcPr>
             <w:tcBorders>
-              <w:bottom w:val="single" w:sz="8" w:space="0" w:color="333333"/>
-              <w:top w:val="single" w:sz="6" w:space="0" w:color="555555"/>
-              <w:left w:val="none" w:sz="0" w:space="0" w:color="000000"/>
-              <w:right w:val="none" w:sz="0" w:space="0" w:color="000000"/>
-            </w:tcBorders>
-            <w:shd w:val="clear" w:color="auto" w:fill="D9EAD3"/>
+              <w:bottom w:val="single" w:sz="4" w:space="0" w:color="2E6DA4"/>
+              <w:top w:val="single" w:sz="4" w:space="0" w:color="2E6DA4"/>
+              <w:left w:val="none" w:sz="0" w:space="0" w:color="000000"/>
+              <w:right w:val="none" w:sz="0" w:space="0" w:color="000000"/>
+            </w:tcBorders>
+            <w:shd w:val="clear" w:color="auto" w:fill="1A3A5C"/>
             <w:tcMar>
               <w:top w:w="0" w:type="dxa"/>
               <w:bottom w:w="0" w:type="dxa"/>
@@ -454,26 +398,26 @@
               <w:spacing w:after="80" w:before="80" w:line="240"/>
               <w:ind w:left="80" w:right="80" w:firstLine="0" w:firstLineChars="0"/>
               <w:rPr>
-                <w:rFonts w:ascii="Times New Roman" w:hAnsi="Times New Roman" w:eastAsia="Times New Roman" w:cs="Times New Roman"/>
+                <w:rFonts w:ascii="Calibri" w:hAnsi="Calibri" w:eastAsia="Calibri" w:cs="Calibri"/>
                 <w:i w:val="false"/>
                 <w:b w:val="true"/>
                 <w:u w:val="none"/>
                 <w:strike w:val="false"/>
-                <w:sz w:val="20"/>
-                <w:szCs w:val="20"/>
-                <w:color w:val="000000"/>
-              </w:rPr>
-            </w:pPr>
-            <w:r>
-              <w:rPr>
-                <w:rFonts w:ascii="Times New Roman" w:hAnsi="Times New Roman" w:eastAsia="Times New Roman" w:cs="Times New Roman"/>
+                <w:sz w:val="19"/>
+                <w:szCs w:val="19"/>
+                <w:color w:val="FFFFFF"/>
+              </w:rPr>
+            </w:pPr>
+            <w:r>
+              <w:rPr>
+                <w:rFonts w:ascii="Calibri" w:hAnsi="Calibri" w:eastAsia="Calibri" w:cs="Calibri"/>
                 <w:i w:val="false"/>
                 <w:b w:val="true"/>
                 <w:u w:val="none"/>
                 <w:strike w:val="false"/>
-                <w:sz w:val="20"/>
-                <w:szCs w:val="20"/>
-                <w:color w:val="000000"/>
+                <w:sz w:val="19"/>
+                <w:szCs w:val="19"/>
+                <w:color w:val="FFFFFF"/>
               </w:rPr>
               <w:t xml:space="preserve">n_complete</w:t>
             </w:r>
@@ -482,12 +426,12 @@
         <w:tc>
           <w:tcPr>
             <w:tcBorders>
-              <w:bottom w:val="single" w:sz="8" w:space="0" w:color="333333"/>
-              <w:top w:val="single" w:sz="6" w:space="0" w:color="555555"/>
-              <w:left w:val="none" w:sz="0" w:space="0" w:color="000000"/>
-              <w:right w:val="none" w:sz="0" w:space="0" w:color="000000"/>
-            </w:tcBorders>
-            <w:shd w:val="clear" w:color="auto" w:fill="D9EAD3"/>
+              <w:bottom w:val="single" w:sz="4" w:space="0" w:color="2E6DA4"/>
+              <w:top w:val="single" w:sz="4" w:space="0" w:color="2E6DA4"/>
+              <w:left w:val="none" w:sz="0" w:space="0" w:color="000000"/>
+              <w:right w:val="none" w:sz="0" w:space="0" w:color="000000"/>
+            </w:tcBorders>
+            <w:shd w:val="clear" w:color="auto" w:fill="1A3A5C"/>
             <w:tcMar>
               <w:top w:w="0" w:type="dxa"/>
               <w:bottom w:w="0" w:type="dxa"/>
@@ -509,26 +453,26 @@
               <w:spacing w:after="80" w:before="80" w:line="240"/>
               <w:ind w:left="80" w:right="80" w:firstLine="0" w:firstLineChars="0"/>
               <w:rPr>
-                <w:rFonts w:ascii="Times New Roman" w:hAnsi="Times New Roman" w:eastAsia="Times New Roman" w:cs="Times New Roman"/>
+                <w:rFonts w:ascii="Calibri" w:hAnsi="Calibri" w:eastAsia="Calibri" w:cs="Calibri"/>
                 <w:i w:val="false"/>
                 <w:b w:val="true"/>
                 <w:u w:val="none"/>
                 <w:strike w:val="false"/>
-                <w:sz w:val="20"/>
-                <w:szCs w:val="20"/>
-                <w:color w:val="000000"/>
-              </w:rPr>
-            </w:pPr>
-            <w:r>
-              <w:rPr>
-                <w:rFonts w:ascii="Times New Roman" w:hAnsi="Times New Roman" w:eastAsia="Times New Roman" w:cs="Times New Roman"/>
+                <w:sz w:val="19"/>
+                <w:szCs w:val="19"/>
+                <w:color w:val="FFFFFF"/>
+              </w:rPr>
+            </w:pPr>
+            <w:r>
+              <w:rPr>
+                <w:rFonts w:ascii="Calibri" w:hAnsi="Calibri" w:eastAsia="Calibri" w:cs="Calibri"/>
                 <w:i w:val="false"/>
                 <w:b w:val="true"/>
                 <w:u w:val="none"/>
                 <w:strike w:val="false"/>
-                <w:sz w:val="20"/>
-                <w:szCs w:val="20"/>
-                <w:color w:val="000000"/>
+                <w:sz w:val="19"/>
+                <w:szCs w:val="19"/>
+                <w:color w:val="FFFFFF"/>
               </w:rPr>
               <w:t xml:space="preserve">pct_complete</w:t>
             </w:r>
@@ -537,12 +481,12 @@
         <w:tc>
           <w:tcPr>
             <w:tcBorders>
-              <w:bottom w:val="single" w:sz="8" w:space="0" w:color="333333"/>
-              <w:top w:val="single" w:sz="6" w:space="0" w:color="555555"/>
-              <w:left w:val="none" w:sz="0" w:space="0" w:color="000000"/>
-              <w:right w:val="none" w:sz="0" w:space="0" w:color="000000"/>
-            </w:tcBorders>
-            <w:shd w:val="clear" w:color="auto" w:fill="FCE5CD"/>
+              <w:bottom w:val="single" w:sz="4" w:space="0" w:color="2E6DA4"/>
+              <w:top w:val="single" w:sz="4" w:space="0" w:color="2E6DA4"/>
+              <w:left w:val="none" w:sz="0" w:space="0" w:color="000000"/>
+              <w:right w:val="none" w:sz="0" w:space="0" w:color="000000"/>
+            </w:tcBorders>
+            <w:shd w:val="clear" w:color="auto" w:fill="1A3A5C"/>
             <w:tcMar>
               <w:top w:w="0" w:type="dxa"/>
               <w:bottom w:w="0" w:type="dxa"/>
@@ -564,26 +508,26 @@
               <w:spacing w:after="80" w:before="80" w:line="240"/>
               <w:ind w:left="80" w:right="80" w:firstLine="0" w:firstLineChars="0"/>
               <w:rPr>
-                <w:rFonts w:ascii="Times New Roman" w:hAnsi="Times New Roman" w:eastAsia="Times New Roman" w:cs="Times New Roman"/>
+                <w:rFonts w:ascii="Calibri" w:hAnsi="Calibri" w:eastAsia="Calibri" w:cs="Calibri"/>
                 <w:i w:val="false"/>
                 <w:b w:val="true"/>
                 <w:u w:val="none"/>
                 <w:strike w:val="false"/>
-                <w:sz w:val="20"/>
-                <w:szCs w:val="20"/>
-                <w:color w:val="000000"/>
-              </w:rPr>
-            </w:pPr>
-            <w:r>
-              <w:rPr>
-                <w:rFonts w:ascii="Times New Roman" w:hAnsi="Times New Roman" w:eastAsia="Times New Roman" w:cs="Times New Roman"/>
+                <w:sz w:val="19"/>
+                <w:szCs w:val="19"/>
+                <w:color w:val="FFFFFF"/>
+              </w:rPr>
+            </w:pPr>
+            <w:r>
+              <w:rPr>
+                <w:rFonts w:ascii="Calibri" w:hAnsi="Calibri" w:eastAsia="Calibri" w:cs="Calibri"/>
                 <w:i w:val="false"/>
                 <w:b w:val="true"/>
                 <w:u w:val="none"/>
                 <w:strike w:val="false"/>
-                <w:sz w:val="20"/>
-                <w:szCs w:val="20"/>
-                <w:color w:val="000000"/>
+                <w:sz w:val="19"/>
+                <w:szCs w:val="19"/>
+                <w:color w:val="FFFFFF"/>
               </w:rPr>
               <w:t xml:space="preserve">n_na</w:t>
             </w:r>
@@ -592,12 +536,12 @@
         <w:tc>
           <w:tcPr>
             <w:tcBorders>
-              <w:bottom w:val="single" w:sz="8" w:space="0" w:color="333333"/>
-              <w:top w:val="single" w:sz="6" w:space="0" w:color="555555"/>
-              <w:left w:val="none" w:sz="0" w:space="0" w:color="000000"/>
-              <w:right w:val="none" w:sz="0" w:space="0" w:color="000000"/>
-            </w:tcBorders>
-            <w:shd w:val="clear" w:color="auto" w:fill="FCE5CD"/>
+              <w:bottom w:val="single" w:sz="4" w:space="0" w:color="2E6DA4"/>
+              <w:top w:val="single" w:sz="4" w:space="0" w:color="2E6DA4"/>
+              <w:left w:val="none" w:sz="0" w:space="0" w:color="000000"/>
+              <w:right w:val="none" w:sz="0" w:space="0" w:color="000000"/>
+            </w:tcBorders>
+            <w:shd w:val="clear" w:color="auto" w:fill="1A3A5C"/>
             <w:tcMar>
               <w:top w:w="0" w:type="dxa"/>
               <w:bottom w:w="0" w:type="dxa"/>
@@ -619,26 +563,26 @@
               <w:spacing w:after="80" w:before="80" w:line="240"/>
               <w:ind w:left="80" w:right="80" w:firstLine="0" w:firstLineChars="0"/>
               <w:rPr>
-                <w:rFonts w:ascii="Times New Roman" w:hAnsi="Times New Roman" w:eastAsia="Times New Roman" w:cs="Times New Roman"/>
+                <w:rFonts w:ascii="Calibri" w:hAnsi="Calibri" w:eastAsia="Calibri" w:cs="Calibri"/>
                 <w:i w:val="false"/>
                 <w:b w:val="true"/>
                 <w:u w:val="none"/>
                 <w:strike w:val="false"/>
-                <w:sz w:val="20"/>
-                <w:szCs w:val="20"/>
-                <w:color w:val="000000"/>
-              </w:rPr>
-            </w:pPr>
-            <w:r>
-              <w:rPr>
-                <w:rFonts w:ascii="Times New Roman" w:hAnsi="Times New Roman" w:eastAsia="Times New Roman" w:cs="Times New Roman"/>
+                <w:sz w:val="19"/>
+                <w:szCs w:val="19"/>
+                <w:color w:val="FFFFFF"/>
+              </w:rPr>
+            </w:pPr>
+            <w:r>
+              <w:rPr>
+                <w:rFonts w:ascii="Calibri" w:hAnsi="Calibri" w:eastAsia="Calibri" w:cs="Calibri"/>
                 <w:i w:val="false"/>
                 <w:b w:val="true"/>
                 <w:u w:val="none"/>
                 <w:strike w:val="false"/>
-                <w:sz w:val="20"/>
-                <w:szCs w:val="20"/>
-                <w:color w:val="000000"/>
+                <w:sz w:val="19"/>
+                <w:szCs w:val="19"/>
+                <w:color w:val="FFFFFF"/>
               </w:rPr>
               <w:t xml:space="preserve">pct_na</w:t>
             </w:r>
@@ -647,12 +591,12 @@
         <w:tc>
           <w:tcPr>
             <w:tcBorders>
-              <w:bottom w:val="single" w:sz="8" w:space="0" w:color="333333"/>
-              <w:top w:val="single" w:sz="6" w:space="0" w:color="555555"/>
-              <w:left w:val="none" w:sz="0" w:space="0" w:color="000000"/>
-              <w:right w:val="none" w:sz="0" w:space="0" w:color="000000"/>
-            </w:tcBorders>
-            <w:shd w:val="clear" w:color="auto" w:fill="FFD966"/>
+              <w:bottom w:val="single" w:sz="4" w:space="0" w:color="2E6DA4"/>
+              <w:top w:val="single" w:sz="4" w:space="0" w:color="2E6DA4"/>
+              <w:left w:val="none" w:sz="0" w:space="0" w:color="000000"/>
+              <w:right w:val="none" w:sz="0" w:space="0" w:color="000000"/>
+            </w:tcBorders>
+            <w:shd w:val="clear" w:color="auto" w:fill="1A3A5C"/>
             <w:tcMar>
               <w:top w:w="0" w:type="dxa"/>
               <w:bottom w:w="0" w:type="dxa"/>
@@ -674,40 +618,40 @@
               <w:spacing w:after="80" w:before="80" w:line="240"/>
               <w:ind w:left="80" w:right="80" w:firstLine="0" w:firstLineChars="0"/>
               <w:rPr>
-                <w:rFonts w:ascii="Times New Roman" w:hAnsi="Times New Roman" w:eastAsia="Times New Roman" w:cs="Times New Roman"/>
+                <w:rFonts w:ascii="Calibri" w:hAnsi="Calibri" w:eastAsia="Calibri" w:cs="Calibri"/>
                 <w:i w:val="false"/>
                 <w:b w:val="true"/>
                 <w:u w:val="none"/>
                 <w:strike w:val="false"/>
-                <w:sz w:val="20"/>
-                <w:szCs w:val="20"/>
-                <w:color w:val="000000"/>
-              </w:rPr>
-            </w:pPr>
-            <w:r>
-              <w:rPr>
-                <w:rFonts w:ascii="Times New Roman" w:hAnsi="Times New Roman" w:eastAsia="Times New Roman" w:cs="Times New Roman"/>
+                <w:sz w:val="19"/>
+                <w:szCs w:val="19"/>
+                <w:color w:val="FFFFFF"/>
+              </w:rPr>
+            </w:pPr>
+            <w:r>
+              <w:rPr>
+                <w:rFonts w:ascii="Calibri" w:hAnsi="Calibri" w:eastAsia="Calibri" w:cs="Calibri"/>
                 <w:i w:val="false"/>
                 <w:b w:val="true"/>
                 <w:u w:val="none"/>
                 <w:strike w:val="false"/>
-                <w:sz w:val="20"/>
-                <w:szCs w:val="20"/>
-                <w:color w:val="000000"/>
-              </w:rPr>
-              <w:t xml:space="preserve">n_flagged</w:t>
-            </w:r>
-          </w:p>
-        </w:tc>
-        <w:tc>
-          <w:tcPr>
-            <w:tcBorders>
-              <w:bottom w:val="single" w:sz="8" w:space="0" w:color="333333"/>
-              <w:top w:val="single" w:sz="6" w:space="0" w:color="555555"/>
-              <w:left w:val="none" w:sz="0" w:space="0" w:color="000000"/>
-              <w:right w:val="none" w:sz="0" w:space="0" w:color="000000"/>
-            </w:tcBorders>
-            <w:shd w:val="clear" w:color="auto" w:fill="FFD966"/>
+                <w:sz w:val="19"/>
+                <w:szCs w:val="19"/>
+                <w:color w:val="FFFFFF"/>
+              </w:rPr>
+              <w:t xml:space="preserve">n_555</w:t>
+            </w:r>
+          </w:p>
+        </w:tc>
+        <w:tc>
+          <w:tcPr>
+            <w:tcBorders>
+              <w:bottom w:val="single" w:sz="4" w:space="0" w:color="2E6DA4"/>
+              <w:top w:val="single" w:sz="4" w:space="0" w:color="2E6DA4"/>
+              <w:left w:val="none" w:sz="0" w:space="0" w:color="000000"/>
+              <w:right w:val="none" w:sz="0" w:space="0" w:color="000000"/>
+            </w:tcBorders>
+            <w:shd w:val="clear" w:color="auto" w:fill="1A3A5C"/>
             <w:tcMar>
               <w:top w:w="0" w:type="dxa"/>
               <w:bottom w:w="0" w:type="dxa"/>
@@ -729,40 +673,40 @@
               <w:spacing w:after="80" w:before="80" w:line="240"/>
               <w:ind w:left="80" w:right="80" w:firstLine="0" w:firstLineChars="0"/>
               <w:rPr>
-                <w:rFonts w:ascii="Times New Roman" w:hAnsi="Times New Roman" w:eastAsia="Times New Roman" w:cs="Times New Roman"/>
+                <w:rFonts w:ascii="Calibri" w:hAnsi="Calibri" w:eastAsia="Calibri" w:cs="Calibri"/>
                 <w:i w:val="false"/>
                 <w:b w:val="true"/>
                 <w:u w:val="none"/>
                 <w:strike w:val="false"/>
-                <w:sz w:val="20"/>
-                <w:szCs w:val="20"/>
-                <w:color w:val="000000"/>
-              </w:rPr>
-            </w:pPr>
-            <w:r>
-              <w:rPr>
-                <w:rFonts w:ascii="Times New Roman" w:hAnsi="Times New Roman" w:eastAsia="Times New Roman" w:cs="Times New Roman"/>
+                <w:sz w:val="19"/>
+                <w:szCs w:val="19"/>
+                <w:color w:val="FFFFFF"/>
+              </w:rPr>
+            </w:pPr>
+            <w:r>
+              <w:rPr>
+                <w:rFonts w:ascii="Calibri" w:hAnsi="Calibri" w:eastAsia="Calibri" w:cs="Calibri"/>
                 <w:i w:val="false"/>
                 <w:b w:val="true"/>
                 <w:u w:val="none"/>
                 <w:strike w:val="false"/>
-                <w:sz w:val="20"/>
-                <w:szCs w:val="20"/>
-                <w:color w:val="000000"/>
-              </w:rPr>
-              <w:t xml:space="preserve">pct_flagged</w:t>
-            </w:r>
-          </w:p>
-        </w:tc>
-        <w:tc>
-          <w:tcPr>
-            <w:tcBorders>
-              <w:bottom w:val="single" w:sz="8" w:space="0" w:color="333333"/>
-              <w:top w:val="single" w:sz="6" w:space="0" w:color="555555"/>
-              <w:left w:val="none" w:sz="0" w:space="0" w:color="000000"/>
-              <w:right w:val="none" w:sz="0" w:space="0" w:color="000000"/>
-            </w:tcBorders>
-            <w:shd w:val="clear" w:color="auto" w:fill="CFE2F3"/>
+                <w:sz w:val="19"/>
+                <w:szCs w:val="19"/>
+                <w:color w:val="FFFFFF"/>
+              </w:rPr>
+              <w:t xml:space="preserve">n_444</w:t>
+            </w:r>
+          </w:p>
+        </w:tc>
+        <w:tc>
+          <w:tcPr>
+            <w:tcBorders>
+              <w:bottom w:val="single" w:sz="4" w:space="0" w:color="2E6DA4"/>
+              <w:top w:val="single" w:sz="4" w:space="0" w:color="2E6DA4"/>
+              <w:left w:val="none" w:sz="0" w:space="0" w:color="000000"/>
+              <w:right w:val="single" w:sz="12" w:space="0" w:color="1A3A5C"/>
+            </w:tcBorders>
+            <w:shd w:val="clear" w:color="auto" w:fill="1A3A5C"/>
             <w:tcMar>
               <w:top w:w="0" w:type="dxa"/>
               <w:bottom w:w="0" w:type="dxa"/>
@@ -784,136 +728,26 @@
               <w:spacing w:after="80" w:before="80" w:line="240"/>
               <w:ind w:left="80" w:right="80" w:firstLine="0" w:firstLineChars="0"/>
               <w:rPr>
-                <w:rFonts w:ascii="Times New Roman" w:hAnsi="Times New Roman" w:eastAsia="Times New Roman" w:cs="Times New Roman"/>
+                <w:rFonts w:ascii="Calibri" w:hAnsi="Calibri" w:eastAsia="Calibri" w:cs="Calibri"/>
                 <w:i w:val="false"/>
                 <w:b w:val="true"/>
                 <w:u w:val="none"/>
                 <w:strike w:val="false"/>
-                <w:sz w:val="20"/>
-                <w:szCs w:val="20"/>
-                <w:color w:val="000000"/>
-              </w:rPr>
-            </w:pPr>
-            <w:r>
-              <w:rPr>
-                <w:rFonts w:ascii="Times New Roman" w:hAnsi="Times New Roman" w:eastAsia="Times New Roman" w:cs="Times New Roman"/>
+                <w:sz w:val="19"/>
+                <w:szCs w:val="19"/>
+                <w:color w:val="FFFFFF"/>
+              </w:rPr>
+            </w:pPr>
+            <w:r>
+              <w:rPr>
+                <w:rFonts w:ascii="Calibri" w:hAnsi="Calibri" w:eastAsia="Calibri" w:cs="Calibri"/>
                 <w:i w:val="false"/>
                 <w:b w:val="true"/>
                 <w:u w:val="none"/>
                 <w:strike w:val="false"/>
-                <w:sz w:val="20"/>
-                <w:szCs w:val="20"/>
-                <w:color w:val="000000"/>
-              </w:rPr>
-              <w:t xml:space="preserve">n_555</w:t>
-            </w:r>
-          </w:p>
-        </w:tc>
-        <w:tc>
-          <w:tcPr>
-            <w:tcBorders>
-              <w:bottom w:val="single" w:sz="8" w:space="0" w:color="333333"/>
-              <w:top w:val="single" w:sz="6" w:space="0" w:color="555555"/>
-              <w:left w:val="none" w:sz="0" w:space="0" w:color="000000"/>
-              <w:right w:val="none" w:sz="0" w:space="0" w:color="000000"/>
-            </w:tcBorders>
-            <w:shd w:val="clear" w:color="auto" w:fill="CFE2F3"/>
-            <w:tcMar>
-              <w:top w:w="0" w:type="dxa"/>
-              <w:bottom w:w="0" w:type="dxa"/>
-              <w:left w:w="0" w:type="dxa"/>
-              <w:right w:w="0" w:type="dxa"/>
-            </w:tcMar>
-            <w:vAlign w:val="center"/>
-          </w:tcPr>
-          <w:p>
-            <w:pPr>
-              <w:pStyle w:val="Normal"/>
-              <w:jc w:val="center"/>
-              <w:pBdr>
-                <w:bottom w:val="none" w:sz="0" w:space="0" w:color="000000"/>
-                <w:top w:val="none" w:sz="0" w:space="0" w:color="000000"/>
-                <w:left w:val="none" w:sz="0" w:space="0" w:color="000000"/>
-                <w:right w:val="none" w:sz="0" w:space="0" w:color="000000"/>
-              </w:pBdr>
-              <w:spacing w:after="80" w:before="80" w:line="240"/>
-              <w:ind w:left="80" w:right="80" w:firstLine="0" w:firstLineChars="0"/>
-              <w:rPr>
-                <w:rFonts w:ascii="Times New Roman" w:hAnsi="Times New Roman" w:eastAsia="Times New Roman" w:cs="Times New Roman"/>
-                <w:i w:val="false"/>
-                <w:b w:val="true"/>
-                <w:u w:val="none"/>
-                <w:strike w:val="false"/>
-                <w:sz w:val="20"/>
-                <w:szCs w:val="20"/>
-                <w:color w:val="000000"/>
-              </w:rPr>
-            </w:pPr>
-            <w:r>
-              <w:rPr>
-                <w:rFonts w:ascii="Times New Roman" w:hAnsi="Times New Roman" w:eastAsia="Times New Roman" w:cs="Times New Roman"/>
-                <w:i w:val="false"/>
-                <w:b w:val="true"/>
-                <w:u w:val="none"/>
-                <w:strike w:val="false"/>
-                <w:sz w:val="20"/>
-                <w:szCs w:val="20"/>
-                <w:color w:val="000000"/>
-              </w:rPr>
-              <w:t xml:space="preserve">n_444</w:t>
-            </w:r>
-          </w:p>
-        </w:tc>
-        <w:tc>
-          <w:tcPr>
-            <w:tcBorders>
-              <w:bottom w:val="single" w:sz="8" w:space="0" w:color="333333"/>
-              <w:top w:val="single" w:sz="6" w:space="0" w:color="555555"/>
-              <w:left w:val="none" w:sz="0" w:space="0" w:color="000000"/>
-              <w:right w:val="none" w:sz="0" w:space="0" w:color="000000"/>
-            </w:tcBorders>
-            <w:shd w:val="clear" w:color="auto" w:fill="CFE2F3"/>
-            <w:tcMar>
-              <w:top w:w="0" w:type="dxa"/>
-              <w:bottom w:w="0" w:type="dxa"/>
-              <w:left w:w="0" w:type="dxa"/>
-              <w:right w:w="0" w:type="dxa"/>
-            </w:tcMar>
-            <w:vAlign w:val="center"/>
-          </w:tcPr>
-          <w:p>
-            <w:pPr>
-              <w:pStyle w:val="Normal"/>
-              <w:jc w:val="center"/>
-              <w:pBdr>
-                <w:bottom w:val="none" w:sz="0" w:space="0" w:color="000000"/>
-                <w:top w:val="none" w:sz="0" w:space="0" w:color="000000"/>
-                <w:left w:val="none" w:sz="0" w:space="0" w:color="000000"/>
-                <w:right w:val="none" w:sz="0" w:space="0" w:color="000000"/>
-              </w:pBdr>
-              <w:spacing w:after="80" w:before="80" w:line="240"/>
-              <w:ind w:left="80" w:right="80" w:firstLine="0" w:firstLineChars="0"/>
-              <w:rPr>
-                <w:rFonts w:ascii="Times New Roman" w:hAnsi="Times New Roman" w:eastAsia="Times New Roman" w:cs="Times New Roman"/>
-                <w:i w:val="false"/>
-                <w:b w:val="true"/>
-                <w:u w:val="none"/>
-                <w:strike w:val="false"/>
-                <w:sz w:val="20"/>
-                <w:szCs w:val="20"/>
-                <w:color w:val="000000"/>
-              </w:rPr>
-            </w:pPr>
-            <w:r>
-              <w:rPr>
-                <w:rFonts w:ascii="Times New Roman" w:hAnsi="Times New Roman" w:eastAsia="Times New Roman" w:cs="Times New Roman"/>
-                <w:i w:val="false"/>
-                <w:b w:val="true"/>
-                <w:u w:val="none"/>
-                <w:strike w:val="false"/>
-                <w:sz w:val="20"/>
-                <w:szCs w:val="20"/>
-                <w:color w:val="000000"/>
+                <w:sz w:val="19"/>
+                <w:szCs w:val="19"/>
+                <w:color w:val="FFFFFF"/>
               </w:rPr>
               <w:t xml:space="preserve">n_333</w:t>
             </w:r>
@@ -927,9 +761,9 @@
         <w:tc>
           <w:tcPr>
             <w:tcBorders>
-              <w:bottom w:val="single" w:sz="2" w:space="0" w:color="DDDDDD"/>
-              <w:top w:val="single" w:sz="8" w:space="0" w:color="333333"/>
-              <w:left w:val="none" w:sz="0" w:space="0" w:color="000000"/>
+              <w:bottom w:val="single" w:sz="4" w:space="0" w:color="2E6DA4"/>
+              <w:top w:val="single" w:sz="4" w:space="0" w:color="2E6DA4"/>
+              <w:left w:val="single" w:sz="12" w:space="0" w:color="1A3A5C"/>
               <w:right w:val="none" w:sz="0" w:space="0" w:color="000000"/>
             </w:tcBorders>
             <w:shd w:val="clear" w:color="auto" w:fill="FFFFFF"/>
@@ -954,25 +788,25 @@
               <w:spacing w:after="60" w:before="60" w:line="240"/>
               <w:ind w:left="80" w:right="80" w:firstLine="0" w:firstLineChars="0"/>
               <w:rPr>
-                <w:rFonts w:ascii="Times New Roman" w:hAnsi="Times New Roman" w:eastAsia="Times New Roman" w:cs="Times New Roman"/>
-                <w:i w:val="false"/>
-                <w:b w:val="false"/>
-                <w:u w:val="none"/>
-                <w:strike w:val="false"/>
-                <w:sz w:val="20"/>
-                <w:szCs w:val="20"/>
-                <w:color w:val="000000"/>
-              </w:rPr>
-            </w:pPr>
-            <w:r>
-              <w:rPr>
-                <w:rFonts w:ascii="Times New Roman" w:hAnsi="Times New Roman" w:eastAsia="Times New Roman" w:cs="Times New Roman"/>
-                <w:i w:val="false"/>
-                <w:b w:val="false"/>
-                <w:u w:val="none"/>
-                <w:strike w:val="false"/>
-                <w:sz w:val="20"/>
-                <w:szCs w:val="20"/>
+                <w:rFonts w:ascii="Calibri" w:hAnsi="Calibri" w:eastAsia="Calibri" w:cs="Calibri"/>
+                <w:i w:val="false"/>
+                <w:b w:val="false"/>
+                <w:u w:val="none"/>
+                <w:strike w:val="false"/>
+                <w:sz w:val="19"/>
+                <w:szCs w:val="19"/>
+                <w:color w:val="000000"/>
+              </w:rPr>
+            </w:pPr>
+            <w:r>
+              <w:rPr>
+                <w:rFonts w:ascii="Calibri" w:hAnsi="Calibri" w:eastAsia="Calibri" w:cs="Calibri"/>
+                <w:i w:val="false"/>
+                <w:b w:val="false"/>
+                <w:u w:val="none"/>
+                <w:strike w:val="false"/>
+                <w:sz w:val="19"/>
+                <w:szCs w:val="19"/>
                 <w:color w:val="000000"/>
               </w:rPr>
               <w:t xml:space="preserve">Employment type</w:t>
@@ -982,8 +816,8 @@
         <w:tc>
           <w:tcPr>
             <w:tcBorders>
-              <w:bottom w:val="single" w:sz="2" w:space="0" w:color="DDDDDD"/>
-              <w:top w:val="single" w:sz="8" w:space="0" w:color="333333"/>
+              <w:bottom w:val="single" w:sz="4" w:space="0" w:color="2E6DA4"/>
+              <w:top w:val="single" w:sz="4" w:space="0" w:color="2E6DA4"/>
               <w:left w:val="none" w:sz="0" w:space="0" w:color="000000"/>
               <w:right w:val="none" w:sz="0" w:space="0" w:color="000000"/>
             </w:tcBorders>
@@ -1009,25 +843,25 @@
               <w:spacing w:after="60" w:before="60" w:line="240"/>
               <w:ind w:left="80" w:right="80" w:firstLine="0" w:firstLineChars="0"/>
               <w:rPr>
-                <w:rFonts w:ascii="Times New Roman" w:hAnsi="Times New Roman" w:eastAsia="Times New Roman" w:cs="Times New Roman"/>
-                <w:i w:val="false"/>
-                <w:b w:val="false"/>
-                <w:u w:val="none"/>
-                <w:strike w:val="false"/>
-                <w:sz w:val="20"/>
-                <w:szCs w:val="20"/>
-                <w:color w:val="000000"/>
-              </w:rPr>
-            </w:pPr>
-            <w:r>
-              <w:rPr>
-                <w:rFonts w:ascii="Times New Roman" w:hAnsi="Times New Roman" w:eastAsia="Times New Roman" w:cs="Times New Roman"/>
-                <w:i w:val="false"/>
-                <w:b w:val="false"/>
-                <w:u w:val="none"/>
-                <w:strike w:val="false"/>
-                <w:sz w:val="20"/>
-                <w:szCs w:val="20"/>
+                <w:rFonts w:ascii="Calibri" w:hAnsi="Calibri" w:eastAsia="Calibri" w:cs="Calibri"/>
+                <w:i w:val="false"/>
+                <w:b w:val="false"/>
+                <w:u w:val="none"/>
+                <w:strike w:val="false"/>
+                <w:sz w:val="19"/>
+                <w:szCs w:val="19"/>
+                <w:color w:val="000000"/>
+              </w:rPr>
+            </w:pPr>
+            <w:r>
+              <w:rPr>
+                <w:rFonts w:ascii="Calibri" w:hAnsi="Calibri" w:eastAsia="Calibri" w:cs="Calibri"/>
+                <w:i w:val="false"/>
+                <w:b w:val="false"/>
+                <w:u w:val="none"/>
+                <w:strike w:val="false"/>
+                <w:sz w:val="19"/>
+                <w:szCs w:val="19"/>
                 <w:color w:val="000000"/>
               </w:rPr>
               <w:t xml:space="preserve">213</w:t>
@@ -1037,8 +871,8 @@
         <w:tc>
           <w:tcPr>
             <w:tcBorders>
-              <w:bottom w:val="single" w:sz="2" w:space="0" w:color="DDDDDD"/>
-              <w:top w:val="single" w:sz="8" w:space="0" w:color="333333"/>
+              <w:bottom w:val="single" w:sz="4" w:space="0" w:color="2E6DA4"/>
+              <w:top w:val="single" w:sz="4" w:space="0" w:color="2E6DA4"/>
               <w:left w:val="none" w:sz="0" w:space="0" w:color="000000"/>
               <w:right w:val="none" w:sz="0" w:space="0" w:color="000000"/>
             </w:tcBorders>
@@ -1064,25 +898,25 @@
               <w:spacing w:after="60" w:before="60" w:line="240"/>
               <w:ind w:left="80" w:right="80" w:firstLine="0" w:firstLineChars="0"/>
               <w:rPr>
-                <w:rFonts w:ascii="Times New Roman" w:hAnsi="Times New Roman" w:eastAsia="Times New Roman" w:cs="Times New Roman"/>
-                <w:i w:val="false"/>
-                <w:b w:val="false"/>
-                <w:u w:val="none"/>
-                <w:strike w:val="false"/>
-                <w:sz w:val="20"/>
-                <w:szCs w:val="20"/>
-                <w:color w:val="000000"/>
-              </w:rPr>
-            </w:pPr>
-            <w:r>
-              <w:rPr>
-                <w:rFonts w:ascii="Times New Roman" w:hAnsi="Times New Roman" w:eastAsia="Times New Roman" w:cs="Times New Roman"/>
-                <w:i w:val="false"/>
-                <w:b w:val="false"/>
-                <w:u w:val="none"/>
-                <w:strike w:val="false"/>
-                <w:sz w:val="20"/>
-                <w:szCs w:val="20"/>
+                <w:rFonts w:ascii="Calibri" w:hAnsi="Calibri" w:eastAsia="Calibri" w:cs="Calibri"/>
+                <w:i w:val="false"/>
+                <w:b w:val="false"/>
+                <w:u w:val="none"/>
+                <w:strike w:val="false"/>
+                <w:sz w:val="19"/>
+                <w:szCs w:val="19"/>
+                <w:color w:val="000000"/>
+              </w:rPr>
+            </w:pPr>
+            <w:r>
+              <w:rPr>
+                <w:rFonts w:ascii="Calibri" w:hAnsi="Calibri" w:eastAsia="Calibri" w:cs="Calibri"/>
+                <w:i w:val="false"/>
+                <w:b w:val="false"/>
+                <w:u w:val="none"/>
+                <w:strike w:val="false"/>
+                <w:sz w:val="19"/>
+                <w:szCs w:val="19"/>
                 <w:color w:val="000000"/>
               </w:rPr>
               <w:t xml:space="preserve">53.7</w:t>
@@ -1092,52 +926,52 @@
         <w:tc>
           <w:tcPr>
             <w:tcBorders>
-              <w:bottom w:val="single" w:sz="2" w:space="0" w:color="DDDDDD"/>
-              <w:top w:val="single" w:sz="8" w:space="0" w:color="333333"/>
-              <w:left w:val="none" w:sz="0" w:space="0" w:color="000000"/>
-              <w:right w:val="none" w:sz="0" w:space="0" w:color="000000"/>
-            </w:tcBorders>
-            <w:shd w:val="clear" w:color="auto" w:fill="F4CCCC"/>
-            <w:tcMar>
-              <w:top w:w="0" w:type="dxa"/>
-              <w:bottom w:w="0" w:type="dxa"/>
-              <w:left w:w="0" w:type="dxa"/>
-              <w:right w:w="0" w:type="dxa"/>
-            </w:tcMar>
-            <w:vAlign w:val="center"/>
-          </w:tcPr>
-          <w:p>
-            <w:pPr>
-              <w:pStyle w:val="Normal"/>
-              <w:jc w:val="center"/>
-              <w:pBdr>
-                <w:bottom w:val="none" w:sz="0" w:space="0" w:color="000000"/>
-                <w:top w:val="none" w:sz="0" w:space="0" w:color="000000"/>
-                <w:left w:val="none" w:sz="0" w:space="0" w:color="000000"/>
-                <w:right w:val="none" w:sz="0" w:space="0" w:color="000000"/>
-              </w:pBdr>
-              <w:spacing w:after="60" w:before="60" w:line="240"/>
-              <w:ind w:left="80" w:right="80" w:firstLine="0" w:firstLineChars="0"/>
-              <w:rPr>
-                <w:rFonts w:ascii="Times New Roman" w:hAnsi="Times New Roman" w:eastAsia="Times New Roman" w:cs="Times New Roman"/>
-                <w:i w:val="false"/>
-                <w:b w:val="false"/>
-                <w:u w:val="none"/>
-                <w:strike w:val="false"/>
-                <w:sz w:val="20"/>
-                <w:szCs w:val="20"/>
-                <w:color w:val="000000"/>
-              </w:rPr>
-            </w:pPr>
-            <w:r>
-              <w:rPr>
-                <w:rFonts w:ascii="Times New Roman" w:hAnsi="Times New Roman" w:eastAsia="Times New Roman" w:cs="Times New Roman"/>
-                <w:i w:val="false"/>
-                <w:b w:val="false"/>
-                <w:u w:val="none"/>
-                <w:strike w:val="false"/>
-                <w:sz w:val="20"/>
-                <w:szCs w:val="20"/>
+              <w:bottom w:val="single" w:sz="4" w:space="0" w:color="2E6DA4"/>
+              <w:top w:val="single" w:sz="4" w:space="0" w:color="2E6DA4"/>
+              <w:left w:val="none" w:sz="0" w:space="0" w:color="000000"/>
+              <w:right w:val="none" w:sz="0" w:space="0" w:color="000000"/>
+            </w:tcBorders>
+            <w:shd w:val="clear" w:color="auto" w:fill="D5F5E3"/>
+            <w:tcMar>
+              <w:top w:w="0" w:type="dxa"/>
+              <w:bottom w:w="0" w:type="dxa"/>
+              <w:left w:w="0" w:type="dxa"/>
+              <w:right w:w="0" w:type="dxa"/>
+            </w:tcMar>
+            <w:vAlign w:val="center"/>
+          </w:tcPr>
+          <w:p>
+            <w:pPr>
+              <w:pStyle w:val="Normal"/>
+              <w:jc w:val="center"/>
+              <w:pBdr>
+                <w:bottom w:val="none" w:sz="0" w:space="0" w:color="000000"/>
+                <w:top w:val="none" w:sz="0" w:space="0" w:color="000000"/>
+                <w:left w:val="none" w:sz="0" w:space="0" w:color="000000"/>
+                <w:right w:val="none" w:sz="0" w:space="0" w:color="000000"/>
+              </w:pBdr>
+              <w:spacing w:after="60" w:before="60" w:line="240"/>
+              <w:ind w:left="80" w:right="80" w:firstLine="0" w:firstLineChars="0"/>
+              <w:rPr>
+                <w:rFonts w:ascii="Calibri" w:hAnsi="Calibri" w:eastAsia="Calibri" w:cs="Calibri"/>
+                <w:i w:val="false"/>
+                <w:b w:val="false"/>
+                <w:u w:val="none"/>
+                <w:strike w:val="false"/>
+                <w:sz w:val="19"/>
+                <w:szCs w:val="19"/>
+                <w:color w:val="000000"/>
+              </w:rPr>
+            </w:pPr>
+            <w:r>
+              <w:rPr>
+                <w:rFonts w:ascii="Calibri" w:hAnsi="Calibri" w:eastAsia="Calibri" w:cs="Calibri"/>
+                <w:i w:val="false"/>
+                <w:b w:val="false"/>
+                <w:u w:val="none"/>
+                <w:strike w:val="false"/>
+                <w:sz w:val="19"/>
+                <w:szCs w:val="19"/>
                 <w:color w:val="000000"/>
               </w:rPr>
               <w:t xml:space="preserve">129</w:t>
@@ -1147,52 +981,52 @@
         <w:tc>
           <w:tcPr>
             <w:tcBorders>
-              <w:bottom w:val="single" w:sz="2" w:space="0" w:color="DDDDDD"/>
-              <w:top w:val="single" w:sz="8" w:space="0" w:color="333333"/>
-              <w:left w:val="none" w:sz="0" w:space="0" w:color="000000"/>
-              <w:right w:val="none" w:sz="0" w:space="0" w:color="000000"/>
-            </w:tcBorders>
-            <w:shd w:val="clear" w:color="auto" w:fill="F4CCCC"/>
-            <w:tcMar>
-              <w:top w:w="0" w:type="dxa"/>
-              <w:bottom w:w="0" w:type="dxa"/>
-              <w:left w:w="0" w:type="dxa"/>
-              <w:right w:w="0" w:type="dxa"/>
-            </w:tcMar>
-            <w:vAlign w:val="center"/>
-          </w:tcPr>
-          <w:p>
-            <w:pPr>
-              <w:pStyle w:val="Normal"/>
-              <w:jc w:val="center"/>
-              <w:pBdr>
-                <w:bottom w:val="none" w:sz="0" w:space="0" w:color="000000"/>
-                <w:top w:val="none" w:sz="0" w:space="0" w:color="000000"/>
-                <w:left w:val="none" w:sz="0" w:space="0" w:color="000000"/>
-                <w:right w:val="none" w:sz="0" w:space="0" w:color="000000"/>
-              </w:pBdr>
-              <w:spacing w:after="60" w:before="60" w:line="240"/>
-              <w:ind w:left="80" w:right="80" w:firstLine="0" w:firstLineChars="0"/>
-              <w:rPr>
-                <w:rFonts w:ascii="Times New Roman" w:hAnsi="Times New Roman" w:eastAsia="Times New Roman" w:cs="Times New Roman"/>
-                <w:i w:val="false"/>
-                <w:b w:val="false"/>
-                <w:u w:val="none"/>
-                <w:strike w:val="false"/>
-                <w:sz w:val="20"/>
-                <w:szCs w:val="20"/>
-                <w:color w:val="000000"/>
-              </w:rPr>
-            </w:pPr>
-            <w:r>
-              <w:rPr>
-                <w:rFonts w:ascii="Times New Roman" w:hAnsi="Times New Roman" w:eastAsia="Times New Roman" w:cs="Times New Roman"/>
-                <w:i w:val="false"/>
-                <w:b w:val="false"/>
-                <w:u w:val="none"/>
-                <w:strike w:val="false"/>
-                <w:sz w:val="20"/>
-                <w:szCs w:val="20"/>
+              <w:bottom w:val="single" w:sz="4" w:space="0" w:color="2E6DA4"/>
+              <w:top w:val="single" w:sz="4" w:space="0" w:color="2E6DA4"/>
+              <w:left w:val="none" w:sz="0" w:space="0" w:color="000000"/>
+              <w:right w:val="none" w:sz="0" w:space="0" w:color="000000"/>
+            </w:tcBorders>
+            <w:shd w:val="clear" w:color="auto" w:fill="D5F5E3"/>
+            <w:tcMar>
+              <w:top w:w="0" w:type="dxa"/>
+              <w:bottom w:w="0" w:type="dxa"/>
+              <w:left w:w="0" w:type="dxa"/>
+              <w:right w:w="0" w:type="dxa"/>
+            </w:tcMar>
+            <w:vAlign w:val="center"/>
+          </w:tcPr>
+          <w:p>
+            <w:pPr>
+              <w:pStyle w:val="Normal"/>
+              <w:jc w:val="center"/>
+              <w:pBdr>
+                <w:bottom w:val="none" w:sz="0" w:space="0" w:color="000000"/>
+                <w:top w:val="none" w:sz="0" w:space="0" w:color="000000"/>
+                <w:left w:val="none" w:sz="0" w:space="0" w:color="000000"/>
+                <w:right w:val="none" w:sz="0" w:space="0" w:color="000000"/>
+              </w:pBdr>
+              <w:spacing w:after="60" w:before="60" w:line="240"/>
+              <w:ind w:left="80" w:right="80" w:firstLine="0" w:firstLineChars="0"/>
+              <w:rPr>
+                <w:rFonts w:ascii="Calibri" w:hAnsi="Calibri" w:eastAsia="Calibri" w:cs="Calibri"/>
+                <w:i w:val="false"/>
+                <w:b w:val="false"/>
+                <w:u w:val="none"/>
+                <w:strike w:val="false"/>
+                <w:sz w:val="19"/>
+                <w:szCs w:val="19"/>
+                <w:color w:val="000000"/>
+              </w:rPr>
+            </w:pPr>
+            <w:r>
+              <w:rPr>
+                <w:rFonts w:ascii="Calibri" w:hAnsi="Calibri" w:eastAsia="Calibri" w:cs="Calibri"/>
+                <w:i w:val="false"/>
+                <w:b w:val="false"/>
+                <w:u w:val="none"/>
+                <w:strike w:val="false"/>
+                <w:sz w:val="19"/>
+                <w:szCs w:val="19"/>
                 <w:color w:val="000000"/>
               </w:rPr>
               <w:t xml:space="preserve">32.5</w:t>
@@ -1202,52 +1036,52 @@
         <w:tc>
           <w:tcPr>
             <w:tcBorders>
-              <w:bottom w:val="single" w:sz="2" w:space="0" w:color="DDDDDD"/>
-              <w:top w:val="single" w:sz="8" w:space="0" w:color="333333"/>
-              <w:left w:val="none" w:sz="0" w:space="0" w:color="000000"/>
-              <w:right w:val="none" w:sz="0" w:space="0" w:color="000000"/>
-            </w:tcBorders>
-            <w:shd w:val="clear" w:color="auto" w:fill="FFF2CC"/>
-            <w:tcMar>
-              <w:top w:w="0" w:type="dxa"/>
-              <w:bottom w:w="0" w:type="dxa"/>
-              <w:left w:w="0" w:type="dxa"/>
-              <w:right w:w="0" w:type="dxa"/>
-            </w:tcMar>
-            <w:vAlign w:val="center"/>
-          </w:tcPr>
-          <w:p>
-            <w:pPr>
-              <w:pStyle w:val="Normal"/>
-              <w:jc w:val="center"/>
-              <w:pBdr>
-                <w:bottom w:val="none" w:sz="0" w:space="0" w:color="000000"/>
-                <w:top w:val="none" w:sz="0" w:space="0" w:color="000000"/>
-                <w:left w:val="none" w:sz="0" w:space="0" w:color="000000"/>
-                <w:right w:val="none" w:sz="0" w:space="0" w:color="000000"/>
-              </w:pBdr>
-              <w:spacing w:after="60" w:before="60" w:line="240"/>
-              <w:ind w:left="80" w:right="80" w:firstLine="0" w:firstLineChars="0"/>
-              <w:rPr>
-                <w:rFonts w:ascii="Times New Roman" w:hAnsi="Times New Roman" w:eastAsia="Times New Roman" w:cs="Times New Roman"/>
-                <w:i w:val="false"/>
-                <w:b w:val="false"/>
-                <w:u w:val="none"/>
-                <w:strike w:val="false"/>
-                <w:sz w:val="20"/>
-                <w:szCs w:val="20"/>
-                <w:color w:val="000000"/>
-              </w:rPr>
-            </w:pPr>
-            <w:r>
-              <w:rPr>
-                <w:rFonts w:ascii="Times New Roman" w:hAnsi="Times New Roman" w:eastAsia="Times New Roman" w:cs="Times New Roman"/>
-                <w:i w:val="false"/>
-                <w:b w:val="false"/>
-                <w:u w:val="none"/>
-                <w:strike w:val="false"/>
-                <w:sz w:val="20"/>
-                <w:szCs w:val="20"/>
+              <w:bottom w:val="single" w:sz="4" w:space="0" w:color="2E6DA4"/>
+              <w:top w:val="single" w:sz="4" w:space="0" w:color="2E6DA4"/>
+              <w:left w:val="none" w:sz="0" w:space="0" w:color="000000"/>
+              <w:right w:val="none" w:sz="0" w:space="0" w:color="000000"/>
+            </w:tcBorders>
+            <w:shd w:val="clear" w:color="auto" w:fill="FFFFFF"/>
+            <w:tcMar>
+              <w:top w:w="0" w:type="dxa"/>
+              <w:bottom w:w="0" w:type="dxa"/>
+              <w:left w:w="0" w:type="dxa"/>
+              <w:right w:w="0" w:type="dxa"/>
+            </w:tcMar>
+            <w:vAlign w:val="center"/>
+          </w:tcPr>
+          <w:p>
+            <w:pPr>
+              <w:pStyle w:val="Normal"/>
+              <w:jc w:val="center"/>
+              <w:pBdr>
+                <w:bottom w:val="none" w:sz="0" w:space="0" w:color="000000"/>
+                <w:top w:val="none" w:sz="0" w:space="0" w:color="000000"/>
+                <w:left w:val="none" w:sz="0" w:space="0" w:color="000000"/>
+                <w:right w:val="none" w:sz="0" w:space="0" w:color="000000"/>
+              </w:pBdr>
+              <w:spacing w:after="60" w:before="60" w:line="240"/>
+              <w:ind w:left="80" w:right="80" w:firstLine="0" w:firstLineChars="0"/>
+              <w:rPr>
+                <w:rFonts w:ascii="Calibri" w:hAnsi="Calibri" w:eastAsia="Calibri" w:cs="Calibri"/>
+                <w:i w:val="false"/>
+                <w:b w:val="false"/>
+                <w:u w:val="none"/>
+                <w:strike w:val="false"/>
+                <w:sz w:val="19"/>
+                <w:szCs w:val="19"/>
+                <w:color w:val="000000"/>
+              </w:rPr>
+            </w:pPr>
+            <w:r>
+              <w:rPr>
+                <w:rFonts w:ascii="Calibri" w:hAnsi="Calibri" w:eastAsia="Calibri" w:cs="Calibri"/>
+                <w:i w:val="false"/>
+                <w:b w:val="false"/>
+                <w:u w:val="none"/>
+                <w:strike w:val="false"/>
+                <w:sz w:val="19"/>
+                <w:szCs w:val="19"/>
                 <w:color w:val="000000"/>
               </w:rPr>
               <w:t xml:space="preserve">55</w:t>
@@ -1257,63 +1091,8 @@
         <w:tc>
           <w:tcPr>
             <w:tcBorders>
-              <w:bottom w:val="single" w:sz="2" w:space="0" w:color="DDDDDD"/>
-              <w:top w:val="single" w:sz="8" w:space="0" w:color="333333"/>
-              <w:left w:val="none" w:sz="0" w:space="0" w:color="000000"/>
-              <w:right w:val="none" w:sz="0" w:space="0" w:color="000000"/>
-            </w:tcBorders>
-            <w:shd w:val="clear" w:color="auto" w:fill="FFF2CC"/>
-            <w:tcMar>
-              <w:top w:w="0" w:type="dxa"/>
-              <w:bottom w:w="0" w:type="dxa"/>
-              <w:left w:w="0" w:type="dxa"/>
-              <w:right w:w="0" w:type="dxa"/>
-            </w:tcMar>
-            <w:vAlign w:val="center"/>
-          </w:tcPr>
-          <w:p>
-            <w:pPr>
-              <w:pStyle w:val="Normal"/>
-              <w:jc w:val="center"/>
-              <w:pBdr>
-                <w:bottom w:val="none" w:sz="0" w:space="0" w:color="000000"/>
-                <w:top w:val="none" w:sz="0" w:space="0" w:color="000000"/>
-                <w:left w:val="none" w:sz="0" w:space="0" w:color="000000"/>
-                <w:right w:val="none" w:sz="0" w:space="0" w:color="000000"/>
-              </w:pBdr>
-              <w:spacing w:after="60" w:before="60" w:line="240"/>
-              <w:ind w:left="80" w:right="80" w:firstLine="0" w:firstLineChars="0"/>
-              <w:rPr>
-                <w:rFonts w:ascii="Times New Roman" w:hAnsi="Times New Roman" w:eastAsia="Times New Roman" w:cs="Times New Roman"/>
-                <w:i w:val="false"/>
-                <w:b w:val="false"/>
-                <w:u w:val="none"/>
-                <w:strike w:val="false"/>
-                <w:sz w:val="20"/>
-                <w:szCs w:val="20"/>
-                <w:color w:val="000000"/>
-              </w:rPr>
-            </w:pPr>
-            <w:r>
-              <w:rPr>
-                <w:rFonts w:ascii="Times New Roman" w:hAnsi="Times New Roman" w:eastAsia="Times New Roman" w:cs="Times New Roman"/>
-                <w:i w:val="false"/>
-                <w:b w:val="false"/>
-                <w:u w:val="none"/>
-                <w:strike w:val="false"/>
-                <w:sz w:val="20"/>
-                <w:szCs w:val="20"/>
-                <w:color w:val="000000"/>
-              </w:rPr>
-              <w:t xml:space="preserve">13.9</w:t>
-            </w:r>
-          </w:p>
-        </w:tc>
-        <w:tc>
-          <w:tcPr>
-            <w:tcBorders>
-              <w:bottom w:val="single" w:sz="2" w:space="0" w:color="DDDDDD"/>
-              <w:top w:val="single" w:sz="8" w:space="0" w:color="333333"/>
+              <w:bottom w:val="single" w:sz="4" w:space="0" w:color="2E6DA4"/>
+              <w:top w:val="single" w:sz="4" w:space="0" w:color="2E6DA4"/>
               <w:left w:val="none" w:sz="0" w:space="0" w:color="000000"/>
               <w:right w:val="none" w:sz="0" w:space="0" w:color="000000"/>
             </w:tcBorders>
@@ -1339,38 +1118,38 @@
               <w:spacing w:after="60" w:before="60" w:line="240"/>
               <w:ind w:left="80" w:right="80" w:firstLine="0" w:firstLineChars="0"/>
               <w:rPr>
-                <w:rFonts w:ascii="Times New Roman" w:hAnsi="Times New Roman" w:eastAsia="Times New Roman" w:cs="Times New Roman"/>
-                <w:i w:val="false"/>
-                <w:b w:val="false"/>
-                <w:u w:val="none"/>
-                <w:strike w:val="false"/>
-                <w:sz w:val="20"/>
-                <w:szCs w:val="20"/>
-                <w:color w:val="000000"/>
-              </w:rPr>
-            </w:pPr>
-            <w:r>
-              <w:rPr>
-                <w:rFonts w:ascii="Times New Roman" w:hAnsi="Times New Roman" w:eastAsia="Times New Roman" w:cs="Times New Roman"/>
-                <w:i w:val="false"/>
-                <w:b w:val="false"/>
-                <w:u w:val="none"/>
-                <w:strike w:val="false"/>
-                <w:sz w:val="20"/>
-                <w:szCs w:val="20"/>
-                <w:color w:val="000000"/>
-              </w:rPr>
-              <w:t xml:space="preserve">55</w:t>
-            </w:r>
-          </w:p>
-        </w:tc>
-        <w:tc>
-          <w:tcPr>
-            <w:tcBorders>
-              <w:bottom w:val="single" w:sz="2" w:space="0" w:color="DDDDDD"/>
-              <w:top w:val="single" w:sz="8" w:space="0" w:color="333333"/>
-              <w:left w:val="none" w:sz="0" w:space="0" w:color="000000"/>
-              <w:right w:val="none" w:sz="0" w:space="0" w:color="000000"/>
+                <w:rFonts w:ascii="Calibri" w:hAnsi="Calibri" w:eastAsia="Calibri" w:cs="Calibri"/>
+                <w:i w:val="false"/>
+                <w:b w:val="false"/>
+                <w:u w:val="none"/>
+                <w:strike w:val="false"/>
+                <w:sz w:val="19"/>
+                <w:szCs w:val="19"/>
+                <w:color w:val="000000"/>
+              </w:rPr>
+            </w:pPr>
+            <w:r>
+              <w:rPr>
+                <w:rFonts w:ascii="Calibri" w:hAnsi="Calibri" w:eastAsia="Calibri" w:cs="Calibri"/>
+                <w:i w:val="false"/>
+                <w:b w:val="false"/>
+                <w:u w:val="none"/>
+                <w:strike w:val="false"/>
+                <w:sz w:val="19"/>
+                <w:szCs w:val="19"/>
+                <w:color w:val="000000"/>
+              </w:rPr>
+              <w:t xml:space="preserve">0</w:t>
+            </w:r>
+          </w:p>
+        </w:tc>
+        <w:tc>
+          <w:tcPr>
+            <w:tcBorders>
+              <w:bottom w:val="single" w:sz="4" w:space="0" w:color="2E6DA4"/>
+              <w:top w:val="single" w:sz="4" w:space="0" w:color="2E6DA4"/>
+              <w:left w:val="none" w:sz="0" w:space="0" w:color="000000"/>
+              <w:right w:val="single" w:sz="12" w:space="0" w:color="1A3A5C"/>
             </w:tcBorders>
             <w:shd w:val="clear" w:color="auto" w:fill="FFFFFF"/>
             <w:tcMar>
@@ -1394,80 +1173,25 @@
               <w:spacing w:after="60" w:before="60" w:line="240"/>
               <w:ind w:left="80" w:right="80" w:firstLine="0" w:firstLineChars="0"/>
               <w:rPr>
-                <w:rFonts w:ascii="Times New Roman" w:hAnsi="Times New Roman" w:eastAsia="Times New Roman" w:cs="Times New Roman"/>
-                <w:i w:val="false"/>
-                <w:b w:val="false"/>
-                <w:u w:val="none"/>
-                <w:strike w:val="false"/>
-                <w:sz w:val="20"/>
-                <w:szCs w:val="20"/>
-                <w:color w:val="000000"/>
-              </w:rPr>
-            </w:pPr>
-            <w:r>
-              <w:rPr>
-                <w:rFonts w:ascii="Times New Roman" w:hAnsi="Times New Roman" w:eastAsia="Times New Roman" w:cs="Times New Roman"/>
-                <w:i w:val="false"/>
-                <w:b w:val="false"/>
-                <w:u w:val="none"/>
-                <w:strike w:val="false"/>
-                <w:sz w:val="20"/>
-                <w:szCs w:val="20"/>
-                <w:color w:val="000000"/>
-              </w:rPr>
-              <w:t xml:space="preserve">0</w:t>
-            </w:r>
-          </w:p>
-        </w:tc>
-        <w:tc>
-          <w:tcPr>
-            <w:tcBorders>
-              <w:bottom w:val="single" w:sz="2" w:space="0" w:color="DDDDDD"/>
-              <w:top w:val="single" w:sz="8" w:space="0" w:color="333333"/>
-              <w:left w:val="none" w:sz="0" w:space="0" w:color="000000"/>
-              <w:right w:val="none" w:sz="0" w:space="0" w:color="000000"/>
-            </w:tcBorders>
-            <w:shd w:val="clear" w:color="auto" w:fill="FFFFFF"/>
-            <w:tcMar>
-              <w:top w:w="0" w:type="dxa"/>
-              <w:bottom w:w="0" w:type="dxa"/>
-              <w:left w:w="0" w:type="dxa"/>
-              <w:right w:w="0" w:type="dxa"/>
-            </w:tcMar>
-            <w:vAlign w:val="center"/>
-          </w:tcPr>
-          <w:p>
-            <w:pPr>
-              <w:pStyle w:val="Normal"/>
-              <w:jc w:val="center"/>
-              <w:pBdr>
-                <w:bottom w:val="none" w:sz="0" w:space="0" w:color="000000"/>
-                <w:top w:val="none" w:sz="0" w:space="0" w:color="000000"/>
-                <w:left w:val="none" w:sz="0" w:space="0" w:color="000000"/>
-                <w:right w:val="none" w:sz="0" w:space="0" w:color="000000"/>
-              </w:pBdr>
-              <w:spacing w:after="60" w:before="60" w:line="240"/>
-              <w:ind w:left="80" w:right="80" w:firstLine="0" w:firstLineChars="0"/>
-              <w:rPr>
-                <w:rFonts w:ascii="Times New Roman" w:hAnsi="Times New Roman" w:eastAsia="Times New Roman" w:cs="Times New Roman"/>
-                <w:i w:val="false"/>
-                <w:b w:val="false"/>
-                <w:u w:val="none"/>
-                <w:strike w:val="false"/>
-                <w:sz w:val="20"/>
-                <w:szCs w:val="20"/>
-                <w:color w:val="000000"/>
-              </w:rPr>
-            </w:pPr>
-            <w:r>
-              <w:rPr>
-                <w:rFonts w:ascii="Times New Roman" w:hAnsi="Times New Roman" w:eastAsia="Times New Roman" w:cs="Times New Roman"/>
-                <w:i w:val="false"/>
-                <w:b w:val="false"/>
-                <w:u w:val="none"/>
-                <w:strike w:val="false"/>
-                <w:sz w:val="20"/>
-                <w:szCs w:val="20"/>
+                <w:rFonts w:ascii="Calibri" w:hAnsi="Calibri" w:eastAsia="Calibri" w:cs="Calibri"/>
+                <w:i w:val="false"/>
+                <w:b w:val="false"/>
+                <w:u w:val="none"/>
+                <w:strike w:val="false"/>
+                <w:sz w:val="19"/>
+                <w:szCs w:val="19"/>
+                <w:color w:val="000000"/>
+              </w:rPr>
+            </w:pPr>
+            <w:r>
+              <w:rPr>
+                <w:rFonts w:ascii="Calibri" w:hAnsi="Calibri" w:eastAsia="Calibri" w:cs="Calibri"/>
+                <w:i w:val="false"/>
+                <w:b w:val="false"/>
+                <w:u w:val="none"/>
+                <w:strike w:val="false"/>
+                <w:sz w:val="19"/>
+                <w:szCs w:val="19"/>
                 <w:color w:val="000000"/>
               </w:rPr>
               <w:t xml:space="preserve">0</w:t>
@@ -1482,9 +1206,9 @@
         <w:tc>
           <w:tcPr>
             <w:tcBorders>
-              <w:bottom w:val="single" w:sz="2" w:space="0" w:color="DDDDDD"/>
-              <w:top w:val="single" w:sz="2" w:space="0" w:color="DDDDDD"/>
-              <w:left w:val="none" w:sz="0" w:space="0" w:color="000000"/>
+              <w:bottom w:val="single" w:sz="4" w:space="0" w:color="2E6DA4"/>
+              <w:top w:val="single" w:sz="4" w:space="0" w:color="2E6DA4"/>
+              <w:left w:val="single" w:sz="12" w:space="0" w:color="1A3A5C"/>
               <w:right w:val="none" w:sz="0" w:space="0" w:color="000000"/>
             </w:tcBorders>
             <w:shd w:val="clear" w:color="auto" w:fill="F9F9F9"/>
@@ -1509,25 +1233,25 @@
               <w:spacing w:after="60" w:before="60" w:line="240"/>
               <w:ind w:left="80" w:right="80" w:firstLine="0" w:firstLineChars="0"/>
               <w:rPr>
-                <w:rFonts w:ascii="Times New Roman" w:hAnsi="Times New Roman" w:eastAsia="Times New Roman" w:cs="Times New Roman"/>
-                <w:i w:val="false"/>
-                <w:b w:val="false"/>
-                <w:u w:val="none"/>
-                <w:strike w:val="false"/>
-                <w:sz w:val="20"/>
-                <w:szCs w:val="20"/>
-                <w:color w:val="000000"/>
-              </w:rPr>
-            </w:pPr>
-            <w:r>
-              <w:rPr>
-                <w:rFonts w:ascii="Times New Roman" w:hAnsi="Times New Roman" w:eastAsia="Times New Roman" w:cs="Times New Roman"/>
-                <w:i w:val="false"/>
-                <w:b w:val="false"/>
-                <w:u w:val="none"/>
-                <w:strike w:val="false"/>
-                <w:sz w:val="20"/>
-                <w:szCs w:val="20"/>
+                <w:rFonts w:ascii="Calibri" w:hAnsi="Calibri" w:eastAsia="Calibri" w:cs="Calibri"/>
+                <w:i w:val="false"/>
+                <w:b w:val="false"/>
+                <w:u w:val="none"/>
+                <w:strike w:val="false"/>
+                <w:sz w:val="19"/>
+                <w:szCs w:val="19"/>
+                <w:color w:val="000000"/>
+              </w:rPr>
+            </w:pPr>
+            <w:r>
+              <w:rPr>
+                <w:rFonts w:ascii="Calibri" w:hAnsi="Calibri" w:eastAsia="Calibri" w:cs="Calibri"/>
+                <w:i w:val="false"/>
+                <w:b w:val="false"/>
+                <w:u w:val="none"/>
+                <w:strike w:val="false"/>
+                <w:sz w:val="19"/>
+                <w:szCs w:val="19"/>
                 <w:color w:val="000000"/>
               </w:rPr>
               <w:t xml:space="preserve">Years in neighborhood</w:t>
@@ -1537,8 +1261,8 @@
         <w:tc>
           <w:tcPr>
             <w:tcBorders>
-              <w:bottom w:val="single" w:sz="2" w:space="0" w:color="DDDDDD"/>
-              <w:top w:val="single" w:sz="2" w:space="0" w:color="DDDDDD"/>
+              <w:bottom w:val="single" w:sz="4" w:space="0" w:color="2E6DA4"/>
+              <w:top w:val="single" w:sz="4" w:space="0" w:color="2E6DA4"/>
               <w:left w:val="none" w:sz="0" w:space="0" w:color="000000"/>
               <w:right w:val="none" w:sz="0" w:space="0" w:color="000000"/>
             </w:tcBorders>
@@ -1564,25 +1288,25 @@
               <w:spacing w:after="60" w:before="60" w:line="240"/>
               <w:ind w:left="80" w:right="80" w:firstLine="0" w:firstLineChars="0"/>
               <w:rPr>
-                <w:rFonts w:ascii="Times New Roman" w:hAnsi="Times New Roman" w:eastAsia="Times New Roman" w:cs="Times New Roman"/>
-                <w:i w:val="false"/>
-                <w:b w:val="false"/>
-                <w:u w:val="none"/>
-                <w:strike w:val="false"/>
-                <w:sz w:val="20"/>
-                <w:szCs w:val="20"/>
-                <w:color w:val="000000"/>
-              </w:rPr>
-            </w:pPr>
-            <w:r>
-              <w:rPr>
-                <w:rFonts w:ascii="Times New Roman" w:hAnsi="Times New Roman" w:eastAsia="Times New Roman" w:cs="Times New Roman"/>
-                <w:i w:val="false"/>
-                <w:b w:val="false"/>
-                <w:u w:val="none"/>
-                <w:strike w:val="false"/>
-                <w:sz w:val="20"/>
-                <w:szCs w:val="20"/>
+                <w:rFonts w:ascii="Calibri" w:hAnsi="Calibri" w:eastAsia="Calibri" w:cs="Calibri"/>
+                <w:i w:val="false"/>
+                <w:b w:val="false"/>
+                <w:u w:val="none"/>
+                <w:strike w:val="false"/>
+                <w:sz w:val="19"/>
+                <w:szCs w:val="19"/>
+                <w:color w:val="000000"/>
+              </w:rPr>
+            </w:pPr>
+            <w:r>
+              <w:rPr>
+                <w:rFonts w:ascii="Calibri" w:hAnsi="Calibri" w:eastAsia="Calibri" w:cs="Calibri"/>
+                <w:i w:val="false"/>
+                <w:b w:val="false"/>
+                <w:u w:val="none"/>
+                <w:strike w:val="false"/>
+                <w:sz w:val="19"/>
+                <w:szCs w:val="19"/>
                 <w:color w:val="000000"/>
               </w:rPr>
               <w:t xml:space="preserve">364</w:t>
@@ -1592,8 +1316,8 @@
         <w:tc>
           <w:tcPr>
             <w:tcBorders>
-              <w:bottom w:val="single" w:sz="2" w:space="0" w:color="DDDDDD"/>
-              <w:top w:val="single" w:sz="2" w:space="0" w:color="DDDDDD"/>
+              <w:bottom w:val="single" w:sz="4" w:space="0" w:color="2E6DA4"/>
+              <w:top w:val="single" w:sz="4" w:space="0" w:color="2E6DA4"/>
               <w:left w:val="none" w:sz="0" w:space="0" w:color="000000"/>
               <w:right w:val="none" w:sz="0" w:space="0" w:color="000000"/>
             </w:tcBorders>
@@ -1619,25 +1343,25 @@
               <w:spacing w:after="60" w:before="60" w:line="240"/>
               <w:ind w:left="80" w:right="80" w:firstLine="0" w:firstLineChars="0"/>
               <w:rPr>
-                <w:rFonts w:ascii="Times New Roman" w:hAnsi="Times New Roman" w:eastAsia="Times New Roman" w:cs="Times New Roman"/>
-                <w:i w:val="false"/>
-                <w:b w:val="false"/>
-                <w:u w:val="none"/>
-                <w:strike w:val="false"/>
-                <w:sz w:val="20"/>
-                <w:szCs w:val="20"/>
-                <w:color w:val="000000"/>
-              </w:rPr>
-            </w:pPr>
-            <w:r>
-              <w:rPr>
-                <w:rFonts w:ascii="Times New Roman" w:hAnsi="Times New Roman" w:eastAsia="Times New Roman" w:cs="Times New Roman"/>
-                <w:i w:val="false"/>
-                <w:b w:val="false"/>
-                <w:u w:val="none"/>
-                <w:strike w:val="false"/>
-                <w:sz w:val="20"/>
-                <w:szCs w:val="20"/>
+                <w:rFonts w:ascii="Calibri" w:hAnsi="Calibri" w:eastAsia="Calibri" w:cs="Calibri"/>
+                <w:i w:val="false"/>
+                <w:b w:val="false"/>
+                <w:u w:val="none"/>
+                <w:strike w:val="false"/>
+                <w:sz w:val="19"/>
+                <w:szCs w:val="19"/>
+                <w:color w:val="000000"/>
+              </w:rPr>
+            </w:pPr>
+            <w:r>
+              <w:rPr>
+                <w:rFonts w:ascii="Calibri" w:hAnsi="Calibri" w:eastAsia="Calibri" w:cs="Calibri"/>
+                <w:i w:val="false"/>
+                <w:b w:val="false"/>
+                <w:u w:val="none"/>
+                <w:strike w:val="false"/>
+                <w:sz w:val="19"/>
+                <w:szCs w:val="19"/>
                 <w:color w:val="000000"/>
               </w:rPr>
               <w:t xml:space="preserve">91.7</w:t>
@@ -1647,8 +1371,8 @@
         <w:tc>
           <w:tcPr>
             <w:tcBorders>
-              <w:bottom w:val="single" w:sz="2" w:space="0" w:color="DDDDDD"/>
-              <w:top w:val="single" w:sz="2" w:space="0" w:color="DDDDDD"/>
+              <w:bottom w:val="single" w:sz="4" w:space="0" w:color="2E6DA4"/>
+              <w:top w:val="single" w:sz="4" w:space="0" w:color="2E6DA4"/>
               <w:left w:val="none" w:sz="0" w:space="0" w:color="000000"/>
               <w:right w:val="none" w:sz="0" w:space="0" w:color="000000"/>
             </w:tcBorders>
@@ -1674,25 +1398,25 @@
               <w:spacing w:after="60" w:before="60" w:line="240"/>
               <w:ind w:left="80" w:right="80" w:firstLine="0" w:firstLineChars="0"/>
               <w:rPr>
-                <w:rFonts w:ascii="Times New Roman" w:hAnsi="Times New Roman" w:eastAsia="Times New Roman" w:cs="Times New Roman"/>
-                <w:i w:val="false"/>
-                <w:b w:val="false"/>
-                <w:u w:val="none"/>
-                <w:strike w:val="false"/>
-                <w:sz w:val="20"/>
-                <w:szCs w:val="20"/>
-                <w:color w:val="000000"/>
-              </w:rPr>
-            </w:pPr>
-            <w:r>
-              <w:rPr>
-                <w:rFonts w:ascii="Times New Roman" w:hAnsi="Times New Roman" w:eastAsia="Times New Roman" w:cs="Times New Roman"/>
-                <w:i w:val="false"/>
-                <w:b w:val="false"/>
-                <w:u w:val="none"/>
-                <w:strike w:val="false"/>
-                <w:sz w:val="20"/>
-                <w:szCs w:val="20"/>
+                <w:rFonts w:ascii="Calibri" w:hAnsi="Calibri" w:eastAsia="Calibri" w:cs="Calibri"/>
+                <w:i w:val="false"/>
+                <w:b w:val="false"/>
+                <w:u w:val="none"/>
+                <w:strike w:val="false"/>
+                <w:sz w:val="19"/>
+                <w:szCs w:val="19"/>
+                <w:color w:val="000000"/>
+              </w:rPr>
+            </w:pPr>
+            <w:r>
+              <w:rPr>
+                <w:rFonts w:ascii="Calibri" w:hAnsi="Calibri" w:eastAsia="Calibri" w:cs="Calibri"/>
+                <w:i w:val="false"/>
+                <w:b w:val="false"/>
+                <w:u w:val="none"/>
+                <w:strike w:val="false"/>
+                <w:sz w:val="19"/>
+                <w:szCs w:val="19"/>
                 <w:color w:val="000000"/>
               </w:rPr>
               <w:t xml:space="preserve">31</w:t>
@@ -1702,8 +1426,8 @@
         <w:tc>
           <w:tcPr>
             <w:tcBorders>
-              <w:bottom w:val="single" w:sz="2" w:space="0" w:color="DDDDDD"/>
-              <w:top w:val="single" w:sz="2" w:space="0" w:color="DDDDDD"/>
+              <w:bottom w:val="single" w:sz="4" w:space="0" w:color="2E6DA4"/>
+              <w:top w:val="single" w:sz="4" w:space="0" w:color="2E6DA4"/>
               <w:left w:val="none" w:sz="0" w:space="0" w:color="000000"/>
               <w:right w:val="none" w:sz="0" w:space="0" w:color="000000"/>
             </w:tcBorders>
@@ -1729,25 +1453,25 @@
               <w:spacing w:after="60" w:before="60" w:line="240"/>
               <w:ind w:left="80" w:right="80" w:firstLine="0" w:firstLineChars="0"/>
               <w:rPr>
-                <w:rFonts w:ascii="Times New Roman" w:hAnsi="Times New Roman" w:eastAsia="Times New Roman" w:cs="Times New Roman"/>
-                <w:i w:val="false"/>
-                <w:b w:val="false"/>
-                <w:u w:val="none"/>
-                <w:strike w:val="false"/>
-                <w:sz w:val="20"/>
-                <w:szCs w:val="20"/>
-                <w:color w:val="000000"/>
-              </w:rPr>
-            </w:pPr>
-            <w:r>
-              <w:rPr>
-                <w:rFonts w:ascii="Times New Roman" w:hAnsi="Times New Roman" w:eastAsia="Times New Roman" w:cs="Times New Roman"/>
-                <w:i w:val="false"/>
-                <w:b w:val="false"/>
-                <w:u w:val="none"/>
-                <w:strike w:val="false"/>
-                <w:sz w:val="20"/>
-                <w:szCs w:val="20"/>
+                <w:rFonts w:ascii="Calibri" w:hAnsi="Calibri" w:eastAsia="Calibri" w:cs="Calibri"/>
+                <w:i w:val="false"/>
+                <w:b w:val="false"/>
+                <w:u w:val="none"/>
+                <w:strike w:val="false"/>
+                <w:sz w:val="19"/>
+                <w:szCs w:val="19"/>
+                <w:color w:val="000000"/>
+              </w:rPr>
+            </w:pPr>
+            <w:r>
+              <w:rPr>
+                <w:rFonts w:ascii="Calibri" w:hAnsi="Calibri" w:eastAsia="Calibri" w:cs="Calibri"/>
+                <w:i w:val="false"/>
+                <w:b w:val="false"/>
+                <w:u w:val="none"/>
+                <w:strike w:val="false"/>
+                <w:sz w:val="19"/>
+                <w:szCs w:val="19"/>
                 <w:color w:val="000000"/>
               </w:rPr>
               <w:t xml:space="preserve">7.8</w:t>
@@ -1757,52 +1481,52 @@
         <w:tc>
           <w:tcPr>
             <w:tcBorders>
-              <w:bottom w:val="single" w:sz="2" w:space="0" w:color="DDDDDD"/>
-              <w:top w:val="single" w:sz="2" w:space="0" w:color="DDDDDD"/>
-              <w:left w:val="none" w:sz="0" w:space="0" w:color="000000"/>
-              <w:right w:val="none" w:sz="0" w:space="0" w:color="000000"/>
-            </w:tcBorders>
-            <w:shd w:val="clear" w:color="auto" w:fill="FFF2CC"/>
-            <w:tcMar>
-              <w:top w:w="0" w:type="dxa"/>
-              <w:bottom w:w="0" w:type="dxa"/>
-              <w:left w:w="0" w:type="dxa"/>
-              <w:right w:w="0" w:type="dxa"/>
-            </w:tcMar>
-            <w:vAlign w:val="center"/>
-          </w:tcPr>
-          <w:p>
-            <w:pPr>
-              <w:pStyle w:val="Normal"/>
-              <w:jc w:val="center"/>
-              <w:pBdr>
-                <w:bottom w:val="none" w:sz="0" w:space="0" w:color="000000"/>
-                <w:top w:val="none" w:sz="0" w:space="0" w:color="000000"/>
-                <w:left w:val="none" w:sz="0" w:space="0" w:color="000000"/>
-                <w:right w:val="none" w:sz="0" w:space="0" w:color="000000"/>
-              </w:pBdr>
-              <w:spacing w:after="60" w:before="60" w:line="240"/>
-              <w:ind w:left="80" w:right="80" w:firstLine="0" w:firstLineChars="0"/>
-              <w:rPr>
-                <w:rFonts w:ascii="Times New Roman" w:hAnsi="Times New Roman" w:eastAsia="Times New Roman" w:cs="Times New Roman"/>
-                <w:i w:val="false"/>
-                <w:b w:val="false"/>
-                <w:u w:val="none"/>
-                <w:strike w:val="false"/>
-                <w:sz w:val="20"/>
-                <w:szCs w:val="20"/>
-                <w:color w:val="000000"/>
-              </w:rPr>
-            </w:pPr>
-            <w:r>
-              <w:rPr>
-                <w:rFonts w:ascii="Times New Roman" w:hAnsi="Times New Roman" w:eastAsia="Times New Roman" w:cs="Times New Roman"/>
-                <w:i w:val="false"/>
-                <w:b w:val="false"/>
-                <w:u w:val="none"/>
-                <w:strike w:val="false"/>
-                <w:sz w:val="20"/>
-                <w:szCs w:val="20"/>
+              <w:bottom w:val="single" w:sz="4" w:space="0" w:color="2E6DA4"/>
+              <w:top w:val="single" w:sz="4" w:space="0" w:color="2E6DA4"/>
+              <w:left w:val="none" w:sz="0" w:space="0" w:color="000000"/>
+              <w:right w:val="none" w:sz="0" w:space="0" w:color="000000"/>
+            </w:tcBorders>
+            <w:shd w:val="clear" w:color="auto" w:fill="F9F9F9"/>
+            <w:tcMar>
+              <w:top w:w="0" w:type="dxa"/>
+              <w:bottom w:w="0" w:type="dxa"/>
+              <w:left w:w="0" w:type="dxa"/>
+              <w:right w:w="0" w:type="dxa"/>
+            </w:tcMar>
+            <w:vAlign w:val="center"/>
+          </w:tcPr>
+          <w:p>
+            <w:pPr>
+              <w:pStyle w:val="Normal"/>
+              <w:jc w:val="center"/>
+              <w:pBdr>
+                <w:bottom w:val="none" w:sz="0" w:space="0" w:color="000000"/>
+                <w:top w:val="none" w:sz="0" w:space="0" w:color="000000"/>
+                <w:left w:val="none" w:sz="0" w:space="0" w:color="000000"/>
+                <w:right w:val="none" w:sz="0" w:space="0" w:color="000000"/>
+              </w:pBdr>
+              <w:spacing w:after="60" w:before="60" w:line="240"/>
+              <w:ind w:left="80" w:right="80" w:firstLine="0" w:firstLineChars="0"/>
+              <w:rPr>
+                <w:rFonts w:ascii="Calibri" w:hAnsi="Calibri" w:eastAsia="Calibri" w:cs="Calibri"/>
+                <w:i w:val="false"/>
+                <w:b w:val="false"/>
+                <w:u w:val="none"/>
+                <w:strike w:val="false"/>
+                <w:sz w:val="19"/>
+                <w:szCs w:val="19"/>
+                <w:color w:val="000000"/>
+              </w:rPr>
+            </w:pPr>
+            <w:r>
+              <w:rPr>
+                <w:rFonts w:ascii="Calibri" w:hAnsi="Calibri" w:eastAsia="Calibri" w:cs="Calibri"/>
+                <w:i w:val="false"/>
+                <w:b w:val="false"/>
+                <w:u w:val="none"/>
+                <w:strike w:val="false"/>
+                <w:sz w:val="19"/>
+                <w:szCs w:val="19"/>
                 <w:color w:val="000000"/>
               </w:rPr>
               <w:t xml:space="preserve">2</w:t>
@@ -1812,63 +1536,8 @@
         <w:tc>
           <w:tcPr>
             <w:tcBorders>
-              <w:bottom w:val="single" w:sz="2" w:space="0" w:color="DDDDDD"/>
-              <w:top w:val="single" w:sz="2" w:space="0" w:color="DDDDDD"/>
-              <w:left w:val="none" w:sz="0" w:space="0" w:color="000000"/>
-              <w:right w:val="none" w:sz="0" w:space="0" w:color="000000"/>
-            </w:tcBorders>
-            <w:shd w:val="clear" w:color="auto" w:fill="FFF2CC"/>
-            <w:tcMar>
-              <w:top w:w="0" w:type="dxa"/>
-              <w:bottom w:w="0" w:type="dxa"/>
-              <w:left w:w="0" w:type="dxa"/>
-              <w:right w:w="0" w:type="dxa"/>
-            </w:tcMar>
-            <w:vAlign w:val="center"/>
-          </w:tcPr>
-          <w:p>
-            <w:pPr>
-              <w:pStyle w:val="Normal"/>
-              <w:jc w:val="center"/>
-              <w:pBdr>
-                <w:bottom w:val="none" w:sz="0" w:space="0" w:color="000000"/>
-                <w:top w:val="none" w:sz="0" w:space="0" w:color="000000"/>
-                <w:left w:val="none" w:sz="0" w:space="0" w:color="000000"/>
-                <w:right w:val="none" w:sz="0" w:space="0" w:color="000000"/>
-              </w:pBdr>
-              <w:spacing w:after="60" w:before="60" w:line="240"/>
-              <w:ind w:left="80" w:right="80" w:firstLine="0" w:firstLineChars="0"/>
-              <w:rPr>
-                <w:rFonts w:ascii="Times New Roman" w:hAnsi="Times New Roman" w:eastAsia="Times New Roman" w:cs="Times New Roman"/>
-                <w:i w:val="false"/>
-                <w:b w:val="false"/>
-                <w:u w:val="none"/>
-                <w:strike w:val="false"/>
-                <w:sz w:val="20"/>
-                <w:szCs w:val="20"/>
-                <w:color w:val="000000"/>
-              </w:rPr>
-            </w:pPr>
-            <w:r>
-              <w:rPr>
-                <w:rFonts w:ascii="Times New Roman" w:hAnsi="Times New Roman" w:eastAsia="Times New Roman" w:cs="Times New Roman"/>
-                <w:i w:val="false"/>
-                <w:b w:val="false"/>
-                <w:u w:val="none"/>
-                <w:strike w:val="false"/>
-                <w:sz w:val="20"/>
-                <w:szCs w:val="20"/>
-                <w:color w:val="000000"/>
-              </w:rPr>
-              <w:t xml:space="preserve">0.5</w:t>
-            </w:r>
-          </w:p>
-        </w:tc>
-        <w:tc>
-          <w:tcPr>
-            <w:tcBorders>
-              <w:bottom w:val="single" w:sz="2" w:space="0" w:color="DDDDDD"/>
-              <w:top w:val="single" w:sz="2" w:space="0" w:color="DDDDDD"/>
+              <w:bottom w:val="single" w:sz="4" w:space="0" w:color="2E6DA4"/>
+              <w:top w:val="single" w:sz="4" w:space="0" w:color="2E6DA4"/>
               <w:left w:val="none" w:sz="0" w:space="0" w:color="000000"/>
               <w:right w:val="none" w:sz="0" w:space="0" w:color="000000"/>
             </w:tcBorders>
@@ -1894,38 +1563,38 @@
               <w:spacing w:after="60" w:before="60" w:line="240"/>
               <w:ind w:left="80" w:right="80" w:firstLine="0" w:firstLineChars="0"/>
               <w:rPr>
-                <w:rFonts w:ascii="Times New Roman" w:hAnsi="Times New Roman" w:eastAsia="Times New Roman" w:cs="Times New Roman"/>
-                <w:i w:val="false"/>
-                <w:b w:val="false"/>
-                <w:u w:val="none"/>
-                <w:strike w:val="false"/>
-                <w:sz w:val="20"/>
-                <w:szCs w:val="20"/>
-                <w:color w:val="000000"/>
-              </w:rPr>
-            </w:pPr>
-            <w:r>
-              <w:rPr>
-                <w:rFonts w:ascii="Times New Roman" w:hAnsi="Times New Roman" w:eastAsia="Times New Roman" w:cs="Times New Roman"/>
-                <w:i w:val="false"/>
-                <w:b w:val="false"/>
-                <w:u w:val="none"/>
-                <w:strike w:val="false"/>
-                <w:sz w:val="20"/>
-                <w:szCs w:val="20"/>
-                <w:color w:val="000000"/>
-              </w:rPr>
-              <w:t xml:space="preserve">2</w:t>
-            </w:r>
-          </w:p>
-        </w:tc>
-        <w:tc>
-          <w:tcPr>
-            <w:tcBorders>
-              <w:bottom w:val="single" w:sz="2" w:space="0" w:color="DDDDDD"/>
-              <w:top w:val="single" w:sz="2" w:space="0" w:color="DDDDDD"/>
-              <w:left w:val="none" w:sz="0" w:space="0" w:color="000000"/>
-              <w:right w:val="none" w:sz="0" w:space="0" w:color="000000"/>
+                <w:rFonts w:ascii="Calibri" w:hAnsi="Calibri" w:eastAsia="Calibri" w:cs="Calibri"/>
+                <w:i w:val="false"/>
+                <w:b w:val="false"/>
+                <w:u w:val="none"/>
+                <w:strike w:val="false"/>
+                <w:sz w:val="19"/>
+                <w:szCs w:val="19"/>
+                <w:color w:val="000000"/>
+              </w:rPr>
+            </w:pPr>
+            <w:r>
+              <w:rPr>
+                <w:rFonts w:ascii="Calibri" w:hAnsi="Calibri" w:eastAsia="Calibri" w:cs="Calibri"/>
+                <w:i w:val="false"/>
+                <w:b w:val="false"/>
+                <w:u w:val="none"/>
+                <w:strike w:val="false"/>
+                <w:sz w:val="19"/>
+                <w:szCs w:val="19"/>
+                <w:color w:val="000000"/>
+              </w:rPr>
+              <w:t xml:space="preserve">0</w:t>
+            </w:r>
+          </w:p>
+        </w:tc>
+        <w:tc>
+          <w:tcPr>
+            <w:tcBorders>
+              <w:bottom w:val="single" w:sz="4" w:space="0" w:color="2E6DA4"/>
+              <w:top w:val="single" w:sz="4" w:space="0" w:color="2E6DA4"/>
+              <w:left w:val="none" w:sz="0" w:space="0" w:color="000000"/>
+              <w:right w:val="single" w:sz="12" w:space="0" w:color="1A3A5C"/>
             </w:tcBorders>
             <w:shd w:val="clear" w:color="auto" w:fill="F9F9F9"/>
             <w:tcMar>
@@ -1949,80 +1618,25 @@
               <w:spacing w:after="60" w:before="60" w:line="240"/>
               <w:ind w:left="80" w:right="80" w:firstLine="0" w:firstLineChars="0"/>
               <w:rPr>
-                <w:rFonts w:ascii="Times New Roman" w:hAnsi="Times New Roman" w:eastAsia="Times New Roman" w:cs="Times New Roman"/>
-                <w:i w:val="false"/>
-                <w:b w:val="false"/>
-                <w:u w:val="none"/>
-                <w:strike w:val="false"/>
-                <w:sz w:val="20"/>
-                <w:szCs w:val="20"/>
-                <w:color w:val="000000"/>
-              </w:rPr>
-            </w:pPr>
-            <w:r>
-              <w:rPr>
-                <w:rFonts w:ascii="Times New Roman" w:hAnsi="Times New Roman" w:eastAsia="Times New Roman" w:cs="Times New Roman"/>
-                <w:i w:val="false"/>
-                <w:b w:val="false"/>
-                <w:u w:val="none"/>
-                <w:strike w:val="false"/>
-                <w:sz w:val="20"/>
-                <w:szCs w:val="20"/>
-                <w:color w:val="000000"/>
-              </w:rPr>
-              <w:t xml:space="preserve">0</w:t>
-            </w:r>
-          </w:p>
-        </w:tc>
-        <w:tc>
-          <w:tcPr>
-            <w:tcBorders>
-              <w:bottom w:val="single" w:sz="2" w:space="0" w:color="DDDDDD"/>
-              <w:top w:val="single" w:sz="2" w:space="0" w:color="DDDDDD"/>
-              <w:left w:val="none" w:sz="0" w:space="0" w:color="000000"/>
-              <w:right w:val="none" w:sz="0" w:space="0" w:color="000000"/>
-            </w:tcBorders>
-            <w:shd w:val="clear" w:color="auto" w:fill="F9F9F9"/>
-            <w:tcMar>
-              <w:top w:w="0" w:type="dxa"/>
-              <w:bottom w:w="0" w:type="dxa"/>
-              <w:left w:w="0" w:type="dxa"/>
-              <w:right w:w="0" w:type="dxa"/>
-            </w:tcMar>
-            <w:vAlign w:val="center"/>
-          </w:tcPr>
-          <w:p>
-            <w:pPr>
-              <w:pStyle w:val="Normal"/>
-              <w:jc w:val="center"/>
-              <w:pBdr>
-                <w:bottom w:val="none" w:sz="0" w:space="0" w:color="000000"/>
-                <w:top w:val="none" w:sz="0" w:space="0" w:color="000000"/>
-                <w:left w:val="none" w:sz="0" w:space="0" w:color="000000"/>
-                <w:right w:val="none" w:sz="0" w:space="0" w:color="000000"/>
-              </w:pBdr>
-              <w:spacing w:after="60" w:before="60" w:line="240"/>
-              <w:ind w:left="80" w:right="80" w:firstLine="0" w:firstLineChars="0"/>
-              <w:rPr>
-                <w:rFonts w:ascii="Times New Roman" w:hAnsi="Times New Roman" w:eastAsia="Times New Roman" w:cs="Times New Roman"/>
-                <w:i w:val="false"/>
-                <w:b w:val="false"/>
-                <w:u w:val="none"/>
-                <w:strike w:val="false"/>
-                <w:sz w:val="20"/>
-                <w:szCs w:val="20"/>
-                <w:color w:val="000000"/>
-              </w:rPr>
-            </w:pPr>
-            <w:r>
-              <w:rPr>
-                <w:rFonts w:ascii="Times New Roman" w:hAnsi="Times New Roman" w:eastAsia="Times New Roman" w:cs="Times New Roman"/>
-                <w:i w:val="false"/>
-                <w:b w:val="false"/>
-                <w:u w:val="none"/>
-                <w:strike w:val="false"/>
-                <w:sz w:val="20"/>
-                <w:szCs w:val="20"/>
+                <w:rFonts w:ascii="Calibri" w:hAnsi="Calibri" w:eastAsia="Calibri" w:cs="Calibri"/>
+                <w:i w:val="false"/>
+                <w:b w:val="false"/>
+                <w:u w:val="none"/>
+                <w:strike w:val="false"/>
+                <w:sz w:val="19"/>
+                <w:szCs w:val="19"/>
+                <w:color w:val="000000"/>
+              </w:rPr>
+            </w:pPr>
+            <w:r>
+              <w:rPr>
+                <w:rFonts w:ascii="Calibri" w:hAnsi="Calibri" w:eastAsia="Calibri" w:cs="Calibri"/>
+                <w:i w:val="false"/>
+                <w:b w:val="false"/>
+                <w:u w:val="none"/>
+                <w:strike w:val="false"/>
+                <w:sz w:val="19"/>
+                <w:szCs w:val="19"/>
                 <w:color w:val="000000"/>
               </w:rPr>
               <w:t xml:space="preserve">0</w:t>
@@ -2037,9 +1651,9 @@
         <w:tc>
           <w:tcPr>
             <w:tcBorders>
-              <w:bottom w:val="single" w:sz="2" w:space="0" w:color="DDDDDD"/>
-              <w:top w:val="single" w:sz="2" w:space="0" w:color="DDDDDD"/>
-              <w:left w:val="none" w:sz="0" w:space="0" w:color="000000"/>
+              <w:bottom w:val="single" w:sz="4" w:space="0" w:color="2E6DA4"/>
+              <w:top w:val="single" w:sz="4" w:space="0" w:color="2E6DA4"/>
+              <w:left w:val="single" w:sz="12" w:space="0" w:color="1A3A5C"/>
               <w:right w:val="none" w:sz="0" w:space="0" w:color="000000"/>
             </w:tcBorders>
             <w:shd w:val="clear" w:color="auto" w:fill="FFFFFF"/>
@@ -2064,25 +1678,25 @@
               <w:spacing w:after="60" w:before="60" w:line="240"/>
               <w:ind w:left="80" w:right="80" w:firstLine="0" w:firstLineChars="0"/>
               <w:rPr>
-                <w:rFonts w:ascii="Times New Roman" w:hAnsi="Times New Roman" w:eastAsia="Times New Roman" w:cs="Times New Roman"/>
-                <w:i w:val="false"/>
-                <w:b w:val="false"/>
-                <w:u w:val="none"/>
-                <w:strike w:val="false"/>
-                <w:sz w:val="20"/>
-                <w:szCs w:val="20"/>
-                <w:color w:val="000000"/>
-              </w:rPr>
-            </w:pPr>
-            <w:r>
-              <w:rPr>
-                <w:rFonts w:ascii="Times New Roman" w:hAnsi="Times New Roman" w:eastAsia="Times New Roman" w:cs="Times New Roman"/>
-                <w:i w:val="false"/>
-                <w:b w:val="false"/>
-                <w:u w:val="none"/>
-                <w:strike w:val="false"/>
-                <w:sz w:val="20"/>
-                <w:szCs w:val="20"/>
+                <w:rFonts w:ascii="Calibri" w:hAnsi="Calibri" w:eastAsia="Calibri" w:cs="Calibri"/>
+                <w:i w:val="false"/>
+                <w:b w:val="false"/>
+                <w:u w:val="none"/>
+                <w:strike w:val="false"/>
+                <w:sz w:val="19"/>
+                <w:szCs w:val="19"/>
+                <w:color w:val="000000"/>
+              </w:rPr>
+            </w:pPr>
+            <w:r>
+              <w:rPr>
+                <w:rFonts w:ascii="Calibri" w:hAnsi="Calibri" w:eastAsia="Calibri" w:cs="Calibri"/>
+                <w:i w:val="false"/>
+                <w:b w:val="false"/>
+                <w:u w:val="none"/>
+                <w:strike w:val="false"/>
+                <w:sz w:val="19"/>
+                <w:szCs w:val="19"/>
                 <w:color w:val="000000"/>
               </w:rPr>
               <w:t xml:space="preserve">Household size</w:t>
@@ -2092,8 +1706,8 @@
         <w:tc>
           <w:tcPr>
             <w:tcBorders>
-              <w:bottom w:val="single" w:sz="2" w:space="0" w:color="DDDDDD"/>
-              <w:top w:val="single" w:sz="2" w:space="0" w:color="DDDDDD"/>
+              <w:bottom w:val="single" w:sz="4" w:space="0" w:color="2E6DA4"/>
+              <w:top w:val="single" w:sz="4" w:space="0" w:color="2E6DA4"/>
               <w:left w:val="none" w:sz="0" w:space="0" w:color="000000"/>
               <w:right w:val="none" w:sz="0" w:space="0" w:color="000000"/>
             </w:tcBorders>
@@ -2119,25 +1733,25 @@
               <w:spacing w:after="60" w:before="60" w:line="240"/>
               <w:ind w:left="80" w:right="80" w:firstLine="0" w:firstLineChars="0"/>
               <w:rPr>
-                <w:rFonts w:ascii="Times New Roman" w:hAnsi="Times New Roman" w:eastAsia="Times New Roman" w:cs="Times New Roman"/>
-                <w:i w:val="false"/>
-                <w:b w:val="false"/>
-                <w:u w:val="none"/>
-                <w:strike w:val="false"/>
-                <w:sz w:val="20"/>
-                <w:szCs w:val="20"/>
-                <w:color w:val="000000"/>
-              </w:rPr>
-            </w:pPr>
-            <w:r>
-              <w:rPr>
-                <w:rFonts w:ascii="Times New Roman" w:hAnsi="Times New Roman" w:eastAsia="Times New Roman" w:cs="Times New Roman"/>
-                <w:i w:val="false"/>
-                <w:b w:val="false"/>
-                <w:u w:val="none"/>
-                <w:strike w:val="false"/>
-                <w:sz w:val="20"/>
-                <w:szCs w:val="20"/>
+                <w:rFonts w:ascii="Calibri" w:hAnsi="Calibri" w:eastAsia="Calibri" w:cs="Calibri"/>
+                <w:i w:val="false"/>
+                <w:b w:val="false"/>
+                <w:u w:val="none"/>
+                <w:strike w:val="false"/>
+                <w:sz w:val="19"/>
+                <w:szCs w:val="19"/>
+                <w:color w:val="000000"/>
+              </w:rPr>
+            </w:pPr>
+            <w:r>
+              <w:rPr>
+                <w:rFonts w:ascii="Calibri" w:hAnsi="Calibri" w:eastAsia="Calibri" w:cs="Calibri"/>
+                <w:i w:val="false"/>
+                <w:b w:val="false"/>
+                <w:u w:val="none"/>
+                <w:strike w:val="false"/>
+                <w:sz w:val="19"/>
+                <w:szCs w:val="19"/>
                 <w:color w:val="000000"/>
               </w:rPr>
               <w:t xml:space="preserve">380</w:t>
@@ -2147,8 +1761,8 @@
         <w:tc>
           <w:tcPr>
             <w:tcBorders>
-              <w:bottom w:val="single" w:sz="2" w:space="0" w:color="DDDDDD"/>
-              <w:top w:val="single" w:sz="2" w:space="0" w:color="DDDDDD"/>
+              <w:bottom w:val="single" w:sz="4" w:space="0" w:color="2E6DA4"/>
+              <w:top w:val="single" w:sz="4" w:space="0" w:color="2E6DA4"/>
               <w:left w:val="none" w:sz="0" w:space="0" w:color="000000"/>
               <w:right w:val="none" w:sz="0" w:space="0" w:color="000000"/>
             </w:tcBorders>
@@ -2174,25 +1788,25 @@
               <w:spacing w:after="60" w:before="60" w:line="240"/>
               <w:ind w:left="80" w:right="80" w:firstLine="0" w:firstLineChars="0"/>
               <w:rPr>
-                <w:rFonts w:ascii="Times New Roman" w:hAnsi="Times New Roman" w:eastAsia="Times New Roman" w:cs="Times New Roman"/>
-                <w:i w:val="false"/>
-                <w:b w:val="false"/>
-                <w:u w:val="none"/>
-                <w:strike w:val="false"/>
-                <w:sz w:val="20"/>
-                <w:szCs w:val="20"/>
-                <w:color w:val="000000"/>
-              </w:rPr>
-            </w:pPr>
-            <w:r>
-              <w:rPr>
-                <w:rFonts w:ascii="Times New Roman" w:hAnsi="Times New Roman" w:eastAsia="Times New Roman" w:cs="Times New Roman"/>
-                <w:i w:val="false"/>
-                <w:b w:val="false"/>
-                <w:u w:val="none"/>
-                <w:strike w:val="false"/>
-                <w:sz w:val="20"/>
-                <w:szCs w:val="20"/>
+                <w:rFonts w:ascii="Calibri" w:hAnsi="Calibri" w:eastAsia="Calibri" w:cs="Calibri"/>
+                <w:i w:val="false"/>
+                <w:b w:val="false"/>
+                <w:u w:val="none"/>
+                <w:strike w:val="false"/>
+                <w:sz w:val="19"/>
+                <w:szCs w:val="19"/>
+                <w:color w:val="000000"/>
+              </w:rPr>
+            </w:pPr>
+            <w:r>
+              <w:rPr>
+                <w:rFonts w:ascii="Calibri" w:hAnsi="Calibri" w:eastAsia="Calibri" w:cs="Calibri"/>
+                <w:i w:val="false"/>
+                <w:b w:val="false"/>
+                <w:u w:val="none"/>
+                <w:strike w:val="false"/>
+                <w:sz w:val="19"/>
+                <w:szCs w:val="19"/>
                 <w:color w:val="000000"/>
               </w:rPr>
               <w:t xml:space="preserve">95.7</w:t>
@@ -2202,8 +1816,8 @@
         <w:tc>
           <w:tcPr>
             <w:tcBorders>
-              <w:bottom w:val="single" w:sz="2" w:space="0" w:color="DDDDDD"/>
-              <w:top w:val="single" w:sz="2" w:space="0" w:color="DDDDDD"/>
+              <w:bottom w:val="single" w:sz="4" w:space="0" w:color="2E6DA4"/>
+              <w:top w:val="single" w:sz="4" w:space="0" w:color="2E6DA4"/>
               <w:left w:val="none" w:sz="0" w:space="0" w:color="000000"/>
               <w:right w:val="none" w:sz="0" w:space="0" w:color="000000"/>
             </w:tcBorders>
@@ -2229,25 +1843,25 @@
               <w:spacing w:after="60" w:before="60" w:line="240"/>
               <w:ind w:left="80" w:right="80" w:firstLine="0" w:firstLineChars="0"/>
               <w:rPr>
-                <w:rFonts w:ascii="Times New Roman" w:hAnsi="Times New Roman" w:eastAsia="Times New Roman" w:cs="Times New Roman"/>
-                <w:i w:val="false"/>
-                <w:b w:val="false"/>
-                <w:u w:val="none"/>
-                <w:strike w:val="false"/>
-                <w:sz w:val="20"/>
-                <w:szCs w:val="20"/>
-                <w:color w:val="000000"/>
-              </w:rPr>
-            </w:pPr>
-            <w:r>
-              <w:rPr>
-                <w:rFonts w:ascii="Times New Roman" w:hAnsi="Times New Roman" w:eastAsia="Times New Roman" w:cs="Times New Roman"/>
-                <w:i w:val="false"/>
-                <w:b w:val="false"/>
-                <w:u w:val="none"/>
-                <w:strike w:val="false"/>
-                <w:sz w:val="20"/>
-                <w:szCs w:val="20"/>
+                <w:rFonts w:ascii="Calibri" w:hAnsi="Calibri" w:eastAsia="Calibri" w:cs="Calibri"/>
+                <w:i w:val="false"/>
+                <w:b w:val="false"/>
+                <w:u w:val="none"/>
+                <w:strike w:val="false"/>
+                <w:sz w:val="19"/>
+                <w:szCs w:val="19"/>
+                <w:color w:val="000000"/>
+              </w:rPr>
+            </w:pPr>
+            <w:r>
+              <w:rPr>
+                <w:rFonts w:ascii="Calibri" w:hAnsi="Calibri" w:eastAsia="Calibri" w:cs="Calibri"/>
+                <w:i w:val="false"/>
+                <w:b w:val="false"/>
+                <w:u w:val="none"/>
+                <w:strike w:val="false"/>
+                <w:sz w:val="19"/>
+                <w:szCs w:val="19"/>
                 <w:color w:val="000000"/>
               </w:rPr>
               <w:t xml:space="preserve">17</w:t>
@@ -2257,8 +1871,8 @@
         <w:tc>
           <w:tcPr>
             <w:tcBorders>
-              <w:bottom w:val="single" w:sz="2" w:space="0" w:color="DDDDDD"/>
-              <w:top w:val="single" w:sz="2" w:space="0" w:color="DDDDDD"/>
+              <w:bottom w:val="single" w:sz="4" w:space="0" w:color="2E6DA4"/>
+              <w:top w:val="single" w:sz="4" w:space="0" w:color="2E6DA4"/>
               <w:left w:val="none" w:sz="0" w:space="0" w:color="000000"/>
               <w:right w:val="none" w:sz="0" w:space="0" w:color="000000"/>
             </w:tcBorders>
@@ -2284,25 +1898,25 @@
               <w:spacing w:after="60" w:before="60" w:line="240"/>
               <w:ind w:left="80" w:right="80" w:firstLine="0" w:firstLineChars="0"/>
               <w:rPr>
-                <w:rFonts w:ascii="Times New Roman" w:hAnsi="Times New Roman" w:eastAsia="Times New Roman" w:cs="Times New Roman"/>
-                <w:i w:val="false"/>
-                <w:b w:val="false"/>
-                <w:u w:val="none"/>
-                <w:strike w:val="false"/>
-                <w:sz w:val="20"/>
-                <w:szCs w:val="20"/>
-                <w:color w:val="000000"/>
-              </w:rPr>
-            </w:pPr>
-            <w:r>
-              <w:rPr>
-                <w:rFonts w:ascii="Times New Roman" w:hAnsi="Times New Roman" w:eastAsia="Times New Roman" w:cs="Times New Roman"/>
-                <w:i w:val="false"/>
-                <w:b w:val="false"/>
-                <w:u w:val="none"/>
-                <w:strike w:val="false"/>
-                <w:sz w:val="20"/>
-                <w:szCs w:val="20"/>
+                <w:rFonts w:ascii="Calibri" w:hAnsi="Calibri" w:eastAsia="Calibri" w:cs="Calibri"/>
+                <w:i w:val="false"/>
+                <w:b w:val="false"/>
+                <w:u w:val="none"/>
+                <w:strike w:val="false"/>
+                <w:sz w:val="19"/>
+                <w:szCs w:val="19"/>
+                <w:color w:val="000000"/>
+              </w:rPr>
+            </w:pPr>
+            <w:r>
+              <w:rPr>
+                <w:rFonts w:ascii="Calibri" w:hAnsi="Calibri" w:eastAsia="Calibri" w:cs="Calibri"/>
+                <w:i w:val="false"/>
+                <w:b w:val="false"/>
+                <w:u w:val="none"/>
+                <w:strike w:val="false"/>
+                <w:sz w:val="19"/>
+                <w:szCs w:val="19"/>
                 <w:color w:val="000000"/>
               </w:rPr>
               <w:t xml:space="preserve">4.3</w:t>
@@ -2312,8 +1926,8 @@
         <w:tc>
           <w:tcPr>
             <w:tcBorders>
-              <w:bottom w:val="single" w:sz="2" w:space="0" w:color="DDDDDD"/>
-              <w:top w:val="single" w:sz="2" w:space="0" w:color="DDDDDD"/>
+              <w:bottom w:val="single" w:sz="4" w:space="0" w:color="2E6DA4"/>
+              <w:top w:val="single" w:sz="4" w:space="0" w:color="2E6DA4"/>
               <w:left w:val="none" w:sz="0" w:space="0" w:color="000000"/>
               <w:right w:val="none" w:sz="0" w:space="0" w:color="000000"/>
             </w:tcBorders>
@@ -2339,25 +1953,25 @@
               <w:spacing w:after="60" w:before="60" w:line="240"/>
               <w:ind w:left="80" w:right="80" w:firstLine="0" w:firstLineChars="0"/>
               <w:rPr>
-                <w:rFonts w:ascii="Times New Roman" w:hAnsi="Times New Roman" w:eastAsia="Times New Roman" w:cs="Times New Roman"/>
-                <w:i w:val="false"/>
-                <w:b w:val="false"/>
-                <w:u w:val="none"/>
-                <w:strike w:val="false"/>
-                <w:sz w:val="20"/>
-                <w:szCs w:val="20"/>
-                <w:color w:val="000000"/>
-              </w:rPr>
-            </w:pPr>
-            <w:r>
-              <w:rPr>
-                <w:rFonts w:ascii="Times New Roman" w:hAnsi="Times New Roman" w:eastAsia="Times New Roman" w:cs="Times New Roman"/>
-                <w:i w:val="false"/>
-                <w:b w:val="false"/>
-                <w:u w:val="none"/>
-                <w:strike w:val="false"/>
-                <w:sz w:val="20"/>
-                <w:szCs w:val="20"/>
+                <w:rFonts w:ascii="Calibri" w:hAnsi="Calibri" w:eastAsia="Calibri" w:cs="Calibri"/>
+                <w:i w:val="false"/>
+                <w:b w:val="false"/>
+                <w:u w:val="none"/>
+                <w:strike w:val="false"/>
+                <w:sz w:val="19"/>
+                <w:szCs w:val="19"/>
+                <w:color w:val="000000"/>
+              </w:rPr>
+            </w:pPr>
+            <w:r>
+              <w:rPr>
+                <w:rFonts w:ascii="Calibri" w:hAnsi="Calibri" w:eastAsia="Calibri" w:cs="Calibri"/>
+                <w:i w:val="false"/>
+                <w:b w:val="false"/>
+                <w:u w:val="none"/>
+                <w:strike w:val="false"/>
+                <w:sz w:val="19"/>
+                <w:szCs w:val="19"/>
                 <w:color w:val="000000"/>
               </w:rPr>
               <w:t xml:space="preserve">0</w:t>
@@ -2367,8 +1981,8 @@
         <w:tc>
           <w:tcPr>
             <w:tcBorders>
-              <w:bottom w:val="single" w:sz="2" w:space="0" w:color="DDDDDD"/>
-              <w:top w:val="single" w:sz="2" w:space="0" w:color="DDDDDD"/>
+              <w:bottom w:val="single" w:sz="4" w:space="0" w:color="2E6DA4"/>
+              <w:top w:val="single" w:sz="4" w:space="0" w:color="2E6DA4"/>
               <w:left w:val="none" w:sz="0" w:space="0" w:color="000000"/>
               <w:right w:val="none" w:sz="0" w:space="0" w:color="000000"/>
             </w:tcBorders>
@@ -2394,38 +2008,38 @@
               <w:spacing w:after="60" w:before="60" w:line="240"/>
               <w:ind w:left="80" w:right="80" w:firstLine="0" w:firstLineChars="0"/>
               <w:rPr>
-                <w:rFonts w:ascii="Times New Roman" w:hAnsi="Times New Roman" w:eastAsia="Times New Roman" w:cs="Times New Roman"/>
-                <w:i w:val="false"/>
-                <w:b w:val="false"/>
-                <w:u w:val="none"/>
-                <w:strike w:val="false"/>
-                <w:sz w:val="20"/>
-                <w:szCs w:val="20"/>
-                <w:color w:val="000000"/>
-              </w:rPr>
-            </w:pPr>
-            <w:r>
-              <w:rPr>
-                <w:rFonts w:ascii="Times New Roman" w:hAnsi="Times New Roman" w:eastAsia="Times New Roman" w:cs="Times New Roman"/>
-                <w:i w:val="false"/>
-                <w:b w:val="false"/>
-                <w:u w:val="none"/>
-                <w:strike w:val="false"/>
-                <w:sz w:val="20"/>
-                <w:szCs w:val="20"/>
-                <w:color w:val="000000"/>
-              </w:rPr>
-              <w:t xml:space="preserve">0.0</w:t>
-            </w:r>
-          </w:p>
-        </w:tc>
-        <w:tc>
-          <w:tcPr>
-            <w:tcBorders>
-              <w:bottom w:val="single" w:sz="2" w:space="0" w:color="DDDDDD"/>
-              <w:top w:val="single" w:sz="2" w:space="0" w:color="DDDDDD"/>
-              <w:left w:val="none" w:sz="0" w:space="0" w:color="000000"/>
-              <w:right w:val="none" w:sz="0" w:space="0" w:color="000000"/>
+                <w:rFonts w:ascii="Calibri" w:hAnsi="Calibri" w:eastAsia="Calibri" w:cs="Calibri"/>
+                <w:i w:val="false"/>
+                <w:b w:val="false"/>
+                <w:u w:val="none"/>
+                <w:strike w:val="false"/>
+                <w:sz w:val="19"/>
+                <w:szCs w:val="19"/>
+                <w:color w:val="000000"/>
+              </w:rPr>
+            </w:pPr>
+            <w:r>
+              <w:rPr>
+                <w:rFonts w:ascii="Calibri" w:hAnsi="Calibri" w:eastAsia="Calibri" w:cs="Calibri"/>
+                <w:i w:val="false"/>
+                <w:b w:val="false"/>
+                <w:u w:val="none"/>
+                <w:strike w:val="false"/>
+                <w:sz w:val="19"/>
+                <w:szCs w:val="19"/>
+                <w:color w:val="000000"/>
+              </w:rPr>
+              <w:t xml:space="preserve">0</w:t>
+            </w:r>
+          </w:p>
+        </w:tc>
+        <w:tc>
+          <w:tcPr>
+            <w:tcBorders>
+              <w:bottom w:val="single" w:sz="4" w:space="0" w:color="2E6DA4"/>
+              <w:top w:val="single" w:sz="4" w:space="0" w:color="2E6DA4"/>
+              <w:left w:val="none" w:sz="0" w:space="0" w:color="000000"/>
+              <w:right w:val="single" w:sz="12" w:space="0" w:color="1A3A5C"/>
             </w:tcBorders>
             <w:shd w:val="clear" w:color="auto" w:fill="FFFFFF"/>
             <w:tcMar>
@@ -2449,135 +2063,25 @@
               <w:spacing w:after="60" w:before="60" w:line="240"/>
               <w:ind w:left="80" w:right="80" w:firstLine="0" w:firstLineChars="0"/>
               <w:rPr>
-                <w:rFonts w:ascii="Times New Roman" w:hAnsi="Times New Roman" w:eastAsia="Times New Roman" w:cs="Times New Roman"/>
-                <w:i w:val="false"/>
-                <w:b w:val="false"/>
-                <w:u w:val="none"/>
-                <w:strike w:val="false"/>
-                <w:sz w:val="20"/>
-                <w:szCs w:val="20"/>
-                <w:color w:val="000000"/>
-              </w:rPr>
-            </w:pPr>
-            <w:r>
-              <w:rPr>
-                <w:rFonts w:ascii="Times New Roman" w:hAnsi="Times New Roman" w:eastAsia="Times New Roman" w:cs="Times New Roman"/>
-                <w:i w:val="false"/>
-                <w:b w:val="false"/>
-                <w:u w:val="none"/>
-                <w:strike w:val="false"/>
-                <w:sz w:val="20"/>
-                <w:szCs w:val="20"/>
-                <w:color w:val="000000"/>
-              </w:rPr>
-              <w:t xml:space="preserve">0</w:t>
-            </w:r>
-          </w:p>
-        </w:tc>
-        <w:tc>
-          <w:tcPr>
-            <w:tcBorders>
-              <w:bottom w:val="single" w:sz="2" w:space="0" w:color="DDDDDD"/>
-              <w:top w:val="single" w:sz="2" w:space="0" w:color="DDDDDD"/>
-              <w:left w:val="none" w:sz="0" w:space="0" w:color="000000"/>
-              <w:right w:val="none" w:sz="0" w:space="0" w:color="000000"/>
-            </w:tcBorders>
-            <w:shd w:val="clear" w:color="auto" w:fill="FFFFFF"/>
-            <w:tcMar>
-              <w:top w:w="0" w:type="dxa"/>
-              <w:bottom w:w="0" w:type="dxa"/>
-              <w:left w:w="0" w:type="dxa"/>
-              <w:right w:w="0" w:type="dxa"/>
-            </w:tcMar>
-            <w:vAlign w:val="center"/>
-          </w:tcPr>
-          <w:p>
-            <w:pPr>
-              <w:pStyle w:val="Normal"/>
-              <w:jc w:val="center"/>
-              <w:pBdr>
-                <w:bottom w:val="none" w:sz="0" w:space="0" w:color="000000"/>
-                <w:top w:val="none" w:sz="0" w:space="0" w:color="000000"/>
-                <w:left w:val="none" w:sz="0" w:space="0" w:color="000000"/>
-                <w:right w:val="none" w:sz="0" w:space="0" w:color="000000"/>
-              </w:pBdr>
-              <w:spacing w:after="60" w:before="60" w:line="240"/>
-              <w:ind w:left="80" w:right="80" w:firstLine="0" w:firstLineChars="0"/>
-              <w:rPr>
-                <w:rFonts w:ascii="Times New Roman" w:hAnsi="Times New Roman" w:eastAsia="Times New Roman" w:cs="Times New Roman"/>
-                <w:i w:val="false"/>
-                <w:b w:val="false"/>
-                <w:u w:val="none"/>
-                <w:strike w:val="false"/>
-                <w:sz w:val="20"/>
-                <w:szCs w:val="20"/>
-                <w:color w:val="000000"/>
-              </w:rPr>
-            </w:pPr>
-            <w:r>
-              <w:rPr>
-                <w:rFonts w:ascii="Times New Roman" w:hAnsi="Times New Roman" w:eastAsia="Times New Roman" w:cs="Times New Roman"/>
-                <w:i w:val="false"/>
-                <w:b w:val="false"/>
-                <w:u w:val="none"/>
-                <w:strike w:val="false"/>
-                <w:sz w:val="20"/>
-                <w:szCs w:val="20"/>
-                <w:color w:val="000000"/>
-              </w:rPr>
-              <w:t xml:space="preserve">0</w:t>
-            </w:r>
-          </w:p>
-        </w:tc>
-        <w:tc>
-          <w:tcPr>
-            <w:tcBorders>
-              <w:bottom w:val="single" w:sz="2" w:space="0" w:color="DDDDDD"/>
-              <w:top w:val="single" w:sz="2" w:space="0" w:color="DDDDDD"/>
-              <w:left w:val="none" w:sz="0" w:space="0" w:color="000000"/>
-              <w:right w:val="none" w:sz="0" w:space="0" w:color="000000"/>
-            </w:tcBorders>
-            <w:shd w:val="clear" w:color="auto" w:fill="FFFFFF"/>
-            <w:tcMar>
-              <w:top w:w="0" w:type="dxa"/>
-              <w:bottom w:w="0" w:type="dxa"/>
-              <w:left w:w="0" w:type="dxa"/>
-              <w:right w:w="0" w:type="dxa"/>
-            </w:tcMar>
-            <w:vAlign w:val="center"/>
-          </w:tcPr>
-          <w:p>
-            <w:pPr>
-              <w:pStyle w:val="Normal"/>
-              <w:jc w:val="center"/>
-              <w:pBdr>
-                <w:bottom w:val="none" w:sz="0" w:space="0" w:color="000000"/>
-                <w:top w:val="none" w:sz="0" w:space="0" w:color="000000"/>
-                <w:left w:val="none" w:sz="0" w:space="0" w:color="000000"/>
-                <w:right w:val="none" w:sz="0" w:space="0" w:color="000000"/>
-              </w:pBdr>
-              <w:spacing w:after="60" w:before="60" w:line="240"/>
-              <w:ind w:left="80" w:right="80" w:firstLine="0" w:firstLineChars="0"/>
-              <w:rPr>
-                <w:rFonts w:ascii="Times New Roman" w:hAnsi="Times New Roman" w:eastAsia="Times New Roman" w:cs="Times New Roman"/>
-                <w:i w:val="false"/>
-                <w:b w:val="false"/>
-                <w:u w:val="none"/>
-                <w:strike w:val="false"/>
-                <w:sz w:val="20"/>
-                <w:szCs w:val="20"/>
-                <w:color w:val="000000"/>
-              </w:rPr>
-            </w:pPr>
-            <w:r>
-              <w:rPr>
-                <w:rFonts w:ascii="Times New Roman" w:hAnsi="Times New Roman" w:eastAsia="Times New Roman" w:cs="Times New Roman"/>
-                <w:i w:val="false"/>
-                <w:b w:val="false"/>
-                <w:u w:val="none"/>
-                <w:strike w:val="false"/>
-                <w:sz w:val="20"/>
-                <w:szCs w:val="20"/>
+                <w:rFonts w:ascii="Calibri" w:hAnsi="Calibri" w:eastAsia="Calibri" w:cs="Calibri"/>
+                <w:i w:val="false"/>
+                <w:b w:val="false"/>
+                <w:u w:val="none"/>
+                <w:strike w:val="false"/>
+                <w:sz w:val="19"/>
+                <w:szCs w:val="19"/>
+                <w:color w:val="000000"/>
+              </w:rPr>
+            </w:pPr>
+            <w:r>
+              <w:rPr>
+                <w:rFonts w:ascii="Calibri" w:hAnsi="Calibri" w:eastAsia="Calibri" w:cs="Calibri"/>
+                <w:i w:val="false"/>
+                <w:b w:val="false"/>
+                <w:u w:val="none"/>
+                <w:strike w:val="false"/>
+                <w:sz w:val="19"/>
+                <w:szCs w:val="19"/>
                 <w:color w:val="000000"/>
               </w:rPr>
               <w:t xml:space="preserve">0</w:t>
@@ -2592,9 +2096,9 @@
         <w:tc>
           <w:tcPr>
             <w:tcBorders>
-              <w:bottom w:val="single" w:sz="2" w:space="0" w:color="DDDDDD"/>
-              <w:top w:val="single" w:sz="2" w:space="0" w:color="DDDDDD"/>
-              <w:left w:val="none" w:sz="0" w:space="0" w:color="000000"/>
+              <w:bottom w:val="single" w:sz="4" w:space="0" w:color="2E6DA4"/>
+              <w:top w:val="single" w:sz="4" w:space="0" w:color="2E6DA4"/>
+              <w:left w:val="single" w:sz="12" w:space="0" w:color="1A3A5C"/>
               <w:right w:val="none" w:sz="0" w:space="0" w:color="000000"/>
             </w:tcBorders>
             <w:shd w:val="clear" w:color="auto" w:fill="F9F9F9"/>
@@ -2619,25 +2123,25 @@
               <w:spacing w:after="60" w:before="60" w:line="240"/>
               <w:ind w:left="80" w:right="80" w:firstLine="0" w:firstLineChars="0"/>
               <w:rPr>
-                <w:rFonts w:ascii="Times New Roman" w:hAnsi="Times New Roman" w:eastAsia="Times New Roman" w:cs="Times New Roman"/>
-                <w:i w:val="false"/>
-                <w:b w:val="false"/>
-                <w:u w:val="none"/>
-                <w:strike w:val="false"/>
-                <w:sz w:val="20"/>
-                <w:szCs w:val="20"/>
-                <w:color w:val="000000"/>
-              </w:rPr>
-            </w:pPr>
-            <w:r>
-              <w:rPr>
-                <w:rFonts w:ascii="Times New Roman" w:hAnsi="Times New Roman" w:eastAsia="Times New Roman" w:cs="Times New Roman"/>
-                <w:i w:val="false"/>
-                <w:b w:val="false"/>
-                <w:u w:val="none"/>
-                <w:strike w:val="false"/>
-                <w:sz w:val="20"/>
-                <w:szCs w:val="20"/>
+                <w:rFonts w:ascii="Calibri" w:hAnsi="Calibri" w:eastAsia="Calibri" w:cs="Calibri"/>
+                <w:i w:val="false"/>
+                <w:b w:val="false"/>
+                <w:u w:val="none"/>
+                <w:strike w:val="false"/>
+                <w:sz w:val="19"/>
+                <w:szCs w:val="19"/>
+                <w:color w:val="000000"/>
+              </w:rPr>
+            </w:pPr>
+            <w:r>
+              <w:rPr>
+                <w:rFonts w:ascii="Calibri" w:hAnsi="Calibri" w:eastAsia="Calibri" w:cs="Calibri"/>
+                <w:i w:val="false"/>
+                <w:b w:val="false"/>
+                <w:u w:val="none"/>
+                <w:strike w:val="false"/>
+                <w:sz w:val="19"/>
+                <w:szCs w:val="19"/>
                 <w:color w:val="000000"/>
               </w:rPr>
               <w:t xml:space="preserve">Employed (yes/no)</w:t>
@@ -2647,8 +2151,8 @@
         <w:tc>
           <w:tcPr>
             <w:tcBorders>
-              <w:bottom w:val="single" w:sz="2" w:space="0" w:color="DDDDDD"/>
-              <w:top w:val="single" w:sz="2" w:space="0" w:color="DDDDDD"/>
+              <w:bottom w:val="single" w:sz="4" w:space="0" w:color="2E6DA4"/>
+              <w:top w:val="single" w:sz="4" w:space="0" w:color="2E6DA4"/>
               <w:left w:val="none" w:sz="0" w:space="0" w:color="000000"/>
               <w:right w:val="none" w:sz="0" w:space="0" w:color="000000"/>
             </w:tcBorders>
@@ -2674,25 +2178,25 @@
               <w:spacing w:after="60" w:before="60" w:line="240"/>
               <w:ind w:left="80" w:right="80" w:firstLine="0" w:firstLineChars="0"/>
               <w:rPr>
-                <w:rFonts w:ascii="Times New Roman" w:hAnsi="Times New Roman" w:eastAsia="Times New Roman" w:cs="Times New Roman"/>
-                <w:i w:val="false"/>
-                <w:b w:val="false"/>
-                <w:u w:val="none"/>
-                <w:strike w:val="false"/>
-                <w:sz w:val="20"/>
-                <w:szCs w:val="20"/>
-                <w:color w:val="000000"/>
-              </w:rPr>
-            </w:pPr>
-            <w:r>
-              <w:rPr>
-                <w:rFonts w:ascii="Times New Roman" w:hAnsi="Times New Roman" w:eastAsia="Times New Roman" w:cs="Times New Roman"/>
-                <w:i w:val="false"/>
-                <w:b w:val="false"/>
-                <w:u w:val="none"/>
-                <w:strike w:val="false"/>
-                <w:sz w:val="20"/>
-                <w:szCs w:val="20"/>
+                <w:rFonts w:ascii="Calibri" w:hAnsi="Calibri" w:eastAsia="Calibri" w:cs="Calibri"/>
+                <w:i w:val="false"/>
+                <w:b w:val="false"/>
+                <w:u w:val="none"/>
+                <w:strike w:val="false"/>
+                <w:sz w:val="19"/>
+                <w:szCs w:val="19"/>
+                <w:color w:val="000000"/>
+              </w:rPr>
+            </w:pPr>
+            <w:r>
+              <w:rPr>
+                <w:rFonts w:ascii="Calibri" w:hAnsi="Calibri" w:eastAsia="Calibri" w:cs="Calibri"/>
+                <w:i w:val="false"/>
+                <w:b w:val="false"/>
+                <w:u w:val="none"/>
+                <w:strike w:val="false"/>
+                <w:sz w:val="19"/>
+                <w:szCs w:val="19"/>
                 <w:color w:val="000000"/>
               </w:rPr>
               <w:t xml:space="preserve">381</w:t>
@@ -2702,8 +2206,8 @@
         <w:tc>
           <w:tcPr>
             <w:tcBorders>
-              <w:bottom w:val="single" w:sz="2" w:space="0" w:color="DDDDDD"/>
-              <w:top w:val="single" w:sz="2" w:space="0" w:color="DDDDDD"/>
+              <w:bottom w:val="single" w:sz="4" w:space="0" w:color="2E6DA4"/>
+              <w:top w:val="single" w:sz="4" w:space="0" w:color="2E6DA4"/>
               <w:left w:val="none" w:sz="0" w:space="0" w:color="000000"/>
               <w:right w:val="none" w:sz="0" w:space="0" w:color="000000"/>
             </w:tcBorders>
@@ -2729,25 +2233,25 @@
               <w:spacing w:after="60" w:before="60" w:line="240"/>
               <w:ind w:left="80" w:right="80" w:firstLine="0" w:firstLineChars="0"/>
               <w:rPr>
-                <w:rFonts w:ascii="Times New Roman" w:hAnsi="Times New Roman" w:eastAsia="Times New Roman" w:cs="Times New Roman"/>
-                <w:i w:val="false"/>
-                <w:b w:val="false"/>
-                <w:u w:val="none"/>
-                <w:strike w:val="false"/>
-                <w:sz w:val="20"/>
-                <w:szCs w:val="20"/>
-                <w:color w:val="000000"/>
-              </w:rPr>
-            </w:pPr>
-            <w:r>
-              <w:rPr>
-                <w:rFonts w:ascii="Times New Roman" w:hAnsi="Times New Roman" w:eastAsia="Times New Roman" w:cs="Times New Roman"/>
-                <w:i w:val="false"/>
-                <w:b w:val="false"/>
-                <w:u w:val="none"/>
-                <w:strike w:val="false"/>
-                <w:sz w:val="20"/>
-                <w:szCs w:val="20"/>
+                <w:rFonts w:ascii="Calibri" w:hAnsi="Calibri" w:eastAsia="Calibri" w:cs="Calibri"/>
+                <w:i w:val="false"/>
+                <w:b w:val="false"/>
+                <w:u w:val="none"/>
+                <w:strike w:val="false"/>
+                <w:sz w:val="19"/>
+                <w:szCs w:val="19"/>
+                <w:color w:val="000000"/>
+              </w:rPr>
+            </w:pPr>
+            <w:r>
+              <w:rPr>
+                <w:rFonts w:ascii="Calibri" w:hAnsi="Calibri" w:eastAsia="Calibri" w:cs="Calibri"/>
+                <w:i w:val="false"/>
+                <w:b w:val="false"/>
+                <w:u w:val="none"/>
+                <w:strike w:val="false"/>
+                <w:sz w:val="19"/>
+                <w:szCs w:val="19"/>
                 <w:color w:val="000000"/>
               </w:rPr>
               <w:t xml:space="preserve">96.0</w:t>
@@ -2757,8 +2261,8 @@
         <w:tc>
           <w:tcPr>
             <w:tcBorders>
-              <w:bottom w:val="single" w:sz="2" w:space="0" w:color="DDDDDD"/>
-              <w:top w:val="single" w:sz="2" w:space="0" w:color="DDDDDD"/>
+              <w:bottom w:val="single" w:sz="4" w:space="0" w:color="2E6DA4"/>
+              <w:top w:val="single" w:sz="4" w:space="0" w:color="2E6DA4"/>
               <w:left w:val="none" w:sz="0" w:space="0" w:color="000000"/>
               <w:right w:val="none" w:sz="0" w:space="0" w:color="000000"/>
             </w:tcBorders>
@@ -2784,25 +2288,25 @@
               <w:spacing w:after="60" w:before="60" w:line="240"/>
               <w:ind w:left="80" w:right="80" w:firstLine="0" w:firstLineChars="0"/>
               <w:rPr>
-                <w:rFonts w:ascii="Times New Roman" w:hAnsi="Times New Roman" w:eastAsia="Times New Roman" w:cs="Times New Roman"/>
-                <w:i w:val="false"/>
-                <w:b w:val="false"/>
-                <w:u w:val="none"/>
-                <w:strike w:val="false"/>
-                <w:sz w:val="20"/>
-                <w:szCs w:val="20"/>
-                <w:color w:val="000000"/>
-              </w:rPr>
-            </w:pPr>
-            <w:r>
-              <w:rPr>
-                <w:rFonts w:ascii="Times New Roman" w:hAnsi="Times New Roman" w:eastAsia="Times New Roman" w:cs="Times New Roman"/>
-                <w:i w:val="false"/>
-                <w:b w:val="false"/>
-                <w:u w:val="none"/>
-                <w:strike w:val="false"/>
-                <w:sz w:val="20"/>
-                <w:szCs w:val="20"/>
+                <w:rFonts w:ascii="Calibri" w:hAnsi="Calibri" w:eastAsia="Calibri" w:cs="Calibri"/>
+                <w:i w:val="false"/>
+                <w:b w:val="false"/>
+                <w:u w:val="none"/>
+                <w:strike w:val="false"/>
+                <w:sz w:val="19"/>
+                <w:szCs w:val="19"/>
+                <w:color w:val="000000"/>
+              </w:rPr>
+            </w:pPr>
+            <w:r>
+              <w:rPr>
+                <w:rFonts w:ascii="Calibri" w:hAnsi="Calibri" w:eastAsia="Calibri" w:cs="Calibri"/>
+                <w:i w:val="false"/>
+                <w:b w:val="false"/>
+                <w:u w:val="none"/>
+                <w:strike w:val="false"/>
+                <w:sz w:val="19"/>
+                <w:szCs w:val="19"/>
                 <w:color w:val="000000"/>
               </w:rPr>
               <w:t xml:space="preserve">15</w:t>
@@ -2812,8 +2316,8 @@
         <w:tc>
           <w:tcPr>
             <w:tcBorders>
-              <w:bottom w:val="single" w:sz="2" w:space="0" w:color="DDDDDD"/>
-              <w:top w:val="single" w:sz="2" w:space="0" w:color="DDDDDD"/>
+              <w:bottom w:val="single" w:sz="4" w:space="0" w:color="2E6DA4"/>
+              <w:top w:val="single" w:sz="4" w:space="0" w:color="2E6DA4"/>
               <w:left w:val="none" w:sz="0" w:space="0" w:color="000000"/>
               <w:right w:val="none" w:sz="0" w:space="0" w:color="000000"/>
             </w:tcBorders>
@@ -2839,25 +2343,25 @@
               <w:spacing w:after="60" w:before="60" w:line="240"/>
               <w:ind w:left="80" w:right="80" w:firstLine="0" w:firstLineChars="0"/>
               <w:rPr>
-                <w:rFonts w:ascii="Times New Roman" w:hAnsi="Times New Roman" w:eastAsia="Times New Roman" w:cs="Times New Roman"/>
-                <w:i w:val="false"/>
-                <w:b w:val="false"/>
-                <w:u w:val="none"/>
-                <w:strike w:val="false"/>
-                <w:sz w:val="20"/>
-                <w:szCs w:val="20"/>
-                <w:color w:val="000000"/>
-              </w:rPr>
-            </w:pPr>
-            <w:r>
-              <w:rPr>
-                <w:rFonts w:ascii="Times New Roman" w:hAnsi="Times New Roman" w:eastAsia="Times New Roman" w:cs="Times New Roman"/>
-                <w:i w:val="false"/>
-                <w:b w:val="false"/>
-                <w:u w:val="none"/>
-                <w:strike w:val="false"/>
-                <w:sz w:val="20"/>
-                <w:szCs w:val="20"/>
+                <w:rFonts w:ascii="Calibri" w:hAnsi="Calibri" w:eastAsia="Calibri" w:cs="Calibri"/>
+                <w:i w:val="false"/>
+                <w:b w:val="false"/>
+                <w:u w:val="none"/>
+                <w:strike w:val="false"/>
+                <w:sz w:val="19"/>
+                <w:szCs w:val="19"/>
+                <w:color w:val="000000"/>
+              </w:rPr>
+            </w:pPr>
+            <w:r>
+              <w:rPr>
+                <w:rFonts w:ascii="Calibri" w:hAnsi="Calibri" w:eastAsia="Calibri" w:cs="Calibri"/>
+                <w:i w:val="false"/>
+                <w:b w:val="false"/>
+                <w:u w:val="none"/>
+                <w:strike w:val="false"/>
+                <w:sz w:val="19"/>
+                <w:szCs w:val="19"/>
                 <w:color w:val="000000"/>
               </w:rPr>
               <w:t xml:space="preserve">3.8</w:t>
@@ -2867,52 +2371,52 @@
         <w:tc>
           <w:tcPr>
             <w:tcBorders>
-              <w:bottom w:val="single" w:sz="2" w:space="0" w:color="DDDDDD"/>
-              <w:top w:val="single" w:sz="2" w:space="0" w:color="DDDDDD"/>
-              <w:left w:val="none" w:sz="0" w:space="0" w:color="000000"/>
-              <w:right w:val="none" w:sz="0" w:space="0" w:color="000000"/>
-            </w:tcBorders>
-            <w:shd w:val="clear" w:color="auto" w:fill="FFF2CC"/>
-            <w:tcMar>
-              <w:top w:w="0" w:type="dxa"/>
-              <w:bottom w:w="0" w:type="dxa"/>
-              <w:left w:w="0" w:type="dxa"/>
-              <w:right w:w="0" w:type="dxa"/>
-            </w:tcMar>
-            <w:vAlign w:val="center"/>
-          </w:tcPr>
-          <w:p>
-            <w:pPr>
-              <w:pStyle w:val="Normal"/>
-              <w:jc w:val="center"/>
-              <w:pBdr>
-                <w:bottom w:val="none" w:sz="0" w:space="0" w:color="000000"/>
-                <w:top w:val="none" w:sz="0" w:space="0" w:color="000000"/>
-                <w:left w:val="none" w:sz="0" w:space="0" w:color="000000"/>
-                <w:right w:val="none" w:sz="0" w:space="0" w:color="000000"/>
-              </w:pBdr>
-              <w:spacing w:after="60" w:before="60" w:line="240"/>
-              <w:ind w:left="80" w:right="80" w:firstLine="0" w:firstLineChars="0"/>
-              <w:rPr>
-                <w:rFonts w:ascii="Times New Roman" w:hAnsi="Times New Roman" w:eastAsia="Times New Roman" w:cs="Times New Roman"/>
-                <w:i w:val="false"/>
-                <w:b w:val="false"/>
-                <w:u w:val="none"/>
-                <w:strike w:val="false"/>
-                <w:sz w:val="20"/>
-                <w:szCs w:val="20"/>
-                <w:color w:val="000000"/>
-              </w:rPr>
-            </w:pPr>
-            <w:r>
-              <w:rPr>
-                <w:rFonts w:ascii="Times New Roman" w:hAnsi="Times New Roman" w:eastAsia="Times New Roman" w:cs="Times New Roman"/>
-                <w:i w:val="false"/>
-                <w:b w:val="false"/>
-                <w:u w:val="none"/>
-                <w:strike w:val="false"/>
-                <w:sz w:val="20"/>
-                <w:szCs w:val="20"/>
+              <w:bottom w:val="single" w:sz="4" w:space="0" w:color="2E6DA4"/>
+              <w:top w:val="single" w:sz="4" w:space="0" w:color="2E6DA4"/>
+              <w:left w:val="none" w:sz="0" w:space="0" w:color="000000"/>
+              <w:right w:val="none" w:sz="0" w:space="0" w:color="000000"/>
+            </w:tcBorders>
+            <w:shd w:val="clear" w:color="auto" w:fill="F9F9F9"/>
+            <w:tcMar>
+              <w:top w:w="0" w:type="dxa"/>
+              <w:bottom w:w="0" w:type="dxa"/>
+              <w:left w:w="0" w:type="dxa"/>
+              <w:right w:w="0" w:type="dxa"/>
+            </w:tcMar>
+            <w:vAlign w:val="center"/>
+          </w:tcPr>
+          <w:p>
+            <w:pPr>
+              <w:pStyle w:val="Normal"/>
+              <w:jc w:val="center"/>
+              <w:pBdr>
+                <w:bottom w:val="none" w:sz="0" w:space="0" w:color="000000"/>
+                <w:top w:val="none" w:sz="0" w:space="0" w:color="000000"/>
+                <w:left w:val="none" w:sz="0" w:space="0" w:color="000000"/>
+                <w:right w:val="none" w:sz="0" w:space="0" w:color="000000"/>
+              </w:pBdr>
+              <w:spacing w:after="60" w:before="60" w:line="240"/>
+              <w:ind w:left="80" w:right="80" w:firstLine="0" w:firstLineChars="0"/>
+              <w:rPr>
+                <w:rFonts w:ascii="Calibri" w:hAnsi="Calibri" w:eastAsia="Calibri" w:cs="Calibri"/>
+                <w:i w:val="false"/>
+                <w:b w:val="false"/>
+                <w:u w:val="none"/>
+                <w:strike w:val="false"/>
+                <w:sz w:val="19"/>
+                <w:szCs w:val="19"/>
+                <w:color w:val="000000"/>
+              </w:rPr>
+            </w:pPr>
+            <w:r>
+              <w:rPr>
+                <w:rFonts w:ascii="Calibri" w:hAnsi="Calibri" w:eastAsia="Calibri" w:cs="Calibri"/>
+                <w:i w:val="false"/>
+                <w:b w:val="false"/>
+                <w:u w:val="none"/>
+                <w:strike w:val="false"/>
+                <w:sz w:val="19"/>
+                <w:szCs w:val="19"/>
                 <w:color w:val="000000"/>
               </w:rPr>
               <w:t xml:space="preserve">1</w:t>
@@ -2922,63 +2426,8 @@
         <w:tc>
           <w:tcPr>
             <w:tcBorders>
-              <w:bottom w:val="single" w:sz="2" w:space="0" w:color="DDDDDD"/>
-              <w:top w:val="single" w:sz="2" w:space="0" w:color="DDDDDD"/>
-              <w:left w:val="none" w:sz="0" w:space="0" w:color="000000"/>
-              <w:right w:val="none" w:sz="0" w:space="0" w:color="000000"/>
-            </w:tcBorders>
-            <w:shd w:val="clear" w:color="auto" w:fill="FFF2CC"/>
-            <w:tcMar>
-              <w:top w:w="0" w:type="dxa"/>
-              <w:bottom w:w="0" w:type="dxa"/>
-              <w:left w:w="0" w:type="dxa"/>
-              <w:right w:w="0" w:type="dxa"/>
-            </w:tcMar>
-            <w:vAlign w:val="center"/>
-          </w:tcPr>
-          <w:p>
-            <w:pPr>
-              <w:pStyle w:val="Normal"/>
-              <w:jc w:val="center"/>
-              <w:pBdr>
-                <w:bottom w:val="none" w:sz="0" w:space="0" w:color="000000"/>
-                <w:top w:val="none" w:sz="0" w:space="0" w:color="000000"/>
-                <w:left w:val="none" w:sz="0" w:space="0" w:color="000000"/>
-                <w:right w:val="none" w:sz="0" w:space="0" w:color="000000"/>
-              </w:pBdr>
-              <w:spacing w:after="60" w:before="60" w:line="240"/>
-              <w:ind w:left="80" w:right="80" w:firstLine="0" w:firstLineChars="0"/>
-              <w:rPr>
-                <w:rFonts w:ascii="Times New Roman" w:hAnsi="Times New Roman" w:eastAsia="Times New Roman" w:cs="Times New Roman"/>
-                <w:i w:val="false"/>
-                <w:b w:val="false"/>
-                <w:u w:val="none"/>
-                <w:strike w:val="false"/>
-                <w:sz w:val="20"/>
-                <w:szCs w:val="20"/>
-                <w:color w:val="000000"/>
-              </w:rPr>
-            </w:pPr>
-            <w:r>
-              <w:rPr>
-                <w:rFonts w:ascii="Times New Roman" w:hAnsi="Times New Roman" w:eastAsia="Times New Roman" w:cs="Times New Roman"/>
-                <w:i w:val="false"/>
-                <w:b w:val="false"/>
-                <w:u w:val="none"/>
-                <w:strike w:val="false"/>
-                <w:sz w:val="20"/>
-                <w:szCs w:val="20"/>
-                <w:color w:val="000000"/>
-              </w:rPr>
-              <w:t xml:space="preserve">0.3</w:t>
-            </w:r>
-          </w:p>
-        </w:tc>
-        <w:tc>
-          <w:tcPr>
-            <w:tcBorders>
-              <w:bottom w:val="single" w:sz="2" w:space="0" w:color="DDDDDD"/>
-              <w:top w:val="single" w:sz="2" w:space="0" w:color="DDDDDD"/>
+              <w:bottom w:val="single" w:sz="4" w:space="0" w:color="2E6DA4"/>
+              <w:top w:val="single" w:sz="4" w:space="0" w:color="2E6DA4"/>
               <w:left w:val="none" w:sz="0" w:space="0" w:color="000000"/>
               <w:right w:val="none" w:sz="0" w:space="0" w:color="000000"/>
             </w:tcBorders>
@@ -3004,38 +2453,38 @@
               <w:spacing w:after="60" w:before="60" w:line="240"/>
               <w:ind w:left="80" w:right="80" w:firstLine="0" w:firstLineChars="0"/>
               <w:rPr>
-                <w:rFonts w:ascii="Times New Roman" w:hAnsi="Times New Roman" w:eastAsia="Times New Roman" w:cs="Times New Roman"/>
-                <w:i w:val="false"/>
-                <w:b w:val="false"/>
-                <w:u w:val="none"/>
-                <w:strike w:val="false"/>
-                <w:sz w:val="20"/>
-                <w:szCs w:val="20"/>
-                <w:color w:val="000000"/>
-              </w:rPr>
-            </w:pPr>
-            <w:r>
-              <w:rPr>
-                <w:rFonts w:ascii="Times New Roman" w:hAnsi="Times New Roman" w:eastAsia="Times New Roman" w:cs="Times New Roman"/>
-                <w:i w:val="false"/>
-                <w:b w:val="false"/>
-                <w:u w:val="none"/>
-                <w:strike w:val="false"/>
-                <w:sz w:val="20"/>
-                <w:szCs w:val="20"/>
-                <w:color w:val="000000"/>
-              </w:rPr>
-              <w:t xml:space="preserve">1</w:t>
-            </w:r>
-          </w:p>
-        </w:tc>
-        <w:tc>
-          <w:tcPr>
-            <w:tcBorders>
-              <w:bottom w:val="single" w:sz="2" w:space="0" w:color="DDDDDD"/>
-              <w:top w:val="single" w:sz="2" w:space="0" w:color="DDDDDD"/>
-              <w:left w:val="none" w:sz="0" w:space="0" w:color="000000"/>
-              <w:right w:val="none" w:sz="0" w:space="0" w:color="000000"/>
+                <w:rFonts w:ascii="Calibri" w:hAnsi="Calibri" w:eastAsia="Calibri" w:cs="Calibri"/>
+                <w:i w:val="false"/>
+                <w:b w:val="false"/>
+                <w:u w:val="none"/>
+                <w:strike w:val="false"/>
+                <w:sz w:val="19"/>
+                <w:szCs w:val="19"/>
+                <w:color w:val="000000"/>
+              </w:rPr>
+            </w:pPr>
+            <w:r>
+              <w:rPr>
+                <w:rFonts w:ascii="Calibri" w:hAnsi="Calibri" w:eastAsia="Calibri" w:cs="Calibri"/>
+                <w:i w:val="false"/>
+                <w:b w:val="false"/>
+                <w:u w:val="none"/>
+                <w:strike w:val="false"/>
+                <w:sz w:val="19"/>
+                <w:szCs w:val="19"/>
+                <w:color w:val="000000"/>
+              </w:rPr>
+              <w:t xml:space="preserve">0</w:t>
+            </w:r>
+          </w:p>
+        </w:tc>
+        <w:tc>
+          <w:tcPr>
+            <w:tcBorders>
+              <w:bottom w:val="single" w:sz="4" w:space="0" w:color="2E6DA4"/>
+              <w:top w:val="single" w:sz="4" w:space="0" w:color="2E6DA4"/>
+              <w:left w:val="none" w:sz="0" w:space="0" w:color="000000"/>
+              <w:right w:val="single" w:sz="12" w:space="0" w:color="1A3A5C"/>
             </w:tcBorders>
             <w:shd w:val="clear" w:color="auto" w:fill="F9F9F9"/>
             <w:tcMar>
@@ -3059,80 +2508,25 @@
               <w:spacing w:after="60" w:before="60" w:line="240"/>
               <w:ind w:left="80" w:right="80" w:firstLine="0" w:firstLineChars="0"/>
               <w:rPr>
-                <w:rFonts w:ascii="Times New Roman" w:hAnsi="Times New Roman" w:eastAsia="Times New Roman" w:cs="Times New Roman"/>
-                <w:i w:val="false"/>
-                <w:b w:val="false"/>
-                <w:u w:val="none"/>
-                <w:strike w:val="false"/>
-                <w:sz w:val="20"/>
-                <w:szCs w:val="20"/>
-                <w:color w:val="000000"/>
-              </w:rPr>
-            </w:pPr>
-            <w:r>
-              <w:rPr>
-                <w:rFonts w:ascii="Times New Roman" w:hAnsi="Times New Roman" w:eastAsia="Times New Roman" w:cs="Times New Roman"/>
-                <w:i w:val="false"/>
-                <w:b w:val="false"/>
-                <w:u w:val="none"/>
-                <w:strike w:val="false"/>
-                <w:sz w:val="20"/>
-                <w:szCs w:val="20"/>
-                <w:color w:val="000000"/>
-              </w:rPr>
-              <w:t xml:space="preserve">0</w:t>
-            </w:r>
-          </w:p>
-        </w:tc>
-        <w:tc>
-          <w:tcPr>
-            <w:tcBorders>
-              <w:bottom w:val="single" w:sz="2" w:space="0" w:color="DDDDDD"/>
-              <w:top w:val="single" w:sz="2" w:space="0" w:color="DDDDDD"/>
-              <w:left w:val="none" w:sz="0" w:space="0" w:color="000000"/>
-              <w:right w:val="none" w:sz="0" w:space="0" w:color="000000"/>
-            </w:tcBorders>
-            <w:shd w:val="clear" w:color="auto" w:fill="F9F9F9"/>
-            <w:tcMar>
-              <w:top w:w="0" w:type="dxa"/>
-              <w:bottom w:w="0" w:type="dxa"/>
-              <w:left w:w="0" w:type="dxa"/>
-              <w:right w:w="0" w:type="dxa"/>
-            </w:tcMar>
-            <w:vAlign w:val="center"/>
-          </w:tcPr>
-          <w:p>
-            <w:pPr>
-              <w:pStyle w:val="Normal"/>
-              <w:jc w:val="center"/>
-              <w:pBdr>
-                <w:bottom w:val="none" w:sz="0" w:space="0" w:color="000000"/>
-                <w:top w:val="none" w:sz="0" w:space="0" w:color="000000"/>
-                <w:left w:val="none" w:sz="0" w:space="0" w:color="000000"/>
-                <w:right w:val="none" w:sz="0" w:space="0" w:color="000000"/>
-              </w:pBdr>
-              <w:spacing w:after="60" w:before="60" w:line="240"/>
-              <w:ind w:left="80" w:right="80" w:firstLine="0" w:firstLineChars="0"/>
-              <w:rPr>
-                <w:rFonts w:ascii="Times New Roman" w:hAnsi="Times New Roman" w:eastAsia="Times New Roman" w:cs="Times New Roman"/>
-                <w:i w:val="false"/>
-                <w:b w:val="false"/>
-                <w:u w:val="none"/>
-                <w:strike w:val="false"/>
-                <w:sz w:val="20"/>
-                <w:szCs w:val="20"/>
-                <w:color w:val="000000"/>
-              </w:rPr>
-            </w:pPr>
-            <w:r>
-              <w:rPr>
-                <w:rFonts w:ascii="Times New Roman" w:hAnsi="Times New Roman" w:eastAsia="Times New Roman" w:cs="Times New Roman"/>
-                <w:i w:val="false"/>
-                <w:b w:val="false"/>
-                <w:u w:val="none"/>
-                <w:strike w:val="false"/>
-                <w:sz w:val="20"/>
-                <w:szCs w:val="20"/>
+                <w:rFonts w:ascii="Calibri" w:hAnsi="Calibri" w:eastAsia="Calibri" w:cs="Calibri"/>
+                <w:i w:val="false"/>
+                <w:b w:val="false"/>
+                <w:u w:val="none"/>
+                <w:strike w:val="false"/>
+                <w:sz w:val="19"/>
+                <w:szCs w:val="19"/>
+                <w:color w:val="000000"/>
+              </w:rPr>
+            </w:pPr>
+            <w:r>
+              <w:rPr>
+                <w:rFonts w:ascii="Calibri" w:hAnsi="Calibri" w:eastAsia="Calibri" w:cs="Calibri"/>
+                <w:i w:val="false"/>
+                <w:b w:val="false"/>
+                <w:u w:val="none"/>
+                <w:strike w:val="false"/>
+                <w:sz w:val="19"/>
+                <w:szCs w:val="19"/>
                 <w:color w:val="000000"/>
               </w:rPr>
               <w:t xml:space="preserve">0</w:t>
@@ -3147,9 +2541,9 @@
         <w:tc>
           <w:tcPr>
             <w:tcBorders>
-              <w:bottom w:val="single" w:sz="2" w:space="0" w:color="DDDDDD"/>
-              <w:top w:val="single" w:sz="2" w:space="0" w:color="DDDDDD"/>
-              <w:left w:val="none" w:sz="0" w:space="0" w:color="000000"/>
+              <w:bottom w:val="single" w:sz="4" w:space="0" w:color="2E6DA4"/>
+              <w:top w:val="single" w:sz="4" w:space="0" w:color="2E6DA4"/>
+              <w:left w:val="single" w:sz="12" w:space="0" w:color="1A3A5C"/>
               <w:right w:val="none" w:sz="0" w:space="0" w:color="000000"/>
             </w:tcBorders>
             <w:shd w:val="clear" w:color="auto" w:fill="FFFFFF"/>
@@ -3174,25 +2568,25 @@
               <w:spacing w:after="60" w:before="60" w:line="240"/>
               <w:ind w:left="80" w:right="80" w:firstLine="0" w:firstLineChars="0"/>
               <w:rPr>
-                <w:rFonts w:ascii="Times New Roman" w:hAnsi="Times New Roman" w:eastAsia="Times New Roman" w:cs="Times New Roman"/>
-                <w:i w:val="false"/>
-                <w:b w:val="false"/>
-                <w:u w:val="none"/>
-                <w:strike w:val="false"/>
-                <w:sz w:val="20"/>
-                <w:szCs w:val="20"/>
-                <w:color w:val="000000"/>
-              </w:rPr>
-            </w:pPr>
-            <w:r>
-              <w:rPr>
-                <w:rFonts w:ascii="Times New Roman" w:hAnsi="Times New Roman" w:eastAsia="Times New Roman" w:cs="Times New Roman"/>
-                <w:i w:val="false"/>
-                <w:b w:val="false"/>
-                <w:u w:val="none"/>
-                <w:strike w:val="false"/>
-                <w:sz w:val="20"/>
-                <w:szCs w:val="20"/>
+                <w:rFonts w:ascii="Calibri" w:hAnsi="Calibri" w:eastAsia="Calibri" w:cs="Calibri"/>
+                <w:i w:val="false"/>
+                <w:b w:val="false"/>
+                <w:u w:val="none"/>
+                <w:strike w:val="false"/>
+                <w:sz w:val="19"/>
+                <w:szCs w:val="19"/>
+                <w:color w:val="000000"/>
+              </w:rPr>
+            </w:pPr>
+            <w:r>
+              <w:rPr>
+                <w:rFonts w:ascii="Calibri" w:hAnsi="Calibri" w:eastAsia="Calibri" w:cs="Calibri"/>
+                <w:i w:val="false"/>
+                <w:b w:val="false"/>
+                <w:u w:val="none"/>
+                <w:strike w:val="false"/>
+                <w:sz w:val="19"/>
+                <w:szCs w:val="19"/>
                 <w:color w:val="000000"/>
               </w:rPr>
               <w:t xml:space="preserve">Smoking</w:t>
@@ -3202,8 +2596,8 @@
         <w:tc>
           <w:tcPr>
             <w:tcBorders>
-              <w:bottom w:val="single" w:sz="2" w:space="0" w:color="DDDDDD"/>
-              <w:top w:val="single" w:sz="2" w:space="0" w:color="DDDDDD"/>
+              <w:bottom w:val="single" w:sz="4" w:space="0" w:color="2E6DA4"/>
+              <w:top w:val="single" w:sz="4" w:space="0" w:color="2E6DA4"/>
               <w:left w:val="none" w:sz="0" w:space="0" w:color="000000"/>
               <w:right w:val="none" w:sz="0" w:space="0" w:color="000000"/>
             </w:tcBorders>
@@ -3229,25 +2623,25 @@
               <w:spacing w:after="60" w:before="60" w:line="240"/>
               <w:ind w:left="80" w:right="80" w:firstLine="0" w:firstLineChars="0"/>
               <w:rPr>
-                <w:rFonts w:ascii="Times New Roman" w:hAnsi="Times New Roman" w:eastAsia="Times New Roman" w:cs="Times New Roman"/>
-                <w:i w:val="false"/>
-                <w:b w:val="false"/>
-                <w:u w:val="none"/>
-                <w:strike w:val="false"/>
-                <w:sz w:val="20"/>
-                <w:szCs w:val="20"/>
-                <w:color w:val="000000"/>
-              </w:rPr>
-            </w:pPr>
-            <w:r>
-              <w:rPr>
-                <w:rFonts w:ascii="Times New Roman" w:hAnsi="Times New Roman" w:eastAsia="Times New Roman" w:cs="Times New Roman"/>
-                <w:i w:val="false"/>
-                <w:b w:val="false"/>
-                <w:u w:val="none"/>
-                <w:strike w:val="false"/>
-                <w:sz w:val="20"/>
-                <w:szCs w:val="20"/>
+                <w:rFonts w:ascii="Calibri" w:hAnsi="Calibri" w:eastAsia="Calibri" w:cs="Calibri"/>
+                <w:i w:val="false"/>
+                <w:b w:val="false"/>
+                <w:u w:val="none"/>
+                <w:strike w:val="false"/>
+                <w:sz w:val="19"/>
+                <w:szCs w:val="19"/>
+                <w:color w:val="000000"/>
+              </w:rPr>
+            </w:pPr>
+            <w:r>
+              <w:rPr>
+                <w:rFonts w:ascii="Calibri" w:hAnsi="Calibri" w:eastAsia="Calibri" w:cs="Calibri"/>
+                <w:i w:val="false"/>
+                <w:b w:val="false"/>
+                <w:u w:val="none"/>
+                <w:strike w:val="false"/>
+                <w:sz w:val="19"/>
+                <w:szCs w:val="19"/>
                 <w:color w:val="000000"/>
               </w:rPr>
               <w:t xml:space="preserve">382</w:t>
@@ -3257,8 +2651,8 @@
         <w:tc>
           <w:tcPr>
             <w:tcBorders>
-              <w:bottom w:val="single" w:sz="2" w:space="0" w:color="DDDDDD"/>
-              <w:top w:val="single" w:sz="2" w:space="0" w:color="DDDDDD"/>
+              <w:bottom w:val="single" w:sz="4" w:space="0" w:color="2E6DA4"/>
+              <w:top w:val="single" w:sz="4" w:space="0" w:color="2E6DA4"/>
               <w:left w:val="none" w:sz="0" w:space="0" w:color="000000"/>
               <w:right w:val="none" w:sz="0" w:space="0" w:color="000000"/>
             </w:tcBorders>
@@ -3284,25 +2678,25 @@
               <w:spacing w:after="60" w:before="60" w:line="240"/>
               <w:ind w:left="80" w:right="80" w:firstLine="0" w:firstLineChars="0"/>
               <w:rPr>
-                <w:rFonts w:ascii="Times New Roman" w:hAnsi="Times New Roman" w:eastAsia="Times New Roman" w:cs="Times New Roman"/>
-                <w:i w:val="false"/>
-                <w:b w:val="false"/>
-                <w:u w:val="none"/>
-                <w:strike w:val="false"/>
-                <w:sz w:val="20"/>
-                <w:szCs w:val="20"/>
-                <w:color w:val="000000"/>
-              </w:rPr>
-            </w:pPr>
-            <w:r>
-              <w:rPr>
-                <w:rFonts w:ascii="Times New Roman" w:hAnsi="Times New Roman" w:eastAsia="Times New Roman" w:cs="Times New Roman"/>
-                <w:i w:val="false"/>
-                <w:b w:val="false"/>
-                <w:u w:val="none"/>
-                <w:strike w:val="false"/>
-                <w:sz w:val="20"/>
-                <w:szCs w:val="20"/>
+                <w:rFonts w:ascii="Calibri" w:hAnsi="Calibri" w:eastAsia="Calibri" w:cs="Calibri"/>
+                <w:i w:val="false"/>
+                <w:b w:val="false"/>
+                <w:u w:val="none"/>
+                <w:strike w:val="false"/>
+                <w:sz w:val="19"/>
+                <w:szCs w:val="19"/>
+                <w:color w:val="000000"/>
+              </w:rPr>
+            </w:pPr>
+            <w:r>
+              <w:rPr>
+                <w:rFonts w:ascii="Calibri" w:hAnsi="Calibri" w:eastAsia="Calibri" w:cs="Calibri"/>
+                <w:i w:val="false"/>
+                <w:b w:val="false"/>
+                <w:u w:val="none"/>
+                <w:strike w:val="false"/>
+                <w:sz w:val="19"/>
+                <w:szCs w:val="19"/>
                 <w:color w:val="000000"/>
               </w:rPr>
               <w:t xml:space="preserve">96.2</w:t>
@@ -3312,8 +2706,8 @@
         <w:tc>
           <w:tcPr>
             <w:tcBorders>
-              <w:bottom w:val="single" w:sz="2" w:space="0" w:color="DDDDDD"/>
-              <w:top w:val="single" w:sz="2" w:space="0" w:color="DDDDDD"/>
+              <w:bottom w:val="single" w:sz="4" w:space="0" w:color="2E6DA4"/>
+              <w:top w:val="single" w:sz="4" w:space="0" w:color="2E6DA4"/>
               <w:left w:val="none" w:sz="0" w:space="0" w:color="000000"/>
               <w:right w:val="none" w:sz="0" w:space="0" w:color="000000"/>
             </w:tcBorders>
@@ -3339,25 +2733,25 @@
               <w:spacing w:after="60" w:before="60" w:line="240"/>
               <w:ind w:left="80" w:right="80" w:firstLine="0" w:firstLineChars="0"/>
               <w:rPr>
-                <w:rFonts w:ascii="Times New Roman" w:hAnsi="Times New Roman" w:eastAsia="Times New Roman" w:cs="Times New Roman"/>
-                <w:i w:val="false"/>
-                <w:b w:val="false"/>
-                <w:u w:val="none"/>
-                <w:strike w:val="false"/>
-                <w:sz w:val="20"/>
-                <w:szCs w:val="20"/>
-                <w:color w:val="000000"/>
-              </w:rPr>
-            </w:pPr>
-            <w:r>
-              <w:rPr>
-                <w:rFonts w:ascii="Times New Roman" w:hAnsi="Times New Roman" w:eastAsia="Times New Roman" w:cs="Times New Roman"/>
-                <w:i w:val="false"/>
-                <w:b w:val="false"/>
-                <w:u w:val="none"/>
-                <w:strike w:val="false"/>
-                <w:sz w:val="20"/>
-                <w:szCs w:val="20"/>
+                <w:rFonts w:ascii="Calibri" w:hAnsi="Calibri" w:eastAsia="Calibri" w:cs="Calibri"/>
+                <w:i w:val="false"/>
+                <w:b w:val="false"/>
+                <w:u w:val="none"/>
+                <w:strike w:val="false"/>
+                <w:sz w:val="19"/>
+                <w:szCs w:val="19"/>
+                <w:color w:val="000000"/>
+              </w:rPr>
+            </w:pPr>
+            <w:r>
+              <w:rPr>
+                <w:rFonts w:ascii="Calibri" w:hAnsi="Calibri" w:eastAsia="Calibri" w:cs="Calibri"/>
+                <w:i w:val="false"/>
+                <w:b w:val="false"/>
+                <w:u w:val="none"/>
+                <w:strike w:val="false"/>
+                <w:sz w:val="19"/>
+                <w:szCs w:val="19"/>
                 <w:color w:val="000000"/>
               </w:rPr>
               <w:t xml:space="preserve">15</w:t>
@@ -3367,8 +2761,8 @@
         <w:tc>
           <w:tcPr>
             <w:tcBorders>
-              <w:bottom w:val="single" w:sz="2" w:space="0" w:color="DDDDDD"/>
-              <w:top w:val="single" w:sz="2" w:space="0" w:color="DDDDDD"/>
+              <w:bottom w:val="single" w:sz="4" w:space="0" w:color="2E6DA4"/>
+              <w:top w:val="single" w:sz="4" w:space="0" w:color="2E6DA4"/>
               <w:left w:val="none" w:sz="0" w:space="0" w:color="000000"/>
               <w:right w:val="none" w:sz="0" w:space="0" w:color="000000"/>
             </w:tcBorders>
@@ -3394,25 +2788,25 @@
               <w:spacing w:after="60" w:before="60" w:line="240"/>
               <w:ind w:left="80" w:right="80" w:firstLine="0" w:firstLineChars="0"/>
               <w:rPr>
-                <w:rFonts w:ascii="Times New Roman" w:hAnsi="Times New Roman" w:eastAsia="Times New Roman" w:cs="Times New Roman"/>
-                <w:i w:val="false"/>
-                <w:b w:val="false"/>
-                <w:u w:val="none"/>
-                <w:strike w:val="false"/>
-                <w:sz w:val="20"/>
-                <w:szCs w:val="20"/>
-                <w:color w:val="000000"/>
-              </w:rPr>
-            </w:pPr>
-            <w:r>
-              <w:rPr>
-                <w:rFonts w:ascii="Times New Roman" w:hAnsi="Times New Roman" w:eastAsia="Times New Roman" w:cs="Times New Roman"/>
-                <w:i w:val="false"/>
-                <w:b w:val="false"/>
-                <w:u w:val="none"/>
-                <w:strike w:val="false"/>
-                <w:sz w:val="20"/>
-                <w:szCs w:val="20"/>
+                <w:rFonts w:ascii="Calibri" w:hAnsi="Calibri" w:eastAsia="Calibri" w:cs="Calibri"/>
+                <w:i w:val="false"/>
+                <w:b w:val="false"/>
+                <w:u w:val="none"/>
+                <w:strike w:val="false"/>
+                <w:sz w:val="19"/>
+                <w:szCs w:val="19"/>
+                <w:color w:val="000000"/>
+              </w:rPr>
+            </w:pPr>
+            <w:r>
+              <w:rPr>
+                <w:rFonts w:ascii="Calibri" w:hAnsi="Calibri" w:eastAsia="Calibri" w:cs="Calibri"/>
+                <w:i w:val="false"/>
+                <w:b w:val="false"/>
+                <w:u w:val="none"/>
+                <w:strike w:val="false"/>
+                <w:sz w:val="19"/>
+                <w:szCs w:val="19"/>
                 <w:color w:val="000000"/>
               </w:rPr>
               <w:t xml:space="preserve">3.8</w:t>
@@ -3422,8 +2816,8 @@
         <w:tc>
           <w:tcPr>
             <w:tcBorders>
-              <w:bottom w:val="single" w:sz="2" w:space="0" w:color="DDDDDD"/>
-              <w:top w:val="single" w:sz="2" w:space="0" w:color="DDDDDD"/>
+              <w:bottom w:val="single" w:sz="4" w:space="0" w:color="2E6DA4"/>
+              <w:top w:val="single" w:sz="4" w:space="0" w:color="2E6DA4"/>
               <w:left w:val="none" w:sz="0" w:space="0" w:color="000000"/>
               <w:right w:val="none" w:sz="0" w:space="0" w:color="000000"/>
             </w:tcBorders>
@@ -3449,25 +2843,25 @@
               <w:spacing w:after="60" w:before="60" w:line="240"/>
               <w:ind w:left="80" w:right="80" w:firstLine="0" w:firstLineChars="0"/>
               <w:rPr>
-                <w:rFonts w:ascii="Times New Roman" w:hAnsi="Times New Roman" w:eastAsia="Times New Roman" w:cs="Times New Roman"/>
-                <w:i w:val="false"/>
-                <w:b w:val="false"/>
-                <w:u w:val="none"/>
-                <w:strike w:val="false"/>
-                <w:sz w:val="20"/>
-                <w:szCs w:val="20"/>
-                <w:color w:val="000000"/>
-              </w:rPr>
-            </w:pPr>
-            <w:r>
-              <w:rPr>
-                <w:rFonts w:ascii="Times New Roman" w:hAnsi="Times New Roman" w:eastAsia="Times New Roman" w:cs="Times New Roman"/>
-                <w:i w:val="false"/>
-                <w:b w:val="false"/>
-                <w:u w:val="none"/>
-                <w:strike w:val="false"/>
-                <w:sz w:val="20"/>
-                <w:szCs w:val="20"/>
+                <w:rFonts w:ascii="Calibri" w:hAnsi="Calibri" w:eastAsia="Calibri" w:cs="Calibri"/>
+                <w:i w:val="false"/>
+                <w:b w:val="false"/>
+                <w:u w:val="none"/>
+                <w:strike w:val="false"/>
+                <w:sz w:val="19"/>
+                <w:szCs w:val="19"/>
+                <w:color w:val="000000"/>
+              </w:rPr>
+            </w:pPr>
+            <w:r>
+              <w:rPr>
+                <w:rFonts w:ascii="Calibri" w:hAnsi="Calibri" w:eastAsia="Calibri" w:cs="Calibri"/>
+                <w:i w:val="false"/>
+                <w:b w:val="false"/>
+                <w:u w:val="none"/>
+                <w:strike w:val="false"/>
+                <w:sz w:val="19"/>
+                <w:szCs w:val="19"/>
                 <w:color w:val="000000"/>
               </w:rPr>
               <w:t xml:space="preserve">0</w:t>
@@ -3477,8 +2871,8 @@
         <w:tc>
           <w:tcPr>
             <w:tcBorders>
-              <w:bottom w:val="single" w:sz="2" w:space="0" w:color="DDDDDD"/>
-              <w:top w:val="single" w:sz="2" w:space="0" w:color="DDDDDD"/>
+              <w:bottom w:val="single" w:sz="4" w:space="0" w:color="2E6DA4"/>
+              <w:top w:val="single" w:sz="4" w:space="0" w:color="2E6DA4"/>
               <w:left w:val="none" w:sz="0" w:space="0" w:color="000000"/>
               <w:right w:val="none" w:sz="0" w:space="0" w:color="000000"/>
             </w:tcBorders>
@@ -3504,38 +2898,38 @@
               <w:spacing w:after="60" w:before="60" w:line="240"/>
               <w:ind w:left="80" w:right="80" w:firstLine="0" w:firstLineChars="0"/>
               <w:rPr>
-                <w:rFonts w:ascii="Times New Roman" w:hAnsi="Times New Roman" w:eastAsia="Times New Roman" w:cs="Times New Roman"/>
-                <w:i w:val="false"/>
-                <w:b w:val="false"/>
-                <w:u w:val="none"/>
-                <w:strike w:val="false"/>
-                <w:sz w:val="20"/>
-                <w:szCs w:val="20"/>
-                <w:color w:val="000000"/>
-              </w:rPr>
-            </w:pPr>
-            <w:r>
-              <w:rPr>
-                <w:rFonts w:ascii="Times New Roman" w:hAnsi="Times New Roman" w:eastAsia="Times New Roman" w:cs="Times New Roman"/>
-                <w:i w:val="false"/>
-                <w:b w:val="false"/>
-                <w:u w:val="none"/>
-                <w:strike w:val="false"/>
-                <w:sz w:val="20"/>
-                <w:szCs w:val="20"/>
-                <w:color w:val="000000"/>
-              </w:rPr>
-              <w:t xml:space="preserve">0.0</w:t>
-            </w:r>
-          </w:p>
-        </w:tc>
-        <w:tc>
-          <w:tcPr>
-            <w:tcBorders>
-              <w:bottom w:val="single" w:sz="2" w:space="0" w:color="DDDDDD"/>
-              <w:top w:val="single" w:sz="2" w:space="0" w:color="DDDDDD"/>
-              <w:left w:val="none" w:sz="0" w:space="0" w:color="000000"/>
-              <w:right w:val="none" w:sz="0" w:space="0" w:color="000000"/>
+                <w:rFonts w:ascii="Calibri" w:hAnsi="Calibri" w:eastAsia="Calibri" w:cs="Calibri"/>
+                <w:i w:val="false"/>
+                <w:b w:val="false"/>
+                <w:u w:val="none"/>
+                <w:strike w:val="false"/>
+                <w:sz w:val="19"/>
+                <w:szCs w:val="19"/>
+                <w:color w:val="000000"/>
+              </w:rPr>
+            </w:pPr>
+            <w:r>
+              <w:rPr>
+                <w:rFonts w:ascii="Calibri" w:hAnsi="Calibri" w:eastAsia="Calibri" w:cs="Calibri"/>
+                <w:i w:val="false"/>
+                <w:b w:val="false"/>
+                <w:u w:val="none"/>
+                <w:strike w:val="false"/>
+                <w:sz w:val="19"/>
+                <w:szCs w:val="19"/>
+                <w:color w:val="000000"/>
+              </w:rPr>
+              <w:t xml:space="preserve">0</w:t>
+            </w:r>
+          </w:p>
+        </w:tc>
+        <w:tc>
+          <w:tcPr>
+            <w:tcBorders>
+              <w:bottom w:val="single" w:sz="4" w:space="0" w:color="2E6DA4"/>
+              <w:top w:val="single" w:sz="4" w:space="0" w:color="2E6DA4"/>
+              <w:left w:val="none" w:sz="0" w:space="0" w:color="000000"/>
+              <w:right w:val="single" w:sz="12" w:space="0" w:color="1A3A5C"/>
             </w:tcBorders>
             <w:shd w:val="clear" w:color="auto" w:fill="FFFFFF"/>
             <w:tcMar>
@@ -3559,135 +2953,25 @@
               <w:spacing w:after="60" w:before="60" w:line="240"/>
               <w:ind w:left="80" w:right="80" w:firstLine="0" w:firstLineChars="0"/>
               <w:rPr>
-                <w:rFonts w:ascii="Times New Roman" w:hAnsi="Times New Roman" w:eastAsia="Times New Roman" w:cs="Times New Roman"/>
-                <w:i w:val="false"/>
-                <w:b w:val="false"/>
-                <w:u w:val="none"/>
-                <w:strike w:val="false"/>
-                <w:sz w:val="20"/>
-                <w:szCs w:val="20"/>
-                <w:color w:val="000000"/>
-              </w:rPr>
-            </w:pPr>
-            <w:r>
-              <w:rPr>
-                <w:rFonts w:ascii="Times New Roman" w:hAnsi="Times New Roman" w:eastAsia="Times New Roman" w:cs="Times New Roman"/>
-                <w:i w:val="false"/>
-                <w:b w:val="false"/>
-                <w:u w:val="none"/>
-                <w:strike w:val="false"/>
-                <w:sz w:val="20"/>
-                <w:szCs w:val="20"/>
-                <w:color w:val="000000"/>
-              </w:rPr>
-              <w:t xml:space="preserve">0</w:t>
-            </w:r>
-          </w:p>
-        </w:tc>
-        <w:tc>
-          <w:tcPr>
-            <w:tcBorders>
-              <w:bottom w:val="single" w:sz="2" w:space="0" w:color="DDDDDD"/>
-              <w:top w:val="single" w:sz="2" w:space="0" w:color="DDDDDD"/>
-              <w:left w:val="none" w:sz="0" w:space="0" w:color="000000"/>
-              <w:right w:val="none" w:sz="0" w:space="0" w:color="000000"/>
-            </w:tcBorders>
-            <w:shd w:val="clear" w:color="auto" w:fill="FFFFFF"/>
-            <w:tcMar>
-              <w:top w:w="0" w:type="dxa"/>
-              <w:bottom w:w="0" w:type="dxa"/>
-              <w:left w:w="0" w:type="dxa"/>
-              <w:right w:w="0" w:type="dxa"/>
-            </w:tcMar>
-            <w:vAlign w:val="center"/>
-          </w:tcPr>
-          <w:p>
-            <w:pPr>
-              <w:pStyle w:val="Normal"/>
-              <w:jc w:val="center"/>
-              <w:pBdr>
-                <w:bottom w:val="none" w:sz="0" w:space="0" w:color="000000"/>
-                <w:top w:val="none" w:sz="0" w:space="0" w:color="000000"/>
-                <w:left w:val="none" w:sz="0" w:space="0" w:color="000000"/>
-                <w:right w:val="none" w:sz="0" w:space="0" w:color="000000"/>
-              </w:pBdr>
-              <w:spacing w:after="60" w:before="60" w:line="240"/>
-              <w:ind w:left="80" w:right="80" w:firstLine="0" w:firstLineChars="0"/>
-              <w:rPr>
-                <w:rFonts w:ascii="Times New Roman" w:hAnsi="Times New Roman" w:eastAsia="Times New Roman" w:cs="Times New Roman"/>
-                <w:i w:val="false"/>
-                <w:b w:val="false"/>
-                <w:u w:val="none"/>
-                <w:strike w:val="false"/>
-                <w:sz w:val="20"/>
-                <w:szCs w:val="20"/>
-                <w:color w:val="000000"/>
-              </w:rPr>
-            </w:pPr>
-            <w:r>
-              <w:rPr>
-                <w:rFonts w:ascii="Times New Roman" w:hAnsi="Times New Roman" w:eastAsia="Times New Roman" w:cs="Times New Roman"/>
-                <w:i w:val="false"/>
-                <w:b w:val="false"/>
-                <w:u w:val="none"/>
-                <w:strike w:val="false"/>
-                <w:sz w:val="20"/>
-                <w:szCs w:val="20"/>
-                <w:color w:val="000000"/>
-              </w:rPr>
-              <w:t xml:space="preserve">0</w:t>
-            </w:r>
-          </w:p>
-        </w:tc>
-        <w:tc>
-          <w:tcPr>
-            <w:tcBorders>
-              <w:bottom w:val="single" w:sz="2" w:space="0" w:color="DDDDDD"/>
-              <w:top w:val="single" w:sz="2" w:space="0" w:color="DDDDDD"/>
-              <w:left w:val="none" w:sz="0" w:space="0" w:color="000000"/>
-              <w:right w:val="none" w:sz="0" w:space="0" w:color="000000"/>
-            </w:tcBorders>
-            <w:shd w:val="clear" w:color="auto" w:fill="FFFFFF"/>
-            <w:tcMar>
-              <w:top w:w="0" w:type="dxa"/>
-              <w:bottom w:w="0" w:type="dxa"/>
-              <w:left w:w="0" w:type="dxa"/>
-              <w:right w:w="0" w:type="dxa"/>
-            </w:tcMar>
-            <w:vAlign w:val="center"/>
-          </w:tcPr>
-          <w:p>
-            <w:pPr>
-              <w:pStyle w:val="Normal"/>
-              <w:jc w:val="center"/>
-              <w:pBdr>
-                <w:bottom w:val="none" w:sz="0" w:space="0" w:color="000000"/>
-                <w:top w:val="none" w:sz="0" w:space="0" w:color="000000"/>
-                <w:left w:val="none" w:sz="0" w:space="0" w:color="000000"/>
-                <w:right w:val="none" w:sz="0" w:space="0" w:color="000000"/>
-              </w:pBdr>
-              <w:spacing w:after="60" w:before="60" w:line="240"/>
-              <w:ind w:left="80" w:right="80" w:firstLine="0" w:firstLineChars="0"/>
-              <w:rPr>
-                <w:rFonts w:ascii="Times New Roman" w:hAnsi="Times New Roman" w:eastAsia="Times New Roman" w:cs="Times New Roman"/>
-                <w:i w:val="false"/>
-                <w:b w:val="false"/>
-                <w:u w:val="none"/>
-                <w:strike w:val="false"/>
-                <w:sz w:val="20"/>
-                <w:szCs w:val="20"/>
-                <w:color w:val="000000"/>
-              </w:rPr>
-            </w:pPr>
-            <w:r>
-              <w:rPr>
-                <w:rFonts w:ascii="Times New Roman" w:hAnsi="Times New Roman" w:eastAsia="Times New Roman" w:cs="Times New Roman"/>
-                <w:i w:val="false"/>
-                <w:b w:val="false"/>
-                <w:u w:val="none"/>
-                <w:strike w:val="false"/>
-                <w:sz w:val="20"/>
-                <w:szCs w:val="20"/>
+                <w:rFonts w:ascii="Calibri" w:hAnsi="Calibri" w:eastAsia="Calibri" w:cs="Calibri"/>
+                <w:i w:val="false"/>
+                <w:b w:val="false"/>
+                <w:u w:val="none"/>
+                <w:strike w:val="false"/>
+                <w:sz w:val="19"/>
+                <w:szCs w:val="19"/>
+                <w:color w:val="000000"/>
+              </w:rPr>
+            </w:pPr>
+            <w:r>
+              <w:rPr>
+                <w:rFonts w:ascii="Calibri" w:hAnsi="Calibri" w:eastAsia="Calibri" w:cs="Calibri"/>
+                <w:i w:val="false"/>
+                <w:b w:val="false"/>
+                <w:u w:val="none"/>
+                <w:strike w:val="false"/>
+                <w:sz w:val="19"/>
+                <w:szCs w:val="19"/>
                 <w:color w:val="000000"/>
               </w:rPr>
               <w:t xml:space="preserve">0</w:t>
@@ -3702,9 +2986,9 @@
         <w:tc>
           <w:tcPr>
             <w:tcBorders>
-              <w:bottom w:val="single" w:sz="2" w:space="0" w:color="DDDDDD"/>
-              <w:top w:val="single" w:sz="2" w:space="0" w:color="DDDDDD"/>
-              <w:left w:val="none" w:sz="0" w:space="0" w:color="000000"/>
+              <w:bottom w:val="single" w:sz="4" w:space="0" w:color="2E6DA4"/>
+              <w:top w:val="single" w:sz="4" w:space="0" w:color="2E6DA4"/>
+              <w:left w:val="single" w:sz="12" w:space="0" w:color="1A3A5C"/>
               <w:right w:val="none" w:sz="0" w:space="0" w:color="000000"/>
             </w:tcBorders>
             <w:shd w:val="clear" w:color="auto" w:fill="F9F9F9"/>
@@ -3729,25 +3013,25 @@
               <w:spacing w:after="60" w:before="60" w:line="240"/>
               <w:ind w:left="80" w:right="80" w:firstLine="0" w:firstLineChars="0"/>
               <w:rPr>
-                <w:rFonts w:ascii="Times New Roman" w:hAnsi="Times New Roman" w:eastAsia="Times New Roman" w:cs="Times New Roman"/>
-                <w:i w:val="false"/>
-                <w:b w:val="false"/>
-                <w:u w:val="none"/>
-                <w:strike w:val="false"/>
-                <w:sz w:val="20"/>
-                <w:szCs w:val="20"/>
-                <w:color w:val="000000"/>
-              </w:rPr>
-            </w:pPr>
-            <w:r>
-              <w:rPr>
-                <w:rFonts w:ascii="Times New Roman" w:hAnsi="Times New Roman" w:eastAsia="Times New Roman" w:cs="Times New Roman"/>
-                <w:i w:val="false"/>
-                <w:b w:val="false"/>
-                <w:u w:val="none"/>
-                <w:strike w:val="false"/>
-                <w:sz w:val="20"/>
-                <w:szCs w:val="20"/>
+                <w:rFonts w:ascii="Calibri" w:hAnsi="Calibri" w:eastAsia="Calibri" w:cs="Calibri"/>
+                <w:i w:val="false"/>
+                <w:b w:val="false"/>
+                <w:u w:val="none"/>
+                <w:strike w:val="false"/>
+                <w:sz w:val="19"/>
+                <w:szCs w:val="19"/>
+                <w:color w:val="000000"/>
+              </w:rPr>
+            </w:pPr>
+            <w:r>
+              <w:rPr>
+                <w:rFonts w:ascii="Calibri" w:hAnsi="Calibri" w:eastAsia="Calibri" w:cs="Calibri"/>
+                <w:i w:val="false"/>
+                <w:b w:val="false"/>
+                <w:u w:val="none"/>
+                <w:strike w:val="false"/>
+                <w:sz w:val="19"/>
+                <w:szCs w:val="19"/>
                 <w:color w:val="000000"/>
               </w:rPr>
               <w:t xml:space="preserve">Parity</w:t>
@@ -3757,8 +3041,8 @@
         <w:tc>
           <w:tcPr>
             <w:tcBorders>
-              <w:bottom w:val="single" w:sz="2" w:space="0" w:color="DDDDDD"/>
-              <w:top w:val="single" w:sz="2" w:space="0" w:color="DDDDDD"/>
+              <w:bottom w:val="single" w:sz="4" w:space="0" w:color="2E6DA4"/>
+              <w:top w:val="single" w:sz="4" w:space="0" w:color="2E6DA4"/>
               <w:left w:val="none" w:sz="0" w:space="0" w:color="000000"/>
               <w:right w:val="none" w:sz="0" w:space="0" w:color="000000"/>
             </w:tcBorders>
@@ -3784,25 +3068,25 @@
               <w:spacing w:after="60" w:before="60" w:line="240"/>
               <w:ind w:left="80" w:right="80" w:firstLine="0" w:firstLineChars="0"/>
               <w:rPr>
-                <w:rFonts w:ascii="Times New Roman" w:hAnsi="Times New Roman" w:eastAsia="Times New Roman" w:cs="Times New Roman"/>
-                <w:i w:val="false"/>
-                <w:b w:val="false"/>
-                <w:u w:val="none"/>
-                <w:strike w:val="false"/>
-                <w:sz w:val="20"/>
-                <w:szCs w:val="20"/>
-                <w:color w:val="000000"/>
-              </w:rPr>
-            </w:pPr>
-            <w:r>
-              <w:rPr>
-                <w:rFonts w:ascii="Times New Roman" w:hAnsi="Times New Roman" w:eastAsia="Times New Roman" w:cs="Times New Roman"/>
-                <w:i w:val="false"/>
-                <w:b w:val="false"/>
-                <w:u w:val="none"/>
-                <w:strike w:val="false"/>
-                <w:sz w:val="20"/>
-                <w:szCs w:val="20"/>
+                <w:rFonts w:ascii="Calibri" w:hAnsi="Calibri" w:eastAsia="Calibri" w:cs="Calibri"/>
+                <w:i w:val="false"/>
+                <w:b w:val="false"/>
+                <w:u w:val="none"/>
+                <w:strike w:val="false"/>
+                <w:sz w:val="19"/>
+                <w:szCs w:val="19"/>
+                <w:color w:val="000000"/>
+              </w:rPr>
+            </w:pPr>
+            <w:r>
+              <w:rPr>
+                <w:rFonts w:ascii="Calibri" w:hAnsi="Calibri" w:eastAsia="Calibri" w:cs="Calibri"/>
+                <w:i w:val="false"/>
+                <w:b w:val="false"/>
+                <w:u w:val="none"/>
+                <w:strike w:val="false"/>
+                <w:sz w:val="19"/>
+                <w:szCs w:val="19"/>
                 <w:color w:val="000000"/>
               </w:rPr>
               <w:t xml:space="preserve">379</w:t>
@@ -3812,8 +3096,8 @@
         <w:tc>
           <w:tcPr>
             <w:tcBorders>
-              <w:bottom w:val="single" w:sz="2" w:space="0" w:color="DDDDDD"/>
-              <w:top w:val="single" w:sz="2" w:space="0" w:color="DDDDDD"/>
+              <w:bottom w:val="single" w:sz="4" w:space="0" w:color="2E6DA4"/>
+              <w:top w:val="single" w:sz="4" w:space="0" w:color="2E6DA4"/>
               <w:left w:val="none" w:sz="0" w:space="0" w:color="000000"/>
               <w:right w:val="none" w:sz="0" w:space="0" w:color="000000"/>
             </w:tcBorders>
@@ -3839,25 +3123,25 @@
               <w:spacing w:after="60" w:before="60" w:line="240"/>
               <w:ind w:left="80" w:right="80" w:firstLine="0" w:firstLineChars="0"/>
               <w:rPr>
-                <w:rFonts w:ascii="Times New Roman" w:hAnsi="Times New Roman" w:eastAsia="Times New Roman" w:cs="Times New Roman"/>
-                <w:i w:val="false"/>
-                <w:b w:val="false"/>
-                <w:u w:val="none"/>
-                <w:strike w:val="false"/>
-                <w:sz w:val="20"/>
-                <w:szCs w:val="20"/>
-                <w:color w:val="000000"/>
-              </w:rPr>
-            </w:pPr>
-            <w:r>
-              <w:rPr>
-                <w:rFonts w:ascii="Times New Roman" w:hAnsi="Times New Roman" w:eastAsia="Times New Roman" w:cs="Times New Roman"/>
-                <w:i w:val="false"/>
-                <w:b w:val="false"/>
-                <w:u w:val="none"/>
-                <w:strike w:val="false"/>
-                <w:sz w:val="20"/>
-                <w:szCs w:val="20"/>
+                <w:rFonts w:ascii="Calibri" w:hAnsi="Calibri" w:eastAsia="Calibri" w:cs="Calibri"/>
+                <w:i w:val="false"/>
+                <w:b w:val="false"/>
+                <w:u w:val="none"/>
+                <w:strike w:val="false"/>
+                <w:sz w:val="19"/>
+                <w:szCs w:val="19"/>
+                <w:color w:val="000000"/>
+              </w:rPr>
+            </w:pPr>
+            <w:r>
+              <w:rPr>
+                <w:rFonts w:ascii="Calibri" w:hAnsi="Calibri" w:eastAsia="Calibri" w:cs="Calibri"/>
+                <w:i w:val="false"/>
+                <w:b w:val="false"/>
+                <w:u w:val="none"/>
+                <w:strike w:val="false"/>
+                <w:sz w:val="19"/>
+                <w:szCs w:val="19"/>
                 <w:color w:val="000000"/>
               </w:rPr>
               <w:t xml:space="preserve">95.5</w:t>
@@ -3867,8 +3151,8 @@
         <w:tc>
           <w:tcPr>
             <w:tcBorders>
-              <w:bottom w:val="single" w:sz="2" w:space="0" w:color="DDDDDD"/>
-              <w:top w:val="single" w:sz="2" w:space="0" w:color="DDDDDD"/>
+              <w:bottom w:val="single" w:sz="4" w:space="0" w:color="2E6DA4"/>
+              <w:top w:val="single" w:sz="4" w:space="0" w:color="2E6DA4"/>
               <w:left w:val="none" w:sz="0" w:space="0" w:color="000000"/>
               <w:right w:val="none" w:sz="0" w:space="0" w:color="000000"/>
             </w:tcBorders>
@@ -3894,25 +3178,25 @@
               <w:spacing w:after="60" w:before="60" w:line="240"/>
               <w:ind w:left="80" w:right="80" w:firstLine="0" w:firstLineChars="0"/>
               <w:rPr>
-                <w:rFonts w:ascii="Times New Roman" w:hAnsi="Times New Roman" w:eastAsia="Times New Roman" w:cs="Times New Roman"/>
-                <w:i w:val="false"/>
-                <w:b w:val="false"/>
-                <w:u w:val="none"/>
-                <w:strike w:val="false"/>
-                <w:sz w:val="20"/>
-                <w:szCs w:val="20"/>
-                <w:color w:val="000000"/>
-              </w:rPr>
-            </w:pPr>
-            <w:r>
-              <w:rPr>
-                <w:rFonts w:ascii="Times New Roman" w:hAnsi="Times New Roman" w:eastAsia="Times New Roman" w:cs="Times New Roman"/>
-                <w:i w:val="false"/>
-                <w:b w:val="false"/>
-                <w:u w:val="none"/>
-                <w:strike w:val="false"/>
-                <w:sz w:val="20"/>
-                <w:szCs w:val="20"/>
+                <w:rFonts w:ascii="Calibri" w:hAnsi="Calibri" w:eastAsia="Calibri" w:cs="Calibri"/>
+                <w:i w:val="false"/>
+                <w:b w:val="false"/>
+                <w:u w:val="none"/>
+                <w:strike w:val="false"/>
+                <w:sz w:val="19"/>
+                <w:szCs w:val="19"/>
+                <w:color w:val="000000"/>
+              </w:rPr>
+            </w:pPr>
+            <w:r>
+              <w:rPr>
+                <w:rFonts w:ascii="Calibri" w:hAnsi="Calibri" w:eastAsia="Calibri" w:cs="Calibri"/>
+                <w:i w:val="false"/>
+                <w:b w:val="false"/>
+                <w:u w:val="none"/>
+                <w:strike w:val="false"/>
+                <w:sz w:val="19"/>
+                <w:szCs w:val="19"/>
                 <w:color w:val="000000"/>
               </w:rPr>
               <w:t xml:space="preserve">14</w:t>
@@ -3922,8 +3206,8 @@
         <w:tc>
           <w:tcPr>
             <w:tcBorders>
-              <w:bottom w:val="single" w:sz="2" w:space="0" w:color="DDDDDD"/>
-              <w:top w:val="single" w:sz="2" w:space="0" w:color="DDDDDD"/>
+              <w:bottom w:val="single" w:sz="4" w:space="0" w:color="2E6DA4"/>
+              <w:top w:val="single" w:sz="4" w:space="0" w:color="2E6DA4"/>
               <w:left w:val="none" w:sz="0" w:space="0" w:color="000000"/>
               <w:right w:val="none" w:sz="0" w:space="0" w:color="000000"/>
             </w:tcBorders>
@@ -3949,25 +3233,25 @@
               <w:spacing w:after="60" w:before="60" w:line="240"/>
               <w:ind w:left="80" w:right="80" w:firstLine="0" w:firstLineChars="0"/>
               <w:rPr>
-                <w:rFonts w:ascii="Times New Roman" w:hAnsi="Times New Roman" w:eastAsia="Times New Roman" w:cs="Times New Roman"/>
-                <w:i w:val="false"/>
-                <w:b w:val="false"/>
-                <w:u w:val="none"/>
-                <w:strike w:val="false"/>
-                <w:sz w:val="20"/>
-                <w:szCs w:val="20"/>
-                <w:color w:val="000000"/>
-              </w:rPr>
-            </w:pPr>
-            <w:r>
-              <w:rPr>
-                <w:rFonts w:ascii="Times New Roman" w:hAnsi="Times New Roman" w:eastAsia="Times New Roman" w:cs="Times New Roman"/>
-                <w:i w:val="false"/>
-                <w:b w:val="false"/>
-                <w:u w:val="none"/>
-                <w:strike w:val="false"/>
-                <w:sz w:val="20"/>
-                <w:szCs w:val="20"/>
+                <w:rFonts w:ascii="Calibri" w:hAnsi="Calibri" w:eastAsia="Calibri" w:cs="Calibri"/>
+                <w:i w:val="false"/>
+                <w:b w:val="false"/>
+                <w:u w:val="none"/>
+                <w:strike w:val="false"/>
+                <w:sz w:val="19"/>
+                <w:szCs w:val="19"/>
+                <w:color w:val="000000"/>
+              </w:rPr>
+            </w:pPr>
+            <w:r>
+              <w:rPr>
+                <w:rFonts w:ascii="Calibri" w:hAnsi="Calibri" w:eastAsia="Calibri" w:cs="Calibri"/>
+                <w:i w:val="false"/>
+                <w:b w:val="false"/>
+                <w:u w:val="none"/>
+                <w:strike w:val="false"/>
+                <w:sz w:val="19"/>
+                <w:szCs w:val="19"/>
                 <w:color w:val="000000"/>
               </w:rPr>
               <w:t xml:space="preserve">3.5</w:t>
@@ -3977,118 +3261,8 @@
         <w:tc>
           <w:tcPr>
             <w:tcBorders>
-              <w:bottom w:val="single" w:sz="2" w:space="0" w:color="DDDDDD"/>
-              <w:top w:val="single" w:sz="2" w:space="0" w:color="DDDDDD"/>
-              <w:left w:val="none" w:sz="0" w:space="0" w:color="000000"/>
-              <w:right w:val="none" w:sz="0" w:space="0" w:color="000000"/>
-            </w:tcBorders>
-            <w:shd w:val="clear" w:color="auto" w:fill="FFF2CC"/>
-            <w:tcMar>
-              <w:top w:w="0" w:type="dxa"/>
-              <w:bottom w:w="0" w:type="dxa"/>
-              <w:left w:w="0" w:type="dxa"/>
-              <w:right w:w="0" w:type="dxa"/>
-            </w:tcMar>
-            <w:vAlign w:val="center"/>
-          </w:tcPr>
-          <w:p>
-            <w:pPr>
-              <w:pStyle w:val="Normal"/>
-              <w:jc w:val="center"/>
-              <w:pBdr>
-                <w:bottom w:val="none" w:sz="0" w:space="0" w:color="000000"/>
-                <w:top w:val="none" w:sz="0" w:space="0" w:color="000000"/>
-                <w:left w:val="none" w:sz="0" w:space="0" w:color="000000"/>
-                <w:right w:val="none" w:sz="0" w:space="0" w:color="000000"/>
-              </w:pBdr>
-              <w:spacing w:after="60" w:before="60" w:line="240"/>
-              <w:ind w:left="80" w:right="80" w:firstLine="0" w:firstLineChars="0"/>
-              <w:rPr>
-                <w:rFonts w:ascii="Times New Roman" w:hAnsi="Times New Roman" w:eastAsia="Times New Roman" w:cs="Times New Roman"/>
-                <w:i w:val="false"/>
-                <w:b w:val="false"/>
-                <w:u w:val="none"/>
-                <w:strike w:val="false"/>
-                <w:sz w:val="20"/>
-                <w:szCs w:val="20"/>
-                <w:color w:val="000000"/>
-              </w:rPr>
-            </w:pPr>
-            <w:r>
-              <w:rPr>
-                <w:rFonts w:ascii="Times New Roman" w:hAnsi="Times New Roman" w:eastAsia="Times New Roman" w:cs="Times New Roman"/>
-                <w:i w:val="false"/>
-                <w:b w:val="false"/>
-                <w:u w:val="none"/>
-                <w:strike w:val="false"/>
-                <w:sz w:val="20"/>
-                <w:szCs w:val="20"/>
-                <w:color w:val="000000"/>
-              </w:rPr>
-              <w:t xml:space="preserve">4</w:t>
-            </w:r>
-          </w:p>
-        </w:tc>
-        <w:tc>
-          <w:tcPr>
-            <w:tcBorders>
-              <w:bottom w:val="single" w:sz="2" w:space="0" w:color="DDDDDD"/>
-              <w:top w:val="single" w:sz="2" w:space="0" w:color="DDDDDD"/>
-              <w:left w:val="none" w:sz="0" w:space="0" w:color="000000"/>
-              <w:right w:val="none" w:sz="0" w:space="0" w:color="000000"/>
-            </w:tcBorders>
-            <w:shd w:val="clear" w:color="auto" w:fill="FFF2CC"/>
-            <w:tcMar>
-              <w:top w:w="0" w:type="dxa"/>
-              <w:bottom w:w="0" w:type="dxa"/>
-              <w:left w:w="0" w:type="dxa"/>
-              <w:right w:w="0" w:type="dxa"/>
-            </w:tcMar>
-            <w:vAlign w:val="center"/>
-          </w:tcPr>
-          <w:p>
-            <w:pPr>
-              <w:pStyle w:val="Normal"/>
-              <w:jc w:val="center"/>
-              <w:pBdr>
-                <w:bottom w:val="none" w:sz="0" w:space="0" w:color="000000"/>
-                <w:top w:val="none" w:sz="0" w:space="0" w:color="000000"/>
-                <w:left w:val="none" w:sz="0" w:space="0" w:color="000000"/>
-                <w:right w:val="none" w:sz="0" w:space="0" w:color="000000"/>
-              </w:pBdr>
-              <w:spacing w:after="60" w:before="60" w:line="240"/>
-              <w:ind w:left="80" w:right="80" w:firstLine="0" w:firstLineChars="0"/>
-              <w:rPr>
-                <w:rFonts w:ascii="Times New Roman" w:hAnsi="Times New Roman" w:eastAsia="Times New Roman" w:cs="Times New Roman"/>
-                <w:i w:val="false"/>
-                <w:b w:val="false"/>
-                <w:u w:val="none"/>
-                <w:strike w:val="false"/>
-                <w:sz w:val="20"/>
-                <w:szCs w:val="20"/>
-                <w:color w:val="000000"/>
-              </w:rPr>
-            </w:pPr>
-            <w:r>
-              <w:rPr>
-                <w:rFonts w:ascii="Times New Roman" w:hAnsi="Times New Roman" w:eastAsia="Times New Roman" w:cs="Times New Roman"/>
-                <w:i w:val="false"/>
-                <w:b w:val="false"/>
-                <w:u w:val="none"/>
-                <w:strike w:val="false"/>
-                <w:sz w:val="20"/>
-                <w:szCs w:val="20"/>
-                <w:color w:val="000000"/>
-              </w:rPr>
-              <w:t xml:space="preserve">1.0</w:t>
-            </w:r>
-          </w:p>
-        </w:tc>
-        <w:tc>
-          <w:tcPr>
-            <w:tcBorders>
-              <w:bottom w:val="single" w:sz="2" w:space="0" w:color="DDDDDD"/>
-              <w:top w:val="single" w:sz="2" w:space="0" w:color="DDDDDD"/>
+              <w:bottom w:val="single" w:sz="4" w:space="0" w:color="2E6DA4"/>
+              <w:top w:val="single" w:sz="4" w:space="0" w:color="2E6DA4"/>
               <w:left w:val="none" w:sz="0" w:space="0" w:color="000000"/>
               <w:right w:val="none" w:sz="0" w:space="0" w:color="000000"/>
             </w:tcBorders>
@@ -4114,25 +3288,25 @@
               <w:spacing w:after="60" w:before="60" w:line="240"/>
               <w:ind w:left="80" w:right="80" w:firstLine="0" w:firstLineChars="0"/>
               <w:rPr>
-                <w:rFonts w:ascii="Times New Roman" w:hAnsi="Times New Roman" w:eastAsia="Times New Roman" w:cs="Times New Roman"/>
-                <w:i w:val="false"/>
-                <w:b w:val="false"/>
-                <w:u w:val="none"/>
-                <w:strike w:val="false"/>
-                <w:sz w:val="20"/>
-                <w:szCs w:val="20"/>
-                <w:color w:val="000000"/>
-              </w:rPr>
-            </w:pPr>
-            <w:r>
-              <w:rPr>
-                <w:rFonts w:ascii="Times New Roman" w:hAnsi="Times New Roman" w:eastAsia="Times New Roman" w:cs="Times New Roman"/>
-                <w:i w:val="false"/>
-                <w:b w:val="false"/>
-                <w:u w:val="none"/>
-                <w:strike w:val="false"/>
-                <w:sz w:val="20"/>
-                <w:szCs w:val="20"/>
+                <w:rFonts w:ascii="Calibri" w:hAnsi="Calibri" w:eastAsia="Calibri" w:cs="Calibri"/>
+                <w:i w:val="false"/>
+                <w:b w:val="false"/>
+                <w:u w:val="none"/>
+                <w:strike w:val="false"/>
+                <w:sz w:val="19"/>
+                <w:szCs w:val="19"/>
+                <w:color w:val="000000"/>
+              </w:rPr>
+            </w:pPr>
+            <w:r>
+              <w:rPr>
+                <w:rFonts w:ascii="Calibri" w:hAnsi="Calibri" w:eastAsia="Calibri" w:cs="Calibri"/>
+                <w:i w:val="false"/>
+                <w:b w:val="false"/>
+                <w:u w:val="none"/>
+                <w:strike w:val="false"/>
+                <w:sz w:val="19"/>
+                <w:szCs w:val="19"/>
                 <w:color w:val="000000"/>
               </w:rPr>
               <w:t xml:space="preserve">1</w:t>
@@ -4142,8 +3316,8 @@
         <w:tc>
           <w:tcPr>
             <w:tcBorders>
-              <w:bottom w:val="single" w:sz="2" w:space="0" w:color="DDDDDD"/>
-              <w:top w:val="single" w:sz="2" w:space="0" w:color="DDDDDD"/>
+              <w:bottom w:val="single" w:sz="4" w:space="0" w:color="2E6DA4"/>
+              <w:top w:val="single" w:sz="4" w:space="0" w:color="2E6DA4"/>
               <w:left w:val="none" w:sz="0" w:space="0" w:color="000000"/>
               <w:right w:val="none" w:sz="0" w:space="0" w:color="000000"/>
             </w:tcBorders>
@@ -4169,25 +3343,25 @@
               <w:spacing w:after="60" w:before="60" w:line="240"/>
               <w:ind w:left="80" w:right="80" w:firstLine="0" w:firstLineChars="0"/>
               <w:rPr>
-                <w:rFonts w:ascii="Times New Roman" w:hAnsi="Times New Roman" w:eastAsia="Times New Roman" w:cs="Times New Roman"/>
-                <w:i w:val="false"/>
-                <w:b w:val="false"/>
-                <w:u w:val="none"/>
-                <w:strike w:val="false"/>
-                <w:sz w:val="20"/>
-                <w:szCs w:val="20"/>
-                <w:color w:val="000000"/>
-              </w:rPr>
-            </w:pPr>
-            <w:r>
-              <w:rPr>
-                <w:rFonts w:ascii="Times New Roman" w:hAnsi="Times New Roman" w:eastAsia="Times New Roman" w:cs="Times New Roman"/>
-                <w:i w:val="false"/>
-                <w:b w:val="false"/>
-                <w:u w:val="none"/>
-                <w:strike w:val="false"/>
-                <w:sz w:val="20"/>
-                <w:szCs w:val="20"/>
+                <w:rFonts w:ascii="Calibri" w:hAnsi="Calibri" w:eastAsia="Calibri" w:cs="Calibri"/>
+                <w:i w:val="false"/>
+                <w:b w:val="false"/>
+                <w:u w:val="none"/>
+                <w:strike w:val="false"/>
+                <w:sz w:val="19"/>
+                <w:szCs w:val="19"/>
+                <w:color w:val="000000"/>
+              </w:rPr>
+            </w:pPr>
+            <w:r>
+              <w:rPr>
+                <w:rFonts w:ascii="Calibri" w:hAnsi="Calibri" w:eastAsia="Calibri" w:cs="Calibri"/>
+                <w:i w:val="false"/>
+                <w:b w:val="false"/>
+                <w:u w:val="none"/>
+                <w:strike w:val="false"/>
+                <w:sz w:val="19"/>
+                <w:szCs w:val="19"/>
                 <w:color w:val="000000"/>
               </w:rPr>
               <w:t xml:space="preserve">1</w:t>
@@ -4197,10 +3371,10 @@
         <w:tc>
           <w:tcPr>
             <w:tcBorders>
-              <w:bottom w:val="single" w:sz="2" w:space="0" w:color="DDDDDD"/>
-              <w:top w:val="single" w:sz="2" w:space="0" w:color="DDDDDD"/>
-              <w:left w:val="none" w:sz="0" w:space="0" w:color="000000"/>
-              <w:right w:val="none" w:sz="0" w:space="0" w:color="000000"/>
+              <w:bottom w:val="single" w:sz="4" w:space="0" w:color="2E6DA4"/>
+              <w:top w:val="single" w:sz="4" w:space="0" w:color="2E6DA4"/>
+              <w:left w:val="none" w:sz="0" w:space="0" w:color="000000"/>
+              <w:right w:val="single" w:sz="12" w:space="0" w:color="1A3A5C"/>
             </w:tcBorders>
             <w:shd w:val="clear" w:color="auto" w:fill="F9F9F9"/>
             <w:tcMar>
@@ -4224,25 +3398,25 @@
               <w:spacing w:after="60" w:before="60" w:line="240"/>
               <w:ind w:left="80" w:right="80" w:firstLine="0" w:firstLineChars="0"/>
               <w:rPr>
-                <w:rFonts w:ascii="Times New Roman" w:hAnsi="Times New Roman" w:eastAsia="Times New Roman" w:cs="Times New Roman"/>
-                <w:i w:val="false"/>
-                <w:b w:val="false"/>
-                <w:u w:val="none"/>
-                <w:strike w:val="false"/>
-                <w:sz w:val="20"/>
-                <w:szCs w:val="20"/>
-                <w:color w:val="000000"/>
-              </w:rPr>
-            </w:pPr>
-            <w:r>
-              <w:rPr>
-                <w:rFonts w:ascii="Times New Roman" w:hAnsi="Times New Roman" w:eastAsia="Times New Roman" w:cs="Times New Roman"/>
-                <w:i w:val="false"/>
-                <w:b w:val="false"/>
-                <w:u w:val="none"/>
-                <w:strike w:val="false"/>
-                <w:sz w:val="20"/>
-                <w:szCs w:val="20"/>
+                <w:rFonts w:ascii="Calibri" w:hAnsi="Calibri" w:eastAsia="Calibri" w:cs="Calibri"/>
+                <w:i w:val="false"/>
+                <w:b w:val="false"/>
+                <w:u w:val="none"/>
+                <w:strike w:val="false"/>
+                <w:sz w:val="19"/>
+                <w:szCs w:val="19"/>
+                <w:color w:val="000000"/>
+              </w:rPr>
+            </w:pPr>
+            <w:r>
+              <w:rPr>
+                <w:rFonts w:ascii="Calibri" w:hAnsi="Calibri" w:eastAsia="Calibri" w:cs="Calibri"/>
+                <w:i w:val="false"/>
+                <w:b w:val="false"/>
+                <w:u w:val="none"/>
+                <w:strike w:val="false"/>
+                <w:sz w:val="19"/>
+                <w:szCs w:val="19"/>
                 <w:color w:val="000000"/>
               </w:rPr>
               <w:t xml:space="preserve">2</w:t>
@@ -4257,9 +3431,9 @@
         <w:tc>
           <w:tcPr>
             <w:tcBorders>
-              <w:bottom w:val="single" w:sz="2" w:space="0" w:color="DDDDDD"/>
-              <w:top w:val="single" w:sz="2" w:space="0" w:color="DDDDDD"/>
-              <w:left w:val="none" w:sz="0" w:space="0" w:color="000000"/>
+              <w:bottom w:val="single" w:sz="4" w:space="0" w:color="2E6DA4"/>
+              <w:top w:val="single" w:sz="4" w:space="0" w:color="2E6DA4"/>
+              <w:left w:val="single" w:sz="12" w:space="0" w:color="1A3A5C"/>
               <w:right w:val="none" w:sz="0" w:space="0" w:color="000000"/>
             </w:tcBorders>
             <w:shd w:val="clear" w:color="auto" w:fill="FFFFFF"/>
@@ -4284,25 +3458,25 @@
               <w:spacing w:after="60" w:before="60" w:line="240"/>
               <w:ind w:left="80" w:right="80" w:firstLine="0" w:firstLineChars="0"/>
               <w:rPr>
-                <w:rFonts w:ascii="Times New Roman" w:hAnsi="Times New Roman" w:eastAsia="Times New Roman" w:cs="Times New Roman"/>
-                <w:i w:val="false"/>
-                <w:b w:val="false"/>
-                <w:u w:val="none"/>
-                <w:strike w:val="false"/>
-                <w:sz w:val="20"/>
-                <w:szCs w:val="20"/>
-                <w:color w:val="000000"/>
-              </w:rPr>
-            </w:pPr>
-            <w:r>
-              <w:rPr>
-                <w:rFonts w:ascii="Times New Roman" w:hAnsi="Times New Roman" w:eastAsia="Times New Roman" w:cs="Times New Roman"/>
-                <w:i w:val="false"/>
-                <w:b w:val="false"/>
-                <w:u w:val="none"/>
-                <w:strike w:val="false"/>
-                <w:sz w:val="20"/>
-                <w:szCs w:val="20"/>
+                <w:rFonts w:ascii="Calibri" w:hAnsi="Calibri" w:eastAsia="Calibri" w:cs="Calibri"/>
+                <w:i w:val="false"/>
+                <w:b w:val="false"/>
+                <w:u w:val="none"/>
+                <w:strike w:val="false"/>
+                <w:sz w:val="19"/>
+                <w:szCs w:val="19"/>
+                <w:color w:val="000000"/>
+              </w:rPr>
+            </w:pPr>
+            <w:r>
+              <w:rPr>
+                <w:rFonts w:ascii="Calibri" w:hAnsi="Calibri" w:eastAsia="Calibri" w:cs="Calibri"/>
+                <w:i w:val="false"/>
+                <w:b w:val="false"/>
+                <w:u w:val="none"/>
+                <w:strike w:val="false"/>
+                <w:sz w:val="19"/>
+                <w:szCs w:val="19"/>
                 <w:color w:val="000000"/>
               </w:rPr>
               <w:t xml:space="preserve">Hormonal treatment</w:t>
@@ -4312,8 +3486,8 @@
         <w:tc>
           <w:tcPr>
             <w:tcBorders>
-              <w:bottom w:val="single" w:sz="2" w:space="0" w:color="DDDDDD"/>
-              <w:top w:val="single" w:sz="2" w:space="0" w:color="DDDDDD"/>
+              <w:bottom w:val="single" w:sz="4" w:space="0" w:color="2E6DA4"/>
+              <w:top w:val="single" w:sz="4" w:space="0" w:color="2E6DA4"/>
               <w:left w:val="none" w:sz="0" w:space="0" w:color="000000"/>
               <w:right w:val="none" w:sz="0" w:space="0" w:color="000000"/>
             </w:tcBorders>
@@ -4339,25 +3513,25 @@
               <w:spacing w:after="60" w:before="60" w:line="240"/>
               <w:ind w:left="80" w:right="80" w:firstLine="0" w:firstLineChars="0"/>
               <w:rPr>
-                <w:rFonts w:ascii="Times New Roman" w:hAnsi="Times New Roman" w:eastAsia="Times New Roman" w:cs="Times New Roman"/>
-                <w:i w:val="false"/>
-                <w:b w:val="false"/>
-                <w:u w:val="none"/>
-                <w:strike w:val="false"/>
-                <w:sz w:val="20"/>
-                <w:szCs w:val="20"/>
-                <w:color w:val="000000"/>
-              </w:rPr>
-            </w:pPr>
-            <w:r>
-              <w:rPr>
-                <w:rFonts w:ascii="Times New Roman" w:hAnsi="Times New Roman" w:eastAsia="Times New Roman" w:cs="Times New Roman"/>
-                <w:i w:val="false"/>
-                <w:b w:val="false"/>
-                <w:u w:val="none"/>
-                <w:strike w:val="false"/>
-                <w:sz w:val="20"/>
-                <w:szCs w:val="20"/>
+                <w:rFonts w:ascii="Calibri" w:hAnsi="Calibri" w:eastAsia="Calibri" w:cs="Calibri"/>
+                <w:i w:val="false"/>
+                <w:b w:val="false"/>
+                <w:u w:val="none"/>
+                <w:strike w:val="false"/>
+                <w:sz w:val="19"/>
+                <w:szCs w:val="19"/>
+                <w:color w:val="000000"/>
+              </w:rPr>
+            </w:pPr>
+            <w:r>
+              <w:rPr>
+                <w:rFonts w:ascii="Calibri" w:hAnsi="Calibri" w:eastAsia="Calibri" w:cs="Calibri"/>
+                <w:i w:val="false"/>
+                <w:b w:val="false"/>
+                <w:u w:val="none"/>
+                <w:strike w:val="false"/>
+                <w:sz w:val="19"/>
+                <w:szCs w:val="19"/>
                 <w:color w:val="000000"/>
               </w:rPr>
               <w:t xml:space="preserve">349</w:t>
@@ -4367,8 +3541,8 @@
         <w:tc>
           <w:tcPr>
             <w:tcBorders>
-              <w:bottom w:val="single" w:sz="2" w:space="0" w:color="DDDDDD"/>
-              <w:top w:val="single" w:sz="2" w:space="0" w:color="DDDDDD"/>
+              <w:bottom w:val="single" w:sz="4" w:space="0" w:color="2E6DA4"/>
+              <w:top w:val="single" w:sz="4" w:space="0" w:color="2E6DA4"/>
               <w:left w:val="none" w:sz="0" w:space="0" w:color="000000"/>
               <w:right w:val="none" w:sz="0" w:space="0" w:color="000000"/>
             </w:tcBorders>
@@ -4394,25 +3568,25 @@
               <w:spacing w:after="60" w:before="60" w:line="240"/>
               <w:ind w:left="80" w:right="80" w:firstLine="0" w:firstLineChars="0"/>
               <w:rPr>
-                <w:rFonts w:ascii="Times New Roman" w:hAnsi="Times New Roman" w:eastAsia="Times New Roman" w:cs="Times New Roman"/>
-                <w:i w:val="false"/>
-                <w:b w:val="false"/>
-                <w:u w:val="none"/>
-                <w:strike w:val="false"/>
-                <w:sz w:val="20"/>
-                <w:szCs w:val="20"/>
-                <w:color w:val="000000"/>
-              </w:rPr>
-            </w:pPr>
-            <w:r>
-              <w:rPr>
-                <w:rFonts w:ascii="Times New Roman" w:hAnsi="Times New Roman" w:eastAsia="Times New Roman" w:cs="Times New Roman"/>
-                <w:i w:val="false"/>
-                <w:b w:val="false"/>
-                <w:u w:val="none"/>
-                <w:strike w:val="false"/>
-                <w:sz w:val="20"/>
-                <w:szCs w:val="20"/>
+                <w:rFonts w:ascii="Calibri" w:hAnsi="Calibri" w:eastAsia="Calibri" w:cs="Calibri"/>
+                <w:i w:val="false"/>
+                <w:b w:val="false"/>
+                <w:u w:val="none"/>
+                <w:strike w:val="false"/>
+                <w:sz w:val="19"/>
+                <w:szCs w:val="19"/>
+                <w:color w:val="000000"/>
+              </w:rPr>
+            </w:pPr>
+            <w:r>
+              <w:rPr>
+                <w:rFonts w:ascii="Calibri" w:hAnsi="Calibri" w:eastAsia="Calibri" w:cs="Calibri"/>
+                <w:i w:val="false"/>
+                <w:b w:val="false"/>
+                <w:u w:val="none"/>
+                <w:strike w:val="false"/>
+                <w:sz w:val="19"/>
+                <w:szCs w:val="19"/>
                 <w:color w:val="000000"/>
               </w:rPr>
               <w:t xml:space="preserve">87.9</w:t>
@@ -4422,8 +3596,8 @@
         <w:tc>
           <w:tcPr>
             <w:tcBorders>
-              <w:bottom w:val="single" w:sz="2" w:space="0" w:color="DDDDDD"/>
-              <w:top w:val="single" w:sz="2" w:space="0" w:color="DDDDDD"/>
+              <w:bottom w:val="single" w:sz="4" w:space="0" w:color="2E6DA4"/>
+              <w:top w:val="single" w:sz="4" w:space="0" w:color="2E6DA4"/>
               <w:left w:val="none" w:sz="0" w:space="0" w:color="000000"/>
               <w:right w:val="none" w:sz="0" w:space="0" w:color="000000"/>
             </w:tcBorders>
@@ -4449,25 +3623,25 @@
               <w:spacing w:after="60" w:before="60" w:line="240"/>
               <w:ind w:left="80" w:right="80" w:firstLine="0" w:firstLineChars="0"/>
               <w:rPr>
-                <w:rFonts w:ascii="Times New Roman" w:hAnsi="Times New Roman" w:eastAsia="Times New Roman" w:cs="Times New Roman"/>
-                <w:i w:val="false"/>
-                <w:b w:val="false"/>
-                <w:u w:val="none"/>
-                <w:strike w:val="false"/>
-                <w:sz w:val="20"/>
-                <w:szCs w:val="20"/>
-                <w:color w:val="000000"/>
-              </w:rPr>
-            </w:pPr>
-            <w:r>
-              <w:rPr>
-                <w:rFonts w:ascii="Times New Roman" w:hAnsi="Times New Roman" w:eastAsia="Times New Roman" w:cs="Times New Roman"/>
-                <w:i w:val="false"/>
-                <w:b w:val="false"/>
-                <w:u w:val="none"/>
-                <w:strike w:val="false"/>
-                <w:sz w:val="20"/>
-                <w:szCs w:val="20"/>
+                <w:rFonts w:ascii="Calibri" w:hAnsi="Calibri" w:eastAsia="Calibri" w:cs="Calibri"/>
+                <w:i w:val="false"/>
+                <w:b w:val="false"/>
+                <w:u w:val="none"/>
+                <w:strike w:val="false"/>
+                <w:sz w:val="19"/>
+                <w:szCs w:val="19"/>
+                <w:color w:val="000000"/>
+              </w:rPr>
+            </w:pPr>
+            <w:r>
+              <w:rPr>
+                <w:rFonts w:ascii="Calibri" w:hAnsi="Calibri" w:eastAsia="Calibri" w:cs="Calibri"/>
+                <w:i w:val="false"/>
+                <w:b w:val="false"/>
+                <w:u w:val="none"/>
+                <w:strike w:val="false"/>
+                <w:sz w:val="19"/>
+                <w:szCs w:val="19"/>
                 <w:color w:val="000000"/>
               </w:rPr>
               <w:t xml:space="preserve">14</w:t>
@@ -4477,8 +3651,8 @@
         <w:tc>
           <w:tcPr>
             <w:tcBorders>
-              <w:bottom w:val="single" w:sz="2" w:space="0" w:color="DDDDDD"/>
-              <w:top w:val="single" w:sz="2" w:space="0" w:color="DDDDDD"/>
+              <w:bottom w:val="single" w:sz="4" w:space="0" w:color="2E6DA4"/>
+              <w:top w:val="single" w:sz="4" w:space="0" w:color="2E6DA4"/>
               <w:left w:val="none" w:sz="0" w:space="0" w:color="000000"/>
               <w:right w:val="none" w:sz="0" w:space="0" w:color="000000"/>
             </w:tcBorders>
@@ -4504,25 +3678,25 @@
               <w:spacing w:after="60" w:before="60" w:line="240"/>
               <w:ind w:left="80" w:right="80" w:firstLine="0" w:firstLineChars="0"/>
               <w:rPr>
-                <w:rFonts w:ascii="Times New Roman" w:hAnsi="Times New Roman" w:eastAsia="Times New Roman" w:cs="Times New Roman"/>
-                <w:i w:val="false"/>
-                <w:b w:val="false"/>
-                <w:u w:val="none"/>
-                <w:strike w:val="false"/>
-                <w:sz w:val="20"/>
-                <w:szCs w:val="20"/>
-                <w:color w:val="000000"/>
-              </w:rPr>
-            </w:pPr>
-            <w:r>
-              <w:rPr>
-                <w:rFonts w:ascii="Times New Roman" w:hAnsi="Times New Roman" w:eastAsia="Times New Roman" w:cs="Times New Roman"/>
-                <w:i w:val="false"/>
-                <w:b w:val="false"/>
-                <w:u w:val="none"/>
-                <w:strike w:val="false"/>
-                <w:sz w:val="20"/>
-                <w:szCs w:val="20"/>
+                <w:rFonts w:ascii="Calibri" w:hAnsi="Calibri" w:eastAsia="Calibri" w:cs="Calibri"/>
+                <w:i w:val="false"/>
+                <w:b w:val="false"/>
+                <w:u w:val="none"/>
+                <w:strike w:val="false"/>
+                <w:sz w:val="19"/>
+                <w:szCs w:val="19"/>
+                <w:color w:val="000000"/>
+              </w:rPr>
+            </w:pPr>
+            <w:r>
+              <w:rPr>
+                <w:rFonts w:ascii="Calibri" w:hAnsi="Calibri" w:eastAsia="Calibri" w:cs="Calibri"/>
+                <w:i w:val="false"/>
+                <w:b w:val="false"/>
+                <w:u w:val="none"/>
+                <w:strike w:val="false"/>
+                <w:sz w:val="19"/>
+                <w:szCs w:val="19"/>
                 <w:color w:val="000000"/>
               </w:rPr>
               <w:t xml:space="preserve">3.5</w:t>
@@ -4532,52 +3706,52 @@
         <w:tc>
           <w:tcPr>
             <w:tcBorders>
-              <w:bottom w:val="single" w:sz="2" w:space="0" w:color="DDDDDD"/>
-              <w:top w:val="single" w:sz="2" w:space="0" w:color="DDDDDD"/>
-              <w:left w:val="none" w:sz="0" w:space="0" w:color="000000"/>
-              <w:right w:val="none" w:sz="0" w:space="0" w:color="000000"/>
-            </w:tcBorders>
-            <w:shd w:val="clear" w:color="auto" w:fill="FFF2CC"/>
-            <w:tcMar>
-              <w:top w:w="0" w:type="dxa"/>
-              <w:bottom w:w="0" w:type="dxa"/>
-              <w:left w:w="0" w:type="dxa"/>
-              <w:right w:w="0" w:type="dxa"/>
-            </w:tcMar>
-            <w:vAlign w:val="center"/>
-          </w:tcPr>
-          <w:p>
-            <w:pPr>
-              <w:pStyle w:val="Normal"/>
-              <w:jc w:val="center"/>
-              <w:pBdr>
-                <w:bottom w:val="none" w:sz="0" w:space="0" w:color="000000"/>
-                <w:top w:val="none" w:sz="0" w:space="0" w:color="000000"/>
-                <w:left w:val="none" w:sz="0" w:space="0" w:color="000000"/>
-                <w:right w:val="none" w:sz="0" w:space="0" w:color="000000"/>
-              </w:pBdr>
-              <w:spacing w:after="60" w:before="60" w:line="240"/>
-              <w:ind w:left="80" w:right="80" w:firstLine="0" w:firstLineChars="0"/>
-              <w:rPr>
-                <w:rFonts w:ascii="Times New Roman" w:hAnsi="Times New Roman" w:eastAsia="Times New Roman" w:cs="Times New Roman"/>
-                <w:i w:val="false"/>
-                <w:b w:val="false"/>
-                <w:u w:val="none"/>
-                <w:strike w:val="false"/>
-                <w:sz w:val="20"/>
-                <w:szCs w:val="20"/>
-                <w:color w:val="000000"/>
-              </w:rPr>
-            </w:pPr>
-            <w:r>
-              <w:rPr>
-                <w:rFonts w:ascii="Times New Roman" w:hAnsi="Times New Roman" w:eastAsia="Times New Roman" w:cs="Times New Roman"/>
-                <w:i w:val="false"/>
-                <w:b w:val="false"/>
-                <w:u w:val="none"/>
-                <w:strike w:val="false"/>
-                <w:sz w:val="20"/>
-                <w:szCs w:val="20"/>
+              <w:bottom w:val="single" w:sz="4" w:space="0" w:color="2E6DA4"/>
+              <w:top w:val="single" w:sz="4" w:space="0" w:color="2E6DA4"/>
+              <w:left w:val="none" w:sz="0" w:space="0" w:color="000000"/>
+              <w:right w:val="none" w:sz="0" w:space="0" w:color="000000"/>
+            </w:tcBorders>
+            <w:shd w:val="clear" w:color="auto" w:fill="FFFFFF"/>
+            <w:tcMar>
+              <w:top w:w="0" w:type="dxa"/>
+              <w:bottom w:w="0" w:type="dxa"/>
+              <w:left w:w="0" w:type="dxa"/>
+              <w:right w:w="0" w:type="dxa"/>
+            </w:tcMar>
+            <w:vAlign w:val="center"/>
+          </w:tcPr>
+          <w:p>
+            <w:pPr>
+              <w:pStyle w:val="Normal"/>
+              <w:jc w:val="center"/>
+              <w:pBdr>
+                <w:bottom w:val="none" w:sz="0" w:space="0" w:color="000000"/>
+                <w:top w:val="none" w:sz="0" w:space="0" w:color="000000"/>
+                <w:left w:val="none" w:sz="0" w:space="0" w:color="000000"/>
+                <w:right w:val="none" w:sz="0" w:space="0" w:color="000000"/>
+              </w:pBdr>
+              <w:spacing w:after="60" w:before="60" w:line="240"/>
+              <w:ind w:left="80" w:right="80" w:firstLine="0" w:firstLineChars="0"/>
+              <w:rPr>
+                <w:rFonts w:ascii="Calibri" w:hAnsi="Calibri" w:eastAsia="Calibri" w:cs="Calibri"/>
+                <w:i w:val="false"/>
+                <w:b w:val="false"/>
+                <w:u w:val="none"/>
+                <w:strike w:val="false"/>
+                <w:sz w:val="19"/>
+                <w:szCs w:val="19"/>
+                <w:color w:val="000000"/>
+              </w:rPr>
+            </w:pPr>
+            <w:r>
+              <w:rPr>
+                <w:rFonts w:ascii="Calibri" w:hAnsi="Calibri" w:eastAsia="Calibri" w:cs="Calibri"/>
+                <w:i w:val="false"/>
+                <w:b w:val="false"/>
+                <w:u w:val="none"/>
+                <w:strike w:val="false"/>
+                <w:sz w:val="19"/>
+                <w:szCs w:val="19"/>
                 <w:color w:val="000000"/>
               </w:rPr>
               <w:t xml:space="preserve">34</w:t>
@@ -4587,63 +3761,8 @@
         <w:tc>
           <w:tcPr>
             <w:tcBorders>
-              <w:bottom w:val="single" w:sz="2" w:space="0" w:color="DDDDDD"/>
-              <w:top w:val="single" w:sz="2" w:space="0" w:color="DDDDDD"/>
-              <w:left w:val="none" w:sz="0" w:space="0" w:color="000000"/>
-              <w:right w:val="none" w:sz="0" w:space="0" w:color="000000"/>
-            </w:tcBorders>
-            <w:shd w:val="clear" w:color="auto" w:fill="FFF2CC"/>
-            <w:tcMar>
-              <w:top w:w="0" w:type="dxa"/>
-              <w:bottom w:w="0" w:type="dxa"/>
-              <w:left w:w="0" w:type="dxa"/>
-              <w:right w:w="0" w:type="dxa"/>
-            </w:tcMar>
-            <w:vAlign w:val="center"/>
-          </w:tcPr>
-          <w:p>
-            <w:pPr>
-              <w:pStyle w:val="Normal"/>
-              <w:jc w:val="center"/>
-              <w:pBdr>
-                <w:bottom w:val="none" w:sz="0" w:space="0" w:color="000000"/>
-                <w:top w:val="none" w:sz="0" w:space="0" w:color="000000"/>
-                <w:left w:val="none" w:sz="0" w:space="0" w:color="000000"/>
-                <w:right w:val="none" w:sz="0" w:space="0" w:color="000000"/>
-              </w:pBdr>
-              <w:spacing w:after="60" w:before="60" w:line="240"/>
-              <w:ind w:left="80" w:right="80" w:firstLine="0" w:firstLineChars="0"/>
-              <w:rPr>
-                <w:rFonts w:ascii="Times New Roman" w:hAnsi="Times New Roman" w:eastAsia="Times New Roman" w:cs="Times New Roman"/>
-                <w:i w:val="false"/>
-                <w:b w:val="false"/>
-                <w:u w:val="none"/>
-                <w:strike w:val="false"/>
-                <w:sz w:val="20"/>
-                <w:szCs w:val="20"/>
-                <w:color w:val="000000"/>
-              </w:rPr>
-            </w:pPr>
-            <w:r>
-              <w:rPr>
-                <w:rFonts w:ascii="Times New Roman" w:hAnsi="Times New Roman" w:eastAsia="Times New Roman" w:cs="Times New Roman"/>
-                <w:i w:val="false"/>
-                <w:b w:val="false"/>
-                <w:u w:val="none"/>
-                <w:strike w:val="false"/>
-                <w:sz w:val="20"/>
-                <w:szCs w:val="20"/>
-                <w:color w:val="000000"/>
-              </w:rPr>
-              <w:t xml:space="preserve">8.6</w:t>
-            </w:r>
-          </w:p>
-        </w:tc>
-        <w:tc>
-          <w:tcPr>
-            <w:tcBorders>
-              <w:bottom w:val="single" w:sz="2" w:space="0" w:color="DDDDDD"/>
-              <w:top w:val="single" w:sz="2" w:space="0" w:color="DDDDDD"/>
+              <w:bottom w:val="single" w:sz="4" w:space="0" w:color="2E6DA4"/>
+              <w:top w:val="single" w:sz="4" w:space="0" w:color="2E6DA4"/>
               <w:left w:val="none" w:sz="0" w:space="0" w:color="000000"/>
               <w:right w:val="none" w:sz="0" w:space="0" w:color="000000"/>
             </w:tcBorders>
@@ -4669,38 +3788,38 @@
               <w:spacing w:after="60" w:before="60" w:line="240"/>
               <w:ind w:left="80" w:right="80" w:firstLine="0" w:firstLineChars="0"/>
               <w:rPr>
-                <w:rFonts w:ascii="Times New Roman" w:hAnsi="Times New Roman" w:eastAsia="Times New Roman" w:cs="Times New Roman"/>
-                <w:i w:val="false"/>
-                <w:b w:val="false"/>
-                <w:u w:val="none"/>
-                <w:strike w:val="false"/>
-                <w:sz w:val="20"/>
-                <w:szCs w:val="20"/>
-                <w:color w:val="000000"/>
-              </w:rPr>
-            </w:pPr>
-            <w:r>
-              <w:rPr>
-                <w:rFonts w:ascii="Times New Roman" w:hAnsi="Times New Roman" w:eastAsia="Times New Roman" w:cs="Times New Roman"/>
-                <w:i w:val="false"/>
-                <w:b w:val="false"/>
-                <w:u w:val="none"/>
-                <w:strike w:val="false"/>
-                <w:sz w:val="20"/>
-                <w:szCs w:val="20"/>
-                <w:color w:val="000000"/>
-              </w:rPr>
-              <w:t xml:space="preserve">34</w:t>
-            </w:r>
-          </w:p>
-        </w:tc>
-        <w:tc>
-          <w:tcPr>
-            <w:tcBorders>
-              <w:bottom w:val="single" w:sz="2" w:space="0" w:color="DDDDDD"/>
-              <w:top w:val="single" w:sz="2" w:space="0" w:color="DDDDDD"/>
-              <w:left w:val="none" w:sz="0" w:space="0" w:color="000000"/>
-              <w:right w:val="none" w:sz="0" w:space="0" w:color="000000"/>
+                <w:rFonts w:ascii="Calibri" w:hAnsi="Calibri" w:eastAsia="Calibri" w:cs="Calibri"/>
+                <w:i w:val="false"/>
+                <w:b w:val="false"/>
+                <w:u w:val="none"/>
+                <w:strike w:val="false"/>
+                <w:sz w:val="19"/>
+                <w:szCs w:val="19"/>
+                <w:color w:val="000000"/>
+              </w:rPr>
+            </w:pPr>
+            <w:r>
+              <w:rPr>
+                <w:rFonts w:ascii="Calibri" w:hAnsi="Calibri" w:eastAsia="Calibri" w:cs="Calibri"/>
+                <w:i w:val="false"/>
+                <w:b w:val="false"/>
+                <w:u w:val="none"/>
+                <w:strike w:val="false"/>
+                <w:sz w:val="19"/>
+                <w:szCs w:val="19"/>
+                <w:color w:val="000000"/>
+              </w:rPr>
+              <w:t xml:space="preserve">0</w:t>
+            </w:r>
+          </w:p>
+        </w:tc>
+        <w:tc>
+          <w:tcPr>
+            <w:tcBorders>
+              <w:bottom w:val="single" w:sz="4" w:space="0" w:color="2E6DA4"/>
+              <w:top w:val="single" w:sz="4" w:space="0" w:color="2E6DA4"/>
+              <w:left w:val="none" w:sz="0" w:space="0" w:color="000000"/>
+              <w:right w:val="single" w:sz="12" w:space="0" w:color="1A3A5C"/>
             </w:tcBorders>
             <w:shd w:val="clear" w:color="auto" w:fill="FFFFFF"/>
             <w:tcMar>
@@ -4724,80 +3843,25 @@
               <w:spacing w:after="60" w:before="60" w:line="240"/>
               <w:ind w:left="80" w:right="80" w:firstLine="0" w:firstLineChars="0"/>
               <w:rPr>
-                <w:rFonts w:ascii="Times New Roman" w:hAnsi="Times New Roman" w:eastAsia="Times New Roman" w:cs="Times New Roman"/>
-                <w:i w:val="false"/>
-                <w:b w:val="false"/>
-                <w:u w:val="none"/>
-                <w:strike w:val="false"/>
-                <w:sz w:val="20"/>
-                <w:szCs w:val="20"/>
-                <w:color w:val="000000"/>
-              </w:rPr>
-            </w:pPr>
-            <w:r>
-              <w:rPr>
-                <w:rFonts w:ascii="Times New Roman" w:hAnsi="Times New Roman" w:eastAsia="Times New Roman" w:cs="Times New Roman"/>
-                <w:i w:val="false"/>
-                <w:b w:val="false"/>
-                <w:u w:val="none"/>
-                <w:strike w:val="false"/>
-                <w:sz w:val="20"/>
-                <w:szCs w:val="20"/>
-                <w:color w:val="000000"/>
-              </w:rPr>
-              <w:t xml:space="preserve">0</w:t>
-            </w:r>
-          </w:p>
-        </w:tc>
-        <w:tc>
-          <w:tcPr>
-            <w:tcBorders>
-              <w:bottom w:val="single" w:sz="2" w:space="0" w:color="DDDDDD"/>
-              <w:top w:val="single" w:sz="2" w:space="0" w:color="DDDDDD"/>
-              <w:left w:val="none" w:sz="0" w:space="0" w:color="000000"/>
-              <w:right w:val="none" w:sz="0" w:space="0" w:color="000000"/>
-            </w:tcBorders>
-            <w:shd w:val="clear" w:color="auto" w:fill="FFFFFF"/>
-            <w:tcMar>
-              <w:top w:w="0" w:type="dxa"/>
-              <w:bottom w:w="0" w:type="dxa"/>
-              <w:left w:w="0" w:type="dxa"/>
-              <w:right w:w="0" w:type="dxa"/>
-            </w:tcMar>
-            <w:vAlign w:val="center"/>
-          </w:tcPr>
-          <w:p>
-            <w:pPr>
-              <w:pStyle w:val="Normal"/>
-              <w:jc w:val="center"/>
-              <w:pBdr>
-                <w:bottom w:val="none" w:sz="0" w:space="0" w:color="000000"/>
-                <w:top w:val="none" w:sz="0" w:space="0" w:color="000000"/>
-                <w:left w:val="none" w:sz="0" w:space="0" w:color="000000"/>
-                <w:right w:val="none" w:sz="0" w:space="0" w:color="000000"/>
-              </w:pBdr>
-              <w:spacing w:after="60" w:before="60" w:line="240"/>
-              <w:ind w:left="80" w:right="80" w:firstLine="0" w:firstLineChars="0"/>
-              <w:rPr>
-                <w:rFonts w:ascii="Times New Roman" w:hAnsi="Times New Roman" w:eastAsia="Times New Roman" w:cs="Times New Roman"/>
-                <w:i w:val="false"/>
-                <w:b w:val="false"/>
-                <w:u w:val="none"/>
-                <w:strike w:val="false"/>
-                <w:sz w:val="20"/>
-                <w:szCs w:val="20"/>
-                <w:color w:val="000000"/>
-              </w:rPr>
-            </w:pPr>
-            <w:r>
-              <w:rPr>
-                <w:rFonts w:ascii="Times New Roman" w:hAnsi="Times New Roman" w:eastAsia="Times New Roman" w:cs="Times New Roman"/>
-                <w:i w:val="false"/>
-                <w:b w:val="false"/>
-                <w:u w:val="none"/>
-                <w:strike w:val="false"/>
-                <w:sz w:val="20"/>
-                <w:szCs w:val="20"/>
+                <w:rFonts w:ascii="Calibri" w:hAnsi="Calibri" w:eastAsia="Calibri" w:cs="Calibri"/>
+                <w:i w:val="false"/>
+                <w:b w:val="false"/>
+                <w:u w:val="none"/>
+                <w:strike w:val="false"/>
+                <w:sz w:val="19"/>
+                <w:szCs w:val="19"/>
+                <w:color w:val="000000"/>
+              </w:rPr>
+            </w:pPr>
+            <w:r>
+              <w:rPr>
+                <w:rFonts w:ascii="Calibri" w:hAnsi="Calibri" w:eastAsia="Calibri" w:cs="Calibri"/>
+                <w:i w:val="false"/>
+                <w:b w:val="false"/>
+                <w:u w:val="none"/>
+                <w:strike w:val="false"/>
+                <w:sz w:val="19"/>
+                <w:szCs w:val="19"/>
                 <w:color w:val="000000"/>
               </w:rPr>
               <w:t xml:space="preserve">0</w:t>
@@ -4812,9 +3876,9 @@
         <w:tc>
           <w:tcPr>
             <w:tcBorders>
-              <w:bottom w:val="single" w:sz="2" w:space="0" w:color="DDDDDD"/>
-              <w:top w:val="single" w:sz="2" w:space="0" w:color="DDDDDD"/>
-              <w:left w:val="none" w:sz="0" w:space="0" w:color="000000"/>
+              <w:bottom w:val="single" w:sz="4" w:space="0" w:color="2E6DA4"/>
+              <w:top w:val="single" w:sz="4" w:space="0" w:color="2E6DA4"/>
+              <w:left w:val="single" w:sz="12" w:space="0" w:color="1A3A5C"/>
               <w:right w:val="none" w:sz="0" w:space="0" w:color="000000"/>
             </w:tcBorders>
             <w:shd w:val="clear" w:color="auto" w:fill="F9F9F9"/>
@@ -4839,25 +3903,25 @@
               <w:spacing w:after="60" w:before="60" w:line="240"/>
               <w:ind w:left="80" w:right="80" w:firstLine="0" w:firstLineChars="0"/>
               <w:rPr>
-                <w:rFonts w:ascii="Times New Roman" w:hAnsi="Times New Roman" w:eastAsia="Times New Roman" w:cs="Times New Roman"/>
-                <w:i w:val="false"/>
-                <w:b w:val="false"/>
-                <w:u w:val="none"/>
-                <w:strike w:val="false"/>
-                <w:sz w:val="20"/>
-                <w:szCs w:val="20"/>
-                <w:color w:val="000000"/>
-              </w:rPr>
-            </w:pPr>
-            <w:r>
-              <w:rPr>
-                <w:rFonts w:ascii="Times New Roman" w:hAnsi="Times New Roman" w:eastAsia="Times New Roman" w:cs="Times New Roman"/>
-                <w:i w:val="false"/>
-                <w:b w:val="false"/>
-                <w:u w:val="none"/>
-                <w:strike w:val="false"/>
-                <w:sz w:val="20"/>
-                <w:szCs w:val="20"/>
+                <w:rFonts w:ascii="Calibri" w:hAnsi="Calibri" w:eastAsia="Calibri" w:cs="Calibri"/>
+                <w:i w:val="false"/>
+                <w:b w:val="false"/>
+                <w:u w:val="none"/>
+                <w:strike w:val="false"/>
+                <w:sz w:val="19"/>
+                <w:szCs w:val="19"/>
+                <w:color w:val="000000"/>
+              </w:rPr>
+            </w:pPr>
+            <w:r>
+              <w:rPr>
+                <w:rFonts w:ascii="Calibri" w:hAnsi="Calibri" w:eastAsia="Calibri" w:cs="Calibri"/>
+                <w:i w:val="false"/>
+                <w:b w:val="false"/>
+                <w:u w:val="none"/>
+                <w:strike w:val="false"/>
+                <w:sz w:val="19"/>
+                <w:szCs w:val="19"/>
                 <w:color w:val="000000"/>
               </w:rPr>
               <w:t xml:space="preserve">Medication use</w:t>
@@ -4867,8 +3931,8 @@
         <w:tc>
           <w:tcPr>
             <w:tcBorders>
-              <w:bottom w:val="single" w:sz="2" w:space="0" w:color="DDDDDD"/>
-              <w:top w:val="single" w:sz="2" w:space="0" w:color="DDDDDD"/>
+              <w:bottom w:val="single" w:sz="4" w:space="0" w:color="2E6DA4"/>
+              <w:top w:val="single" w:sz="4" w:space="0" w:color="2E6DA4"/>
               <w:left w:val="none" w:sz="0" w:space="0" w:color="000000"/>
               <w:right w:val="none" w:sz="0" w:space="0" w:color="000000"/>
             </w:tcBorders>
@@ -4894,25 +3958,25 @@
               <w:spacing w:after="60" w:before="60" w:line="240"/>
               <w:ind w:left="80" w:right="80" w:firstLine="0" w:firstLineChars="0"/>
               <w:rPr>
-                <w:rFonts w:ascii="Times New Roman" w:hAnsi="Times New Roman" w:eastAsia="Times New Roman" w:cs="Times New Roman"/>
-                <w:i w:val="false"/>
-                <w:b w:val="false"/>
-                <w:u w:val="none"/>
-                <w:strike w:val="false"/>
-                <w:sz w:val="20"/>
-                <w:szCs w:val="20"/>
-                <w:color w:val="000000"/>
-              </w:rPr>
-            </w:pPr>
-            <w:r>
-              <w:rPr>
-                <w:rFonts w:ascii="Times New Roman" w:hAnsi="Times New Roman" w:eastAsia="Times New Roman" w:cs="Times New Roman"/>
-                <w:i w:val="false"/>
-                <w:b w:val="false"/>
-                <w:u w:val="none"/>
-                <w:strike w:val="false"/>
-                <w:sz w:val="20"/>
-                <w:szCs w:val="20"/>
+                <w:rFonts w:ascii="Calibri" w:hAnsi="Calibri" w:eastAsia="Calibri" w:cs="Calibri"/>
+                <w:i w:val="false"/>
+                <w:b w:val="false"/>
+                <w:u w:val="none"/>
+                <w:strike w:val="false"/>
+                <w:sz w:val="19"/>
+                <w:szCs w:val="19"/>
+                <w:color w:val="000000"/>
+              </w:rPr>
+            </w:pPr>
+            <w:r>
+              <w:rPr>
+                <w:rFonts w:ascii="Calibri" w:hAnsi="Calibri" w:eastAsia="Calibri" w:cs="Calibri"/>
+                <w:i w:val="false"/>
+                <w:b w:val="false"/>
+                <w:u w:val="none"/>
+                <w:strike w:val="false"/>
+                <w:sz w:val="19"/>
+                <w:szCs w:val="19"/>
                 <w:color w:val="000000"/>
               </w:rPr>
               <w:t xml:space="preserve">334</w:t>
@@ -4922,8 +3986,8 @@
         <w:tc>
           <w:tcPr>
             <w:tcBorders>
-              <w:bottom w:val="single" w:sz="2" w:space="0" w:color="DDDDDD"/>
-              <w:top w:val="single" w:sz="2" w:space="0" w:color="DDDDDD"/>
+              <w:bottom w:val="single" w:sz="4" w:space="0" w:color="2E6DA4"/>
+              <w:top w:val="single" w:sz="4" w:space="0" w:color="2E6DA4"/>
               <w:left w:val="none" w:sz="0" w:space="0" w:color="000000"/>
               <w:right w:val="none" w:sz="0" w:space="0" w:color="000000"/>
             </w:tcBorders>
@@ -4949,25 +4013,25 @@
               <w:spacing w:after="60" w:before="60" w:line="240"/>
               <w:ind w:left="80" w:right="80" w:firstLine="0" w:firstLineChars="0"/>
               <w:rPr>
-                <w:rFonts w:ascii="Times New Roman" w:hAnsi="Times New Roman" w:eastAsia="Times New Roman" w:cs="Times New Roman"/>
-                <w:i w:val="false"/>
-                <w:b w:val="false"/>
-                <w:u w:val="none"/>
-                <w:strike w:val="false"/>
-                <w:sz w:val="20"/>
-                <w:szCs w:val="20"/>
-                <w:color w:val="000000"/>
-              </w:rPr>
-            </w:pPr>
-            <w:r>
-              <w:rPr>
-                <w:rFonts w:ascii="Times New Roman" w:hAnsi="Times New Roman" w:eastAsia="Times New Roman" w:cs="Times New Roman"/>
-                <w:i w:val="false"/>
-                <w:b w:val="false"/>
-                <w:u w:val="none"/>
-                <w:strike w:val="false"/>
-                <w:sz w:val="20"/>
-                <w:szCs w:val="20"/>
+                <w:rFonts w:ascii="Calibri" w:hAnsi="Calibri" w:eastAsia="Calibri" w:cs="Calibri"/>
+                <w:i w:val="false"/>
+                <w:b w:val="false"/>
+                <w:u w:val="none"/>
+                <w:strike w:val="false"/>
+                <w:sz w:val="19"/>
+                <w:szCs w:val="19"/>
+                <w:color w:val="000000"/>
+              </w:rPr>
+            </w:pPr>
+            <w:r>
+              <w:rPr>
+                <w:rFonts w:ascii="Calibri" w:hAnsi="Calibri" w:eastAsia="Calibri" w:cs="Calibri"/>
+                <w:i w:val="false"/>
+                <w:b w:val="false"/>
+                <w:u w:val="none"/>
+                <w:strike w:val="false"/>
+                <w:sz w:val="19"/>
+                <w:szCs w:val="19"/>
                 <w:color w:val="000000"/>
               </w:rPr>
               <w:t xml:space="preserve">84.1</w:t>
@@ -4977,8 +4041,8 @@
         <w:tc>
           <w:tcPr>
             <w:tcBorders>
-              <w:bottom w:val="single" w:sz="2" w:space="0" w:color="DDDDDD"/>
-              <w:top w:val="single" w:sz="2" w:space="0" w:color="DDDDDD"/>
+              <w:bottom w:val="single" w:sz="4" w:space="0" w:color="2E6DA4"/>
+              <w:top w:val="single" w:sz="4" w:space="0" w:color="2E6DA4"/>
               <w:left w:val="none" w:sz="0" w:space="0" w:color="000000"/>
               <w:right w:val="none" w:sz="0" w:space="0" w:color="000000"/>
             </w:tcBorders>
@@ -5004,25 +4068,25 @@
               <w:spacing w:after="60" w:before="60" w:line="240"/>
               <w:ind w:left="80" w:right="80" w:firstLine="0" w:firstLineChars="0"/>
               <w:rPr>
-                <w:rFonts w:ascii="Times New Roman" w:hAnsi="Times New Roman" w:eastAsia="Times New Roman" w:cs="Times New Roman"/>
-                <w:i w:val="false"/>
-                <w:b w:val="false"/>
-                <w:u w:val="none"/>
-                <w:strike w:val="false"/>
-                <w:sz w:val="20"/>
-                <w:szCs w:val="20"/>
-                <w:color w:val="000000"/>
-              </w:rPr>
-            </w:pPr>
-            <w:r>
-              <w:rPr>
-                <w:rFonts w:ascii="Times New Roman" w:hAnsi="Times New Roman" w:eastAsia="Times New Roman" w:cs="Times New Roman"/>
-                <w:i w:val="false"/>
-                <w:b w:val="false"/>
-                <w:u w:val="none"/>
-                <w:strike w:val="false"/>
-                <w:sz w:val="20"/>
-                <w:szCs w:val="20"/>
+                <w:rFonts w:ascii="Calibri" w:hAnsi="Calibri" w:eastAsia="Calibri" w:cs="Calibri"/>
+                <w:i w:val="false"/>
+                <w:b w:val="false"/>
+                <w:u w:val="none"/>
+                <w:strike w:val="false"/>
+                <w:sz w:val="19"/>
+                <w:szCs w:val="19"/>
+                <w:color w:val="000000"/>
+              </w:rPr>
+            </w:pPr>
+            <w:r>
+              <w:rPr>
+                <w:rFonts w:ascii="Calibri" w:hAnsi="Calibri" w:eastAsia="Calibri" w:cs="Calibri"/>
+                <w:i w:val="false"/>
+                <w:b w:val="false"/>
+                <w:u w:val="none"/>
+                <w:strike w:val="false"/>
+                <w:sz w:val="19"/>
+                <w:szCs w:val="19"/>
                 <w:color w:val="000000"/>
               </w:rPr>
               <w:t xml:space="preserve">13</w:t>
@@ -5032,8 +4096,8 @@
         <w:tc>
           <w:tcPr>
             <w:tcBorders>
-              <w:bottom w:val="single" w:sz="2" w:space="0" w:color="DDDDDD"/>
-              <w:top w:val="single" w:sz="2" w:space="0" w:color="DDDDDD"/>
+              <w:bottom w:val="single" w:sz="4" w:space="0" w:color="2E6DA4"/>
+              <w:top w:val="single" w:sz="4" w:space="0" w:color="2E6DA4"/>
               <w:left w:val="none" w:sz="0" w:space="0" w:color="000000"/>
               <w:right w:val="none" w:sz="0" w:space="0" w:color="000000"/>
             </w:tcBorders>
@@ -5059,25 +4123,25 @@
               <w:spacing w:after="60" w:before="60" w:line="240"/>
               <w:ind w:left="80" w:right="80" w:firstLine="0" w:firstLineChars="0"/>
               <w:rPr>
-                <w:rFonts w:ascii="Times New Roman" w:hAnsi="Times New Roman" w:eastAsia="Times New Roman" w:cs="Times New Roman"/>
-                <w:i w:val="false"/>
-                <w:b w:val="false"/>
-                <w:u w:val="none"/>
-                <w:strike w:val="false"/>
-                <w:sz w:val="20"/>
-                <w:szCs w:val="20"/>
-                <w:color w:val="000000"/>
-              </w:rPr>
-            </w:pPr>
-            <w:r>
-              <w:rPr>
-                <w:rFonts w:ascii="Times New Roman" w:hAnsi="Times New Roman" w:eastAsia="Times New Roman" w:cs="Times New Roman"/>
-                <w:i w:val="false"/>
-                <w:b w:val="false"/>
-                <w:u w:val="none"/>
-                <w:strike w:val="false"/>
-                <w:sz w:val="20"/>
-                <w:szCs w:val="20"/>
+                <w:rFonts w:ascii="Calibri" w:hAnsi="Calibri" w:eastAsia="Calibri" w:cs="Calibri"/>
+                <w:i w:val="false"/>
+                <w:b w:val="false"/>
+                <w:u w:val="none"/>
+                <w:strike w:val="false"/>
+                <w:sz w:val="19"/>
+                <w:szCs w:val="19"/>
+                <w:color w:val="000000"/>
+              </w:rPr>
+            </w:pPr>
+            <w:r>
+              <w:rPr>
+                <w:rFonts w:ascii="Calibri" w:hAnsi="Calibri" w:eastAsia="Calibri" w:cs="Calibri"/>
+                <w:i w:val="false"/>
+                <w:b w:val="false"/>
+                <w:u w:val="none"/>
+                <w:strike w:val="false"/>
+                <w:sz w:val="19"/>
+                <w:szCs w:val="19"/>
                 <w:color w:val="000000"/>
               </w:rPr>
               <w:t xml:space="preserve">3.3</w:t>
@@ -5087,52 +4151,52 @@
         <w:tc>
           <w:tcPr>
             <w:tcBorders>
-              <w:bottom w:val="single" w:sz="2" w:space="0" w:color="DDDDDD"/>
-              <w:top w:val="single" w:sz="2" w:space="0" w:color="DDDDDD"/>
-              <w:left w:val="none" w:sz="0" w:space="0" w:color="000000"/>
-              <w:right w:val="none" w:sz="0" w:space="0" w:color="000000"/>
-            </w:tcBorders>
-            <w:shd w:val="clear" w:color="auto" w:fill="FFF2CC"/>
-            <w:tcMar>
-              <w:top w:w="0" w:type="dxa"/>
-              <w:bottom w:w="0" w:type="dxa"/>
-              <w:left w:w="0" w:type="dxa"/>
-              <w:right w:w="0" w:type="dxa"/>
-            </w:tcMar>
-            <w:vAlign w:val="center"/>
-          </w:tcPr>
-          <w:p>
-            <w:pPr>
-              <w:pStyle w:val="Normal"/>
-              <w:jc w:val="center"/>
-              <w:pBdr>
-                <w:bottom w:val="none" w:sz="0" w:space="0" w:color="000000"/>
-                <w:top w:val="none" w:sz="0" w:space="0" w:color="000000"/>
-                <w:left w:val="none" w:sz="0" w:space="0" w:color="000000"/>
-                <w:right w:val="none" w:sz="0" w:space="0" w:color="000000"/>
-              </w:pBdr>
-              <w:spacing w:after="60" w:before="60" w:line="240"/>
-              <w:ind w:left="80" w:right="80" w:firstLine="0" w:firstLineChars="0"/>
-              <w:rPr>
-                <w:rFonts w:ascii="Times New Roman" w:hAnsi="Times New Roman" w:eastAsia="Times New Roman" w:cs="Times New Roman"/>
-                <w:i w:val="false"/>
-                <w:b w:val="false"/>
-                <w:u w:val="none"/>
-                <w:strike w:val="false"/>
-                <w:sz w:val="20"/>
-                <w:szCs w:val="20"/>
-                <w:color w:val="000000"/>
-              </w:rPr>
-            </w:pPr>
-            <w:r>
-              <w:rPr>
-                <w:rFonts w:ascii="Times New Roman" w:hAnsi="Times New Roman" w:eastAsia="Times New Roman" w:cs="Times New Roman"/>
-                <w:i w:val="false"/>
-                <w:b w:val="false"/>
-                <w:u w:val="none"/>
-                <w:strike w:val="false"/>
-                <w:sz w:val="20"/>
-                <w:szCs w:val="20"/>
+              <w:bottom w:val="single" w:sz="4" w:space="0" w:color="2E6DA4"/>
+              <w:top w:val="single" w:sz="4" w:space="0" w:color="2E6DA4"/>
+              <w:left w:val="none" w:sz="0" w:space="0" w:color="000000"/>
+              <w:right w:val="none" w:sz="0" w:space="0" w:color="000000"/>
+            </w:tcBorders>
+            <w:shd w:val="clear" w:color="auto" w:fill="F9F9F9"/>
+            <w:tcMar>
+              <w:top w:w="0" w:type="dxa"/>
+              <w:bottom w:w="0" w:type="dxa"/>
+              <w:left w:w="0" w:type="dxa"/>
+              <w:right w:w="0" w:type="dxa"/>
+            </w:tcMar>
+            <w:vAlign w:val="center"/>
+          </w:tcPr>
+          <w:p>
+            <w:pPr>
+              <w:pStyle w:val="Normal"/>
+              <w:jc w:val="center"/>
+              <w:pBdr>
+                <w:bottom w:val="none" w:sz="0" w:space="0" w:color="000000"/>
+                <w:top w:val="none" w:sz="0" w:space="0" w:color="000000"/>
+                <w:left w:val="none" w:sz="0" w:space="0" w:color="000000"/>
+                <w:right w:val="none" w:sz="0" w:space="0" w:color="000000"/>
+              </w:pBdr>
+              <w:spacing w:after="60" w:before="60" w:line="240"/>
+              <w:ind w:left="80" w:right="80" w:firstLine="0" w:firstLineChars="0"/>
+              <w:rPr>
+                <w:rFonts w:ascii="Calibri" w:hAnsi="Calibri" w:eastAsia="Calibri" w:cs="Calibri"/>
+                <w:i w:val="false"/>
+                <w:b w:val="false"/>
+                <w:u w:val="none"/>
+                <w:strike w:val="false"/>
+                <w:sz w:val="19"/>
+                <w:szCs w:val="19"/>
+                <w:color w:val="000000"/>
+              </w:rPr>
+            </w:pPr>
+            <w:r>
+              <w:rPr>
+                <w:rFonts w:ascii="Calibri" w:hAnsi="Calibri" w:eastAsia="Calibri" w:cs="Calibri"/>
+                <w:i w:val="false"/>
+                <w:b w:val="false"/>
+                <w:u w:val="none"/>
+                <w:strike w:val="false"/>
+                <w:sz w:val="19"/>
+                <w:szCs w:val="19"/>
                 <w:color w:val="000000"/>
               </w:rPr>
               <w:t xml:space="preserve">50</w:t>
@@ -5142,63 +4206,8 @@
         <w:tc>
           <w:tcPr>
             <w:tcBorders>
-              <w:bottom w:val="single" w:sz="2" w:space="0" w:color="DDDDDD"/>
-              <w:top w:val="single" w:sz="2" w:space="0" w:color="DDDDDD"/>
-              <w:left w:val="none" w:sz="0" w:space="0" w:color="000000"/>
-              <w:right w:val="none" w:sz="0" w:space="0" w:color="000000"/>
-            </w:tcBorders>
-            <w:shd w:val="clear" w:color="auto" w:fill="FFF2CC"/>
-            <w:tcMar>
-              <w:top w:w="0" w:type="dxa"/>
-              <w:bottom w:w="0" w:type="dxa"/>
-              <w:left w:w="0" w:type="dxa"/>
-              <w:right w:w="0" w:type="dxa"/>
-            </w:tcMar>
-            <w:vAlign w:val="center"/>
-          </w:tcPr>
-          <w:p>
-            <w:pPr>
-              <w:pStyle w:val="Normal"/>
-              <w:jc w:val="center"/>
-              <w:pBdr>
-                <w:bottom w:val="none" w:sz="0" w:space="0" w:color="000000"/>
-                <w:top w:val="none" w:sz="0" w:space="0" w:color="000000"/>
-                <w:left w:val="none" w:sz="0" w:space="0" w:color="000000"/>
-                <w:right w:val="none" w:sz="0" w:space="0" w:color="000000"/>
-              </w:pBdr>
-              <w:spacing w:after="60" w:before="60" w:line="240"/>
-              <w:ind w:left="80" w:right="80" w:firstLine="0" w:firstLineChars="0"/>
-              <w:rPr>
-                <w:rFonts w:ascii="Times New Roman" w:hAnsi="Times New Roman" w:eastAsia="Times New Roman" w:cs="Times New Roman"/>
-                <w:i w:val="false"/>
-                <w:b w:val="false"/>
-                <w:u w:val="none"/>
-                <w:strike w:val="false"/>
-                <w:sz w:val="20"/>
-                <w:szCs w:val="20"/>
-                <w:color w:val="000000"/>
-              </w:rPr>
-            </w:pPr>
-            <w:r>
-              <w:rPr>
-                <w:rFonts w:ascii="Times New Roman" w:hAnsi="Times New Roman" w:eastAsia="Times New Roman" w:cs="Times New Roman"/>
-                <w:i w:val="false"/>
-                <w:b w:val="false"/>
-                <w:u w:val="none"/>
-                <w:strike w:val="false"/>
-                <w:sz w:val="20"/>
-                <w:szCs w:val="20"/>
-                <w:color w:val="000000"/>
-              </w:rPr>
-              <w:t xml:space="preserve">12.6</w:t>
-            </w:r>
-          </w:p>
-        </w:tc>
-        <w:tc>
-          <w:tcPr>
-            <w:tcBorders>
-              <w:bottom w:val="single" w:sz="2" w:space="0" w:color="DDDDDD"/>
-              <w:top w:val="single" w:sz="2" w:space="0" w:color="DDDDDD"/>
+              <w:bottom w:val="single" w:sz="4" w:space="0" w:color="2E6DA4"/>
+              <w:top w:val="single" w:sz="4" w:space="0" w:color="2E6DA4"/>
               <w:left w:val="none" w:sz="0" w:space="0" w:color="000000"/>
               <w:right w:val="none" w:sz="0" w:space="0" w:color="000000"/>
             </w:tcBorders>
@@ -5224,38 +4233,38 @@
               <w:spacing w:after="60" w:before="60" w:line="240"/>
               <w:ind w:left="80" w:right="80" w:firstLine="0" w:firstLineChars="0"/>
               <w:rPr>
-                <w:rFonts w:ascii="Times New Roman" w:hAnsi="Times New Roman" w:eastAsia="Times New Roman" w:cs="Times New Roman"/>
-                <w:i w:val="false"/>
-                <w:b w:val="false"/>
-                <w:u w:val="none"/>
-                <w:strike w:val="false"/>
-                <w:sz w:val="20"/>
-                <w:szCs w:val="20"/>
-                <w:color w:val="000000"/>
-              </w:rPr>
-            </w:pPr>
-            <w:r>
-              <w:rPr>
-                <w:rFonts w:ascii="Times New Roman" w:hAnsi="Times New Roman" w:eastAsia="Times New Roman" w:cs="Times New Roman"/>
-                <w:i w:val="false"/>
-                <w:b w:val="false"/>
-                <w:u w:val="none"/>
-                <w:strike w:val="false"/>
-                <w:sz w:val="20"/>
-                <w:szCs w:val="20"/>
-                <w:color w:val="000000"/>
-              </w:rPr>
-              <w:t xml:space="preserve">50</w:t>
-            </w:r>
-          </w:p>
-        </w:tc>
-        <w:tc>
-          <w:tcPr>
-            <w:tcBorders>
-              <w:bottom w:val="single" w:sz="2" w:space="0" w:color="DDDDDD"/>
-              <w:top w:val="single" w:sz="2" w:space="0" w:color="DDDDDD"/>
-              <w:left w:val="none" w:sz="0" w:space="0" w:color="000000"/>
-              <w:right w:val="none" w:sz="0" w:space="0" w:color="000000"/>
+                <w:rFonts w:ascii="Calibri" w:hAnsi="Calibri" w:eastAsia="Calibri" w:cs="Calibri"/>
+                <w:i w:val="false"/>
+                <w:b w:val="false"/>
+                <w:u w:val="none"/>
+                <w:strike w:val="false"/>
+                <w:sz w:val="19"/>
+                <w:szCs w:val="19"/>
+                <w:color w:val="000000"/>
+              </w:rPr>
+            </w:pPr>
+            <w:r>
+              <w:rPr>
+                <w:rFonts w:ascii="Calibri" w:hAnsi="Calibri" w:eastAsia="Calibri" w:cs="Calibri"/>
+                <w:i w:val="false"/>
+                <w:b w:val="false"/>
+                <w:u w:val="none"/>
+                <w:strike w:val="false"/>
+                <w:sz w:val="19"/>
+                <w:szCs w:val="19"/>
+                <w:color w:val="000000"/>
+              </w:rPr>
+              <w:t xml:space="preserve">0</w:t>
+            </w:r>
+          </w:p>
+        </w:tc>
+        <w:tc>
+          <w:tcPr>
+            <w:tcBorders>
+              <w:bottom w:val="single" w:sz="4" w:space="0" w:color="2E6DA4"/>
+              <w:top w:val="single" w:sz="4" w:space="0" w:color="2E6DA4"/>
+              <w:left w:val="none" w:sz="0" w:space="0" w:color="000000"/>
+              <w:right w:val="single" w:sz="12" w:space="0" w:color="1A3A5C"/>
             </w:tcBorders>
             <w:shd w:val="clear" w:color="auto" w:fill="F9F9F9"/>
             <w:tcMar>
@@ -5279,80 +4288,25 @@
               <w:spacing w:after="60" w:before="60" w:line="240"/>
               <w:ind w:left="80" w:right="80" w:firstLine="0" w:firstLineChars="0"/>
               <w:rPr>
-                <w:rFonts w:ascii="Times New Roman" w:hAnsi="Times New Roman" w:eastAsia="Times New Roman" w:cs="Times New Roman"/>
-                <w:i w:val="false"/>
-                <w:b w:val="false"/>
-                <w:u w:val="none"/>
-                <w:strike w:val="false"/>
-                <w:sz w:val="20"/>
-                <w:szCs w:val="20"/>
-                <w:color w:val="000000"/>
-              </w:rPr>
-            </w:pPr>
-            <w:r>
-              <w:rPr>
-                <w:rFonts w:ascii="Times New Roman" w:hAnsi="Times New Roman" w:eastAsia="Times New Roman" w:cs="Times New Roman"/>
-                <w:i w:val="false"/>
-                <w:b w:val="false"/>
-                <w:u w:val="none"/>
-                <w:strike w:val="false"/>
-                <w:sz w:val="20"/>
-                <w:szCs w:val="20"/>
-                <w:color w:val="000000"/>
-              </w:rPr>
-              <w:t xml:space="preserve">0</w:t>
-            </w:r>
-          </w:p>
-        </w:tc>
-        <w:tc>
-          <w:tcPr>
-            <w:tcBorders>
-              <w:bottom w:val="single" w:sz="2" w:space="0" w:color="DDDDDD"/>
-              <w:top w:val="single" w:sz="2" w:space="0" w:color="DDDDDD"/>
-              <w:left w:val="none" w:sz="0" w:space="0" w:color="000000"/>
-              <w:right w:val="none" w:sz="0" w:space="0" w:color="000000"/>
-            </w:tcBorders>
-            <w:shd w:val="clear" w:color="auto" w:fill="F9F9F9"/>
-            <w:tcMar>
-              <w:top w:w="0" w:type="dxa"/>
-              <w:bottom w:w="0" w:type="dxa"/>
-              <w:left w:w="0" w:type="dxa"/>
-              <w:right w:w="0" w:type="dxa"/>
-            </w:tcMar>
-            <w:vAlign w:val="center"/>
-          </w:tcPr>
-          <w:p>
-            <w:pPr>
-              <w:pStyle w:val="Normal"/>
-              <w:jc w:val="center"/>
-              <w:pBdr>
-                <w:bottom w:val="none" w:sz="0" w:space="0" w:color="000000"/>
-                <w:top w:val="none" w:sz="0" w:space="0" w:color="000000"/>
-                <w:left w:val="none" w:sz="0" w:space="0" w:color="000000"/>
-                <w:right w:val="none" w:sz="0" w:space="0" w:color="000000"/>
-              </w:pBdr>
-              <w:spacing w:after="60" w:before="60" w:line="240"/>
-              <w:ind w:left="80" w:right="80" w:firstLine="0" w:firstLineChars="0"/>
-              <w:rPr>
-                <w:rFonts w:ascii="Times New Roman" w:hAnsi="Times New Roman" w:eastAsia="Times New Roman" w:cs="Times New Roman"/>
-                <w:i w:val="false"/>
-                <w:b w:val="false"/>
-                <w:u w:val="none"/>
-                <w:strike w:val="false"/>
-                <w:sz w:val="20"/>
-                <w:szCs w:val="20"/>
-                <w:color w:val="000000"/>
-              </w:rPr>
-            </w:pPr>
-            <w:r>
-              <w:rPr>
-                <w:rFonts w:ascii="Times New Roman" w:hAnsi="Times New Roman" w:eastAsia="Times New Roman" w:cs="Times New Roman"/>
-                <w:i w:val="false"/>
-                <w:b w:val="false"/>
-                <w:u w:val="none"/>
-                <w:strike w:val="false"/>
-                <w:sz w:val="20"/>
-                <w:szCs w:val="20"/>
+                <w:rFonts w:ascii="Calibri" w:hAnsi="Calibri" w:eastAsia="Calibri" w:cs="Calibri"/>
+                <w:i w:val="false"/>
+                <w:b w:val="false"/>
+                <w:u w:val="none"/>
+                <w:strike w:val="false"/>
+                <w:sz w:val="19"/>
+                <w:szCs w:val="19"/>
+                <w:color w:val="000000"/>
+              </w:rPr>
+            </w:pPr>
+            <w:r>
+              <w:rPr>
+                <w:rFonts w:ascii="Calibri" w:hAnsi="Calibri" w:eastAsia="Calibri" w:cs="Calibri"/>
+                <w:i w:val="false"/>
+                <w:b w:val="false"/>
+                <w:u w:val="none"/>
+                <w:strike w:val="false"/>
+                <w:sz w:val="19"/>
+                <w:szCs w:val="19"/>
                 <w:color w:val="000000"/>
               </w:rPr>
               <w:t xml:space="preserve">0</w:t>
@@ -5367,9 +4321,9 @@
         <w:tc>
           <w:tcPr>
             <w:tcBorders>
-              <w:bottom w:val="single" w:sz="2" w:space="0" w:color="DDDDDD"/>
-              <w:top w:val="single" w:sz="2" w:space="0" w:color="DDDDDD"/>
-              <w:left w:val="none" w:sz="0" w:space="0" w:color="000000"/>
+              <w:bottom w:val="single" w:sz="4" w:space="0" w:color="2E6DA4"/>
+              <w:top w:val="single" w:sz="4" w:space="0" w:color="2E6DA4"/>
+              <w:left w:val="single" w:sz="12" w:space="0" w:color="1A3A5C"/>
               <w:right w:val="none" w:sz="0" w:space="0" w:color="000000"/>
             </w:tcBorders>
             <w:shd w:val="clear" w:color="auto" w:fill="FFFFFF"/>
@@ -5394,25 +4348,25 @@
               <w:spacing w:after="60" w:before="60" w:line="240"/>
               <w:ind w:left="80" w:right="80" w:firstLine="0" w:firstLineChars="0"/>
               <w:rPr>
-                <w:rFonts w:ascii="Times New Roman" w:hAnsi="Times New Roman" w:eastAsia="Times New Roman" w:cs="Times New Roman"/>
-                <w:i w:val="false"/>
-                <w:b w:val="false"/>
-                <w:u w:val="none"/>
-                <w:strike w:val="false"/>
-                <w:sz w:val="20"/>
-                <w:szCs w:val="20"/>
-                <w:color w:val="000000"/>
-              </w:rPr>
-            </w:pPr>
-            <w:r>
-              <w:rPr>
-                <w:rFonts w:ascii="Times New Roman" w:hAnsi="Times New Roman" w:eastAsia="Times New Roman" w:cs="Times New Roman"/>
-                <w:i w:val="false"/>
-                <w:b w:val="false"/>
-                <w:u w:val="none"/>
-                <w:strike w:val="false"/>
-                <w:sz w:val="20"/>
-                <w:szCs w:val="20"/>
+                <w:rFonts w:ascii="Calibri" w:hAnsi="Calibri" w:eastAsia="Calibri" w:cs="Calibri"/>
+                <w:i w:val="false"/>
+                <w:b w:val="false"/>
+                <w:u w:val="none"/>
+                <w:strike w:val="false"/>
+                <w:sz w:val="19"/>
+                <w:szCs w:val="19"/>
+                <w:color w:val="000000"/>
+              </w:rPr>
+            </w:pPr>
+            <w:r>
+              <w:rPr>
+                <w:rFonts w:ascii="Calibri" w:hAnsi="Calibri" w:eastAsia="Calibri" w:cs="Calibri"/>
+                <w:i w:val="false"/>
+                <w:b w:val="false"/>
+                <w:u w:val="none"/>
+                <w:strike w:val="false"/>
+                <w:sz w:val="19"/>
+                <w:szCs w:val="19"/>
                 <w:color w:val="000000"/>
               </w:rPr>
               <w:t xml:space="preserve">SES composite score</w:t>
@@ -5422,8 +4376,8 @@
         <w:tc>
           <w:tcPr>
             <w:tcBorders>
-              <w:bottom w:val="single" w:sz="2" w:space="0" w:color="DDDDDD"/>
-              <w:top w:val="single" w:sz="2" w:space="0" w:color="DDDDDD"/>
+              <w:bottom w:val="single" w:sz="4" w:space="0" w:color="2E6DA4"/>
+              <w:top w:val="single" w:sz="4" w:space="0" w:color="2E6DA4"/>
               <w:left w:val="none" w:sz="0" w:space="0" w:color="000000"/>
               <w:right w:val="none" w:sz="0" w:space="0" w:color="000000"/>
             </w:tcBorders>
@@ -5449,25 +4403,25 @@
               <w:spacing w:after="60" w:before="60" w:line="240"/>
               <w:ind w:left="80" w:right="80" w:firstLine="0" w:firstLineChars="0"/>
               <w:rPr>
-                <w:rFonts w:ascii="Times New Roman" w:hAnsi="Times New Roman" w:eastAsia="Times New Roman" w:cs="Times New Roman"/>
-                <w:i w:val="false"/>
-                <w:b w:val="false"/>
-                <w:u w:val="none"/>
-                <w:strike w:val="false"/>
-                <w:sz w:val="20"/>
-                <w:szCs w:val="20"/>
-                <w:color w:val="000000"/>
-              </w:rPr>
-            </w:pPr>
-            <w:r>
-              <w:rPr>
-                <w:rFonts w:ascii="Times New Roman" w:hAnsi="Times New Roman" w:eastAsia="Times New Roman" w:cs="Times New Roman"/>
-                <w:i w:val="false"/>
-                <w:b w:val="false"/>
-                <w:u w:val="none"/>
-                <w:strike w:val="false"/>
-                <w:sz w:val="20"/>
-                <w:szCs w:val="20"/>
+                <w:rFonts w:ascii="Calibri" w:hAnsi="Calibri" w:eastAsia="Calibri" w:cs="Calibri"/>
+                <w:i w:val="false"/>
+                <w:b w:val="false"/>
+                <w:u w:val="none"/>
+                <w:strike w:val="false"/>
+                <w:sz w:val="19"/>
+                <w:szCs w:val="19"/>
+                <w:color w:val="000000"/>
+              </w:rPr>
+            </w:pPr>
+            <w:r>
+              <w:rPr>
+                <w:rFonts w:ascii="Calibri" w:hAnsi="Calibri" w:eastAsia="Calibri" w:cs="Calibri"/>
+                <w:i w:val="false"/>
+                <w:b w:val="false"/>
+                <w:u w:val="none"/>
+                <w:strike w:val="false"/>
+                <w:sz w:val="19"/>
+                <w:szCs w:val="19"/>
                 <w:color w:val="000000"/>
               </w:rPr>
               <w:t xml:space="preserve">391</w:t>
@@ -5477,8 +4431,8 @@
         <w:tc>
           <w:tcPr>
             <w:tcBorders>
-              <w:bottom w:val="single" w:sz="2" w:space="0" w:color="DDDDDD"/>
-              <w:top w:val="single" w:sz="2" w:space="0" w:color="DDDDDD"/>
+              <w:bottom w:val="single" w:sz="4" w:space="0" w:color="2E6DA4"/>
+              <w:top w:val="single" w:sz="4" w:space="0" w:color="2E6DA4"/>
               <w:left w:val="none" w:sz="0" w:space="0" w:color="000000"/>
               <w:right w:val="none" w:sz="0" w:space="0" w:color="000000"/>
             </w:tcBorders>
@@ -5504,25 +4458,25 @@
               <w:spacing w:after="60" w:before="60" w:line="240"/>
               <w:ind w:left="80" w:right="80" w:firstLine="0" w:firstLineChars="0"/>
               <w:rPr>
-                <w:rFonts w:ascii="Times New Roman" w:hAnsi="Times New Roman" w:eastAsia="Times New Roman" w:cs="Times New Roman"/>
-                <w:i w:val="false"/>
-                <w:b w:val="false"/>
-                <w:u w:val="none"/>
-                <w:strike w:val="false"/>
-                <w:sz w:val="20"/>
-                <w:szCs w:val="20"/>
-                <w:color w:val="000000"/>
-              </w:rPr>
-            </w:pPr>
-            <w:r>
-              <w:rPr>
-                <w:rFonts w:ascii="Times New Roman" w:hAnsi="Times New Roman" w:eastAsia="Times New Roman" w:cs="Times New Roman"/>
-                <w:i w:val="false"/>
-                <w:b w:val="false"/>
-                <w:u w:val="none"/>
-                <w:strike w:val="false"/>
-                <w:sz w:val="20"/>
-                <w:szCs w:val="20"/>
+                <w:rFonts w:ascii="Calibri" w:hAnsi="Calibri" w:eastAsia="Calibri" w:cs="Calibri"/>
+                <w:i w:val="false"/>
+                <w:b w:val="false"/>
+                <w:u w:val="none"/>
+                <w:strike w:val="false"/>
+                <w:sz w:val="19"/>
+                <w:szCs w:val="19"/>
+                <w:color w:val="000000"/>
+              </w:rPr>
+            </w:pPr>
+            <w:r>
+              <w:rPr>
+                <w:rFonts w:ascii="Calibri" w:hAnsi="Calibri" w:eastAsia="Calibri" w:cs="Calibri"/>
+                <w:i w:val="false"/>
+                <w:b w:val="false"/>
+                <w:u w:val="none"/>
+                <w:strike w:val="false"/>
+                <w:sz w:val="19"/>
+                <w:szCs w:val="19"/>
                 <w:color w:val="000000"/>
               </w:rPr>
               <w:t xml:space="preserve">98.5</w:t>
@@ -5532,8 +4486,8 @@
         <w:tc>
           <w:tcPr>
             <w:tcBorders>
-              <w:bottom w:val="single" w:sz="2" w:space="0" w:color="DDDDDD"/>
-              <w:top w:val="single" w:sz="2" w:space="0" w:color="DDDDDD"/>
+              <w:bottom w:val="single" w:sz="4" w:space="0" w:color="2E6DA4"/>
+              <w:top w:val="single" w:sz="4" w:space="0" w:color="2E6DA4"/>
               <w:left w:val="none" w:sz="0" w:space="0" w:color="000000"/>
               <w:right w:val="none" w:sz="0" w:space="0" w:color="000000"/>
             </w:tcBorders>
@@ -5559,25 +4513,25 @@
               <w:spacing w:after="60" w:before="60" w:line="240"/>
               <w:ind w:left="80" w:right="80" w:firstLine="0" w:firstLineChars="0"/>
               <w:rPr>
-                <w:rFonts w:ascii="Times New Roman" w:hAnsi="Times New Roman" w:eastAsia="Times New Roman" w:cs="Times New Roman"/>
-                <w:i w:val="false"/>
-                <w:b w:val="false"/>
-                <w:u w:val="none"/>
-                <w:strike w:val="false"/>
-                <w:sz w:val="20"/>
-                <w:szCs w:val="20"/>
-                <w:color w:val="000000"/>
-              </w:rPr>
-            </w:pPr>
-            <w:r>
-              <w:rPr>
-                <w:rFonts w:ascii="Times New Roman" w:hAnsi="Times New Roman" w:eastAsia="Times New Roman" w:cs="Times New Roman"/>
-                <w:i w:val="false"/>
-                <w:b w:val="false"/>
-                <w:u w:val="none"/>
-                <w:strike w:val="false"/>
-                <w:sz w:val="20"/>
-                <w:szCs w:val="20"/>
+                <w:rFonts w:ascii="Calibri" w:hAnsi="Calibri" w:eastAsia="Calibri" w:cs="Calibri"/>
+                <w:i w:val="false"/>
+                <w:b w:val="false"/>
+                <w:u w:val="none"/>
+                <w:strike w:val="false"/>
+                <w:sz w:val="19"/>
+                <w:szCs w:val="19"/>
+                <w:color w:val="000000"/>
+              </w:rPr>
+            </w:pPr>
+            <w:r>
+              <w:rPr>
+                <w:rFonts w:ascii="Calibri" w:hAnsi="Calibri" w:eastAsia="Calibri" w:cs="Calibri"/>
+                <w:i w:val="false"/>
+                <w:b w:val="false"/>
+                <w:u w:val="none"/>
+                <w:strike w:val="false"/>
+                <w:sz w:val="19"/>
+                <w:szCs w:val="19"/>
                 <w:color w:val="000000"/>
               </w:rPr>
               <w:t xml:space="preserve">6</w:t>
@@ -5587,8 +4541,8 @@
         <w:tc>
           <w:tcPr>
             <w:tcBorders>
-              <w:bottom w:val="single" w:sz="2" w:space="0" w:color="DDDDDD"/>
-              <w:top w:val="single" w:sz="2" w:space="0" w:color="DDDDDD"/>
+              <w:bottom w:val="single" w:sz="4" w:space="0" w:color="2E6DA4"/>
+              <w:top w:val="single" w:sz="4" w:space="0" w:color="2E6DA4"/>
               <w:left w:val="none" w:sz="0" w:space="0" w:color="000000"/>
               <w:right w:val="none" w:sz="0" w:space="0" w:color="000000"/>
             </w:tcBorders>
@@ -5614,25 +4568,25 @@
               <w:spacing w:after="60" w:before="60" w:line="240"/>
               <w:ind w:left="80" w:right="80" w:firstLine="0" w:firstLineChars="0"/>
               <w:rPr>
-                <w:rFonts w:ascii="Times New Roman" w:hAnsi="Times New Roman" w:eastAsia="Times New Roman" w:cs="Times New Roman"/>
-                <w:i w:val="false"/>
-                <w:b w:val="false"/>
-                <w:u w:val="none"/>
-                <w:strike w:val="false"/>
-                <w:sz w:val="20"/>
-                <w:szCs w:val="20"/>
-                <w:color w:val="000000"/>
-              </w:rPr>
-            </w:pPr>
-            <w:r>
-              <w:rPr>
-                <w:rFonts w:ascii="Times New Roman" w:hAnsi="Times New Roman" w:eastAsia="Times New Roman" w:cs="Times New Roman"/>
-                <w:i w:val="false"/>
-                <w:b w:val="false"/>
-                <w:u w:val="none"/>
-                <w:strike w:val="false"/>
-                <w:sz w:val="20"/>
-                <w:szCs w:val="20"/>
+                <w:rFonts w:ascii="Calibri" w:hAnsi="Calibri" w:eastAsia="Calibri" w:cs="Calibri"/>
+                <w:i w:val="false"/>
+                <w:b w:val="false"/>
+                <w:u w:val="none"/>
+                <w:strike w:val="false"/>
+                <w:sz w:val="19"/>
+                <w:szCs w:val="19"/>
+                <w:color w:val="000000"/>
+              </w:rPr>
+            </w:pPr>
+            <w:r>
+              <w:rPr>
+                <w:rFonts w:ascii="Calibri" w:hAnsi="Calibri" w:eastAsia="Calibri" w:cs="Calibri"/>
+                <w:i w:val="false"/>
+                <w:b w:val="false"/>
+                <w:u w:val="none"/>
+                <w:strike w:val="false"/>
+                <w:sz w:val="19"/>
+                <w:szCs w:val="19"/>
                 <w:color w:val="000000"/>
               </w:rPr>
               <w:t xml:space="preserve">1.5</w:t>
@@ -5642,8 +4596,8 @@
         <w:tc>
           <w:tcPr>
             <w:tcBorders>
-              <w:bottom w:val="single" w:sz="2" w:space="0" w:color="DDDDDD"/>
-              <w:top w:val="single" w:sz="2" w:space="0" w:color="DDDDDD"/>
+              <w:bottom w:val="single" w:sz="4" w:space="0" w:color="2E6DA4"/>
+              <w:top w:val="single" w:sz="4" w:space="0" w:color="2E6DA4"/>
               <w:left w:val="none" w:sz="0" w:space="0" w:color="000000"/>
               <w:right w:val="none" w:sz="0" w:space="0" w:color="000000"/>
             </w:tcBorders>
@@ -5669,25 +4623,25 @@
               <w:spacing w:after="60" w:before="60" w:line="240"/>
               <w:ind w:left="80" w:right="80" w:firstLine="0" w:firstLineChars="0"/>
               <w:rPr>
-                <w:rFonts w:ascii="Times New Roman" w:hAnsi="Times New Roman" w:eastAsia="Times New Roman" w:cs="Times New Roman"/>
-                <w:i w:val="false"/>
-                <w:b w:val="false"/>
-                <w:u w:val="none"/>
-                <w:strike w:val="false"/>
-                <w:sz w:val="20"/>
-                <w:szCs w:val="20"/>
-                <w:color w:val="000000"/>
-              </w:rPr>
-            </w:pPr>
-            <w:r>
-              <w:rPr>
-                <w:rFonts w:ascii="Times New Roman" w:hAnsi="Times New Roman" w:eastAsia="Times New Roman" w:cs="Times New Roman"/>
-                <w:i w:val="false"/>
-                <w:b w:val="false"/>
-                <w:u w:val="none"/>
-                <w:strike w:val="false"/>
-                <w:sz w:val="20"/>
-                <w:szCs w:val="20"/>
+                <w:rFonts w:ascii="Calibri" w:hAnsi="Calibri" w:eastAsia="Calibri" w:cs="Calibri"/>
+                <w:i w:val="false"/>
+                <w:b w:val="false"/>
+                <w:u w:val="none"/>
+                <w:strike w:val="false"/>
+                <w:sz w:val="19"/>
+                <w:szCs w:val="19"/>
+                <w:color w:val="000000"/>
+              </w:rPr>
+            </w:pPr>
+            <w:r>
+              <w:rPr>
+                <w:rFonts w:ascii="Calibri" w:hAnsi="Calibri" w:eastAsia="Calibri" w:cs="Calibri"/>
+                <w:i w:val="false"/>
+                <w:b w:val="false"/>
+                <w:u w:val="none"/>
+                <w:strike w:val="false"/>
+                <w:sz w:val="19"/>
+                <w:szCs w:val="19"/>
                 <w:color w:val="000000"/>
               </w:rPr>
               <w:t xml:space="preserve">0</w:t>
@@ -5697,8 +4651,8 @@
         <w:tc>
           <w:tcPr>
             <w:tcBorders>
-              <w:bottom w:val="single" w:sz="2" w:space="0" w:color="DDDDDD"/>
-              <w:top w:val="single" w:sz="2" w:space="0" w:color="DDDDDD"/>
+              <w:bottom w:val="single" w:sz="4" w:space="0" w:color="2E6DA4"/>
+              <w:top w:val="single" w:sz="4" w:space="0" w:color="2E6DA4"/>
               <w:left w:val="none" w:sz="0" w:space="0" w:color="000000"/>
               <w:right w:val="none" w:sz="0" w:space="0" w:color="000000"/>
             </w:tcBorders>
@@ -5724,38 +4678,38 @@
               <w:spacing w:after="60" w:before="60" w:line="240"/>
               <w:ind w:left="80" w:right="80" w:firstLine="0" w:firstLineChars="0"/>
               <w:rPr>
-                <w:rFonts w:ascii="Times New Roman" w:hAnsi="Times New Roman" w:eastAsia="Times New Roman" w:cs="Times New Roman"/>
-                <w:i w:val="false"/>
-                <w:b w:val="false"/>
-                <w:u w:val="none"/>
-                <w:strike w:val="false"/>
-                <w:sz w:val="20"/>
-                <w:szCs w:val="20"/>
-                <w:color w:val="000000"/>
-              </w:rPr>
-            </w:pPr>
-            <w:r>
-              <w:rPr>
-                <w:rFonts w:ascii="Times New Roman" w:hAnsi="Times New Roman" w:eastAsia="Times New Roman" w:cs="Times New Roman"/>
-                <w:i w:val="false"/>
-                <w:b w:val="false"/>
-                <w:u w:val="none"/>
-                <w:strike w:val="false"/>
-                <w:sz w:val="20"/>
-                <w:szCs w:val="20"/>
-                <w:color w:val="000000"/>
-              </w:rPr>
-              <w:t xml:space="preserve">0.0</w:t>
-            </w:r>
-          </w:p>
-        </w:tc>
-        <w:tc>
-          <w:tcPr>
-            <w:tcBorders>
-              <w:bottom w:val="single" w:sz="2" w:space="0" w:color="DDDDDD"/>
-              <w:top w:val="single" w:sz="2" w:space="0" w:color="DDDDDD"/>
-              <w:left w:val="none" w:sz="0" w:space="0" w:color="000000"/>
-              <w:right w:val="none" w:sz="0" w:space="0" w:color="000000"/>
+                <w:rFonts w:ascii="Calibri" w:hAnsi="Calibri" w:eastAsia="Calibri" w:cs="Calibri"/>
+                <w:i w:val="false"/>
+                <w:b w:val="false"/>
+                <w:u w:val="none"/>
+                <w:strike w:val="false"/>
+                <w:sz w:val="19"/>
+                <w:szCs w:val="19"/>
+                <w:color w:val="000000"/>
+              </w:rPr>
+            </w:pPr>
+            <w:r>
+              <w:rPr>
+                <w:rFonts w:ascii="Calibri" w:hAnsi="Calibri" w:eastAsia="Calibri" w:cs="Calibri"/>
+                <w:i w:val="false"/>
+                <w:b w:val="false"/>
+                <w:u w:val="none"/>
+                <w:strike w:val="false"/>
+                <w:sz w:val="19"/>
+                <w:szCs w:val="19"/>
+                <w:color w:val="000000"/>
+              </w:rPr>
+              <w:t xml:space="preserve">0</w:t>
+            </w:r>
+          </w:p>
+        </w:tc>
+        <w:tc>
+          <w:tcPr>
+            <w:tcBorders>
+              <w:bottom w:val="single" w:sz="4" w:space="0" w:color="2E6DA4"/>
+              <w:top w:val="single" w:sz="4" w:space="0" w:color="2E6DA4"/>
+              <w:left w:val="none" w:sz="0" w:space="0" w:color="000000"/>
+              <w:right w:val="single" w:sz="12" w:space="0" w:color="1A3A5C"/>
             </w:tcBorders>
             <w:shd w:val="clear" w:color="auto" w:fill="FFFFFF"/>
             <w:tcMar>
@@ -5779,135 +4733,25 @@
               <w:spacing w:after="60" w:before="60" w:line="240"/>
               <w:ind w:left="80" w:right="80" w:firstLine="0" w:firstLineChars="0"/>
               <w:rPr>
-                <w:rFonts w:ascii="Times New Roman" w:hAnsi="Times New Roman" w:eastAsia="Times New Roman" w:cs="Times New Roman"/>
-                <w:i w:val="false"/>
-                <w:b w:val="false"/>
-                <w:u w:val="none"/>
-                <w:strike w:val="false"/>
-                <w:sz w:val="20"/>
-                <w:szCs w:val="20"/>
-                <w:color w:val="000000"/>
-              </w:rPr>
-            </w:pPr>
-            <w:r>
-              <w:rPr>
-                <w:rFonts w:ascii="Times New Roman" w:hAnsi="Times New Roman" w:eastAsia="Times New Roman" w:cs="Times New Roman"/>
-                <w:i w:val="false"/>
-                <w:b w:val="false"/>
-                <w:u w:val="none"/>
-                <w:strike w:val="false"/>
-                <w:sz w:val="20"/>
-                <w:szCs w:val="20"/>
-                <w:color w:val="000000"/>
-              </w:rPr>
-              <w:t xml:space="preserve">0</w:t>
-            </w:r>
-          </w:p>
-        </w:tc>
-        <w:tc>
-          <w:tcPr>
-            <w:tcBorders>
-              <w:bottom w:val="single" w:sz="2" w:space="0" w:color="DDDDDD"/>
-              <w:top w:val="single" w:sz="2" w:space="0" w:color="DDDDDD"/>
-              <w:left w:val="none" w:sz="0" w:space="0" w:color="000000"/>
-              <w:right w:val="none" w:sz="0" w:space="0" w:color="000000"/>
-            </w:tcBorders>
-            <w:shd w:val="clear" w:color="auto" w:fill="FFFFFF"/>
-            <w:tcMar>
-              <w:top w:w="0" w:type="dxa"/>
-              <w:bottom w:w="0" w:type="dxa"/>
-              <w:left w:w="0" w:type="dxa"/>
-              <w:right w:w="0" w:type="dxa"/>
-            </w:tcMar>
-            <w:vAlign w:val="center"/>
-          </w:tcPr>
-          <w:p>
-            <w:pPr>
-              <w:pStyle w:val="Normal"/>
-              <w:jc w:val="center"/>
-              <w:pBdr>
-                <w:bottom w:val="none" w:sz="0" w:space="0" w:color="000000"/>
-                <w:top w:val="none" w:sz="0" w:space="0" w:color="000000"/>
-                <w:left w:val="none" w:sz="0" w:space="0" w:color="000000"/>
-                <w:right w:val="none" w:sz="0" w:space="0" w:color="000000"/>
-              </w:pBdr>
-              <w:spacing w:after="60" w:before="60" w:line="240"/>
-              <w:ind w:left="80" w:right="80" w:firstLine="0" w:firstLineChars="0"/>
-              <w:rPr>
-                <w:rFonts w:ascii="Times New Roman" w:hAnsi="Times New Roman" w:eastAsia="Times New Roman" w:cs="Times New Roman"/>
-                <w:i w:val="false"/>
-                <w:b w:val="false"/>
-                <w:u w:val="none"/>
-                <w:strike w:val="false"/>
-                <w:sz w:val="20"/>
-                <w:szCs w:val="20"/>
-                <w:color w:val="000000"/>
-              </w:rPr>
-            </w:pPr>
-            <w:r>
-              <w:rPr>
-                <w:rFonts w:ascii="Times New Roman" w:hAnsi="Times New Roman" w:eastAsia="Times New Roman" w:cs="Times New Roman"/>
-                <w:i w:val="false"/>
-                <w:b w:val="false"/>
-                <w:u w:val="none"/>
-                <w:strike w:val="false"/>
-                <w:sz w:val="20"/>
-                <w:szCs w:val="20"/>
-                <w:color w:val="000000"/>
-              </w:rPr>
-              <w:t xml:space="preserve">0</w:t>
-            </w:r>
-          </w:p>
-        </w:tc>
-        <w:tc>
-          <w:tcPr>
-            <w:tcBorders>
-              <w:bottom w:val="single" w:sz="2" w:space="0" w:color="DDDDDD"/>
-              <w:top w:val="single" w:sz="2" w:space="0" w:color="DDDDDD"/>
-              <w:left w:val="none" w:sz="0" w:space="0" w:color="000000"/>
-              <w:right w:val="none" w:sz="0" w:space="0" w:color="000000"/>
-            </w:tcBorders>
-            <w:shd w:val="clear" w:color="auto" w:fill="FFFFFF"/>
-            <w:tcMar>
-              <w:top w:w="0" w:type="dxa"/>
-              <w:bottom w:w="0" w:type="dxa"/>
-              <w:left w:w="0" w:type="dxa"/>
-              <w:right w:w="0" w:type="dxa"/>
-            </w:tcMar>
-            <w:vAlign w:val="center"/>
-          </w:tcPr>
-          <w:p>
-            <w:pPr>
-              <w:pStyle w:val="Normal"/>
-              <w:jc w:val="center"/>
-              <w:pBdr>
-                <w:bottom w:val="none" w:sz="0" w:space="0" w:color="000000"/>
-                <w:top w:val="none" w:sz="0" w:space="0" w:color="000000"/>
-                <w:left w:val="none" w:sz="0" w:space="0" w:color="000000"/>
-                <w:right w:val="none" w:sz="0" w:space="0" w:color="000000"/>
-              </w:pBdr>
-              <w:spacing w:after="60" w:before="60" w:line="240"/>
-              <w:ind w:left="80" w:right="80" w:firstLine="0" w:firstLineChars="0"/>
-              <w:rPr>
-                <w:rFonts w:ascii="Times New Roman" w:hAnsi="Times New Roman" w:eastAsia="Times New Roman" w:cs="Times New Roman"/>
-                <w:i w:val="false"/>
-                <w:b w:val="false"/>
-                <w:u w:val="none"/>
-                <w:strike w:val="false"/>
-                <w:sz w:val="20"/>
-                <w:szCs w:val="20"/>
-                <w:color w:val="000000"/>
-              </w:rPr>
-            </w:pPr>
-            <w:r>
-              <w:rPr>
-                <w:rFonts w:ascii="Times New Roman" w:hAnsi="Times New Roman" w:eastAsia="Times New Roman" w:cs="Times New Roman"/>
-                <w:i w:val="false"/>
-                <w:b w:val="false"/>
-                <w:u w:val="none"/>
-                <w:strike w:val="false"/>
-                <w:sz w:val="20"/>
-                <w:szCs w:val="20"/>
+                <w:rFonts w:ascii="Calibri" w:hAnsi="Calibri" w:eastAsia="Calibri" w:cs="Calibri"/>
+                <w:i w:val="false"/>
+                <w:b w:val="false"/>
+                <w:u w:val="none"/>
+                <w:strike w:val="false"/>
+                <w:sz w:val="19"/>
+                <w:szCs w:val="19"/>
+                <w:color w:val="000000"/>
+              </w:rPr>
+            </w:pPr>
+            <w:r>
+              <w:rPr>
+                <w:rFonts w:ascii="Calibri" w:hAnsi="Calibri" w:eastAsia="Calibri" w:cs="Calibri"/>
+                <w:i w:val="false"/>
+                <w:b w:val="false"/>
+                <w:u w:val="none"/>
+                <w:strike w:val="false"/>
+                <w:sz w:val="19"/>
+                <w:szCs w:val="19"/>
                 <w:color w:val="000000"/>
               </w:rPr>
               <w:t xml:space="preserve">0</w:t>
@@ -5922,9 +4766,9 @@
         <w:tc>
           <w:tcPr>
             <w:tcBorders>
-              <w:bottom w:val="single" w:sz="2" w:space="0" w:color="DDDDDD"/>
-              <w:top w:val="single" w:sz="2" w:space="0" w:color="DDDDDD"/>
-              <w:left w:val="none" w:sz="0" w:space="0" w:color="000000"/>
+              <w:bottom w:val="single" w:sz="4" w:space="0" w:color="2E6DA4"/>
+              <w:top w:val="single" w:sz="4" w:space="0" w:color="2E6DA4"/>
+              <w:left w:val="single" w:sz="12" w:space="0" w:color="1A3A5C"/>
               <w:right w:val="none" w:sz="0" w:space="0" w:color="000000"/>
             </w:tcBorders>
             <w:shd w:val="clear" w:color="auto" w:fill="F9F9F9"/>
@@ -5949,25 +4793,25 @@
               <w:spacing w:after="60" w:before="60" w:line="240"/>
               <w:ind w:left="80" w:right="80" w:firstLine="0" w:firstLineChars="0"/>
               <w:rPr>
-                <w:rFonts w:ascii="Times New Roman" w:hAnsi="Times New Roman" w:eastAsia="Times New Roman" w:cs="Times New Roman"/>
-                <w:i w:val="false"/>
-                <w:b w:val="false"/>
-                <w:u w:val="none"/>
-                <w:strike w:val="false"/>
-                <w:sz w:val="20"/>
-                <w:szCs w:val="20"/>
-                <w:color w:val="000000"/>
-              </w:rPr>
-            </w:pPr>
-            <w:r>
-              <w:rPr>
-                <w:rFonts w:ascii="Times New Roman" w:hAnsi="Times New Roman" w:eastAsia="Times New Roman" w:cs="Times New Roman"/>
-                <w:i w:val="false"/>
-                <w:b w:val="false"/>
-                <w:u w:val="none"/>
-                <w:strike w:val="false"/>
-                <w:sz w:val="20"/>
-                <w:szCs w:val="20"/>
+                <w:rFonts w:ascii="Calibri" w:hAnsi="Calibri" w:eastAsia="Calibri" w:cs="Calibri"/>
+                <w:i w:val="false"/>
+                <w:b w:val="false"/>
+                <w:u w:val="none"/>
+                <w:strike w:val="false"/>
+                <w:sz w:val="19"/>
+                <w:szCs w:val="19"/>
+                <w:color w:val="000000"/>
+              </w:rPr>
+            </w:pPr>
+            <w:r>
+              <w:rPr>
+                <w:rFonts w:ascii="Calibri" w:hAnsi="Calibri" w:eastAsia="Calibri" w:cs="Calibri"/>
+                <w:i w:val="false"/>
+                <w:b w:val="false"/>
+                <w:u w:val="none"/>
+                <w:strike w:val="false"/>
+                <w:sz w:val="19"/>
+                <w:szCs w:val="19"/>
                 <w:color w:val="000000"/>
               </w:rPr>
               <w:t xml:space="preserve">SES category</w:t>
@@ -5977,8 +4821,8 @@
         <w:tc>
           <w:tcPr>
             <w:tcBorders>
-              <w:bottom w:val="single" w:sz="2" w:space="0" w:color="DDDDDD"/>
-              <w:top w:val="single" w:sz="2" w:space="0" w:color="DDDDDD"/>
+              <w:bottom w:val="single" w:sz="4" w:space="0" w:color="2E6DA4"/>
+              <w:top w:val="single" w:sz="4" w:space="0" w:color="2E6DA4"/>
               <w:left w:val="none" w:sz="0" w:space="0" w:color="000000"/>
               <w:right w:val="none" w:sz="0" w:space="0" w:color="000000"/>
             </w:tcBorders>
@@ -6004,25 +4848,25 @@
               <w:spacing w:after="60" w:before="60" w:line="240"/>
               <w:ind w:left="80" w:right="80" w:firstLine="0" w:firstLineChars="0"/>
               <w:rPr>
-                <w:rFonts w:ascii="Times New Roman" w:hAnsi="Times New Roman" w:eastAsia="Times New Roman" w:cs="Times New Roman"/>
-                <w:i w:val="false"/>
-                <w:b w:val="false"/>
-                <w:u w:val="none"/>
-                <w:strike w:val="false"/>
-                <w:sz w:val="20"/>
-                <w:szCs w:val="20"/>
-                <w:color w:val="000000"/>
-              </w:rPr>
-            </w:pPr>
-            <w:r>
-              <w:rPr>
-                <w:rFonts w:ascii="Times New Roman" w:hAnsi="Times New Roman" w:eastAsia="Times New Roman" w:cs="Times New Roman"/>
-                <w:i w:val="false"/>
-                <w:b w:val="false"/>
-                <w:u w:val="none"/>
-                <w:strike w:val="false"/>
-                <w:sz w:val="20"/>
-                <w:szCs w:val="20"/>
+                <w:rFonts w:ascii="Calibri" w:hAnsi="Calibri" w:eastAsia="Calibri" w:cs="Calibri"/>
+                <w:i w:val="false"/>
+                <w:b w:val="false"/>
+                <w:u w:val="none"/>
+                <w:strike w:val="false"/>
+                <w:sz w:val="19"/>
+                <w:szCs w:val="19"/>
+                <w:color w:val="000000"/>
+              </w:rPr>
+            </w:pPr>
+            <w:r>
+              <w:rPr>
+                <w:rFonts w:ascii="Calibri" w:hAnsi="Calibri" w:eastAsia="Calibri" w:cs="Calibri"/>
+                <w:i w:val="false"/>
+                <w:b w:val="false"/>
+                <w:u w:val="none"/>
+                <w:strike w:val="false"/>
+                <w:sz w:val="19"/>
+                <w:szCs w:val="19"/>
                 <w:color w:val="000000"/>
               </w:rPr>
               <w:t xml:space="preserve">391</w:t>
@@ -6032,8 +4876,8 @@
         <w:tc>
           <w:tcPr>
             <w:tcBorders>
-              <w:bottom w:val="single" w:sz="2" w:space="0" w:color="DDDDDD"/>
-              <w:top w:val="single" w:sz="2" w:space="0" w:color="DDDDDD"/>
+              <w:bottom w:val="single" w:sz="4" w:space="0" w:color="2E6DA4"/>
+              <w:top w:val="single" w:sz="4" w:space="0" w:color="2E6DA4"/>
               <w:left w:val="none" w:sz="0" w:space="0" w:color="000000"/>
               <w:right w:val="none" w:sz="0" w:space="0" w:color="000000"/>
             </w:tcBorders>
@@ -6059,25 +4903,25 @@
               <w:spacing w:after="60" w:before="60" w:line="240"/>
               <w:ind w:left="80" w:right="80" w:firstLine="0" w:firstLineChars="0"/>
               <w:rPr>
-                <w:rFonts w:ascii="Times New Roman" w:hAnsi="Times New Roman" w:eastAsia="Times New Roman" w:cs="Times New Roman"/>
-                <w:i w:val="false"/>
-                <w:b w:val="false"/>
-                <w:u w:val="none"/>
-                <w:strike w:val="false"/>
-                <w:sz w:val="20"/>
-                <w:szCs w:val="20"/>
-                <w:color w:val="000000"/>
-              </w:rPr>
-            </w:pPr>
-            <w:r>
-              <w:rPr>
-                <w:rFonts w:ascii="Times New Roman" w:hAnsi="Times New Roman" w:eastAsia="Times New Roman" w:cs="Times New Roman"/>
-                <w:i w:val="false"/>
-                <w:b w:val="false"/>
-                <w:u w:val="none"/>
-                <w:strike w:val="false"/>
-                <w:sz w:val="20"/>
-                <w:szCs w:val="20"/>
+                <w:rFonts w:ascii="Calibri" w:hAnsi="Calibri" w:eastAsia="Calibri" w:cs="Calibri"/>
+                <w:i w:val="false"/>
+                <w:b w:val="false"/>
+                <w:u w:val="none"/>
+                <w:strike w:val="false"/>
+                <w:sz w:val="19"/>
+                <w:szCs w:val="19"/>
+                <w:color w:val="000000"/>
+              </w:rPr>
+            </w:pPr>
+            <w:r>
+              <w:rPr>
+                <w:rFonts w:ascii="Calibri" w:hAnsi="Calibri" w:eastAsia="Calibri" w:cs="Calibri"/>
+                <w:i w:val="false"/>
+                <w:b w:val="false"/>
+                <w:u w:val="none"/>
+                <w:strike w:val="false"/>
+                <w:sz w:val="19"/>
+                <w:szCs w:val="19"/>
                 <w:color w:val="000000"/>
               </w:rPr>
               <w:t xml:space="preserve">98.5</w:t>
@@ -6087,8 +4931,8 @@
         <w:tc>
           <w:tcPr>
             <w:tcBorders>
-              <w:bottom w:val="single" w:sz="2" w:space="0" w:color="DDDDDD"/>
-              <w:top w:val="single" w:sz="2" w:space="0" w:color="DDDDDD"/>
+              <w:bottom w:val="single" w:sz="4" w:space="0" w:color="2E6DA4"/>
+              <w:top w:val="single" w:sz="4" w:space="0" w:color="2E6DA4"/>
               <w:left w:val="none" w:sz="0" w:space="0" w:color="000000"/>
               <w:right w:val="none" w:sz="0" w:space="0" w:color="000000"/>
             </w:tcBorders>
@@ -6114,25 +4958,25 @@
               <w:spacing w:after="60" w:before="60" w:line="240"/>
               <w:ind w:left="80" w:right="80" w:firstLine="0" w:firstLineChars="0"/>
               <w:rPr>
-                <w:rFonts w:ascii="Times New Roman" w:hAnsi="Times New Roman" w:eastAsia="Times New Roman" w:cs="Times New Roman"/>
-                <w:i w:val="false"/>
-                <w:b w:val="false"/>
-                <w:u w:val="none"/>
-                <w:strike w:val="false"/>
-                <w:sz w:val="20"/>
-                <w:szCs w:val="20"/>
-                <w:color w:val="000000"/>
-              </w:rPr>
-            </w:pPr>
-            <w:r>
-              <w:rPr>
-                <w:rFonts w:ascii="Times New Roman" w:hAnsi="Times New Roman" w:eastAsia="Times New Roman" w:cs="Times New Roman"/>
-                <w:i w:val="false"/>
-                <w:b w:val="false"/>
-                <w:u w:val="none"/>
-                <w:strike w:val="false"/>
-                <w:sz w:val="20"/>
-                <w:szCs w:val="20"/>
+                <w:rFonts w:ascii="Calibri" w:hAnsi="Calibri" w:eastAsia="Calibri" w:cs="Calibri"/>
+                <w:i w:val="false"/>
+                <w:b w:val="false"/>
+                <w:u w:val="none"/>
+                <w:strike w:val="false"/>
+                <w:sz w:val="19"/>
+                <w:szCs w:val="19"/>
+                <w:color w:val="000000"/>
+              </w:rPr>
+            </w:pPr>
+            <w:r>
+              <w:rPr>
+                <w:rFonts w:ascii="Calibri" w:hAnsi="Calibri" w:eastAsia="Calibri" w:cs="Calibri"/>
+                <w:i w:val="false"/>
+                <w:b w:val="false"/>
+                <w:u w:val="none"/>
+                <w:strike w:val="false"/>
+                <w:sz w:val="19"/>
+                <w:szCs w:val="19"/>
                 <w:color w:val="000000"/>
               </w:rPr>
               <w:t xml:space="preserve">6</w:t>
@@ -6142,8 +4986,8 @@
         <w:tc>
           <w:tcPr>
             <w:tcBorders>
-              <w:bottom w:val="single" w:sz="2" w:space="0" w:color="DDDDDD"/>
-              <w:top w:val="single" w:sz="2" w:space="0" w:color="DDDDDD"/>
+              <w:bottom w:val="single" w:sz="4" w:space="0" w:color="2E6DA4"/>
+              <w:top w:val="single" w:sz="4" w:space="0" w:color="2E6DA4"/>
               <w:left w:val="none" w:sz="0" w:space="0" w:color="000000"/>
               <w:right w:val="none" w:sz="0" w:space="0" w:color="000000"/>
             </w:tcBorders>
@@ -6169,25 +5013,25 @@
               <w:spacing w:after="60" w:before="60" w:line="240"/>
               <w:ind w:left="80" w:right="80" w:firstLine="0" w:firstLineChars="0"/>
               <w:rPr>
-                <w:rFonts w:ascii="Times New Roman" w:hAnsi="Times New Roman" w:eastAsia="Times New Roman" w:cs="Times New Roman"/>
-                <w:i w:val="false"/>
-                <w:b w:val="false"/>
-                <w:u w:val="none"/>
-                <w:strike w:val="false"/>
-                <w:sz w:val="20"/>
-                <w:szCs w:val="20"/>
-                <w:color w:val="000000"/>
-              </w:rPr>
-            </w:pPr>
-            <w:r>
-              <w:rPr>
-                <w:rFonts w:ascii="Times New Roman" w:hAnsi="Times New Roman" w:eastAsia="Times New Roman" w:cs="Times New Roman"/>
-                <w:i w:val="false"/>
-                <w:b w:val="false"/>
-                <w:u w:val="none"/>
-                <w:strike w:val="false"/>
-                <w:sz w:val="20"/>
-                <w:szCs w:val="20"/>
+                <w:rFonts w:ascii="Calibri" w:hAnsi="Calibri" w:eastAsia="Calibri" w:cs="Calibri"/>
+                <w:i w:val="false"/>
+                <w:b w:val="false"/>
+                <w:u w:val="none"/>
+                <w:strike w:val="false"/>
+                <w:sz w:val="19"/>
+                <w:szCs w:val="19"/>
+                <w:color w:val="000000"/>
+              </w:rPr>
+            </w:pPr>
+            <w:r>
+              <w:rPr>
+                <w:rFonts w:ascii="Calibri" w:hAnsi="Calibri" w:eastAsia="Calibri" w:cs="Calibri"/>
+                <w:i w:val="false"/>
+                <w:b w:val="false"/>
+                <w:u w:val="none"/>
+                <w:strike w:val="false"/>
+                <w:sz w:val="19"/>
+                <w:szCs w:val="19"/>
                 <w:color w:val="000000"/>
               </w:rPr>
               <w:t xml:space="preserve">1.5</w:t>
@@ -6197,8 +5041,8 @@
         <w:tc>
           <w:tcPr>
             <w:tcBorders>
-              <w:bottom w:val="single" w:sz="2" w:space="0" w:color="DDDDDD"/>
-              <w:top w:val="single" w:sz="2" w:space="0" w:color="DDDDDD"/>
+              <w:bottom w:val="single" w:sz="4" w:space="0" w:color="2E6DA4"/>
+              <w:top w:val="single" w:sz="4" w:space="0" w:color="2E6DA4"/>
               <w:left w:val="none" w:sz="0" w:space="0" w:color="000000"/>
               <w:right w:val="none" w:sz="0" w:space="0" w:color="000000"/>
             </w:tcBorders>
@@ -6224,25 +5068,25 @@
               <w:spacing w:after="60" w:before="60" w:line="240"/>
               <w:ind w:left="80" w:right="80" w:firstLine="0" w:firstLineChars="0"/>
               <w:rPr>
-                <w:rFonts w:ascii="Times New Roman" w:hAnsi="Times New Roman" w:eastAsia="Times New Roman" w:cs="Times New Roman"/>
-                <w:i w:val="false"/>
-                <w:b w:val="false"/>
-                <w:u w:val="none"/>
-                <w:strike w:val="false"/>
-                <w:sz w:val="20"/>
-                <w:szCs w:val="20"/>
-                <w:color w:val="000000"/>
-              </w:rPr>
-            </w:pPr>
-            <w:r>
-              <w:rPr>
-                <w:rFonts w:ascii="Times New Roman" w:hAnsi="Times New Roman" w:eastAsia="Times New Roman" w:cs="Times New Roman"/>
-                <w:i w:val="false"/>
-                <w:b w:val="false"/>
-                <w:u w:val="none"/>
-                <w:strike w:val="false"/>
-                <w:sz w:val="20"/>
-                <w:szCs w:val="20"/>
+                <w:rFonts w:ascii="Calibri" w:hAnsi="Calibri" w:eastAsia="Calibri" w:cs="Calibri"/>
+                <w:i w:val="false"/>
+                <w:b w:val="false"/>
+                <w:u w:val="none"/>
+                <w:strike w:val="false"/>
+                <w:sz w:val="19"/>
+                <w:szCs w:val="19"/>
+                <w:color w:val="000000"/>
+              </w:rPr>
+            </w:pPr>
+            <w:r>
+              <w:rPr>
+                <w:rFonts w:ascii="Calibri" w:hAnsi="Calibri" w:eastAsia="Calibri" w:cs="Calibri"/>
+                <w:i w:val="false"/>
+                <w:b w:val="false"/>
+                <w:u w:val="none"/>
+                <w:strike w:val="false"/>
+                <w:sz w:val="19"/>
+                <w:szCs w:val="19"/>
                 <w:color w:val="000000"/>
               </w:rPr>
               <w:t xml:space="preserve">0</w:t>
@@ -6252,8 +5096,8 @@
         <w:tc>
           <w:tcPr>
             <w:tcBorders>
-              <w:bottom w:val="single" w:sz="2" w:space="0" w:color="DDDDDD"/>
-              <w:top w:val="single" w:sz="2" w:space="0" w:color="DDDDDD"/>
+              <w:bottom w:val="single" w:sz="4" w:space="0" w:color="2E6DA4"/>
+              <w:top w:val="single" w:sz="4" w:space="0" w:color="2E6DA4"/>
               <w:left w:val="none" w:sz="0" w:space="0" w:color="000000"/>
               <w:right w:val="none" w:sz="0" w:space="0" w:color="000000"/>
             </w:tcBorders>
@@ -6279,38 +5123,38 @@
               <w:spacing w:after="60" w:before="60" w:line="240"/>
               <w:ind w:left="80" w:right="80" w:firstLine="0" w:firstLineChars="0"/>
               <w:rPr>
-                <w:rFonts w:ascii="Times New Roman" w:hAnsi="Times New Roman" w:eastAsia="Times New Roman" w:cs="Times New Roman"/>
-                <w:i w:val="false"/>
-                <w:b w:val="false"/>
-                <w:u w:val="none"/>
-                <w:strike w:val="false"/>
-                <w:sz w:val="20"/>
-                <w:szCs w:val="20"/>
-                <w:color w:val="000000"/>
-              </w:rPr>
-            </w:pPr>
-            <w:r>
-              <w:rPr>
-                <w:rFonts w:ascii="Times New Roman" w:hAnsi="Times New Roman" w:eastAsia="Times New Roman" w:cs="Times New Roman"/>
-                <w:i w:val="false"/>
-                <w:b w:val="false"/>
-                <w:u w:val="none"/>
-                <w:strike w:val="false"/>
-                <w:sz w:val="20"/>
-                <w:szCs w:val="20"/>
-                <w:color w:val="000000"/>
-              </w:rPr>
-              <w:t xml:space="preserve">0.0</w:t>
-            </w:r>
-          </w:p>
-        </w:tc>
-        <w:tc>
-          <w:tcPr>
-            <w:tcBorders>
-              <w:bottom w:val="single" w:sz="2" w:space="0" w:color="DDDDDD"/>
-              <w:top w:val="single" w:sz="2" w:space="0" w:color="DDDDDD"/>
-              <w:left w:val="none" w:sz="0" w:space="0" w:color="000000"/>
-              <w:right w:val="none" w:sz="0" w:space="0" w:color="000000"/>
+                <w:rFonts w:ascii="Calibri" w:hAnsi="Calibri" w:eastAsia="Calibri" w:cs="Calibri"/>
+                <w:i w:val="false"/>
+                <w:b w:val="false"/>
+                <w:u w:val="none"/>
+                <w:strike w:val="false"/>
+                <w:sz w:val="19"/>
+                <w:szCs w:val="19"/>
+                <w:color w:val="000000"/>
+              </w:rPr>
+            </w:pPr>
+            <w:r>
+              <w:rPr>
+                <w:rFonts w:ascii="Calibri" w:hAnsi="Calibri" w:eastAsia="Calibri" w:cs="Calibri"/>
+                <w:i w:val="false"/>
+                <w:b w:val="false"/>
+                <w:u w:val="none"/>
+                <w:strike w:val="false"/>
+                <w:sz w:val="19"/>
+                <w:szCs w:val="19"/>
+                <w:color w:val="000000"/>
+              </w:rPr>
+              <w:t xml:space="preserve">0</w:t>
+            </w:r>
+          </w:p>
+        </w:tc>
+        <w:tc>
+          <w:tcPr>
+            <w:tcBorders>
+              <w:bottom w:val="single" w:sz="4" w:space="0" w:color="2E6DA4"/>
+              <w:top w:val="single" w:sz="4" w:space="0" w:color="2E6DA4"/>
+              <w:left w:val="none" w:sz="0" w:space="0" w:color="000000"/>
+              <w:right w:val="single" w:sz="12" w:space="0" w:color="1A3A5C"/>
             </w:tcBorders>
             <w:shd w:val="clear" w:color="auto" w:fill="F9F9F9"/>
             <w:tcMar>
@@ -6334,135 +5178,25 @@
               <w:spacing w:after="60" w:before="60" w:line="240"/>
               <w:ind w:left="80" w:right="80" w:firstLine="0" w:firstLineChars="0"/>
               <w:rPr>
-                <w:rFonts w:ascii="Times New Roman" w:hAnsi="Times New Roman" w:eastAsia="Times New Roman" w:cs="Times New Roman"/>
-                <w:i w:val="false"/>
-                <w:b w:val="false"/>
-                <w:u w:val="none"/>
-                <w:strike w:val="false"/>
-                <w:sz w:val="20"/>
-                <w:szCs w:val="20"/>
-                <w:color w:val="000000"/>
-              </w:rPr>
-            </w:pPr>
-            <w:r>
-              <w:rPr>
-                <w:rFonts w:ascii="Times New Roman" w:hAnsi="Times New Roman" w:eastAsia="Times New Roman" w:cs="Times New Roman"/>
-                <w:i w:val="false"/>
-                <w:b w:val="false"/>
-                <w:u w:val="none"/>
-                <w:strike w:val="false"/>
-                <w:sz w:val="20"/>
-                <w:szCs w:val="20"/>
-                <w:color w:val="000000"/>
-              </w:rPr>
-              <w:t xml:space="preserve">0</w:t>
-            </w:r>
-          </w:p>
-        </w:tc>
-        <w:tc>
-          <w:tcPr>
-            <w:tcBorders>
-              <w:bottom w:val="single" w:sz="2" w:space="0" w:color="DDDDDD"/>
-              <w:top w:val="single" w:sz="2" w:space="0" w:color="DDDDDD"/>
-              <w:left w:val="none" w:sz="0" w:space="0" w:color="000000"/>
-              <w:right w:val="none" w:sz="0" w:space="0" w:color="000000"/>
-            </w:tcBorders>
-            <w:shd w:val="clear" w:color="auto" w:fill="F9F9F9"/>
-            <w:tcMar>
-              <w:top w:w="0" w:type="dxa"/>
-              <w:bottom w:w="0" w:type="dxa"/>
-              <w:left w:w="0" w:type="dxa"/>
-              <w:right w:w="0" w:type="dxa"/>
-            </w:tcMar>
-            <w:vAlign w:val="center"/>
-          </w:tcPr>
-          <w:p>
-            <w:pPr>
-              <w:pStyle w:val="Normal"/>
-              <w:jc w:val="center"/>
-              <w:pBdr>
-                <w:bottom w:val="none" w:sz="0" w:space="0" w:color="000000"/>
-                <w:top w:val="none" w:sz="0" w:space="0" w:color="000000"/>
-                <w:left w:val="none" w:sz="0" w:space="0" w:color="000000"/>
-                <w:right w:val="none" w:sz="0" w:space="0" w:color="000000"/>
-              </w:pBdr>
-              <w:spacing w:after="60" w:before="60" w:line="240"/>
-              <w:ind w:left="80" w:right="80" w:firstLine="0" w:firstLineChars="0"/>
-              <w:rPr>
-                <w:rFonts w:ascii="Times New Roman" w:hAnsi="Times New Roman" w:eastAsia="Times New Roman" w:cs="Times New Roman"/>
-                <w:i w:val="false"/>
-                <w:b w:val="false"/>
-                <w:u w:val="none"/>
-                <w:strike w:val="false"/>
-                <w:sz w:val="20"/>
-                <w:szCs w:val="20"/>
-                <w:color w:val="000000"/>
-              </w:rPr>
-            </w:pPr>
-            <w:r>
-              <w:rPr>
-                <w:rFonts w:ascii="Times New Roman" w:hAnsi="Times New Roman" w:eastAsia="Times New Roman" w:cs="Times New Roman"/>
-                <w:i w:val="false"/>
-                <w:b w:val="false"/>
-                <w:u w:val="none"/>
-                <w:strike w:val="false"/>
-                <w:sz w:val="20"/>
-                <w:szCs w:val="20"/>
-                <w:color w:val="000000"/>
-              </w:rPr>
-              <w:t xml:space="preserve">0</w:t>
-            </w:r>
-          </w:p>
-        </w:tc>
-        <w:tc>
-          <w:tcPr>
-            <w:tcBorders>
-              <w:bottom w:val="single" w:sz="2" w:space="0" w:color="DDDDDD"/>
-              <w:top w:val="single" w:sz="2" w:space="0" w:color="DDDDDD"/>
-              <w:left w:val="none" w:sz="0" w:space="0" w:color="000000"/>
-              <w:right w:val="none" w:sz="0" w:space="0" w:color="000000"/>
-            </w:tcBorders>
-            <w:shd w:val="clear" w:color="auto" w:fill="F9F9F9"/>
-            <w:tcMar>
-              <w:top w:w="0" w:type="dxa"/>
-              <w:bottom w:w="0" w:type="dxa"/>
-              <w:left w:w="0" w:type="dxa"/>
-              <w:right w:w="0" w:type="dxa"/>
-            </w:tcMar>
-            <w:vAlign w:val="center"/>
-          </w:tcPr>
-          <w:p>
-            <w:pPr>
-              <w:pStyle w:val="Normal"/>
-              <w:jc w:val="center"/>
-              <w:pBdr>
-                <w:bottom w:val="none" w:sz="0" w:space="0" w:color="000000"/>
-                <w:top w:val="none" w:sz="0" w:space="0" w:color="000000"/>
-                <w:left w:val="none" w:sz="0" w:space="0" w:color="000000"/>
-                <w:right w:val="none" w:sz="0" w:space="0" w:color="000000"/>
-              </w:pBdr>
-              <w:spacing w:after="60" w:before="60" w:line="240"/>
-              <w:ind w:left="80" w:right="80" w:firstLine="0" w:firstLineChars="0"/>
-              <w:rPr>
-                <w:rFonts w:ascii="Times New Roman" w:hAnsi="Times New Roman" w:eastAsia="Times New Roman" w:cs="Times New Roman"/>
-                <w:i w:val="false"/>
-                <w:b w:val="false"/>
-                <w:u w:val="none"/>
-                <w:strike w:val="false"/>
-                <w:sz w:val="20"/>
-                <w:szCs w:val="20"/>
-                <w:color w:val="000000"/>
-              </w:rPr>
-            </w:pPr>
-            <w:r>
-              <w:rPr>
-                <w:rFonts w:ascii="Times New Roman" w:hAnsi="Times New Roman" w:eastAsia="Times New Roman" w:cs="Times New Roman"/>
-                <w:i w:val="false"/>
-                <w:b w:val="false"/>
-                <w:u w:val="none"/>
-                <w:strike w:val="false"/>
-                <w:sz w:val="20"/>
-                <w:szCs w:val="20"/>
+                <w:rFonts w:ascii="Calibri" w:hAnsi="Calibri" w:eastAsia="Calibri" w:cs="Calibri"/>
+                <w:i w:val="false"/>
+                <w:b w:val="false"/>
+                <w:u w:val="none"/>
+                <w:strike w:val="false"/>
+                <w:sz w:val="19"/>
+                <w:szCs w:val="19"/>
+                <w:color w:val="000000"/>
+              </w:rPr>
+            </w:pPr>
+            <w:r>
+              <w:rPr>
+                <w:rFonts w:ascii="Calibri" w:hAnsi="Calibri" w:eastAsia="Calibri" w:cs="Calibri"/>
+                <w:i w:val="false"/>
+                <w:b w:val="false"/>
+                <w:u w:val="none"/>
+                <w:strike w:val="false"/>
+                <w:sz w:val="19"/>
+                <w:szCs w:val="19"/>
                 <w:color w:val="000000"/>
               </w:rPr>
               <w:t xml:space="preserve">0</w:t>
@@ -6477,9 +5211,9 @@
         <w:tc>
           <w:tcPr>
             <w:tcBorders>
-              <w:bottom w:val="single" w:sz="2" w:space="0" w:color="DDDDDD"/>
-              <w:top w:val="single" w:sz="2" w:space="0" w:color="DDDDDD"/>
-              <w:left w:val="none" w:sz="0" w:space="0" w:color="000000"/>
+              <w:bottom w:val="single" w:sz="4" w:space="0" w:color="2E6DA4"/>
+              <w:top w:val="single" w:sz="4" w:space="0" w:color="2E6DA4"/>
+              <w:left w:val="single" w:sz="12" w:space="0" w:color="1A3A5C"/>
               <w:right w:val="none" w:sz="0" w:space="0" w:color="000000"/>
             </w:tcBorders>
             <w:shd w:val="clear" w:color="auto" w:fill="FFFFFF"/>
@@ -6504,25 +5238,25 @@
               <w:spacing w:after="60" w:before="60" w:line="240"/>
               <w:ind w:left="80" w:right="80" w:firstLine="0" w:firstLineChars="0"/>
               <w:rPr>
-                <w:rFonts w:ascii="Times New Roman" w:hAnsi="Times New Roman" w:eastAsia="Times New Roman" w:cs="Times New Roman"/>
-                <w:i w:val="false"/>
-                <w:b w:val="false"/>
-                <w:u w:val="none"/>
-                <w:strike w:val="false"/>
-                <w:sz w:val="20"/>
-                <w:szCs w:val="20"/>
-                <w:color w:val="000000"/>
-              </w:rPr>
-            </w:pPr>
-            <w:r>
-              <w:rPr>
-                <w:rFonts w:ascii="Times New Roman" w:hAnsi="Times New Roman" w:eastAsia="Times New Roman" w:cs="Times New Roman"/>
-                <w:i w:val="false"/>
-                <w:b w:val="false"/>
-                <w:u w:val="none"/>
-                <w:strike w:val="false"/>
-                <w:sz w:val="20"/>
-                <w:szCs w:val="20"/>
+                <w:rFonts w:ascii="Calibri" w:hAnsi="Calibri" w:eastAsia="Calibri" w:cs="Calibri"/>
+                <w:i w:val="false"/>
+                <w:b w:val="false"/>
+                <w:u w:val="none"/>
+                <w:strike w:val="false"/>
+                <w:sz w:val="19"/>
+                <w:szCs w:val="19"/>
+                <w:color w:val="000000"/>
+              </w:rPr>
+            </w:pPr>
+            <w:r>
+              <w:rPr>
+                <w:rFonts w:ascii="Calibri" w:hAnsi="Calibri" w:eastAsia="Calibri" w:cs="Calibri"/>
+                <w:i w:val="false"/>
+                <w:b w:val="false"/>
+                <w:u w:val="none"/>
+                <w:strike w:val="false"/>
+                <w:sz w:val="19"/>
+                <w:szCs w:val="19"/>
                 <w:color w:val="000000"/>
               </w:rPr>
               <w:t xml:space="preserve">Age</w:t>
@@ -6532,8 +5266,8 @@
         <w:tc>
           <w:tcPr>
             <w:tcBorders>
-              <w:bottom w:val="single" w:sz="2" w:space="0" w:color="DDDDDD"/>
-              <w:top w:val="single" w:sz="2" w:space="0" w:color="DDDDDD"/>
+              <w:bottom w:val="single" w:sz="4" w:space="0" w:color="2E6DA4"/>
+              <w:top w:val="single" w:sz="4" w:space="0" w:color="2E6DA4"/>
               <w:left w:val="none" w:sz="0" w:space="0" w:color="000000"/>
               <w:right w:val="none" w:sz="0" w:space="0" w:color="000000"/>
             </w:tcBorders>
@@ -6559,25 +5293,25 @@
               <w:spacing w:after="60" w:before="60" w:line="240"/>
               <w:ind w:left="80" w:right="80" w:firstLine="0" w:firstLineChars="0"/>
               <w:rPr>
-                <w:rFonts w:ascii="Times New Roman" w:hAnsi="Times New Roman" w:eastAsia="Times New Roman" w:cs="Times New Roman"/>
-                <w:i w:val="false"/>
-                <w:b w:val="false"/>
-                <w:u w:val="none"/>
-                <w:strike w:val="false"/>
-                <w:sz w:val="20"/>
-                <w:szCs w:val="20"/>
-                <w:color w:val="000000"/>
-              </w:rPr>
-            </w:pPr>
-            <w:r>
-              <w:rPr>
-                <w:rFonts w:ascii="Times New Roman" w:hAnsi="Times New Roman" w:eastAsia="Times New Roman" w:cs="Times New Roman"/>
-                <w:i w:val="false"/>
-                <w:b w:val="false"/>
-                <w:u w:val="none"/>
-                <w:strike w:val="false"/>
-                <w:sz w:val="20"/>
-                <w:szCs w:val="20"/>
+                <w:rFonts w:ascii="Calibri" w:hAnsi="Calibri" w:eastAsia="Calibri" w:cs="Calibri"/>
+                <w:i w:val="false"/>
+                <w:b w:val="false"/>
+                <w:u w:val="none"/>
+                <w:strike w:val="false"/>
+                <w:sz w:val="19"/>
+                <w:szCs w:val="19"/>
+                <w:color w:val="000000"/>
+              </w:rPr>
+            </w:pPr>
+            <w:r>
+              <w:rPr>
+                <w:rFonts w:ascii="Calibri" w:hAnsi="Calibri" w:eastAsia="Calibri" w:cs="Calibri"/>
+                <w:i w:val="false"/>
+                <w:b w:val="false"/>
+                <w:u w:val="none"/>
+                <w:strike w:val="false"/>
+                <w:sz w:val="19"/>
+                <w:szCs w:val="19"/>
                 <w:color w:val="000000"/>
               </w:rPr>
               <w:t xml:space="preserve">395</w:t>
@@ -6587,8 +5321,8 @@
         <w:tc>
           <w:tcPr>
             <w:tcBorders>
-              <w:bottom w:val="single" w:sz="2" w:space="0" w:color="DDDDDD"/>
-              <w:top w:val="single" w:sz="2" w:space="0" w:color="DDDDDD"/>
+              <w:bottom w:val="single" w:sz="4" w:space="0" w:color="2E6DA4"/>
+              <w:top w:val="single" w:sz="4" w:space="0" w:color="2E6DA4"/>
               <w:left w:val="none" w:sz="0" w:space="0" w:color="000000"/>
               <w:right w:val="none" w:sz="0" w:space="0" w:color="000000"/>
             </w:tcBorders>
@@ -6614,25 +5348,25 @@
               <w:spacing w:after="60" w:before="60" w:line="240"/>
               <w:ind w:left="80" w:right="80" w:firstLine="0" w:firstLineChars="0"/>
               <w:rPr>
-                <w:rFonts w:ascii="Times New Roman" w:hAnsi="Times New Roman" w:eastAsia="Times New Roman" w:cs="Times New Roman"/>
-                <w:i w:val="false"/>
-                <w:b w:val="false"/>
-                <w:u w:val="none"/>
-                <w:strike w:val="false"/>
-                <w:sz w:val="20"/>
-                <w:szCs w:val="20"/>
-                <w:color w:val="000000"/>
-              </w:rPr>
-            </w:pPr>
-            <w:r>
-              <w:rPr>
-                <w:rFonts w:ascii="Times New Roman" w:hAnsi="Times New Roman" w:eastAsia="Times New Roman" w:cs="Times New Roman"/>
-                <w:i w:val="false"/>
-                <w:b w:val="false"/>
-                <w:u w:val="none"/>
-                <w:strike w:val="false"/>
-                <w:sz w:val="20"/>
-                <w:szCs w:val="20"/>
+                <w:rFonts w:ascii="Calibri" w:hAnsi="Calibri" w:eastAsia="Calibri" w:cs="Calibri"/>
+                <w:i w:val="false"/>
+                <w:b w:val="false"/>
+                <w:u w:val="none"/>
+                <w:strike w:val="false"/>
+                <w:sz w:val="19"/>
+                <w:szCs w:val="19"/>
+                <w:color w:val="000000"/>
+              </w:rPr>
+            </w:pPr>
+            <w:r>
+              <w:rPr>
+                <w:rFonts w:ascii="Calibri" w:hAnsi="Calibri" w:eastAsia="Calibri" w:cs="Calibri"/>
+                <w:i w:val="false"/>
+                <w:b w:val="false"/>
+                <w:u w:val="none"/>
+                <w:strike w:val="false"/>
+                <w:sz w:val="19"/>
+                <w:szCs w:val="19"/>
                 <w:color w:val="000000"/>
               </w:rPr>
               <w:t xml:space="preserve">99.5</w:t>
@@ -6642,8 +5376,8 @@
         <w:tc>
           <w:tcPr>
             <w:tcBorders>
-              <w:bottom w:val="single" w:sz="2" w:space="0" w:color="DDDDDD"/>
-              <w:top w:val="single" w:sz="2" w:space="0" w:color="DDDDDD"/>
+              <w:bottom w:val="single" w:sz="4" w:space="0" w:color="2E6DA4"/>
+              <w:top w:val="single" w:sz="4" w:space="0" w:color="2E6DA4"/>
               <w:left w:val="none" w:sz="0" w:space="0" w:color="000000"/>
               <w:right w:val="none" w:sz="0" w:space="0" w:color="000000"/>
             </w:tcBorders>
@@ -6669,25 +5403,25 @@
               <w:spacing w:after="60" w:before="60" w:line="240"/>
               <w:ind w:left="80" w:right="80" w:firstLine="0" w:firstLineChars="0"/>
               <w:rPr>
-                <w:rFonts w:ascii="Times New Roman" w:hAnsi="Times New Roman" w:eastAsia="Times New Roman" w:cs="Times New Roman"/>
-                <w:i w:val="false"/>
-                <w:b w:val="false"/>
-                <w:u w:val="none"/>
-                <w:strike w:val="false"/>
-                <w:sz w:val="20"/>
-                <w:szCs w:val="20"/>
-                <w:color w:val="000000"/>
-              </w:rPr>
-            </w:pPr>
-            <w:r>
-              <w:rPr>
-                <w:rFonts w:ascii="Times New Roman" w:hAnsi="Times New Roman" w:eastAsia="Times New Roman" w:cs="Times New Roman"/>
-                <w:i w:val="false"/>
-                <w:b w:val="false"/>
-                <w:u w:val="none"/>
-                <w:strike w:val="false"/>
-                <w:sz w:val="20"/>
-                <w:szCs w:val="20"/>
+                <w:rFonts w:ascii="Calibri" w:hAnsi="Calibri" w:eastAsia="Calibri" w:cs="Calibri"/>
+                <w:i w:val="false"/>
+                <w:b w:val="false"/>
+                <w:u w:val="none"/>
+                <w:strike w:val="false"/>
+                <w:sz w:val="19"/>
+                <w:szCs w:val="19"/>
+                <w:color w:val="000000"/>
+              </w:rPr>
+            </w:pPr>
+            <w:r>
+              <w:rPr>
+                <w:rFonts w:ascii="Calibri" w:hAnsi="Calibri" w:eastAsia="Calibri" w:cs="Calibri"/>
+                <w:i w:val="false"/>
+                <w:b w:val="false"/>
+                <w:u w:val="none"/>
+                <w:strike w:val="false"/>
+                <w:sz w:val="19"/>
+                <w:szCs w:val="19"/>
                 <w:color w:val="000000"/>
               </w:rPr>
               <w:t xml:space="preserve">2</w:t>
@@ -6697,8 +5431,8 @@
         <w:tc>
           <w:tcPr>
             <w:tcBorders>
-              <w:bottom w:val="single" w:sz="2" w:space="0" w:color="DDDDDD"/>
-              <w:top w:val="single" w:sz="2" w:space="0" w:color="DDDDDD"/>
+              <w:bottom w:val="single" w:sz="4" w:space="0" w:color="2E6DA4"/>
+              <w:top w:val="single" w:sz="4" w:space="0" w:color="2E6DA4"/>
               <w:left w:val="none" w:sz="0" w:space="0" w:color="000000"/>
               <w:right w:val="none" w:sz="0" w:space="0" w:color="000000"/>
             </w:tcBorders>
@@ -6724,25 +5458,25 @@
               <w:spacing w:after="60" w:before="60" w:line="240"/>
               <w:ind w:left="80" w:right="80" w:firstLine="0" w:firstLineChars="0"/>
               <w:rPr>
-                <w:rFonts w:ascii="Times New Roman" w:hAnsi="Times New Roman" w:eastAsia="Times New Roman" w:cs="Times New Roman"/>
-                <w:i w:val="false"/>
-                <w:b w:val="false"/>
-                <w:u w:val="none"/>
-                <w:strike w:val="false"/>
-                <w:sz w:val="20"/>
-                <w:szCs w:val="20"/>
-                <w:color w:val="000000"/>
-              </w:rPr>
-            </w:pPr>
-            <w:r>
-              <w:rPr>
-                <w:rFonts w:ascii="Times New Roman" w:hAnsi="Times New Roman" w:eastAsia="Times New Roman" w:cs="Times New Roman"/>
-                <w:i w:val="false"/>
-                <w:b w:val="false"/>
-                <w:u w:val="none"/>
-                <w:strike w:val="false"/>
-                <w:sz w:val="20"/>
-                <w:szCs w:val="20"/>
+                <w:rFonts w:ascii="Calibri" w:hAnsi="Calibri" w:eastAsia="Calibri" w:cs="Calibri"/>
+                <w:i w:val="false"/>
+                <w:b w:val="false"/>
+                <w:u w:val="none"/>
+                <w:strike w:val="false"/>
+                <w:sz w:val="19"/>
+                <w:szCs w:val="19"/>
+                <w:color w:val="000000"/>
+              </w:rPr>
+            </w:pPr>
+            <w:r>
+              <w:rPr>
+                <w:rFonts w:ascii="Calibri" w:hAnsi="Calibri" w:eastAsia="Calibri" w:cs="Calibri"/>
+                <w:i w:val="false"/>
+                <w:b w:val="false"/>
+                <w:u w:val="none"/>
+                <w:strike w:val="false"/>
+                <w:sz w:val="19"/>
+                <w:szCs w:val="19"/>
                 <w:color w:val="000000"/>
               </w:rPr>
               <w:t xml:space="preserve">0.5</w:t>
@@ -6752,8 +5486,8 @@
         <w:tc>
           <w:tcPr>
             <w:tcBorders>
-              <w:bottom w:val="single" w:sz="2" w:space="0" w:color="DDDDDD"/>
-              <w:top w:val="single" w:sz="2" w:space="0" w:color="DDDDDD"/>
+              <w:bottom w:val="single" w:sz="4" w:space="0" w:color="2E6DA4"/>
+              <w:top w:val="single" w:sz="4" w:space="0" w:color="2E6DA4"/>
               <w:left w:val="none" w:sz="0" w:space="0" w:color="000000"/>
               <w:right w:val="none" w:sz="0" w:space="0" w:color="000000"/>
             </w:tcBorders>
@@ -6779,25 +5513,25 @@
               <w:spacing w:after="60" w:before="60" w:line="240"/>
               <w:ind w:left="80" w:right="80" w:firstLine="0" w:firstLineChars="0"/>
               <w:rPr>
-                <w:rFonts w:ascii="Times New Roman" w:hAnsi="Times New Roman" w:eastAsia="Times New Roman" w:cs="Times New Roman"/>
-                <w:i w:val="false"/>
-                <w:b w:val="false"/>
-                <w:u w:val="none"/>
-                <w:strike w:val="false"/>
-                <w:sz w:val="20"/>
-                <w:szCs w:val="20"/>
-                <w:color w:val="000000"/>
-              </w:rPr>
-            </w:pPr>
-            <w:r>
-              <w:rPr>
-                <w:rFonts w:ascii="Times New Roman" w:hAnsi="Times New Roman" w:eastAsia="Times New Roman" w:cs="Times New Roman"/>
-                <w:i w:val="false"/>
-                <w:b w:val="false"/>
-                <w:u w:val="none"/>
-                <w:strike w:val="false"/>
-                <w:sz w:val="20"/>
-                <w:szCs w:val="20"/>
+                <w:rFonts w:ascii="Calibri" w:hAnsi="Calibri" w:eastAsia="Calibri" w:cs="Calibri"/>
+                <w:i w:val="false"/>
+                <w:b w:val="false"/>
+                <w:u w:val="none"/>
+                <w:strike w:val="false"/>
+                <w:sz w:val="19"/>
+                <w:szCs w:val="19"/>
+                <w:color w:val="000000"/>
+              </w:rPr>
+            </w:pPr>
+            <w:r>
+              <w:rPr>
+                <w:rFonts w:ascii="Calibri" w:hAnsi="Calibri" w:eastAsia="Calibri" w:cs="Calibri"/>
+                <w:i w:val="false"/>
+                <w:b w:val="false"/>
+                <w:u w:val="none"/>
+                <w:strike w:val="false"/>
+                <w:sz w:val="19"/>
+                <w:szCs w:val="19"/>
                 <w:color w:val="000000"/>
               </w:rPr>
               <w:t xml:space="preserve">0</w:t>
@@ -6807,8 +5541,8 @@
         <w:tc>
           <w:tcPr>
             <w:tcBorders>
-              <w:bottom w:val="single" w:sz="2" w:space="0" w:color="DDDDDD"/>
-              <w:top w:val="single" w:sz="2" w:space="0" w:color="DDDDDD"/>
+              <w:bottom w:val="single" w:sz="4" w:space="0" w:color="2E6DA4"/>
+              <w:top w:val="single" w:sz="4" w:space="0" w:color="2E6DA4"/>
               <w:left w:val="none" w:sz="0" w:space="0" w:color="000000"/>
               <w:right w:val="none" w:sz="0" w:space="0" w:color="000000"/>
             </w:tcBorders>
@@ -6834,38 +5568,38 @@
               <w:spacing w:after="60" w:before="60" w:line="240"/>
               <w:ind w:left="80" w:right="80" w:firstLine="0" w:firstLineChars="0"/>
               <w:rPr>
-                <w:rFonts w:ascii="Times New Roman" w:hAnsi="Times New Roman" w:eastAsia="Times New Roman" w:cs="Times New Roman"/>
-                <w:i w:val="false"/>
-                <w:b w:val="false"/>
-                <w:u w:val="none"/>
-                <w:strike w:val="false"/>
-                <w:sz w:val="20"/>
-                <w:szCs w:val="20"/>
-                <w:color w:val="000000"/>
-              </w:rPr>
-            </w:pPr>
-            <w:r>
-              <w:rPr>
-                <w:rFonts w:ascii="Times New Roman" w:hAnsi="Times New Roman" w:eastAsia="Times New Roman" w:cs="Times New Roman"/>
-                <w:i w:val="false"/>
-                <w:b w:val="false"/>
-                <w:u w:val="none"/>
-                <w:strike w:val="false"/>
-                <w:sz w:val="20"/>
-                <w:szCs w:val="20"/>
-                <w:color w:val="000000"/>
-              </w:rPr>
-              <w:t xml:space="preserve">0.0</w:t>
-            </w:r>
-          </w:p>
-        </w:tc>
-        <w:tc>
-          <w:tcPr>
-            <w:tcBorders>
-              <w:bottom w:val="single" w:sz="2" w:space="0" w:color="DDDDDD"/>
-              <w:top w:val="single" w:sz="2" w:space="0" w:color="DDDDDD"/>
-              <w:left w:val="none" w:sz="0" w:space="0" w:color="000000"/>
-              <w:right w:val="none" w:sz="0" w:space="0" w:color="000000"/>
+                <w:rFonts w:ascii="Calibri" w:hAnsi="Calibri" w:eastAsia="Calibri" w:cs="Calibri"/>
+                <w:i w:val="false"/>
+                <w:b w:val="false"/>
+                <w:u w:val="none"/>
+                <w:strike w:val="false"/>
+                <w:sz w:val="19"/>
+                <w:szCs w:val="19"/>
+                <w:color w:val="000000"/>
+              </w:rPr>
+            </w:pPr>
+            <w:r>
+              <w:rPr>
+                <w:rFonts w:ascii="Calibri" w:hAnsi="Calibri" w:eastAsia="Calibri" w:cs="Calibri"/>
+                <w:i w:val="false"/>
+                <w:b w:val="false"/>
+                <w:u w:val="none"/>
+                <w:strike w:val="false"/>
+                <w:sz w:val="19"/>
+                <w:szCs w:val="19"/>
+                <w:color w:val="000000"/>
+              </w:rPr>
+              <w:t xml:space="preserve">0</w:t>
+            </w:r>
+          </w:p>
+        </w:tc>
+        <w:tc>
+          <w:tcPr>
+            <w:tcBorders>
+              <w:bottom w:val="single" w:sz="4" w:space="0" w:color="2E6DA4"/>
+              <w:top w:val="single" w:sz="4" w:space="0" w:color="2E6DA4"/>
+              <w:left w:val="none" w:sz="0" w:space="0" w:color="000000"/>
+              <w:right w:val="single" w:sz="12" w:space="0" w:color="1A3A5C"/>
             </w:tcBorders>
             <w:shd w:val="clear" w:color="auto" w:fill="FFFFFF"/>
             <w:tcMar>
@@ -6889,135 +5623,25 @@
               <w:spacing w:after="60" w:before="60" w:line="240"/>
               <w:ind w:left="80" w:right="80" w:firstLine="0" w:firstLineChars="0"/>
               <w:rPr>
-                <w:rFonts w:ascii="Times New Roman" w:hAnsi="Times New Roman" w:eastAsia="Times New Roman" w:cs="Times New Roman"/>
-                <w:i w:val="false"/>
-                <w:b w:val="false"/>
-                <w:u w:val="none"/>
-                <w:strike w:val="false"/>
-                <w:sz w:val="20"/>
-                <w:szCs w:val="20"/>
-                <w:color w:val="000000"/>
-              </w:rPr>
-            </w:pPr>
-            <w:r>
-              <w:rPr>
-                <w:rFonts w:ascii="Times New Roman" w:hAnsi="Times New Roman" w:eastAsia="Times New Roman" w:cs="Times New Roman"/>
-                <w:i w:val="false"/>
-                <w:b w:val="false"/>
-                <w:u w:val="none"/>
-                <w:strike w:val="false"/>
-                <w:sz w:val="20"/>
-                <w:szCs w:val="20"/>
-                <w:color w:val="000000"/>
-              </w:rPr>
-              <w:t xml:space="preserve">0</w:t>
-            </w:r>
-          </w:p>
-        </w:tc>
-        <w:tc>
-          <w:tcPr>
-            <w:tcBorders>
-              <w:bottom w:val="single" w:sz="2" w:space="0" w:color="DDDDDD"/>
-              <w:top w:val="single" w:sz="2" w:space="0" w:color="DDDDDD"/>
-              <w:left w:val="none" w:sz="0" w:space="0" w:color="000000"/>
-              <w:right w:val="none" w:sz="0" w:space="0" w:color="000000"/>
-            </w:tcBorders>
-            <w:shd w:val="clear" w:color="auto" w:fill="FFFFFF"/>
-            <w:tcMar>
-              <w:top w:w="0" w:type="dxa"/>
-              <w:bottom w:w="0" w:type="dxa"/>
-              <w:left w:w="0" w:type="dxa"/>
-              <w:right w:w="0" w:type="dxa"/>
-            </w:tcMar>
-            <w:vAlign w:val="center"/>
-          </w:tcPr>
-          <w:p>
-            <w:pPr>
-              <w:pStyle w:val="Normal"/>
-              <w:jc w:val="center"/>
-              <w:pBdr>
-                <w:bottom w:val="none" w:sz="0" w:space="0" w:color="000000"/>
-                <w:top w:val="none" w:sz="0" w:space="0" w:color="000000"/>
-                <w:left w:val="none" w:sz="0" w:space="0" w:color="000000"/>
-                <w:right w:val="none" w:sz="0" w:space="0" w:color="000000"/>
-              </w:pBdr>
-              <w:spacing w:after="60" w:before="60" w:line="240"/>
-              <w:ind w:left="80" w:right="80" w:firstLine="0" w:firstLineChars="0"/>
-              <w:rPr>
-                <w:rFonts w:ascii="Times New Roman" w:hAnsi="Times New Roman" w:eastAsia="Times New Roman" w:cs="Times New Roman"/>
-                <w:i w:val="false"/>
-                <w:b w:val="false"/>
-                <w:u w:val="none"/>
-                <w:strike w:val="false"/>
-                <w:sz w:val="20"/>
-                <w:szCs w:val="20"/>
-                <w:color w:val="000000"/>
-              </w:rPr>
-            </w:pPr>
-            <w:r>
-              <w:rPr>
-                <w:rFonts w:ascii="Times New Roman" w:hAnsi="Times New Roman" w:eastAsia="Times New Roman" w:cs="Times New Roman"/>
-                <w:i w:val="false"/>
-                <w:b w:val="false"/>
-                <w:u w:val="none"/>
-                <w:strike w:val="false"/>
-                <w:sz w:val="20"/>
-                <w:szCs w:val="20"/>
-                <w:color w:val="000000"/>
-              </w:rPr>
-              <w:t xml:space="preserve">0</w:t>
-            </w:r>
-          </w:p>
-        </w:tc>
-        <w:tc>
-          <w:tcPr>
-            <w:tcBorders>
-              <w:bottom w:val="single" w:sz="2" w:space="0" w:color="DDDDDD"/>
-              <w:top w:val="single" w:sz="2" w:space="0" w:color="DDDDDD"/>
-              <w:left w:val="none" w:sz="0" w:space="0" w:color="000000"/>
-              <w:right w:val="none" w:sz="0" w:space="0" w:color="000000"/>
-            </w:tcBorders>
-            <w:shd w:val="clear" w:color="auto" w:fill="FFFFFF"/>
-            <w:tcMar>
-              <w:top w:w="0" w:type="dxa"/>
-              <w:bottom w:w="0" w:type="dxa"/>
-              <w:left w:w="0" w:type="dxa"/>
-              <w:right w:w="0" w:type="dxa"/>
-            </w:tcMar>
-            <w:vAlign w:val="center"/>
-          </w:tcPr>
-          <w:p>
-            <w:pPr>
-              <w:pStyle w:val="Normal"/>
-              <w:jc w:val="center"/>
-              <w:pBdr>
-                <w:bottom w:val="none" w:sz="0" w:space="0" w:color="000000"/>
-                <w:top w:val="none" w:sz="0" w:space="0" w:color="000000"/>
-                <w:left w:val="none" w:sz="0" w:space="0" w:color="000000"/>
-                <w:right w:val="none" w:sz="0" w:space="0" w:color="000000"/>
-              </w:pBdr>
-              <w:spacing w:after="60" w:before="60" w:line="240"/>
-              <w:ind w:left="80" w:right="80" w:firstLine="0" w:firstLineChars="0"/>
-              <w:rPr>
-                <w:rFonts w:ascii="Times New Roman" w:hAnsi="Times New Roman" w:eastAsia="Times New Roman" w:cs="Times New Roman"/>
-                <w:i w:val="false"/>
-                <w:b w:val="false"/>
-                <w:u w:val="none"/>
-                <w:strike w:val="false"/>
-                <w:sz w:val="20"/>
-                <w:szCs w:val="20"/>
-                <w:color w:val="000000"/>
-              </w:rPr>
-            </w:pPr>
-            <w:r>
-              <w:rPr>
-                <w:rFonts w:ascii="Times New Roman" w:hAnsi="Times New Roman" w:eastAsia="Times New Roman" w:cs="Times New Roman"/>
-                <w:i w:val="false"/>
-                <w:b w:val="false"/>
-                <w:u w:val="none"/>
-                <w:strike w:val="false"/>
-                <w:sz w:val="20"/>
-                <w:szCs w:val="20"/>
+                <w:rFonts w:ascii="Calibri" w:hAnsi="Calibri" w:eastAsia="Calibri" w:cs="Calibri"/>
+                <w:i w:val="false"/>
+                <w:b w:val="false"/>
+                <w:u w:val="none"/>
+                <w:strike w:val="false"/>
+                <w:sz w:val="19"/>
+                <w:szCs w:val="19"/>
+                <w:color w:val="000000"/>
+              </w:rPr>
+            </w:pPr>
+            <w:r>
+              <w:rPr>
+                <w:rFonts w:ascii="Calibri" w:hAnsi="Calibri" w:eastAsia="Calibri" w:cs="Calibri"/>
+                <w:i w:val="false"/>
+                <w:b w:val="false"/>
+                <w:u w:val="none"/>
+                <w:strike w:val="false"/>
+                <w:sz w:val="19"/>
+                <w:szCs w:val="19"/>
                 <w:color w:val="000000"/>
               </w:rPr>
               <w:t xml:space="preserve">0</w:t>
@@ -7032,9 +5656,9 @@
         <w:tc>
           <w:tcPr>
             <w:tcBorders>
-              <w:bottom w:val="single" w:sz="2" w:space="0" w:color="DDDDDD"/>
-              <w:top w:val="single" w:sz="2" w:space="0" w:color="DDDDDD"/>
-              <w:left w:val="none" w:sz="0" w:space="0" w:color="000000"/>
+              <w:bottom w:val="single" w:sz="4" w:space="0" w:color="2E6DA4"/>
+              <w:top w:val="single" w:sz="4" w:space="0" w:color="2E6DA4"/>
+              <w:left w:val="single" w:sz="12" w:space="0" w:color="1A3A5C"/>
               <w:right w:val="none" w:sz="0" w:space="0" w:color="000000"/>
             </w:tcBorders>
             <w:shd w:val="clear" w:color="auto" w:fill="F9F9F9"/>
@@ -7059,25 +5683,25 @@
               <w:spacing w:after="60" w:before="60" w:line="240"/>
               <w:ind w:left="80" w:right="80" w:firstLine="0" w:firstLineChars="0"/>
               <w:rPr>
-                <w:rFonts w:ascii="Times New Roman" w:hAnsi="Times New Roman" w:eastAsia="Times New Roman" w:cs="Times New Roman"/>
-                <w:i w:val="false"/>
-                <w:b w:val="false"/>
-                <w:u w:val="none"/>
-                <w:strike w:val="false"/>
-                <w:sz w:val="20"/>
-                <w:szCs w:val="20"/>
-                <w:color w:val="000000"/>
-              </w:rPr>
-            </w:pPr>
-            <w:r>
-              <w:rPr>
-                <w:rFonts w:ascii="Times New Roman" w:hAnsi="Times New Roman" w:eastAsia="Times New Roman" w:cs="Times New Roman"/>
-                <w:i w:val="false"/>
-                <w:b w:val="false"/>
-                <w:u w:val="none"/>
-                <w:strike w:val="false"/>
-                <w:sz w:val="20"/>
-                <w:szCs w:val="20"/>
+                <w:rFonts w:ascii="Calibri" w:hAnsi="Calibri" w:eastAsia="Calibri" w:cs="Calibri"/>
+                <w:i w:val="false"/>
+                <w:b w:val="false"/>
+                <w:u w:val="none"/>
+                <w:strike w:val="false"/>
+                <w:sz w:val="19"/>
+                <w:szCs w:val="19"/>
+                <w:color w:val="000000"/>
+              </w:rPr>
+            </w:pPr>
+            <w:r>
+              <w:rPr>
+                <w:rFonts w:ascii="Calibri" w:hAnsi="Calibri" w:eastAsia="Calibri" w:cs="Calibri"/>
+                <w:i w:val="false"/>
+                <w:b w:val="false"/>
+                <w:u w:val="none"/>
+                <w:strike w:val="false"/>
+                <w:sz w:val="19"/>
+                <w:szCs w:val="19"/>
                 <w:color w:val="000000"/>
               </w:rPr>
               <w:t xml:space="preserve">Season</w:t>
@@ -7087,8 +5711,8 @@
         <w:tc>
           <w:tcPr>
             <w:tcBorders>
-              <w:bottom w:val="single" w:sz="2" w:space="0" w:color="DDDDDD"/>
-              <w:top w:val="single" w:sz="2" w:space="0" w:color="DDDDDD"/>
+              <w:bottom w:val="single" w:sz="4" w:space="0" w:color="2E6DA4"/>
+              <w:top w:val="single" w:sz="4" w:space="0" w:color="2E6DA4"/>
               <w:left w:val="none" w:sz="0" w:space="0" w:color="000000"/>
               <w:right w:val="none" w:sz="0" w:space="0" w:color="000000"/>
             </w:tcBorders>
@@ -7114,25 +5738,25 @@
               <w:spacing w:after="60" w:before="60" w:line="240"/>
               <w:ind w:left="80" w:right="80" w:firstLine="0" w:firstLineChars="0"/>
               <w:rPr>
-                <w:rFonts w:ascii="Times New Roman" w:hAnsi="Times New Roman" w:eastAsia="Times New Roman" w:cs="Times New Roman"/>
-                <w:i w:val="false"/>
-                <w:b w:val="false"/>
-                <w:u w:val="none"/>
-                <w:strike w:val="false"/>
-                <w:sz w:val="20"/>
-                <w:szCs w:val="20"/>
-                <w:color w:val="000000"/>
-              </w:rPr>
-            </w:pPr>
-            <w:r>
-              <w:rPr>
-                <w:rFonts w:ascii="Times New Roman" w:hAnsi="Times New Roman" w:eastAsia="Times New Roman" w:cs="Times New Roman"/>
-                <w:i w:val="false"/>
-                <w:b w:val="false"/>
-                <w:u w:val="none"/>
-                <w:strike w:val="false"/>
-                <w:sz w:val="20"/>
-                <w:szCs w:val="20"/>
+                <w:rFonts w:ascii="Calibri" w:hAnsi="Calibri" w:eastAsia="Calibri" w:cs="Calibri"/>
+                <w:i w:val="false"/>
+                <w:b w:val="false"/>
+                <w:u w:val="none"/>
+                <w:strike w:val="false"/>
+                <w:sz w:val="19"/>
+                <w:szCs w:val="19"/>
+                <w:color w:val="000000"/>
+              </w:rPr>
+            </w:pPr>
+            <w:r>
+              <w:rPr>
+                <w:rFonts w:ascii="Calibri" w:hAnsi="Calibri" w:eastAsia="Calibri" w:cs="Calibri"/>
+                <w:i w:val="false"/>
+                <w:b w:val="false"/>
+                <w:u w:val="none"/>
+                <w:strike w:val="false"/>
+                <w:sz w:val="19"/>
+                <w:szCs w:val="19"/>
                 <w:color w:val="000000"/>
               </w:rPr>
               <w:t xml:space="preserve">397</w:t>
@@ -7142,8 +5766,8 @@
         <w:tc>
           <w:tcPr>
             <w:tcBorders>
-              <w:bottom w:val="single" w:sz="2" w:space="0" w:color="DDDDDD"/>
-              <w:top w:val="single" w:sz="2" w:space="0" w:color="DDDDDD"/>
+              <w:bottom w:val="single" w:sz="4" w:space="0" w:color="2E6DA4"/>
+              <w:top w:val="single" w:sz="4" w:space="0" w:color="2E6DA4"/>
               <w:left w:val="none" w:sz="0" w:space="0" w:color="000000"/>
               <w:right w:val="none" w:sz="0" w:space="0" w:color="000000"/>
             </w:tcBorders>
@@ -7169,25 +5793,25 @@
               <w:spacing w:after="60" w:before="60" w:line="240"/>
               <w:ind w:left="80" w:right="80" w:firstLine="0" w:firstLineChars="0"/>
               <w:rPr>
-                <w:rFonts w:ascii="Times New Roman" w:hAnsi="Times New Roman" w:eastAsia="Times New Roman" w:cs="Times New Roman"/>
-                <w:i w:val="false"/>
-                <w:b w:val="false"/>
-                <w:u w:val="none"/>
-                <w:strike w:val="false"/>
-                <w:sz w:val="20"/>
-                <w:szCs w:val="20"/>
-                <w:color w:val="000000"/>
-              </w:rPr>
-            </w:pPr>
-            <w:r>
-              <w:rPr>
-                <w:rFonts w:ascii="Times New Roman" w:hAnsi="Times New Roman" w:eastAsia="Times New Roman" w:cs="Times New Roman"/>
-                <w:i w:val="false"/>
-                <w:b w:val="false"/>
-                <w:u w:val="none"/>
-                <w:strike w:val="false"/>
-                <w:sz w:val="20"/>
-                <w:szCs w:val="20"/>
+                <w:rFonts w:ascii="Calibri" w:hAnsi="Calibri" w:eastAsia="Calibri" w:cs="Calibri"/>
+                <w:i w:val="false"/>
+                <w:b w:val="false"/>
+                <w:u w:val="none"/>
+                <w:strike w:val="false"/>
+                <w:sz w:val="19"/>
+                <w:szCs w:val="19"/>
+                <w:color w:val="000000"/>
+              </w:rPr>
+            </w:pPr>
+            <w:r>
+              <w:rPr>
+                <w:rFonts w:ascii="Calibri" w:hAnsi="Calibri" w:eastAsia="Calibri" w:cs="Calibri"/>
+                <w:i w:val="false"/>
+                <w:b w:val="false"/>
+                <w:u w:val="none"/>
+                <w:strike w:val="false"/>
+                <w:sz w:val="19"/>
+                <w:szCs w:val="19"/>
                 <w:color w:val="000000"/>
               </w:rPr>
               <w:t xml:space="preserve">100.0</w:t>
@@ -7197,8 +5821,8 @@
         <w:tc>
           <w:tcPr>
             <w:tcBorders>
-              <w:bottom w:val="single" w:sz="2" w:space="0" w:color="DDDDDD"/>
-              <w:top w:val="single" w:sz="2" w:space="0" w:color="DDDDDD"/>
+              <w:bottom w:val="single" w:sz="4" w:space="0" w:color="2E6DA4"/>
+              <w:top w:val="single" w:sz="4" w:space="0" w:color="2E6DA4"/>
               <w:left w:val="none" w:sz="0" w:space="0" w:color="000000"/>
               <w:right w:val="none" w:sz="0" w:space="0" w:color="000000"/>
             </w:tcBorders>
@@ -7224,25 +5848,25 @@
               <w:spacing w:after="60" w:before="60" w:line="240"/>
               <w:ind w:left="80" w:right="80" w:firstLine="0" w:firstLineChars="0"/>
               <w:rPr>
-                <w:rFonts w:ascii="Times New Roman" w:hAnsi="Times New Roman" w:eastAsia="Times New Roman" w:cs="Times New Roman"/>
-                <w:i w:val="false"/>
-                <w:b w:val="false"/>
-                <w:u w:val="none"/>
-                <w:strike w:val="false"/>
-                <w:sz w:val="20"/>
-                <w:szCs w:val="20"/>
-                <w:color w:val="000000"/>
-              </w:rPr>
-            </w:pPr>
-            <w:r>
-              <w:rPr>
-                <w:rFonts w:ascii="Times New Roman" w:hAnsi="Times New Roman" w:eastAsia="Times New Roman" w:cs="Times New Roman"/>
-                <w:i w:val="false"/>
-                <w:b w:val="false"/>
-                <w:u w:val="none"/>
-                <w:strike w:val="false"/>
-                <w:sz w:val="20"/>
-                <w:szCs w:val="20"/>
+                <w:rFonts w:ascii="Calibri" w:hAnsi="Calibri" w:eastAsia="Calibri" w:cs="Calibri"/>
+                <w:i w:val="false"/>
+                <w:b w:val="false"/>
+                <w:u w:val="none"/>
+                <w:strike w:val="false"/>
+                <w:sz w:val="19"/>
+                <w:szCs w:val="19"/>
+                <w:color w:val="000000"/>
+              </w:rPr>
+            </w:pPr>
+            <w:r>
+              <w:rPr>
+                <w:rFonts w:ascii="Calibri" w:hAnsi="Calibri" w:eastAsia="Calibri" w:cs="Calibri"/>
+                <w:i w:val="false"/>
+                <w:b w:val="false"/>
+                <w:u w:val="none"/>
+                <w:strike w:val="false"/>
+                <w:sz w:val="19"/>
+                <w:szCs w:val="19"/>
                 <w:color w:val="000000"/>
               </w:rPr>
               <w:t xml:space="preserve">0</w:t>
@@ -7252,8 +5876,8 @@
         <w:tc>
           <w:tcPr>
             <w:tcBorders>
-              <w:bottom w:val="single" w:sz="2" w:space="0" w:color="DDDDDD"/>
-              <w:top w:val="single" w:sz="2" w:space="0" w:color="DDDDDD"/>
+              <w:bottom w:val="single" w:sz="4" w:space="0" w:color="2E6DA4"/>
+              <w:top w:val="single" w:sz="4" w:space="0" w:color="2E6DA4"/>
               <w:left w:val="none" w:sz="0" w:space="0" w:color="000000"/>
               <w:right w:val="none" w:sz="0" w:space="0" w:color="000000"/>
             </w:tcBorders>
@@ -7279,25 +5903,25 @@
               <w:spacing w:after="60" w:before="60" w:line="240"/>
               <w:ind w:left="80" w:right="80" w:firstLine="0" w:firstLineChars="0"/>
               <w:rPr>
-                <w:rFonts w:ascii="Times New Roman" w:hAnsi="Times New Roman" w:eastAsia="Times New Roman" w:cs="Times New Roman"/>
-                <w:i w:val="false"/>
-                <w:b w:val="false"/>
-                <w:u w:val="none"/>
-                <w:strike w:val="false"/>
-                <w:sz w:val="20"/>
-                <w:szCs w:val="20"/>
-                <w:color w:val="000000"/>
-              </w:rPr>
-            </w:pPr>
-            <w:r>
-              <w:rPr>
-                <w:rFonts w:ascii="Times New Roman" w:hAnsi="Times New Roman" w:eastAsia="Times New Roman" w:cs="Times New Roman"/>
-                <w:i w:val="false"/>
-                <w:b w:val="false"/>
-                <w:u w:val="none"/>
-                <w:strike w:val="false"/>
-                <w:sz w:val="20"/>
-                <w:szCs w:val="20"/>
+                <w:rFonts w:ascii="Calibri" w:hAnsi="Calibri" w:eastAsia="Calibri" w:cs="Calibri"/>
+                <w:i w:val="false"/>
+                <w:b w:val="false"/>
+                <w:u w:val="none"/>
+                <w:strike w:val="false"/>
+                <w:sz w:val="19"/>
+                <w:szCs w:val="19"/>
+                <w:color w:val="000000"/>
+              </w:rPr>
+            </w:pPr>
+            <w:r>
+              <w:rPr>
+                <w:rFonts w:ascii="Calibri" w:hAnsi="Calibri" w:eastAsia="Calibri" w:cs="Calibri"/>
+                <w:i w:val="false"/>
+                <w:b w:val="false"/>
+                <w:u w:val="none"/>
+                <w:strike w:val="false"/>
+                <w:sz w:val="19"/>
+                <w:szCs w:val="19"/>
                 <w:color w:val="000000"/>
               </w:rPr>
               <w:t xml:space="preserve">0.0</w:t>
@@ -7307,8 +5931,8 @@
         <w:tc>
           <w:tcPr>
             <w:tcBorders>
-              <w:bottom w:val="single" w:sz="2" w:space="0" w:color="DDDDDD"/>
-              <w:top w:val="single" w:sz="2" w:space="0" w:color="DDDDDD"/>
+              <w:bottom w:val="single" w:sz="4" w:space="0" w:color="2E6DA4"/>
+              <w:top w:val="single" w:sz="4" w:space="0" w:color="2E6DA4"/>
               <w:left w:val="none" w:sz="0" w:space="0" w:color="000000"/>
               <w:right w:val="none" w:sz="0" w:space="0" w:color="000000"/>
             </w:tcBorders>
@@ -7334,25 +5958,25 @@
               <w:spacing w:after="60" w:before="60" w:line="240"/>
               <w:ind w:left="80" w:right="80" w:firstLine="0" w:firstLineChars="0"/>
               <w:rPr>
-                <w:rFonts w:ascii="Times New Roman" w:hAnsi="Times New Roman" w:eastAsia="Times New Roman" w:cs="Times New Roman"/>
-                <w:i w:val="false"/>
-                <w:b w:val="false"/>
-                <w:u w:val="none"/>
-                <w:strike w:val="false"/>
-                <w:sz w:val="20"/>
-                <w:szCs w:val="20"/>
-                <w:color w:val="000000"/>
-              </w:rPr>
-            </w:pPr>
-            <w:r>
-              <w:rPr>
-                <w:rFonts w:ascii="Times New Roman" w:hAnsi="Times New Roman" w:eastAsia="Times New Roman" w:cs="Times New Roman"/>
-                <w:i w:val="false"/>
-                <w:b w:val="false"/>
-                <w:u w:val="none"/>
-                <w:strike w:val="false"/>
-                <w:sz w:val="20"/>
-                <w:szCs w:val="20"/>
+                <w:rFonts w:ascii="Calibri" w:hAnsi="Calibri" w:eastAsia="Calibri" w:cs="Calibri"/>
+                <w:i w:val="false"/>
+                <w:b w:val="false"/>
+                <w:u w:val="none"/>
+                <w:strike w:val="false"/>
+                <w:sz w:val="19"/>
+                <w:szCs w:val="19"/>
+                <w:color w:val="000000"/>
+              </w:rPr>
+            </w:pPr>
+            <w:r>
+              <w:rPr>
+                <w:rFonts w:ascii="Calibri" w:hAnsi="Calibri" w:eastAsia="Calibri" w:cs="Calibri"/>
+                <w:i w:val="false"/>
+                <w:b w:val="false"/>
+                <w:u w:val="none"/>
+                <w:strike w:val="false"/>
+                <w:sz w:val="19"/>
+                <w:szCs w:val="19"/>
                 <w:color w:val="000000"/>
               </w:rPr>
               <w:t xml:space="preserve">0</w:t>
@@ -7362,8 +5986,8 @@
         <w:tc>
           <w:tcPr>
             <w:tcBorders>
-              <w:bottom w:val="single" w:sz="2" w:space="0" w:color="DDDDDD"/>
-              <w:top w:val="single" w:sz="2" w:space="0" w:color="DDDDDD"/>
+              <w:bottom w:val="single" w:sz="4" w:space="0" w:color="2E6DA4"/>
+              <w:top w:val="single" w:sz="4" w:space="0" w:color="2E6DA4"/>
               <w:left w:val="none" w:sz="0" w:space="0" w:color="000000"/>
               <w:right w:val="none" w:sz="0" w:space="0" w:color="000000"/>
             </w:tcBorders>
@@ -7389,38 +6013,38 @@
               <w:spacing w:after="60" w:before="60" w:line="240"/>
               <w:ind w:left="80" w:right="80" w:firstLine="0" w:firstLineChars="0"/>
               <w:rPr>
-                <w:rFonts w:ascii="Times New Roman" w:hAnsi="Times New Roman" w:eastAsia="Times New Roman" w:cs="Times New Roman"/>
-                <w:i w:val="false"/>
-                <w:b w:val="false"/>
-                <w:u w:val="none"/>
-                <w:strike w:val="false"/>
-                <w:sz w:val="20"/>
-                <w:szCs w:val="20"/>
-                <w:color w:val="000000"/>
-              </w:rPr>
-            </w:pPr>
-            <w:r>
-              <w:rPr>
-                <w:rFonts w:ascii="Times New Roman" w:hAnsi="Times New Roman" w:eastAsia="Times New Roman" w:cs="Times New Roman"/>
-                <w:i w:val="false"/>
-                <w:b w:val="false"/>
-                <w:u w:val="none"/>
-                <w:strike w:val="false"/>
-                <w:sz w:val="20"/>
-                <w:szCs w:val="20"/>
-                <w:color w:val="000000"/>
-              </w:rPr>
-              <w:t xml:space="preserve">0.0</w:t>
-            </w:r>
-          </w:p>
-        </w:tc>
-        <w:tc>
-          <w:tcPr>
-            <w:tcBorders>
-              <w:bottom w:val="single" w:sz="2" w:space="0" w:color="DDDDDD"/>
-              <w:top w:val="single" w:sz="2" w:space="0" w:color="DDDDDD"/>
-              <w:left w:val="none" w:sz="0" w:space="0" w:color="000000"/>
-              <w:right w:val="none" w:sz="0" w:space="0" w:color="000000"/>
+                <w:rFonts w:ascii="Calibri" w:hAnsi="Calibri" w:eastAsia="Calibri" w:cs="Calibri"/>
+                <w:i w:val="false"/>
+                <w:b w:val="false"/>
+                <w:u w:val="none"/>
+                <w:strike w:val="false"/>
+                <w:sz w:val="19"/>
+                <w:szCs w:val="19"/>
+                <w:color w:val="000000"/>
+              </w:rPr>
+            </w:pPr>
+            <w:r>
+              <w:rPr>
+                <w:rFonts w:ascii="Calibri" w:hAnsi="Calibri" w:eastAsia="Calibri" w:cs="Calibri"/>
+                <w:i w:val="false"/>
+                <w:b w:val="false"/>
+                <w:u w:val="none"/>
+                <w:strike w:val="false"/>
+                <w:sz w:val="19"/>
+                <w:szCs w:val="19"/>
+                <w:color w:val="000000"/>
+              </w:rPr>
+              <w:t xml:space="preserve">0</w:t>
+            </w:r>
+          </w:p>
+        </w:tc>
+        <w:tc>
+          <w:tcPr>
+            <w:tcBorders>
+              <w:bottom w:val="single" w:sz="4" w:space="0" w:color="2E6DA4"/>
+              <w:top w:val="single" w:sz="4" w:space="0" w:color="2E6DA4"/>
+              <w:left w:val="none" w:sz="0" w:space="0" w:color="000000"/>
+              <w:right w:val="single" w:sz="12" w:space="0" w:color="1A3A5C"/>
             </w:tcBorders>
             <w:shd w:val="clear" w:color="auto" w:fill="F9F9F9"/>
             <w:tcMar>
@@ -7444,135 +6068,25 @@
               <w:spacing w:after="60" w:before="60" w:line="240"/>
               <w:ind w:left="80" w:right="80" w:firstLine="0" w:firstLineChars="0"/>
               <w:rPr>
-                <w:rFonts w:ascii="Times New Roman" w:hAnsi="Times New Roman" w:eastAsia="Times New Roman" w:cs="Times New Roman"/>
-                <w:i w:val="false"/>
-                <w:b w:val="false"/>
-                <w:u w:val="none"/>
-                <w:strike w:val="false"/>
-                <w:sz w:val="20"/>
-                <w:szCs w:val="20"/>
-                <w:color w:val="000000"/>
-              </w:rPr>
-            </w:pPr>
-            <w:r>
-              <w:rPr>
-                <w:rFonts w:ascii="Times New Roman" w:hAnsi="Times New Roman" w:eastAsia="Times New Roman" w:cs="Times New Roman"/>
-                <w:i w:val="false"/>
-                <w:b w:val="false"/>
-                <w:u w:val="none"/>
-                <w:strike w:val="false"/>
-                <w:sz w:val="20"/>
-                <w:szCs w:val="20"/>
-                <w:color w:val="000000"/>
-              </w:rPr>
-              <w:t xml:space="preserve">0</w:t>
-            </w:r>
-          </w:p>
-        </w:tc>
-        <w:tc>
-          <w:tcPr>
-            <w:tcBorders>
-              <w:bottom w:val="single" w:sz="2" w:space="0" w:color="DDDDDD"/>
-              <w:top w:val="single" w:sz="2" w:space="0" w:color="DDDDDD"/>
-              <w:left w:val="none" w:sz="0" w:space="0" w:color="000000"/>
-              <w:right w:val="none" w:sz="0" w:space="0" w:color="000000"/>
-            </w:tcBorders>
-            <w:shd w:val="clear" w:color="auto" w:fill="F9F9F9"/>
-            <w:tcMar>
-              <w:top w:w="0" w:type="dxa"/>
-              <w:bottom w:w="0" w:type="dxa"/>
-              <w:left w:w="0" w:type="dxa"/>
-              <w:right w:w="0" w:type="dxa"/>
-            </w:tcMar>
-            <w:vAlign w:val="center"/>
-          </w:tcPr>
-          <w:p>
-            <w:pPr>
-              <w:pStyle w:val="Normal"/>
-              <w:jc w:val="center"/>
-              <w:pBdr>
-                <w:bottom w:val="none" w:sz="0" w:space="0" w:color="000000"/>
-                <w:top w:val="none" w:sz="0" w:space="0" w:color="000000"/>
-                <w:left w:val="none" w:sz="0" w:space="0" w:color="000000"/>
-                <w:right w:val="none" w:sz="0" w:space="0" w:color="000000"/>
-              </w:pBdr>
-              <w:spacing w:after="60" w:before="60" w:line="240"/>
-              <w:ind w:left="80" w:right="80" w:firstLine="0" w:firstLineChars="0"/>
-              <w:rPr>
-                <w:rFonts w:ascii="Times New Roman" w:hAnsi="Times New Roman" w:eastAsia="Times New Roman" w:cs="Times New Roman"/>
-                <w:i w:val="false"/>
-                <w:b w:val="false"/>
-                <w:u w:val="none"/>
-                <w:strike w:val="false"/>
-                <w:sz w:val="20"/>
-                <w:szCs w:val="20"/>
-                <w:color w:val="000000"/>
-              </w:rPr>
-            </w:pPr>
-            <w:r>
-              <w:rPr>
-                <w:rFonts w:ascii="Times New Roman" w:hAnsi="Times New Roman" w:eastAsia="Times New Roman" w:cs="Times New Roman"/>
-                <w:i w:val="false"/>
-                <w:b w:val="false"/>
-                <w:u w:val="none"/>
-                <w:strike w:val="false"/>
-                <w:sz w:val="20"/>
-                <w:szCs w:val="20"/>
-                <w:color w:val="000000"/>
-              </w:rPr>
-              <w:t xml:space="preserve">0</w:t>
-            </w:r>
-          </w:p>
-        </w:tc>
-        <w:tc>
-          <w:tcPr>
-            <w:tcBorders>
-              <w:bottom w:val="single" w:sz="2" w:space="0" w:color="DDDDDD"/>
-              <w:top w:val="single" w:sz="2" w:space="0" w:color="DDDDDD"/>
-              <w:left w:val="none" w:sz="0" w:space="0" w:color="000000"/>
-              <w:right w:val="none" w:sz="0" w:space="0" w:color="000000"/>
-            </w:tcBorders>
-            <w:shd w:val="clear" w:color="auto" w:fill="F9F9F9"/>
-            <w:tcMar>
-              <w:top w:w="0" w:type="dxa"/>
-              <w:bottom w:w="0" w:type="dxa"/>
-              <w:left w:w="0" w:type="dxa"/>
-              <w:right w:w="0" w:type="dxa"/>
-            </w:tcMar>
-            <w:vAlign w:val="center"/>
-          </w:tcPr>
-          <w:p>
-            <w:pPr>
-              <w:pStyle w:val="Normal"/>
-              <w:jc w:val="center"/>
-              <w:pBdr>
-                <w:bottom w:val="none" w:sz="0" w:space="0" w:color="000000"/>
-                <w:top w:val="none" w:sz="0" w:space="0" w:color="000000"/>
-                <w:left w:val="none" w:sz="0" w:space="0" w:color="000000"/>
-                <w:right w:val="none" w:sz="0" w:space="0" w:color="000000"/>
-              </w:pBdr>
-              <w:spacing w:after="60" w:before="60" w:line="240"/>
-              <w:ind w:left="80" w:right="80" w:firstLine="0" w:firstLineChars="0"/>
-              <w:rPr>
-                <w:rFonts w:ascii="Times New Roman" w:hAnsi="Times New Roman" w:eastAsia="Times New Roman" w:cs="Times New Roman"/>
-                <w:i w:val="false"/>
-                <w:b w:val="false"/>
-                <w:u w:val="none"/>
-                <w:strike w:val="false"/>
-                <w:sz w:val="20"/>
-                <w:szCs w:val="20"/>
-                <w:color w:val="000000"/>
-              </w:rPr>
-            </w:pPr>
-            <w:r>
-              <w:rPr>
-                <w:rFonts w:ascii="Times New Roman" w:hAnsi="Times New Roman" w:eastAsia="Times New Roman" w:cs="Times New Roman"/>
-                <w:i w:val="false"/>
-                <w:b w:val="false"/>
-                <w:u w:val="none"/>
-                <w:strike w:val="false"/>
-                <w:sz w:val="20"/>
-                <w:szCs w:val="20"/>
+                <w:rFonts w:ascii="Calibri" w:hAnsi="Calibri" w:eastAsia="Calibri" w:cs="Calibri"/>
+                <w:i w:val="false"/>
+                <w:b w:val="false"/>
+                <w:u w:val="none"/>
+                <w:strike w:val="false"/>
+                <w:sz w:val="19"/>
+                <w:szCs w:val="19"/>
+                <w:color w:val="000000"/>
+              </w:rPr>
+            </w:pPr>
+            <w:r>
+              <w:rPr>
+                <w:rFonts w:ascii="Calibri" w:hAnsi="Calibri" w:eastAsia="Calibri" w:cs="Calibri"/>
+                <w:i w:val="false"/>
+                <w:b w:val="false"/>
+                <w:u w:val="none"/>
+                <w:strike w:val="false"/>
+                <w:sz w:val="19"/>
+                <w:szCs w:val="19"/>
                 <w:color w:val="000000"/>
               </w:rPr>
               <w:t xml:space="preserve">0</w:t>
@@ -7587,9 +6101,9 @@
         <w:tc>
           <w:tcPr>
             <w:tcBorders>
-              <w:bottom w:val="single" w:sz="2" w:space="0" w:color="DDDDDD"/>
-              <w:top w:val="single" w:sz="2" w:space="0" w:color="DDDDDD"/>
-              <w:left w:val="none" w:sz="0" w:space="0" w:color="000000"/>
+              <w:bottom w:val="single" w:sz="4" w:space="0" w:color="2E6DA4"/>
+              <w:top w:val="single" w:sz="4" w:space="0" w:color="2E6DA4"/>
+              <w:left w:val="single" w:sz="12" w:space="0" w:color="1A3A5C"/>
               <w:right w:val="none" w:sz="0" w:space="0" w:color="000000"/>
             </w:tcBorders>
             <w:shd w:val="clear" w:color="auto" w:fill="FFFFFF"/>
@@ -7614,25 +6128,25 @@
               <w:spacing w:after="60" w:before="60" w:line="240"/>
               <w:ind w:left="80" w:right="80" w:firstLine="0" w:firstLineChars="0"/>
               <w:rPr>
-                <w:rFonts w:ascii="Times New Roman" w:hAnsi="Times New Roman" w:eastAsia="Times New Roman" w:cs="Times New Roman"/>
-                <w:i w:val="false"/>
-                <w:b w:val="false"/>
-                <w:u w:val="none"/>
-                <w:strike w:val="false"/>
-                <w:sz w:val="20"/>
-                <w:szCs w:val="20"/>
-                <w:color w:val="000000"/>
-              </w:rPr>
-            </w:pPr>
-            <w:r>
-              <w:rPr>
-                <w:rFonts w:ascii="Times New Roman" w:hAnsi="Times New Roman" w:eastAsia="Times New Roman" w:cs="Times New Roman"/>
-                <w:i w:val="false"/>
-                <w:b w:val="false"/>
-                <w:u w:val="none"/>
-                <w:strike w:val="false"/>
-                <w:sz w:val="20"/>
-                <w:szCs w:val="20"/>
+                <w:rFonts w:ascii="Calibri" w:hAnsi="Calibri" w:eastAsia="Calibri" w:cs="Calibri"/>
+                <w:i w:val="false"/>
+                <w:b w:val="false"/>
+                <w:u w:val="none"/>
+                <w:strike w:val="false"/>
+                <w:sz w:val="19"/>
+                <w:szCs w:val="19"/>
+                <w:color w:val="000000"/>
+              </w:rPr>
+            </w:pPr>
+            <w:r>
+              <w:rPr>
+                <w:rFonts w:ascii="Calibri" w:hAnsi="Calibri" w:eastAsia="Calibri" w:cs="Calibri"/>
+                <w:i w:val="false"/>
+                <w:b w:val="false"/>
+                <w:u w:val="none"/>
+                <w:strike w:val="false"/>
+                <w:sz w:val="19"/>
+                <w:szCs w:val="19"/>
                 <w:color w:val="000000"/>
               </w:rPr>
               <w:t xml:space="preserve">Chronic pain</w:t>
@@ -7642,8 +6156,8 @@
         <w:tc>
           <w:tcPr>
             <w:tcBorders>
-              <w:bottom w:val="single" w:sz="2" w:space="0" w:color="DDDDDD"/>
-              <w:top w:val="single" w:sz="2" w:space="0" w:color="DDDDDD"/>
+              <w:bottom w:val="single" w:sz="4" w:space="0" w:color="2E6DA4"/>
+              <w:top w:val="single" w:sz="4" w:space="0" w:color="2E6DA4"/>
               <w:left w:val="none" w:sz="0" w:space="0" w:color="000000"/>
               <w:right w:val="none" w:sz="0" w:space="0" w:color="000000"/>
             </w:tcBorders>
@@ -7669,25 +6183,25 @@
               <w:spacing w:after="60" w:before="60" w:line="240"/>
               <w:ind w:left="80" w:right="80" w:firstLine="0" w:firstLineChars="0"/>
               <w:rPr>
-                <w:rFonts w:ascii="Times New Roman" w:hAnsi="Times New Roman" w:eastAsia="Times New Roman" w:cs="Times New Roman"/>
-                <w:i w:val="false"/>
-                <w:b w:val="false"/>
-                <w:u w:val="none"/>
-                <w:strike w:val="false"/>
-                <w:sz w:val="20"/>
-                <w:szCs w:val="20"/>
-                <w:color w:val="000000"/>
-              </w:rPr>
-            </w:pPr>
-            <w:r>
-              <w:rPr>
-                <w:rFonts w:ascii="Times New Roman" w:hAnsi="Times New Roman" w:eastAsia="Times New Roman" w:cs="Times New Roman"/>
-                <w:i w:val="false"/>
-                <w:b w:val="false"/>
-                <w:u w:val="none"/>
-                <w:strike w:val="false"/>
-                <w:sz w:val="20"/>
-                <w:szCs w:val="20"/>
+                <w:rFonts w:ascii="Calibri" w:hAnsi="Calibri" w:eastAsia="Calibri" w:cs="Calibri"/>
+                <w:i w:val="false"/>
+                <w:b w:val="false"/>
+                <w:u w:val="none"/>
+                <w:strike w:val="false"/>
+                <w:sz w:val="19"/>
+                <w:szCs w:val="19"/>
+                <w:color w:val="000000"/>
+              </w:rPr>
+            </w:pPr>
+            <w:r>
+              <w:rPr>
+                <w:rFonts w:ascii="Calibri" w:hAnsi="Calibri" w:eastAsia="Calibri" w:cs="Calibri"/>
+                <w:i w:val="false"/>
+                <w:b w:val="false"/>
+                <w:u w:val="none"/>
+                <w:strike w:val="false"/>
+                <w:sz w:val="19"/>
+                <w:szCs w:val="19"/>
                 <w:color w:val="000000"/>
               </w:rPr>
               <w:t xml:space="preserve">397</w:t>
@@ -7697,8 +6211,8 @@
         <w:tc>
           <w:tcPr>
             <w:tcBorders>
-              <w:bottom w:val="single" w:sz="2" w:space="0" w:color="DDDDDD"/>
-              <w:top w:val="single" w:sz="2" w:space="0" w:color="DDDDDD"/>
+              <w:bottom w:val="single" w:sz="4" w:space="0" w:color="2E6DA4"/>
+              <w:top w:val="single" w:sz="4" w:space="0" w:color="2E6DA4"/>
               <w:left w:val="none" w:sz="0" w:space="0" w:color="000000"/>
               <w:right w:val="none" w:sz="0" w:space="0" w:color="000000"/>
             </w:tcBorders>
@@ -7724,25 +6238,25 @@
               <w:spacing w:after="60" w:before="60" w:line="240"/>
               <w:ind w:left="80" w:right="80" w:firstLine="0" w:firstLineChars="0"/>
               <w:rPr>
-                <w:rFonts w:ascii="Times New Roman" w:hAnsi="Times New Roman" w:eastAsia="Times New Roman" w:cs="Times New Roman"/>
-                <w:i w:val="false"/>
-                <w:b w:val="false"/>
-                <w:u w:val="none"/>
-                <w:strike w:val="false"/>
-                <w:sz w:val="20"/>
-                <w:szCs w:val="20"/>
-                <w:color w:val="000000"/>
-              </w:rPr>
-            </w:pPr>
-            <w:r>
-              <w:rPr>
-                <w:rFonts w:ascii="Times New Roman" w:hAnsi="Times New Roman" w:eastAsia="Times New Roman" w:cs="Times New Roman"/>
-                <w:i w:val="false"/>
-                <w:b w:val="false"/>
-                <w:u w:val="none"/>
-                <w:strike w:val="false"/>
-                <w:sz w:val="20"/>
-                <w:szCs w:val="20"/>
+                <w:rFonts w:ascii="Calibri" w:hAnsi="Calibri" w:eastAsia="Calibri" w:cs="Calibri"/>
+                <w:i w:val="false"/>
+                <w:b w:val="false"/>
+                <w:u w:val="none"/>
+                <w:strike w:val="false"/>
+                <w:sz w:val="19"/>
+                <w:szCs w:val="19"/>
+                <w:color w:val="000000"/>
+              </w:rPr>
+            </w:pPr>
+            <w:r>
+              <w:rPr>
+                <w:rFonts w:ascii="Calibri" w:hAnsi="Calibri" w:eastAsia="Calibri" w:cs="Calibri"/>
+                <w:i w:val="false"/>
+                <w:b w:val="false"/>
+                <w:u w:val="none"/>
+                <w:strike w:val="false"/>
+                <w:sz w:val="19"/>
+                <w:szCs w:val="19"/>
                 <w:color w:val="000000"/>
               </w:rPr>
               <w:t xml:space="preserve">100.0</w:t>
@@ -7752,8 +6266,8 @@
         <w:tc>
           <w:tcPr>
             <w:tcBorders>
-              <w:bottom w:val="single" w:sz="2" w:space="0" w:color="DDDDDD"/>
-              <w:top w:val="single" w:sz="2" w:space="0" w:color="DDDDDD"/>
+              <w:bottom w:val="single" w:sz="4" w:space="0" w:color="2E6DA4"/>
+              <w:top w:val="single" w:sz="4" w:space="0" w:color="2E6DA4"/>
               <w:left w:val="none" w:sz="0" w:space="0" w:color="000000"/>
               <w:right w:val="none" w:sz="0" w:space="0" w:color="000000"/>
             </w:tcBorders>
@@ -7779,25 +6293,25 @@
               <w:spacing w:after="60" w:before="60" w:line="240"/>
               <w:ind w:left="80" w:right="80" w:firstLine="0" w:firstLineChars="0"/>
               <w:rPr>
-                <w:rFonts w:ascii="Times New Roman" w:hAnsi="Times New Roman" w:eastAsia="Times New Roman" w:cs="Times New Roman"/>
-                <w:i w:val="false"/>
-                <w:b w:val="false"/>
-                <w:u w:val="none"/>
-                <w:strike w:val="false"/>
-                <w:sz w:val="20"/>
-                <w:szCs w:val="20"/>
-                <w:color w:val="000000"/>
-              </w:rPr>
-            </w:pPr>
-            <w:r>
-              <w:rPr>
-                <w:rFonts w:ascii="Times New Roman" w:hAnsi="Times New Roman" w:eastAsia="Times New Roman" w:cs="Times New Roman"/>
-                <w:i w:val="false"/>
-                <w:b w:val="false"/>
-                <w:u w:val="none"/>
-                <w:strike w:val="false"/>
-                <w:sz w:val="20"/>
-                <w:szCs w:val="20"/>
+                <w:rFonts w:ascii="Calibri" w:hAnsi="Calibri" w:eastAsia="Calibri" w:cs="Calibri"/>
+                <w:i w:val="false"/>
+                <w:b w:val="false"/>
+                <w:u w:val="none"/>
+                <w:strike w:val="false"/>
+                <w:sz w:val="19"/>
+                <w:szCs w:val="19"/>
+                <w:color w:val="000000"/>
+              </w:rPr>
+            </w:pPr>
+            <w:r>
+              <w:rPr>
+                <w:rFonts w:ascii="Calibri" w:hAnsi="Calibri" w:eastAsia="Calibri" w:cs="Calibri"/>
+                <w:i w:val="false"/>
+                <w:b w:val="false"/>
+                <w:u w:val="none"/>
+                <w:strike w:val="false"/>
+                <w:sz w:val="19"/>
+                <w:szCs w:val="19"/>
                 <w:color w:val="000000"/>
               </w:rPr>
               <w:t xml:space="preserve">0</w:t>
@@ -7807,8 +6321,8 @@
         <w:tc>
           <w:tcPr>
             <w:tcBorders>
-              <w:bottom w:val="single" w:sz="2" w:space="0" w:color="DDDDDD"/>
-              <w:top w:val="single" w:sz="2" w:space="0" w:color="DDDDDD"/>
+              <w:bottom w:val="single" w:sz="4" w:space="0" w:color="2E6DA4"/>
+              <w:top w:val="single" w:sz="4" w:space="0" w:color="2E6DA4"/>
               <w:left w:val="none" w:sz="0" w:space="0" w:color="000000"/>
               <w:right w:val="none" w:sz="0" w:space="0" w:color="000000"/>
             </w:tcBorders>
@@ -7834,25 +6348,25 @@
               <w:spacing w:after="60" w:before="60" w:line="240"/>
               <w:ind w:left="80" w:right="80" w:firstLine="0" w:firstLineChars="0"/>
               <w:rPr>
-                <w:rFonts w:ascii="Times New Roman" w:hAnsi="Times New Roman" w:eastAsia="Times New Roman" w:cs="Times New Roman"/>
-                <w:i w:val="false"/>
-                <w:b w:val="false"/>
-                <w:u w:val="none"/>
-                <w:strike w:val="false"/>
-                <w:sz w:val="20"/>
-                <w:szCs w:val="20"/>
-                <w:color w:val="000000"/>
-              </w:rPr>
-            </w:pPr>
-            <w:r>
-              <w:rPr>
-                <w:rFonts w:ascii="Times New Roman" w:hAnsi="Times New Roman" w:eastAsia="Times New Roman" w:cs="Times New Roman"/>
-                <w:i w:val="false"/>
-                <w:b w:val="false"/>
-                <w:u w:val="none"/>
-                <w:strike w:val="false"/>
-                <w:sz w:val="20"/>
-                <w:szCs w:val="20"/>
+                <w:rFonts w:ascii="Calibri" w:hAnsi="Calibri" w:eastAsia="Calibri" w:cs="Calibri"/>
+                <w:i w:val="false"/>
+                <w:b w:val="false"/>
+                <w:u w:val="none"/>
+                <w:strike w:val="false"/>
+                <w:sz w:val="19"/>
+                <w:szCs w:val="19"/>
+                <w:color w:val="000000"/>
+              </w:rPr>
+            </w:pPr>
+            <w:r>
+              <w:rPr>
+                <w:rFonts w:ascii="Calibri" w:hAnsi="Calibri" w:eastAsia="Calibri" w:cs="Calibri"/>
+                <w:i w:val="false"/>
+                <w:b w:val="false"/>
+                <w:u w:val="none"/>
+                <w:strike w:val="false"/>
+                <w:sz w:val="19"/>
+                <w:szCs w:val="19"/>
                 <w:color w:val="000000"/>
               </w:rPr>
               <w:t xml:space="preserve">0.0</w:t>
@@ -7862,8 +6376,8 @@
         <w:tc>
           <w:tcPr>
             <w:tcBorders>
-              <w:bottom w:val="single" w:sz="2" w:space="0" w:color="DDDDDD"/>
-              <w:top w:val="single" w:sz="2" w:space="0" w:color="DDDDDD"/>
+              <w:bottom w:val="single" w:sz="4" w:space="0" w:color="2E6DA4"/>
+              <w:top w:val="single" w:sz="4" w:space="0" w:color="2E6DA4"/>
               <w:left w:val="none" w:sz="0" w:space="0" w:color="000000"/>
               <w:right w:val="none" w:sz="0" w:space="0" w:color="000000"/>
             </w:tcBorders>
@@ -7889,25 +6403,25 @@
               <w:spacing w:after="60" w:before="60" w:line="240"/>
               <w:ind w:left="80" w:right="80" w:firstLine="0" w:firstLineChars="0"/>
               <w:rPr>
-                <w:rFonts w:ascii="Times New Roman" w:hAnsi="Times New Roman" w:eastAsia="Times New Roman" w:cs="Times New Roman"/>
-                <w:i w:val="false"/>
-                <w:b w:val="false"/>
-                <w:u w:val="none"/>
-                <w:strike w:val="false"/>
-                <w:sz w:val="20"/>
-                <w:szCs w:val="20"/>
-                <w:color w:val="000000"/>
-              </w:rPr>
-            </w:pPr>
-            <w:r>
-              <w:rPr>
-                <w:rFonts w:ascii="Times New Roman" w:hAnsi="Times New Roman" w:eastAsia="Times New Roman" w:cs="Times New Roman"/>
-                <w:i w:val="false"/>
-                <w:b w:val="false"/>
-                <w:u w:val="none"/>
-                <w:strike w:val="false"/>
-                <w:sz w:val="20"/>
-                <w:szCs w:val="20"/>
+                <w:rFonts w:ascii="Calibri" w:hAnsi="Calibri" w:eastAsia="Calibri" w:cs="Calibri"/>
+                <w:i w:val="false"/>
+                <w:b w:val="false"/>
+                <w:u w:val="none"/>
+                <w:strike w:val="false"/>
+                <w:sz w:val="19"/>
+                <w:szCs w:val="19"/>
+                <w:color w:val="000000"/>
+              </w:rPr>
+            </w:pPr>
+            <w:r>
+              <w:rPr>
+                <w:rFonts w:ascii="Calibri" w:hAnsi="Calibri" w:eastAsia="Calibri" w:cs="Calibri"/>
+                <w:i w:val="false"/>
+                <w:b w:val="false"/>
+                <w:u w:val="none"/>
+                <w:strike w:val="false"/>
+                <w:sz w:val="19"/>
+                <w:szCs w:val="19"/>
                 <w:color w:val="000000"/>
               </w:rPr>
               <w:t xml:space="preserve">0</w:t>
@@ -7917,8 +6431,8 @@
         <w:tc>
           <w:tcPr>
             <w:tcBorders>
-              <w:bottom w:val="single" w:sz="2" w:space="0" w:color="DDDDDD"/>
-              <w:top w:val="single" w:sz="2" w:space="0" w:color="DDDDDD"/>
+              <w:bottom w:val="single" w:sz="4" w:space="0" w:color="2E6DA4"/>
+              <w:top w:val="single" w:sz="4" w:space="0" w:color="2E6DA4"/>
               <w:left w:val="none" w:sz="0" w:space="0" w:color="000000"/>
               <w:right w:val="none" w:sz="0" w:space="0" w:color="000000"/>
             </w:tcBorders>
@@ -7944,38 +6458,38 @@
               <w:spacing w:after="60" w:before="60" w:line="240"/>
               <w:ind w:left="80" w:right="80" w:firstLine="0" w:firstLineChars="0"/>
               <w:rPr>
-                <w:rFonts w:ascii="Times New Roman" w:hAnsi="Times New Roman" w:eastAsia="Times New Roman" w:cs="Times New Roman"/>
-                <w:i w:val="false"/>
-                <w:b w:val="false"/>
-                <w:u w:val="none"/>
-                <w:strike w:val="false"/>
-                <w:sz w:val="20"/>
-                <w:szCs w:val="20"/>
-                <w:color w:val="000000"/>
-              </w:rPr>
-            </w:pPr>
-            <w:r>
-              <w:rPr>
-                <w:rFonts w:ascii="Times New Roman" w:hAnsi="Times New Roman" w:eastAsia="Times New Roman" w:cs="Times New Roman"/>
-                <w:i w:val="false"/>
-                <w:b w:val="false"/>
-                <w:u w:val="none"/>
-                <w:strike w:val="false"/>
-                <w:sz w:val="20"/>
-                <w:szCs w:val="20"/>
-                <w:color w:val="000000"/>
-              </w:rPr>
-              <w:t xml:space="preserve">0.0</w:t>
-            </w:r>
-          </w:p>
-        </w:tc>
-        <w:tc>
-          <w:tcPr>
-            <w:tcBorders>
-              <w:bottom w:val="single" w:sz="2" w:space="0" w:color="DDDDDD"/>
-              <w:top w:val="single" w:sz="2" w:space="0" w:color="DDDDDD"/>
-              <w:left w:val="none" w:sz="0" w:space="0" w:color="000000"/>
-              <w:right w:val="none" w:sz="0" w:space="0" w:color="000000"/>
+                <w:rFonts w:ascii="Calibri" w:hAnsi="Calibri" w:eastAsia="Calibri" w:cs="Calibri"/>
+                <w:i w:val="false"/>
+                <w:b w:val="false"/>
+                <w:u w:val="none"/>
+                <w:strike w:val="false"/>
+                <w:sz w:val="19"/>
+                <w:szCs w:val="19"/>
+                <w:color w:val="000000"/>
+              </w:rPr>
+            </w:pPr>
+            <w:r>
+              <w:rPr>
+                <w:rFonts w:ascii="Calibri" w:hAnsi="Calibri" w:eastAsia="Calibri" w:cs="Calibri"/>
+                <w:i w:val="false"/>
+                <w:b w:val="false"/>
+                <w:u w:val="none"/>
+                <w:strike w:val="false"/>
+                <w:sz w:val="19"/>
+                <w:szCs w:val="19"/>
+                <w:color w:val="000000"/>
+              </w:rPr>
+              <w:t xml:space="preserve">0</w:t>
+            </w:r>
+          </w:p>
+        </w:tc>
+        <w:tc>
+          <w:tcPr>
+            <w:tcBorders>
+              <w:bottom w:val="single" w:sz="4" w:space="0" w:color="2E6DA4"/>
+              <w:top w:val="single" w:sz="4" w:space="0" w:color="2E6DA4"/>
+              <w:left w:val="none" w:sz="0" w:space="0" w:color="000000"/>
+              <w:right w:val="single" w:sz="12" w:space="0" w:color="1A3A5C"/>
             </w:tcBorders>
             <w:shd w:val="clear" w:color="auto" w:fill="FFFFFF"/>
             <w:tcMar>
@@ -7999,135 +6513,25 @@
               <w:spacing w:after="60" w:before="60" w:line="240"/>
               <w:ind w:left="80" w:right="80" w:firstLine="0" w:firstLineChars="0"/>
               <w:rPr>
-                <w:rFonts w:ascii="Times New Roman" w:hAnsi="Times New Roman" w:eastAsia="Times New Roman" w:cs="Times New Roman"/>
-                <w:i w:val="false"/>
-                <w:b w:val="false"/>
-                <w:u w:val="none"/>
-                <w:strike w:val="false"/>
-                <w:sz w:val="20"/>
-                <w:szCs w:val="20"/>
-                <w:color w:val="000000"/>
-              </w:rPr>
-            </w:pPr>
-            <w:r>
-              <w:rPr>
-                <w:rFonts w:ascii="Times New Roman" w:hAnsi="Times New Roman" w:eastAsia="Times New Roman" w:cs="Times New Roman"/>
-                <w:i w:val="false"/>
-                <w:b w:val="false"/>
-                <w:u w:val="none"/>
-                <w:strike w:val="false"/>
-                <w:sz w:val="20"/>
-                <w:szCs w:val="20"/>
-                <w:color w:val="000000"/>
-              </w:rPr>
-              <w:t xml:space="preserve">0</w:t>
-            </w:r>
-          </w:p>
-        </w:tc>
-        <w:tc>
-          <w:tcPr>
-            <w:tcBorders>
-              <w:bottom w:val="single" w:sz="2" w:space="0" w:color="DDDDDD"/>
-              <w:top w:val="single" w:sz="2" w:space="0" w:color="DDDDDD"/>
-              <w:left w:val="none" w:sz="0" w:space="0" w:color="000000"/>
-              <w:right w:val="none" w:sz="0" w:space="0" w:color="000000"/>
-            </w:tcBorders>
-            <w:shd w:val="clear" w:color="auto" w:fill="FFFFFF"/>
-            <w:tcMar>
-              <w:top w:w="0" w:type="dxa"/>
-              <w:bottom w:w="0" w:type="dxa"/>
-              <w:left w:w="0" w:type="dxa"/>
-              <w:right w:w="0" w:type="dxa"/>
-            </w:tcMar>
-            <w:vAlign w:val="center"/>
-          </w:tcPr>
-          <w:p>
-            <w:pPr>
-              <w:pStyle w:val="Normal"/>
-              <w:jc w:val="center"/>
-              <w:pBdr>
-                <w:bottom w:val="none" w:sz="0" w:space="0" w:color="000000"/>
-                <w:top w:val="none" w:sz="0" w:space="0" w:color="000000"/>
-                <w:left w:val="none" w:sz="0" w:space="0" w:color="000000"/>
-                <w:right w:val="none" w:sz="0" w:space="0" w:color="000000"/>
-              </w:pBdr>
-              <w:spacing w:after="60" w:before="60" w:line="240"/>
-              <w:ind w:left="80" w:right="80" w:firstLine="0" w:firstLineChars="0"/>
-              <w:rPr>
-                <w:rFonts w:ascii="Times New Roman" w:hAnsi="Times New Roman" w:eastAsia="Times New Roman" w:cs="Times New Roman"/>
-                <w:i w:val="false"/>
-                <w:b w:val="false"/>
-                <w:u w:val="none"/>
-                <w:strike w:val="false"/>
-                <w:sz w:val="20"/>
-                <w:szCs w:val="20"/>
-                <w:color w:val="000000"/>
-              </w:rPr>
-            </w:pPr>
-            <w:r>
-              <w:rPr>
-                <w:rFonts w:ascii="Times New Roman" w:hAnsi="Times New Roman" w:eastAsia="Times New Roman" w:cs="Times New Roman"/>
-                <w:i w:val="false"/>
-                <w:b w:val="false"/>
-                <w:u w:val="none"/>
-                <w:strike w:val="false"/>
-                <w:sz w:val="20"/>
-                <w:szCs w:val="20"/>
-                <w:color w:val="000000"/>
-              </w:rPr>
-              <w:t xml:space="preserve">0</w:t>
-            </w:r>
-          </w:p>
-        </w:tc>
-        <w:tc>
-          <w:tcPr>
-            <w:tcBorders>
-              <w:bottom w:val="single" w:sz="2" w:space="0" w:color="DDDDDD"/>
-              <w:top w:val="single" w:sz="2" w:space="0" w:color="DDDDDD"/>
-              <w:left w:val="none" w:sz="0" w:space="0" w:color="000000"/>
-              <w:right w:val="none" w:sz="0" w:space="0" w:color="000000"/>
-            </w:tcBorders>
-            <w:shd w:val="clear" w:color="auto" w:fill="FFFFFF"/>
-            <w:tcMar>
-              <w:top w:w="0" w:type="dxa"/>
-              <w:bottom w:w="0" w:type="dxa"/>
-              <w:left w:w="0" w:type="dxa"/>
-              <w:right w:w="0" w:type="dxa"/>
-            </w:tcMar>
-            <w:vAlign w:val="center"/>
-          </w:tcPr>
-          <w:p>
-            <w:pPr>
-              <w:pStyle w:val="Normal"/>
-              <w:jc w:val="center"/>
-              <w:pBdr>
-                <w:bottom w:val="none" w:sz="0" w:space="0" w:color="000000"/>
-                <w:top w:val="none" w:sz="0" w:space="0" w:color="000000"/>
-                <w:left w:val="none" w:sz="0" w:space="0" w:color="000000"/>
-                <w:right w:val="none" w:sz="0" w:space="0" w:color="000000"/>
-              </w:pBdr>
-              <w:spacing w:after="60" w:before="60" w:line="240"/>
-              <w:ind w:left="80" w:right="80" w:firstLine="0" w:firstLineChars="0"/>
-              <w:rPr>
-                <w:rFonts w:ascii="Times New Roman" w:hAnsi="Times New Roman" w:eastAsia="Times New Roman" w:cs="Times New Roman"/>
-                <w:i w:val="false"/>
-                <w:b w:val="false"/>
-                <w:u w:val="none"/>
-                <w:strike w:val="false"/>
-                <w:sz w:val="20"/>
-                <w:szCs w:val="20"/>
-                <w:color w:val="000000"/>
-              </w:rPr>
-            </w:pPr>
-            <w:r>
-              <w:rPr>
-                <w:rFonts w:ascii="Times New Roman" w:hAnsi="Times New Roman" w:eastAsia="Times New Roman" w:cs="Times New Roman"/>
-                <w:i w:val="false"/>
-                <w:b w:val="false"/>
-                <w:u w:val="none"/>
-                <w:strike w:val="false"/>
-                <w:sz w:val="20"/>
-                <w:szCs w:val="20"/>
+                <w:rFonts w:ascii="Calibri" w:hAnsi="Calibri" w:eastAsia="Calibri" w:cs="Calibri"/>
+                <w:i w:val="false"/>
+                <w:b w:val="false"/>
+                <w:u w:val="none"/>
+                <w:strike w:val="false"/>
+                <w:sz w:val="19"/>
+                <w:szCs w:val="19"/>
+                <w:color w:val="000000"/>
+              </w:rPr>
+            </w:pPr>
+            <w:r>
+              <w:rPr>
+                <w:rFonts w:ascii="Calibri" w:hAnsi="Calibri" w:eastAsia="Calibri" w:cs="Calibri"/>
+                <w:i w:val="false"/>
+                <w:b w:val="false"/>
+                <w:u w:val="none"/>
+                <w:strike w:val="false"/>
+                <w:sz w:val="19"/>
+                <w:szCs w:val="19"/>
                 <w:color w:val="000000"/>
               </w:rPr>
               <w:t xml:space="preserve">0</w:t>
@@ -8142,9 +6546,9 @@
         <w:tc>
           <w:tcPr>
             <w:tcBorders>
-              <w:bottom w:val="single" w:sz="2" w:space="0" w:color="DDDDDD"/>
-              <w:top w:val="single" w:sz="2" w:space="0" w:color="DDDDDD"/>
-              <w:left w:val="none" w:sz="0" w:space="0" w:color="000000"/>
+              <w:bottom w:val="single" w:sz="4" w:space="0" w:color="2E6DA4"/>
+              <w:top w:val="single" w:sz="4" w:space="0" w:color="2E6DA4"/>
+              <w:left w:val="single" w:sz="12" w:space="0" w:color="1A3A5C"/>
               <w:right w:val="none" w:sz="0" w:space="0" w:color="000000"/>
             </w:tcBorders>
             <w:shd w:val="clear" w:color="auto" w:fill="F9F9F9"/>
@@ -8169,25 +6573,25 @@
               <w:spacing w:after="60" w:before="60" w:line="240"/>
               <w:ind w:left="80" w:right="80" w:firstLine="0" w:firstLineChars="0"/>
               <w:rPr>
-                <w:rFonts w:ascii="Times New Roman" w:hAnsi="Times New Roman" w:eastAsia="Times New Roman" w:cs="Times New Roman"/>
-                <w:i w:val="false"/>
-                <w:b w:val="false"/>
-                <w:u w:val="none"/>
-                <w:strike w:val="false"/>
-                <w:sz w:val="20"/>
-                <w:szCs w:val="20"/>
-                <w:color w:val="000000"/>
-              </w:rPr>
-            </w:pPr>
-            <w:r>
-              <w:rPr>
-                <w:rFonts w:ascii="Times New Roman" w:hAnsi="Times New Roman" w:eastAsia="Times New Roman" w:cs="Times New Roman"/>
-                <w:i w:val="false"/>
-                <w:b w:val="false"/>
-                <w:u w:val="none"/>
-                <w:strike w:val="false"/>
-                <w:sz w:val="20"/>
-                <w:szCs w:val="20"/>
+                <w:rFonts w:ascii="Calibri" w:hAnsi="Calibri" w:eastAsia="Calibri" w:cs="Calibri"/>
+                <w:i w:val="false"/>
+                <w:b w:val="false"/>
+                <w:u w:val="none"/>
+                <w:strike w:val="false"/>
+                <w:sz w:val="19"/>
+                <w:szCs w:val="19"/>
+                <w:color w:val="000000"/>
+              </w:rPr>
+            </w:pPr>
+            <w:r>
+              <w:rPr>
+                <w:rFonts w:ascii="Calibri" w:hAnsi="Calibri" w:eastAsia="Calibri" w:cs="Calibri"/>
+                <w:i w:val="false"/>
+                <w:b w:val="false"/>
+                <w:u w:val="none"/>
+                <w:strike w:val="false"/>
+                <w:sz w:val="19"/>
+                <w:szCs w:val="19"/>
                 <w:color w:val="000000"/>
               </w:rPr>
               <w:t xml:space="preserve">Chronic disease</w:t>
@@ -8197,8 +6601,8 @@
         <w:tc>
           <w:tcPr>
             <w:tcBorders>
-              <w:bottom w:val="single" w:sz="2" w:space="0" w:color="DDDDDD"/>
-              <w:top w:val="single" w:sz="2" w:space="0" w:color="DDDDDD"/>
+              <w:bottom w:val="single" w:sz="4" w:space="0" w:color="2E6DA4"/>
+              <w:top w:val="single" w:sz="4" w:space="0" w:color="2E6DA4"/>
               <w:left w:val="none" w:sz="0" w:space="0" w:color="000000"/>
               <w:right w:val="none" w:sz="0" w:space="0" w:color="000000"/>
             </w:tcBorders>
@@ -8224,25 +6628,25 @@
               <w:spacing w:after="60" w:before="60" w:line="240"/>
               <w:ind w:left="80" w:right="80" w:firstLine="0" w:firstLineChars="0"/>
               <w:rPr>
-                <w:rFonts w:ascii="Times New Roman" w:hAnsi="Times New Roman" w:eastAsia="Times New Roman" w:cs="Times New Roman"/>
-                <w:i w:val="false"/>
-                <w:b w:val="false"/>
-                <w:u w:val="none"/>
-                <w:strike w:val="false"/>
-                <w:sz w:val="20"/>
-                <w:szCs w:val="20"/>
-                <w:color w:val="000000"/>
-              </w:rPr>
-            </w:pPr>
-            <w:r>
-              <w:rPr>
-                <w:rFonts w:ascii="Times New Roman" w:hAnsi="Times New Roman" w:eastAsia="Times New Roman" w:cs="Times New Roman"/>
-                <w:i w:val="false"/>
-                <w:b w:val="false"/>
-                <w:u w:val="none"/>
-                <w:strike w:val="false"/>
-                <w:sz w:val="20"/>
-                <w:szCs w:val="20"/>
+                <w:rFonts w:ascii="Calibri" w:hAnsi="Calibri" w:eastAsia="Calibri" w:cs="Calibri"/>
+                <w:i w:val="false"/>
+                <w:b w:val="false"/>
+                <w:u w:val="none"/>
+                <w:strike w:val="false"/>
+                <w:sz w:val="19"/>
+                <w:szCs w:val="19"/>
+                <w:color w:val="000000"/>
+              </w:rPr>
+            </w:pPr>
+            <w:r>
+              <w:rPr>
+                <w:rFonts w:ascii="Calibri" w:hAnsi="Calibri" w:eastAsia="Calibri" w:cs="Calibri"/>
+                <w:i w:val="false"/>
+                <w:b w:val="false"/>
+                <w:u w:val="none"/>
+                <w:strike w:val="false"/>
+                <w:sz w:val="19"/>
+                <w:szCs w:val="19"/>
                 <w:color w:val="000000"/>
               </w:rPr>
               <w:t xml:space="preserve">397</w:t>
@@ -8252,8 +6656,8 @@
         <w:tc>
           <w:tcPr>
             <w:tcBorders>
-              <w:bottom w:val="single" w:sz="2" w:space="0" w:color="DDDDDD"/>
-              <w:top w:val="single" w:sz="2" w:space="0" w:color="DDDDDD"/>
+              <w:bottom w:val="single" w:sz="4" w:space="0" w:color="2E6DA4"/>
+              <w:top w:val="single" w:sz="4" w:space="0" w:color="2E6DA4"/>
               <w:left w:val="none" w:sz="0" w:space="0" w:color="000000"/>
               <w:right w:val="none" w:sz="0" w:space="0" w:color="000000"/>
             </w:tcBorders>
@@ -8279,25 +6683,25 @@
               <w:spacing w:after="60" w:before="60" w:line="240"/>
               <w:ind w:left="80" w:right="80" w:firstLine="0" w:firstLineChars="0"/>
               <w:rPr>
-                <w:rFonts w:ascii="Times New Roman" w:hAnsi="Times New Roman" w:eastAsia="Times New Roman" w:cs="Times New Roman"/>
-                <w:i w:val="false"/>
-                <w:b w:val="false"/>
-                <w:u w:val="none"/>
-                <w:strike w:val="false"/>
-                <w:sz w:val="20"/>
-                <w:szCs w:val="20"/>
-                <w:color w:val="000000"/>
-              </w:rPr>
-            </w:pPr>
-            <w:r>
-              <w:rPr>
-                <w:rFonts w:ascii="Times New Roman" w:hAnsi="Times New Roman" w:eastAsia="Times New Roman" w:cs="Times New Roman"/>
-                <w:i w:val="false"/>
-                <w:b w:val="false"/>
-                <w:u w:val="none"/>
-                <w:strike w:val="false"/>
-                <w:sz w:val="20"/>
-                <w:szCs w:val="20"/>
+                <w:rFonts w:ascii="Calibri" w:hAnsi="Calibri" w:eastAsia="Calibri" w:cs="Calibri"/>
+                <w:i w:val="false"/>
+                <w:b w:val="false"/>
+                <w:u w:val="none"/>
+                <w:strike w:val="false"/>
+                <w:sz w:val="19"/>
+                <w:szCs w:val="19"/>
+                <w:color w:val="000000"/>
+              </w:rPr>
+            </w:pPr>
+            <w:r>
+              <w:rPr>
+                <w:rFonts w:ascii="Calibri" w:hAnsi="Calibri" w:eastAsia="Calibri" w:cs="Calibri"/>
+                <w:i w:val="false"/>
+                <w:b w:val="false"/>
+                <w:u w:val="none"/>
+                <w:strike w:val="false"/>
+                <w:sz w:val="19"/>
+                <w:szCs w:val="19"/>
                 <w:color w:val="000000"/>
               </w:rPr>
               <w:t xml:space="preserve">100.0</w:t>
@@ -8307,8 +6711,8 @@
         <w:tc>
           <w:tcPr>
             <w:tcBorders>
-              <w:bottom w:val="single" w:sz="2" w:space="0" w:color="DDDDDD"/>
-              <w:top w:val="single" w:sz="2" w:space="0" w:color="DDDDDD"/>
+              <w:bottom w:val="single" w:sz="4" w:space="0" w:color="2E6DA4"/>
+              <w:top w:val="single" w:sz="4" w:space="0" w:color="2E6DA4"/>
               <w:left w:val="none" w:sz="0" w:space="0" w:color="000000"/>
               <w:right w:val="none" w:sz="0" w:space="0" w:color="000000"/>
             </w:tcBorders>
@@ -8334,25 +6738,25 @@
               <w:spacing w:after="60" w:before="60" w:line="240"/>
               <w:ind w:left="80" w:right="80" w:firstLine="0" w:firstLineChars="0"/>
               <w:rPr>
-                <w:rFonts w:ascii="Times New Roman" w:hAnsi="Times New Roman" w:eastAsia="Times New Roman" w:cs="Times New Roman"/>
-                <w:i w:val="false"/>
-                <w:b w:val="false"/>
-                <w:u w:val="none"/>
-                <w:strike w:val="false"/>
-                <w:sz w:val="20"/>
-                <w:szCs w:val="20"/>
-                <w:color w:val="000000"/>
-              </w:rPr>
-            </w:pPr>
-            <w:r>
-              <w:rPr>
-                <w:rFonts w:ascii="Times New Roman" w:hAnsi="Times New Roman" w:eastAsia="Times New Roman" w:cs="Times New Roman"/>
-                <w:i w:val="false"/>
-                <w:b w:val="false"/>
-                <w:u w:val="none"/>
-                <w:strike w:val="false"/>
-                <w:sz w:val="20"/>
-                <w:szCs w:val="20"/>
+                <w:rFonts w:ascii="Calibri" w:hAnsi="Calibri" w:eastAsia="Calibri" w:cs="Calibri"/>
+                <w:i w:val="false"/>
+                <w:b w:val="false"/>
+                <w:u w:val="none"/>
+                <w:strike w:val="false"/>
+                <w:sz w:val="19"/>
+                <w:szCs w:val="19"/>
+                <w:color w:val="000000"/>
+              </w:rPr>
+            </w:pPr>
+            <w:r>
+              <w:rPr>
+                <w:rFonts w:ascii="Calibri" w:hAnsi="Calibri" w:eastAsia="Calibri" w:cs="Calibri"/>
+                <w:i w:val="false"/>
+                <w:b w:val="false"/>
+                <w:u w:val="none"/>
+                <w:strike w:val="false"/>
+                <w:sz w:val="19"/>
+                <w:szCs w:val="19"/>
                 <w:color w:val="000000"/>
               </w:rPr>
               <w:t xml:space="preserve">0</w:t>
@@ -8362,8 +6766,8 @@
         <w:tc>
           <w:tcPr>
             <w:tcBorders>
-              <w:bottom w:val="single" w:sz="2" w:space="0" w:color="DDDDDD"/>
-              <w:top w:val="single" w:sz="2" w:space="0" w:color="DDDDDD"/>
+              <w:bottom w:val="single" w:sz="4" w:space="0" w:color="2E6DA4"/>
+              <w:top w:val="single" w:sz="4" w:space="0" w:color="2E6DA4"/>
               <w:left w:val="none" w:sz="0" w:space="0" w:color="000000"/>
               <w:right w:val="none" w:sz="0" w:space="0" w:color="000000"/>
             </w:tcBorders>
@@ -8389,25 +6793,25 @@
               <w:spacing w:after="60" w:before="60" w:line="240"/>
               <w:ind w:left="80" w:right="80" w:firstLine="0" w:firstLineChars="0"/>
               <w:rPr>
-                <w:rFonts w:ascii="Times New Roman" w:hAnsi="Times New Roman" w:eastAsia="Times New Roman" w:cs="Times New Roman"/>
-                <w:i w:val="false"/>
-                <w:b w:val="false"/>
-                <w:u w:val="none"/>
-                <w:strike w:val="false"/>
-                <w:sz w:val="20"/>
-                <w:szCs w:val="20"/>
-                <w:color w:val="000000"/>
-              </w:rPr>
-            </w:pPr>
-            <w:r>
-              <w:rPr>
-                <w:rFonts w:ascii="Times New Roman" w:hAnsi="Times New Roman" w:eastAsia="Times New Roman" w:cs="Times New Roman"/>
-                <w:i w:val="false"/>
-                <w:b w:val="false"/>
-                <w:u w:val="none"/>
-                <w:strike w:val="false"/>
-                <w:sz w:val="20"/>
-                <w:szCs w:val="20"/>
+                <w:rFonts w:ascii="Calibri" w:hAnsi="Calibri" w:eastAsia="Calibri" w:cs="Calibri"/>
+                <w:i w:val="false"/>
+                <w:b w:val="false"/>
+                <w:u w:val="none"/>
+                <w:strike w:val="false"/>
+                <w:sz w:val="19"/>
+                <w:szCs w:val="19"/>
+                <w:color w:val="000000"/>
+              </w:rPr>
+            </w:pPr>
+            <w:r>
+              <w:rPr>
+                <w:rFonts w:ascii="Calibri" w:hAnsi="Calibri" w:eastAsia="Calibri" w:cs="Calibri"/>
+                <w:i w:val="false"/>
+                <w:b w:val="false"/>
+                <w:u w:val="none"/>
+                <w:strike w:val="false"/>
+                <w:sz w:val="19"/>
+                <w:szCs w:val="19"/>
                 <w:color w:val="000000"/>
               </w:rPr>
               <w:t xml:space="preserve">0.0</w:t>
@@ -8417,8 +6821,8 @@
         <w:tc>
           <w:tcPr>
             <w:tcBorders>
-              <w:bottom w:val="single" w:sz="2" w:space="0" w:color="DDDDDD"/>
-              <w:top w:val="single" w:sz="2" w:space="0" w:color="DDDDDD"/>
+              <w:bottom w:val="single" w:sz="4" w:space="0" w:color="2E6DA4"/>
+              <w:top w:val="single" w:sz="4" w:space="0" w:color="2E6DA4"/>
               <w:left w:val="none" w:sz="0" w:space="0" w:color="000000"/>
               <w:right w:val="none" w:sz="0" w:space="0" w:color="000000"/>
             </w:tcBorders>
@@ -8444,25 +6848,25 @@
               <w:spacing w:after="60" w:before="60" w:line="240"/>
               <w:ind w:left="80" w:right="80" w:firstLine="0" w:firstLineChars="0"/>
               <w:rPr>
-                <w:rFonts w:ascii="Times New Roman" w:hAnsi="Times New Roman" w:eastAsia="Times New Roman" w:cs="Times New Roman"/>
-                <w:i w:val="false"/>
-                <w:b w:val="false"/>
-                <w:u w:val="none"/>
-                <w:strike w:val="false"/>
-                <w:sz w:val="20"/>
-                <w:szCs w:val="20"/>
-                <w:color w:val="000000"/>
-              </w:rPr>
-            </w:pPr>
-            <w:r>
-              <w:rPr>
-                <w:rFonts w:ascii="Times New Roman" w:hAnsi="Times New Roman" w:eastAsia="Times New Roman" w:cs="Times New Roman"/>
-                <w:i w:val="false"/>
-                <w:b w:val="false"/>
-                <w:u w:val="none"/>
-                <w:strike w:val="false"/>
-                <w:sz w:val="20"/>
-                <w:szCs w:val="20"/>
+                <w:rFonts w:ascii="Calibri" w:hAnsi="Calibri" w:eastAsia="Calibri" w:cs="Calibri"/>
+                <w:i w:val="false"/>
+                <w:b w:val="false"/>
+                <w:u w:val="none"/>
+                <w:strike w:val="false"/>
+                <w:sz w:val="19"/>
+                <w:szCs w:val="19"/>
+                <w:color w:val="000000"/>
+              </w:rPr>
+            </w:pPr>
+            <w:r>
+              <w:rPr>
+                <w:rFonts w:ascii="Calibri" w:hAnsi="Calibri" w:eastAsia="Calibri" w:cs="Calibri"/>
+                <w:i w:val="false"/>
+                <w:b w:val="false"/>
+                <w:u w:val="none"/>
+                <w:strike w:val="false"/>
+                <w:sz w:val="19"/>
+                <w:szCs w:val="19"/>
                 <w:color w:val="000000"/>
               </w:rPr>
               <w:t xml:space="preserve">0</w:t>
@@ -8472,8 +6876,8 @@
         <w:tc>
           <w:tcPr>
             <w:tcBorders>
-              <w:bottom w:val="single" w:sz="2" w:space="0" w:color="DDDDDD"/>
-              <w:top w:val="single" w:sz="2" w:space="0" w:color="DDDDDD"/>
+              <w:bottom w:val="single" w:sz="4" w:space="0" w:color="2E6DA4"/>
+              <w:top w:val="single" w:sz="4" w:space="0" w:color="2E6DA4"/>
               <w:left w:val="none" w:sz="0" w:space="0" w:color="000000"/>
               <w:right w:val="none" w:sz="0" w:space="0" w:color="000000"/>
             </w:tcBorders>
@@ -8499,38 +6903,38 @@
               <w:spacing w:after="60" w:before="60" w:line="240"/>
               <w:ind w:left="80" w:right="80" w:firstLine="0" w:firstLineChars="0"/>
               <w:rPr>
-                <w:rFonts w:ascii="Times New Roman" w:hAnsi="Times New Roman" w:eastAsia="Times New Roman" w:cs="Times New Roman"/>
-                <w:i w:val="false"/>
-                <w:b w:val="false"/>
-                <w:u w:val="none"/>
-                <w:strike w:val="false"/>
-                <w:sz w:val="20"/>
-                <w:szCs w:val="20"/>
-                <w:color w:val="000000"/>
-              </w:rPr>
-            </w:pPr>
-            <w:r>
-              <w:rPr>
-                <w:rFonts w:ascii="Times New Roman" w:hAnsi="Times New Roman" w:eastAsia="Times New Roman" w:cs="Times New Roman"/>
-                <w:i w:val="false"/>
-                <w:b w:val="false"/>
-                <w:u w:val="none"/>
-                <w:strike w:val="false"/>
-                <w:sz w:val="20"/>
-                <w:szCs w:val="20"/>
-                <w:color w:val="000000"/>
-              </w:rPr>
-              <w:t xml:space="preserve">0.0</w:t>
-            </w:r>
-          </w:p>
-        </w:tc>
-        <w:tc>
-          <w:tcPr>
-            <w:tcBorders>
-              <w:bottom w:val="single" w:sz="2" w:space="0" w:color="DDDDDD"/>
-              <w:top w:val="single" w:sz="2" w:space="0" w:color="DDDDDD"/>
-              <w:left w:val="none" w:sz="0" w:space="0" w:color="000000"/>
-              <w:right w:val="none" w:sz="0" w:space="0" w:color="000000"/>
+                <w:rFonts w:ascii="Calibri" w:hAnsi="Calibri" w:eastAsia="Calibri" w:cs="Calibri"/>
+                <w:i w:val="false"/>
+                <w:b w:val="false"/>
+                <w:u w:val="none"/>
+                <w:strike w:val="false"/>
+                <w:sz w:val="19"/>
+                <w:szCs w:val="19"/>
+                <w:color w:val="000000"/>
+              </w:rPr>
+            </w:pPr>
+            <w:r>
+              <w:rPr>
+                <w:rFonts w:ascii="Calibri" w:hAnsi="Calibri" w:eastAsia="Calibri" w:cs="Calibri"/>
+                <w:i w:val="false"/>
+                <w:b w:val="false"/>
+                <w:u w:val="none"/>
+                <w:strike w:val="false"/>
+                <w:sz w:val="19"/>
+                <w:szCs w:val="19"/>
+                <w:color w:val="000000"/>
+              </w:rPr>
+              <w:t xml:space="preserve">0</w:t>
+            </w:r>
+          </w:p>
+        </w:tc>
+        <w:tc>
+          <w:tcPr>
+            <w:tcBorders>
+              <w:bottom w:val="single" w:sz="4" w:space="0" w:color="2E6DA4"/>
+              <w:top w:val="single" w:sz="4" w:space="0" w:color="2E6DA4"/>
+              <w:left w:val="none" w:sz="0" w:space="0" w:color="000000"/>
+              <w:right w:val="single" w:sz="12" w:space="0" w:color="1A3A5C"/>
             </w:tcBorders>
             <w:shd w:val="clear" w:color="auto" w:fill="F9F9F9"/>
             <w:tcMar>
@@ -8554,135 +6958,25 @@
               <w:spacing w:after="60" w:before="60" w:line="240"/>
               <w:ind w:left="80" w:right="80" w:firstLine="0" w:firstLineChars="0"/>
               <w:rPr>
-                <w:rFonts w:ascii="Times New Roman" w:hAnsi="Times New Roman" w:eastAsia="Times New Roman" w:cs="Times New Roman"/>
-                <w:i w:val="false"/>
-                <w:b w:val="false"/>
-                <w:u w:val="none"/>
-                <w:strike w:val="false"/>
-                <w:sz w:val="20"/>
-                <w:szCs w:val="20"/>
-                <w:color w:val="000000"/>
-              </w:rPr>
-            </w:pPr>
-            <w:r>
-              <w:rPr>
-                <w:rFonts w:ascii="Times New Roman" w:hAnsi="Times New Roman" w:eastAsia="Times New Roman" w:cs="Times New Roman"/>
-                <w:i w:val="false"/>
-                <w:b w:val="false"/>
-                <w:u w:val="none"/>
-                <w:strike w:val="false"/>
-                <w:sz w:val="20"/>
-                <w:szCs w:val="20"/>
-                <w:color w:val="000000"/>
-              </w:rPr>
-              <w:t xml:space="preserve">0</w:t>
-            </w:r>
-          </w:p>
-        </w:tc>
-        <w:tc>
-          <w:tcPr>
-            <w:tcBorders>
-              <w:bottom w:val="single" w:sz="2" w:space="0" w:color="DDDDDD"/>
-              <w:top w:val="single" w:sz="2" w:space="0" w:color="DDDDDD"/>
-              <w:left w:val="none" w:sz="0" w:space="0" w:color="000000"/>
-              <w:right w:val="none" w:sz="0" w:space="0" w:color="000000"/>
-            </w:tcBorders>
-            <w:shd w:val="clear" w:color="auto" w:fill="F9F9F9"/>
-            <w:tcMar>
-              <w:top w:w="0" w:type="dxa"/>
-              <w:bottom w:w="0" w:type="dxa"/>
-              <w:left w:w="0" w:type="dxa"/>
-              <w:right w:w="0" w:type="dxa"/>
-            </w:tcMar>
-            <w:vAlign w:val="center"/>
-          </w:tcPr>
-          <w:p>
-            <w:pPr>
-              <w:pStyle w:val="Normal"/>
-              <w:jc w:val="center"/>
-              <w:pBdr>
-                <w:bottom w:val="none" w:sz="0" w:space="0" w:color="000000"/>
-                <w:top w:val="none" w:sz="0" w:space="0" w:color="000000"/>
-                <w:left w:val="none" w:sz="0" w:space="0" w:color="000000"/>
-                <w:right w:val="none" w:sz="0" w:space="0" w:color="000000"/>
-              </w:pBdr>
-              <w:spacing w:after="60" w:before="60" w:line="240"/>
-              <w:ind w:left="80" w:right="80" w:firstLine="0" w:firstLineChars="0"/>
-              <w:rPr>
-                <w:rFonts w:ascii="Times New Roman" w:hAnsi="Times New Roman" w:eastAsia="Times New Roman" w:cs="Times New Roman"/>
-                <w:i w:val="false"/>
-                <w:b w:val="false"/>
-                <w:u w:val="none"/>
-                <w:strike w:val="false"/>
-                <w:sz w:val="20"/>
-                <w:szCs w:val="20"/>
-                <w:color w:val="000000"/>
-              </w:rPr>
-            </w:pPr>
-            <w:r>
-              <w:rPr>
-                <w:rFonts w:ascii="Times New Roman" w:hAnsi="Times New Roman" w:eastAsia="Times New Roman" w:cs="Times New Roman"/>
-                <w:i w:val="false"/>
-                <w:b w:val="false"/>
-                <w:u w:val="none"/>
-                <w:strike w:val="false"/>
-                <w:sz w:val="20"/>
-                <w:szCs w:val="20"/>
-                <w:color w:val="000000"/>
-              </w:rPr>
-              <w:t xml:space="preserve">0</w:t>
-            </w:r>
-          </w:p>
-        </w:tc>
-        <w:tc>
-          <w:tcPr>
-            <w:tcBorders>
-              <w:bottom w:val="single" w:sz="2" w:space="0" w:color="DDDDDD"/>
-              <w:top w:val="single" w:sz="2" w:space="0" w:color="DDDDDD"/>
-              <w:left w:val="none" w:sz="0" w:space="0" w:color="000000"/>
-              <w:right w:val="none" w:sz="0" w:space="0" w:color="000000"/>
-            </w:tcBorders>
-            <w:shd w:val="clear" w:color="auto" w:fill="F9F9F9"/>
-            <w:tcMar>
-              <w:top w:w="0" w:type="dxa"/>
-              <w:bottom w:w="0" w:type="dxa"/>
-              <w:left w:w="0" w:type="dxa"/>
-              <w:right w:w="0" w:type="dxa"/>
-            </w:tcMar>
-            <w:vAlign w:val="center"/>
-          </w:tcPr>
-          <w:p>
-            <w:pPr>
-              <w:pStyle w:val="Normal"/>
-              <w:jc w:val="center"/>
-              <w:pBdr>
-                <w:bottom w:val="none" w:sz="0" w:space="0" w:color="000000"/>
-                <w:top w:val="none" w:sz="0" w:space="0" w:color="000000"/>
-                <w:left w:val="none" w:sz="0" w:space="0" w:color="000000"/>
-                <w:right w:val="none" w:sz="0" w:space="0" w:color="000000"/>
-              </w:pBdr>
-              <w:spacing w:after="60" w:before="60" w:line="240"/>
-              <w:ind w:left="80" w:right="80" w:firstLine="0" w:firstLineChars="0"/>
-              <w:rPr>
-                <w:rFonts w:ascii="Times New Roman" w:hAnsi="Times New Roman" w:eastAsia="Times New Roman" w:cs="Times New Roman"/>
-                <w:i w:val="false"/>
-                <w:b w:val="false"/>
-                <w:u w:val="none"/>
-                <w:strike w:val="false"/>
-                <w:sz w:val="20"/>
-                <w:szCs w:val="20"/>
-                <w:color w:val="000000"/>
-              </w:rPr>
-            </w:pPr>
-            <w:r>
-              <w:rPr>
-                <w:rFonts w:ascii="Times New Roman" w:hAnsi="Times New Roman" w:eastAsia="Times New Roman" w:cs="Times New Roman"/>
-                <w:i w:val="false"/>
-                <w:b w:val="false"/>
-                <w:u w:val="none"/>
-                <w:strike w:val="false"/>
-                <w:sz w:val="20"/>
-                <w:szCs w:val="20"/>
+                <w:rFonts w:ascii="Calibri" w:hAnsi="Calibri" w:eastAsia="Calibri" w:cs="Calibri"/>
+                <w:i w:val="false"/>
+                <w:b w:val="false"/>
+                <w:u w:val="none"/>
+                <w:strike w:val="false"/>
+                <w:sz w:val="19"/>
+                <w:szCs w:val="19"/>
+                <w:color w:val="000000"/>
+              </w:rPr>
+            </w:pPr>
+            <w:r>
+              <w:rPr>
+                <w:rFonts w:ascii="Calibri" w:hAnsi="Calibri" w:eastAsia="Calibri" w:cs="Calibri"/>
+                <w:i w:val="false"/>
+                <w:b w:val="false"/>
+                <w:u w:val="none"/>
+                <w:strike w:val="false"/>
+                <w:sz w:val="19"/>
+                <w:szCs w:val="19"/>
                 <w:color w:val="000000"/>
               </w:rPr>
               <w:t xml:space="preserve">0</w:t>
@@ -8696,10 +6990,10 @@
         </w:trPr>
         <w:tc>
           <w:tcPr>
-            <w:gridSpan w:val="10"/>
+            <w:gridSpan w:val="8"/>
             <w:tcBorders>
               <w:bottom w:val="none" w:sz="0" w:space="0" w:color="FFFFFF"/>
-              <w:top w:val="single" w:sz="2" w:space="0" w:color="DDDDDD"/>
+              <w:top w:val="single" w:sz="4" w:space="0" w:color="2E6DA4"/>
               <w:left w:val="none" w:sz="0" w:space="0" w:color="FFFFFF"/>
               <w:right w:val="none" w:sz="0" w:space="0" w:color="FFFFFF"/>
             </w:tcBorders>
@@ -8725,7 +7019,7 @@
               <w:spacing w:after="60" w:before="60" w:line="240"/>
               <w:ind w:left="80" w:right="80" w:firstLine="0" w:firstLineChars="0"/>
               <w:rPr>
-                <w:rFonts w:ascii="Times New Roman" w:hAnsi="Times New Roman" w:eastAsia="Times New Roman" w:cs="Times New Roman"/>
+                <w:rFonts w:ascii="Calibri" w:hAnsi="Calibri" w:eastAsia="Calibri" w:cs="Calibri"/>
                 <w:i w:val="true"/>
                 <w:b w:val="false"/>
                 <w:u w:val="none"/>
@@ -8737,7 +7031,7 @@
             </w:pPr>
             <w:r>
               <w:rPr>
-                <w:rFonts w:ascii="Times New Roman" w:hAnsi="Times New Roman" w:eastAsia="Times New Roman" w:cs="Times New Roman"/>
+                <w:rFonts w:ascii="Calibri" w:hAnsi="Calibri" w:eastAsia="Calibri" w:cs="Calibri"/>
                 <w:i w:val="true"/>
                 <w:b w:val="false"/>
                 <w:u w:val="none"/>
@@ -8757,7 +7051,7 @@
         </w:trPr>
         <w:tc>
           <w:tcPr>
-            <w:gridSpan w:val="10"/>
+            <w:gridSpan w:val="8"/>
             <w:tcBorders>
               <w:bottom w:val="none" w:sz="0" w:space="0" w:color="FFFFFF"/>
               <w:top w:val="none" w:sz="0" w:space="0" w:color="FFFFFF"/>
@@ -8786,7 +7080,7 @@
               <w:spacing w:after="60" w:before="60" w:line="240"/>
               <w:ind w:left="80" w:right="80" w:firstLine="0" w:firstLineChars="0"/>
               <w:rPr>
-                <w:rFonts w:ascii="Times New Roman" w:hAnsi="Times New Roman" w:eastAsia="Times New Roman" w:cs="Times New Roman"/>
+                <w:rFonts w:ascii="Calibri" w:hAnsi="Calibri" w:eastAsia="Calibri" w:cs="Calibri"/>
                 <w:i w:val="true"/>
                 <w:b w:val="false"/>
                 <w:u w:val="none"/>
@@ -8798,7 +7092,7 @@
             </w:pPr>
             <w:r>
               <w:rPr>
-                <w:rFonts w:ascii="Times New Roman" w:hAnsi="Times New Roman" w:eastAsia="Times New Roman" w:cs="Times New Roman"/>
+                <w:rFonts w:ascii="Calibri" w:hAnsi="Calibri" w:eastAsia="Calibri" w:cs="Calibri"/>
                 <w:i w:val="true"/>
                 <w:b w:val="false"/>
                 <w:u w:val="none"/>
@@ -8807,7 +7101,7 @@
                 <w:szCs w:val="18"/>
                 <w:color w:val="555555"/>
               </w:rPr>
-              <w:t xml:space="preserve">Rows are sorted by number of true NAs (descending). True NA ≥ 10% highlighted in red; flagged values highlighted in yellow.</w:t>
+              <w:t xml:space="preserve">Rows sorted by number of true NAs (descending). True NA ≥ 10% highlighted.</w:t>
             </w:r>
           </w:p>
         </w:tc>
